--- a/docs/Life_Pilot_開發者技術文件.docx
+++ b/docs/Life_Pilot_開發者技術文件.docx
@@ -4,35 +4,48 @@
   <w:body>
     <w:p>
       <w:pPr>
-        <w:pStyle w:val="Title"/>
-        <w:jc w:val="left"/>
+        <w:jc w:val="center"/>
       </w:pPr>
       <w:r>
         <w:rPr>
-          <w:rFonts w:ascii="Aptos" w:hAnsi="Aptos" w:eastAsia="Microsoft JhengHei"/>
+          <w:b/>
+          <w:color w:val="17324D"/>
+          <w:sz w:val="56"/>
         </w:rPr>
         <w:t>Life Pilot 開發者技術文件</w:t>
       </w:r>
     </w:p>
     <w:p>
       <w:pPr>
-        <w:spacing w:after="280"/>
+        <w:jc w:val="center"/>
       </w:pPr>
       <w:r>
         <w:rPr>
-          <w:rFonts w:ascii="Aptos" w:hAnsi="Aptos" w:eastAsia="Microsoft JhengHei"/>
-          <w:color w:val="595959"/>
-          <w:sz w:val="20"/>
+          <w:color w:val="465564"/>
+          <w:sz w:val="26"/>
         </w:rPr>
-        <w:t>Life Pilot 專案文件</w:t>
+        <w:t>架構、資料流、權限、部署、維運與擴充規範</w:t>
+      </w:r>
+    </w:p>
+    <w:p>
+      <w:pPr>
+        <w:jc w:val="center"/>
+      </w:pPr>
+      <w:r>
+        <w:rPr>
+          <w:sz w:val="21"/>
+        </w:rPr>
+        <w:t>文件版本：2026-09-08</w:t>
+        <w:br/>
+        <w:t>適用：Web、Android、iOS（依實際發布版本）</w:t>
       </w:r>
     </w:p>
     <w:p>
       <w:r>
         <w:rPr>
-          <w:rFonts w:ascii="Aptos" w:hAnsi="Aptos" w:eastAsia="Microsoft JhengHei"/>
+          <w:sz w:val="21"/>
         </w:rPr>
-        <w:t>文件版本：2026-09-08</w:t>
+        <w:br w:type="page"/>
       </w:r>
     </w:p>
     <w:p>
@@ -41,61 +54,813 @@
       </w:pPr>
       <w:r>
         <w:rPr>
-          <w:rFonts w:ascii="Aptos" w:hAnsi="Aptos" w:eastAsia="Microsoft JhengHei"/>
+          <w:sz w:val="21"/>
         </w:rPr>
-        <w:t>1. 系統概觀</w:t>
+        <w:t>1. 系統定位與技術基線</w:t>
       </w:r>
     </w:p>
     <w:p>
       <w:r>
         <w:rPr>
-          <w:rFonts w:ascii="Aptos" w:hAnsi="Aptos" w:eastAsia="Microsoft JhengHei"/>
+          <w:sz w:val="21"/>
         </w:rPr>
-        <w:t>Life Pilot 採三層式混合架構：</w:t>
+        <w:t>Life Pilot 是 Flutter 多平台個人生活管理產品，前端同時存取 Supabase、FastAPI 與本機 Sembast／Web IndexedDB。架構的核心約束是：登入者資料隔離、雲端／本機單一主來源、版本化訂閱額度、可取消的非同步工作，以及大量推薦資料的分段載入。</w:t>
+      </w:r>
+    </w:p>
+    <w:tbl>
+      <w:tblPr>
+        <w:tblStyle w:val="TableGrid"/>
+        <w:tblW w:type="auto" w:w="0"/>
+        <w:jc w:val="center"/>
+        <w:tblLook w:firstColumn="1" w:firstRow="1" w:lastColumn="0" w:lastRow="0" w:noHBand="0" w:noVBand="1" w:val="04A0"/>
+      </w:tblPr>
+      <w:tblGrid>
+        <w:gridCol w:w="3324"/>
+        <w:gridCol w:w="3324"/>
+        <w:gridCol w:w="3324"/>
+      </w:tblGrid>
+      <w:tr>
+        <w:tc>
+          <w:tcPr>
+            <w:tcW w:type="dxa" w:w="3324"/>
+            <w:shd w:fill="DDEBF2"/>
+          </w:tcPr>
+          <w:p>
+            <w:r>
+              <w:rPr>
+                <w:b/>
+              </w:rPr>
+              <w:t>層</w:t>
+            </w:r>
+          </w:p>
+        </w:tc>
+        <w:tc>
+          <w:tcPr>
+            <w:tcW w:type="dxa" w:w="3324"/>
+            <w:shd w:fill="DDEBF2"/>
+          </w:tcPr>
+          <w:p>
+            <w:r>
+              <w:rPr>
+                <w:b/>
+              </w:rPr>
+              <w:t>技術</w:t>
+            </w:r>
+          </w:p>
+        </w:tc>
+        <w:tc>
+          <w:tcPr>
+            <w:tcW w:type="dxa" w:w="3324"/>
+            <w:shd w:fill="DDEBF2"/>
+          </w:tcPr>
+          <w:p>
+            <w:r>
+              <w:rPr>
+                <w:b/>
+              </w:rPr>
+              <w:t>責任</w:t>
+            </w:r>
+          </w:p>
+        </w:tc>
+      </w:tr>
+      <w:tr>
+        <w:tc>
+          <w:tcPr>
+            <w:tcW w:type="dxa" w:w="3324"/>
+            <w:vAlign w:val="top"/>
+          </w:tcPr>
+          <w:p>
+            <w:r>
+              <w:t>Client</w:t>
+            </w:r>
+          </w:p>
+        </w:tc>
+        <w:tc>
+          <w:tcPr>
+            <w:tcW w:type="dxa" w:w="3324"/>
+            <w:vAlign w:val="top"/>
+          </w:tcPr>
+          <w:p>
+            <w:r>
+              <w:t>Flutter / Provider</w:t>
+            </w:r>
+          </w:p>
+        </w:tc>
+        <w:tc>
+          <w:tcPr>
+            <w:tcW w:type="dxa" w:w="3324"/>
+            <w:vAlign w:val="top"/>
+          </w:tcPr>
+          <w:p>
+            <w:r>
+              <w:t>UI、狀態、表單、快取、平台功能</w:t>
+            </w:r>
+          </w:p>
+        </w:tc>
+      </w:tr>
+      <w:tr>
+        <w:tc>
+          <w:tcPr>
+            <w:tcW w:type="dxa" w:w="3324"/>
+            <w:vAlign w:val="top"/>
+          </w:tcPr>
+          <w:p>
+            <w:r>
+              <w:t>Cloud DB</w:t>
+            </w:r>
+          </w:p>
+        </w:tc>
+        <w:tc>
+          <w:tcPr>
+            <w:tcW w:type="dxa" w:w="3324"/>
+            <w:vAlign w:val="top"/>
+          </w:tcPr>
+          <w:p>
+            <w:r>
+              <w:t>Supabase Auth / PostgreSQL / RLS / RPC</w:t>
+            </w:r>
+          </w:p>
+        </w:tc>
+        <w:tc>
+          <w:tcPr>
+            <w:tcW w:type="dxa" w:w="3324"/>
+            <w:vAlign w:val="top"/>
+          </w:tcPr>
+          <w:p>
+            <w:r>
+              <w:t>身分、資料、授權、額度與交易</w:t>
+            </w:r>
+          </w:p>
+        </w:tc>
+      </w:tr>
+      <w:tr>
+        <w:tc>
+          <w:tcPr>
+            <w:tcW w:type="dxa" w:w="3324"/>
+            <w:vAlign w:val="top"/>
+          </w:tcPr>
+          <w:p>
+            <w:r>
+              <w:t>Local</w:t>
+            </w:r>
+          </w:p>
+        </w:tc>
+        <w:tc>
+          <w:tcPr>
+            <w:tcW w:type="dxa" w:w="3324"/>
+            <w:vAlign w:val="top"/>
+          </w:tcPr>
+          <w:p>
+            <w:r>
+              <w:t>Sembast；Web IndexedDB</w:t>
+            </w:r>
+          </w:p>
+        </w:tc>
+        <w:tc>
+          <w:tcPr>
+            <w:tcW w:type="dxa" w:w="3324"/>
+            <w:vAlign w:val="top"/>
+          </w:tcPr>
+          <w:p>
+            <w:r>
+              <w:t>裝置模式資料與搬移暫存</w:t>
+            </w:r>
+          </w:p>
+        </w:tc>
+      </w:tr>
+      <w:tr>
+        <w:tc>
+          <w:tcPr>
+            <w:tcW w:type="dxa" w:w="3324"/>
+            <w:vAlign w:val="top"/>
+          </w:tcPr>
+          <w:p>
+            <w:r>
+              <w:t>API</w:t>
+            </w:r>
+          </w:p>
+        </w:tc>
+        <w:tc>
+          <w:tcPr>
+            <w:tcW w:type="dxa" w:w="3324"/>
+            <w:vAlign w:val="top"/>
+          </w:tcPr>
+          <w:p>
+            <w:r>
+              <w:t>FastAPI / SQLAlchemy</w:t>
+            </w:r>
+          </w:p>
+        </w:tc>
+        <w:tc>
+          <w:tcPr>
+            <w:tcW w:type="dxa" w:w="3324"/>
+            <w:vAlign w:val="top"/>
+          </w:tcPr>
+          <w:p>
+            <w:r>
+              <w:t>爬蟲、地理編碼、天氣、股票整合</w:t>
+            </w:r>
+          </w:p>
+        </w:tc>
+      </w:tr>
+      <w:tr>
+        <w:tc>
+          <w:tcPr>
+            <w:tcW w:type="dxa" w:w="3324"/>
+            <w:vAlign w:val="top"/>
+          </w:tcPr>
+          <w:p>
+            <w:r>
+              <w:t>External</w:t>
+            </w:r>
+          </w:p>
+        </w:tc>
+        <w:tc>
+          <w:tcPr>
+            <w:tcW w:type="dxa" w:w="3324"/>
+            <w:vAlign w:val="top"/>
+          </w:tcPr>
+          <w:p>
+            <w:r>
+              <w:t>活動來源、OpenWeather Geocode、股票來源</w:t>
+            </w:r>
+          </w:p>
+        </w:tc>
+        <w:tc>
+          <w:tcPr>
+            <w:tcW w:type="dxa" w:w="3324"/>
+            <w:vAlign w:val="top"/>
+          </w:tcPr>
+          <w:p>
+            <w:r>
+              <w:t>外部資料供應</w:t>
+            </w:r>
+          </w:p>
+        </w:tc>
+      </w:tr>
+    </w:tbl>
+    <w:p/>
+    <w:p>
+      <w:pPr>
+        <w:pStyle w:val="Heading1"/>
+      </w:pPr>
+      <w:r>
+        <w:rPr>
+          <w:sz w:val="21"/>
+        </w:rPr>
+        <w:t>2. 原始碼導覽</w:t>
+      </w:r>
+    </w:p>
+    <w:tbl>
+      <w:tblPr>
+        <w:tblStyle w:val="TableGrid"/>
+        <w:tblW w:type="auto" w:w="0"/>
+        <w:jc w:val="center"/>
+        <w:tblLook w:firstColumn="1" w:firstRow="1" w:lastColumn="0" w:lastRow="0" w:noHBand="0" w:noVBand="1" w:val="04A0"/>
+      </w:tblPr>
+      <w:tblGrid>
+        <w:gridCol w:w="4986"/>
+        <w:gridCol w:w="4986"/>
+      </w:tblGrid>
+      <w:tr>
+        <w:tc>
+          <w:tcPr>
+            <w:tcW w:type="dxa" w:w="4986"/>
+            <w:shd w:fill="DDEBF2"/>
+          </w:tcPr>
+          <w:p>
+            <w:r>
+              <w:rPr>
+                <w:b/>
+              </w:rPr>
+              <w:t>路徑</w:t>
+            </w:r>
+          </w:p>
+        </w:tc>
+        <w:tc>
+          <w:tcPr>
+            <w:tcW w:type="dxa" w:w="4986"/>
+            <w:shd w:fill="DDEBF2"/>
+          </w:tcPr>
+          <w:p>
+            <w:r>
+              <w:rPr>
+                <w:b/>
+              </w:rPr>
+              <w:t>內容</w:t>
+            </w:r>
+          </w:p>
+        </w:tc>
+      </w:tr>
+      <w:tr>
+        <w:tc>
+          <w:tcPr>
+            <w:tcW w:type="dxa" w:w="4986"/>
+            <w:vAlign w:val="top"/>
+          </w:tcPr>
+          <w:p>
+            <w:r>
+              <w:t>lib/auth</w:t>
+            </w:r>
+          </w:p>
+        </w:tc>
+        <w:tc>
+          <w:tcPr>
+            <w:tcW w:type="dxa" w:w="4986"/>
+            <w:vAlign w:val="top"/>
+          </w:tcPr>
+          <w:p>
+            <w:r>
+              <w:t>Supabase Auth、密碼重設、跨分頁登出、訂閱與儲存模式</w:t>
+            </w:r>
+          </w:p>
+        </w:tc>
+      </w:tr>
+      <w:tr>
+        <w:tc>
+          <w:tcPr>
+            <w:tcW w:type="dxa" w:w="4986"/>
+            <w:vAlign w:val="top"/>
+          </w:tcPr>
+          <w:p>
+            <w:r>
+              <w:t>lib/apps</w:t>
+            </w:r>
+          </w:p>
+        </w:tc>
+        <w:tc>
+          <w:tcPr>
+            <w:tcW w:type="dxa" w:w="4986"/>
+            <w:vAlign w:val="top"/>
+          </w:tcPr>
+          <w:p>
+            <w:r>
+              <w:t>主框架、功能選單、設定</w:t>
+            </w:r>
+          </w:p>
+        </w:tc>
+      </w:tr>
+      <w:tr>
+        <w:tc>
+          <w:tcPr>
+            <w:tcW w:type="dxa" w:w="4986"/>
+            <w:vAlign w:val="top"/>
+          </w:tcPr>
+          <w:p>
+            <w:r>
+              <w:t>lib/pages/home</w:t>
+            </w:r>
+          </w:p>
+        </w:tc>
+        <w:tc>
+          <w:tcPr>
+            <w:tcW w:type="dxa" w:w="4986"/>
+            <w:vAlign w:val="top"/>
+          </w:tcPr>
+          <w:p>
+            <w:r>
+              <w:t>Dashboard 聚合與請求順序控制</w:t>
+            </w:r>
+          </w:p>
+        </w:tc>
+      </w:tr>
+      <w:tr>
+        <w:tc>
+          <w:tcPr>
+            <w:tcW w:type="dxa" w:w="4986"/>
+            <w:vAlign w:val="top"/>
+          </w:tcPr>
+          <w:p>
+            <w:r>
+              <w:t>lib/calendar</w:t>
+            </w:r>
+          </w:p>
+        </w:tc>
+        <w:tc>
+          <w:tcPr>
+            <w:tcW w:type="dxa" w:w="4986"/>
+            <w:vAlign w:val="top"/>
+          </w:tcPr>
+          <w:p>
+            <w:r>
+              <w:t>月曆、提醒、天氣、分享</w:t>
+            </w:r>
+          </w:p>
+        </w:tc>
+      </w:tr>
+      <w:tr>
+        <w:tc>
+          <w:tcPr>
+            <w:tcW w:type="dxa" w:w="4986"/>
+            <w:vAlign w:val="top"/>
+          </w:tcPr>
+          <w:p>
+            <w:r>
+              <w:t>lib/accounting</w:t>
+            </w:r>
+          </w:p>
+        </w:tc>
+        <w:tc>
+          <w:tcPr>
+            <w:tcW w:type="dxa" w:w="4986"/>
+            <w:vAlign w:val="top"/>
+          </w:tcPr>
+          <w:p>
+            <w:r>
+              <w:t>帳戶、明細、日期／分類／幣別</w:t>
+            </w:r>
+          </w:p>
+        </w:tc>
+      </w:tr>
+      <w:tr>
+        <w:tc>
+          <w:tcPr>
+            <w:tcW w:type="dxa" w:w="4986"/>
+            <w:vAlign w:val="top"/>
+          </w:tcPr>
+          <w:p>
+            <w:r>
+              <w:t>lib/point_record</w:t>
+            </w:r>
+          </w:p>
+        </w:tc>
+        <w:tc>
+          <w:tcPr>
+            <w:tcW w:type="dxa" w:w="4986"/>
+            <w:vAlign w:val="top"/>
+          </w:tcPr>
+          <w:p>
+            <w:r>
+              <w:t>積分帳戶、明細與分類</w:t>
+            </w:r>
+          </w:p>
+        </w:tc>
+      </w:tr>
+      <w:tr>
+        <w:tc>
+          <w:tcPr>
+            <w:tcW w:type="dxa" w:w="4986"/>
+            <w:vAlign w:val="top"/>
+          </w:tcPr>
+          <w:p>
+            <w:r>
+              <w:t>lib/event</w:t>
+            </w:r>
+          </w:p>
+        </w:tc>
+        <w:tc>
+          <w:tcPr>
+            <w:tcW w:type="dxa" w:w="4986"/>
+            <w:vAlign w:val="top"/>
+          </w:tcPr>
+          <w:p>
+            <w:r>
+              <w:t>推薦活動／景點、匯入、排序、地圖、天氣</w:t>
+            </w:r>
+          </w:p>
+        </w:tc>
+      </w:tr>
+      <w:tr>
+        <w:tc>
+          <w:tcPr>
+            <w:tcW w:type="dxa" w:w="4986"/>
+            <w:vAlign w:val="top"/>
+          </w:tcPr>
+          <w:p>
+            <w:r>
+              <w:t>lib/memory_trace</w:t>
+            </w:r>
+          </w:p>
+        </w:tc>
+        <w:tc>
+          <w:tcPr>
+            <w:tcW w:type="dxa" w:w="4986"/>
+            <w:vAlign w:val="top"/>
+          </w:tcPr>
+          <w:p>
+            <w:r>
+              <w:t>回憶清單、分段載入、圖片</w:t>
+            </w:r>
+          </w:p>
+        </w:tc>
+      </w:tr>
+      <w:tr>
+        <w:tc>
+          <w:tcPr>
+            <w:tcW w:type="dxa" w:w="4986"/>
+            <w:vAlign w:val="top"/>
+          </w:tcPr>
+          <w:p>
+            <w:r>
+              <w:t>lib/game</w:t>
+            </w:r>
+          </w:p>
+        </w:tc>
+        <w:tc>
+          <w:tcPr>
+            <w:tcW w:type="dxa" w:w="4986"/>
+            <w:vAlign w:val="top"/>
+          </w:tcPr>
+          <w:p>
+            <w:r>
+              <w:t>題庫、進度與各遊戲</w:t>
+            </w:r>
+          </w:p>
+        </w:tc>
+      </w:tr>
+      <w:tr>
+        <w:tc>
+          <w:tcPr>
+            <w:tcW w:type="dxa" w:w="4986"/>
+            <w:vAlign w:val="top"/>
+          </w:tcPr>
+          <w:p>
+            <w:r>
+              <w:t>lib/local_storage</w:t>
+            </w:r>
+          </w:p>
+        </w:tc>
+        <w:tc>
+          <w:tcPr>
+            <w:tcW w:type="dxa" w:w="4986"/>
+            <w:vAlign w:val="top"/>
+          </w:tcPr>
+          <w:p>
+            <w:r>
+              <w:t>本機資料、模式選擇與完整搬移</w:t>
+            </w:r>
+          </w:p>
+        </w:tc>
+      </w:tr>
+      <w:tr>
+        <w:tc>
+          <w:tcPr>
+            <w:tcW w:type="dxa" w:w="4986"/>
+            <w:vAlign w:val="top"/>
+          </w:tcPr>
+          <w:p>
+            <w:r>
+              <w:t>lib/subscription</w:t>
+            </w:r>
+          </w:p>
+        </w:tc>
+        <w:tc>
+          <w:tcPr>
+            <w:tcW w:type="dxa" w:w="4986"/>
+            <w:vAlign w:val="top"/>
+          </w:tcPr>
+          <w:p>
+            <w:r>
+              <w:t>額度、價格版本、管理者設定</w:t>
+            </w:r>
+          </w:p>
+        </w:tc>
+      </w:tr>
+      <w:tr>
+        <w:tc>
+          <w:tcPr>
+            <w:tcW w:type="dxa" w:w="4986"/>
+            <w:vAlign w:val="top"/>
+          </w:tcPr>
+          <w:p>
+            <w:r>
+              <w:t>python_ai_service</w:t>
+            </w:r>
+          </w:p>
+        </w:tc>
+        <w:tc>
+          <w:tcPr>
+            <w:tcW w:type="dxa" w:w="4986"/>
+            <w:vAlign w:val="top"/>
+          </w:tcPr>
+          <w:p>
+            <w:r>
+              <w:t>FastAPI 路由與外部服務</w:t>
+            </w:r>
+          </w:p>
+        </w:tc>
+      </w:tr>
+      <w:tr>
+        <w:tc>
+          <w:tcPr>
+            <w:tcW w:type="dxa" w:w="4986"/>
+            <w:vAlign w:val="top"/>
+          </w:tcPr>
+          <w:p>
+            <w:r>
+              <w:t>supabase/migrations</w:t>
+            </w:r>
+          </w:p>
+        </w:tc>
+        <w:tc>
+          <w:tcPr>
+            <w:tcW w:type="dxa" w:w="4986"/>
+            <w:vAlign w:val="top"/>
+          </w:tcPr>
+          <w:p>
+            <w:r>
+              <w:t>可重放的 schema／function／RLS 變更</w:t>
+            </w:r>
+          </w:p>
+        </w:tc>
+      </w:tr>
+      <w:tr>
+        <w:tc>
+          <w:tcPr>
+            <w:tcW w:type="dxa" w:w="4986"/>
+            <w:vAlign w:val="top"/>
+          </w:tcPr>
+          <w:p>
+            <w:r>
+              <w:t>test</w:t>
+            </w:r>
+          </w:p>
+        </w:tc>
+        <w:tc>
+          <w:tcPr>
+            <w:tcW w:type="dxa" w:w="4986"/>
+            <w:vAlign w:val="top"/>
+          </w:tcPr>
+          <w:p>
+            <w:r>
+              <w:t>Flutter 單元與 Widget 測試</w:t>
+            </w:r>
+          </w:p>
+        </w:tc>
+      </w:tr>
+    </w:tbl>
+    <w:p/>
+    <w:p>
+      <w:pPr>
+        <w:pStyle w:val="Heading1"/>
+      </w:pPr>
+      <w:r>
+        <w:rPr>
+          <w:sz w:val="21"/>
+        </w:rPr>
+        <w:t>3. 啟動與生命週期</w:t>
       </w:r>
     </w:p>
     <w:p>
       <w:pPr>
         <w:pStyle w:val="ListNumber"/>
-        <w:spacing w:after="60"/>
       </w:pPr>
       <w:r>
         <w:rPr>
-          <w:rFonts w:ascii="Aptos" w:hAnsi="Aptos" w:eastAsia="Microsoft JhengHei"/>
+          <w:sz w:val="21"/>
         </w:rPr>
-        <w:t>Flutter 客戶端：Web、Android、iOS 與桌面 UI、狀態管理、本機資料及部分外部資料解析。</w:t>
+        <w:t>main() 只做 Flutter binding、建立通知服務並 runApp；重量服務不可在 runApp 前串行等待。</w:t>
       </w:r>
     </w:p>
     <w:p>
       <w:pPr>
         <w:pStyle w:val="ListNumber"/>
-        <w:spacing w:after="60"/>
       </w:pPr>
       <w:r>
         <w:rPr>
-          <w:rFonts w:ascii="Aptos" w:hAnsi="Aptos" w:eastAsia="Microsoft JhengHei"/>
+          <w:sz w:val="21"/>
         </w:rPr>
-        <w:t>Supabase：Authentication、PostgreSQL、RPC、RLS 與主要雲端資料。</w:t>
+        <w:t>AppInitializer 同時開始裝置時區偵測與 Supabase.initialize，以兩者較慢者作為等待時間。</w:t>
       </w:r>
     </w:p>
     <w:p>
       <w:pPr>
         <w:pStyle w:val="ListNumber"/>
-        <w:spacing w:after="60"/>
       </w:pPr>
       <w:r>
         <w:rPr>
-          <w:rFonts w:ascii="Aptos" w:hAnsi="Aptos" w:eastAsia="Microsoft JhengHei"/>
+          <w:sz w:val="21"/>
         </w:rPr>
-        <w:t>FastAPI：代理外部活動、天氣、地理編碼及股票服務，並執行需要 service role／資料庫連線的清理工作。</w:t>
+        <w:t>PageAuthCheck 在首幀後呼叫 StartupService，避免 build 階段 notifyListeners。</w:t>
       </w:r>
     </w:p>
     <w:p>
+      <w:pPr>
+        <w:pStyle w:val="ListNumber"/>
+      </w:pPr>
       <w:r>
         <w:rPr>
-          <w:rFonts w:ascii="Aptos" w:hAnsi="Aptos" w:eastAsia="Microsoft JhengHei"/>
+          <w:sz w:val="21"/>
         </w:rPr>
-        <w:t>主要技術：Flutter 3.35.4、Dart 3.6+、Provider、Supabase Flutter、FastAPI、SQLAlchemy、PostgreSQL、Sembast／IndexedDB。</w:t>
+        <w:t>ControllerAuth 建立 Auth listener、跨分頁登出 listener、password recovery listener。</w:t>
+      </w:r>
+    </w:p>
+    <w:p>
+      <w:pPr>
+        <w:pStyle w:val="ListNumber"/>
+      </w:pPr>
+      <w:r>
+        <w:rPr>
+          <w:sz w:val="21"/>
+        </w:rPr>
+        <w:t>checkLoginStatus 先恢復使用者與儲存位置，立即解除首屏 loading；訂閱用量在背景更新。</w:t>
+      </w:r>
+    </w:p>
+    <w:p>
+      <w:pPr>
+        <w:pStyle w:val="ListNumber"/>
+      </w:pPr>
+      <w:r>
+        <w:rPr>
+          <w:sz w:val="21"/>
+        </w:rPr>
+        <w:t>任何 await 後更新 UI 前必須檢查 mounted／isDisposed；離頁後 HTTP client、stream 與 timer 必須取消或忽略結果。</w:t>
+      </w:r>
+    </w:p>
+    <w:tbl>
+      <w:tblPr>
+        <w:tblW w:type="auto" w:w="0"/>
+        <w:jc w:val="center"/>
+        <w:tblLook w:firstColumn="1" w:firstRow="1" w:lastColumn="0" w:lastRow="0" w:noHBand="0" w:noVBand="1" w:val="04A0"/>
+      </w:tblPr>
+      <w:tblGrid>
+        <w:gridCol w:w="9972"/>
+      </w:tblGrid>
+      <w:tr>
+        <w:tc>
+          <w:tcPr>
+            <w:tcW w:type="dxa" w:w="9972"/>
+            <w:shd w:fill="E8F3F6"/>
+          </w:tcPr>
+          <w:p>
+            <w:r>
+              <w:rPr>
+                <w:b/>
+              </w:rPr>
+              <w:t>效能基準：</w:t>
+            </w:r>
+            <w:r>
+              <w:t>冷啟動不可加入固定 sleep。非首屏必要資料（天氣、推薦、額度詳情、圖片、股票背景更新）延後或並行；首頁各卡片獨立載入與失敗。</w:t>
+            </w:r>
+          </w:p>
+        </w:tc>
+      </w:tr>
+    </w:tbl>
+    <w:p/>
+    <w:p>
+      <w:pPr>
+        <w:pStyle w:val="Heading1"/>
+      </w:pPr>
+      <w:r>
+        <w:rPr>
+          <w:sz w:val="21"/>
+        </w:rPr>
+        <w:t>4. 狀態管理與非同步規範</w:t>
+      </w:r>
+    </w:p>
+    <w:p>
+      <w:pPr>
+        <w:pStyle w:val="ListBullet"/>
+      </w:pPr>
+      <w:r>
+        <w:rPr>
+          <w:sz w:val="21"/>
+        </w:rPr>
+        <w:t>Provider 注入 Service；ChangeNotifier／SafeChangeNotifier 管理畫面狀態。</w:t>
+      </w:r>
+    </w:p>
+    <w:p>
+      <w:pPr>
+        <w:pStyle w:val="ListBullet"/>
+      </w:pPr>
+      <w:r>
+        <w:rPr>
+          <w:sz w:val="21"/>
+        </w:rPr>
+        <w:t>Controller 不持有已離頁 BuildContext；顯示訊息由 UI 或 AppNavigator 統一處理。</w:t>
+      </w:r>
+    </w:p>
+    <w:p>
+      <w:pPr>
+        <w:pStyle w:val="ListBullet"/>
+      </w:pPr>
+      <w:r>
+        <w:rPr>
+          <w:sz w:val="21"/>
+        </w:rPr>
+        <w:t>相同資源以 request token／generation 防止舊請求覆蓋新選擇，例如股票歷史日期與 Dashboard 切帳戶。</w:t>
+      </w:r>
+    </w:p>
+    <w:p>
+      <w:pPr>
+        <w:pStyle w:val="ListBullet"/>
+      </w:pPr>
+      <w:r>
+        <w:rPr>
+          <w:sz w:val="21"/>
+        </w:rPr>
+        <w:t>載入更多維護 windowStart、hasMore、已載入 ID；一次空頁即停止，不能讓使用者連按三次才隱藏。</w:t>
+      </w:r>
+    </w:p>
+    <w:p>
+      <w:pPr>
+        <w:pStyle w:val="ListBullet"/>
+      </w:pPr>
+      <w:r>
+        <w:rPr>
+          <w:sz w:val="21"/>
+        </w:rPr>
+        <w:t>HTTP requester 對 timeout、retry、client closed 分流；dispose 後不得 notify。</w:t>
       </w:r>
     </w:p>
     <w:p>
@@ -104,166 +869,91 @@
       </w:pPr>
       <w:r>
         <w:rPr>
-          <w:rFonts w:ascii="Aptos" w:hAnsi="Aptos" w:eastAsia="Microsoft JhengHei"/>
+          <w:sz w:val="21"/>
         </w:rPr>
-        <w:t>2. 原始碼結構</w:t>
+        <w:t>5. 認證與權限</w:t>
+      </w:r>
+    </w:p>
+    <w:p>
+      <w:r>
+        <w:rPr>
+          <w:sz w:val="21"/>
+        </w:rPr>
+        <w:t>Supabase JWT 是唯一可信身分來源。Email 欄位僅作相容與顯示，RLS 以 auth.uid()／JWT email helper 比對。管理者由 app_metadata.role=admin 判斷，不能由客戶端自行寫入。</w:t>
       </w:r>
     </w:p>
     <w:p>
       <w:pPr>
-        <w:spacing w:before="60" w:after="160"/>
-        <w:ind w:left="283"/>
+        <w:pStyle w:val="ListBullet"/>
       </w:pPr>
       <w:r>
         <w:rPr>
-          <w:rFonts w:ascii="Aptos" w:hAnsi="Aptos" w:eastAsia="Consolas"/>
-          <w:sz w:val="17"/>
+          <w:sz w:val="21"/>
         </w:rPr>
-        <w:t>lib/</w:t>
-        <w:br/>
+        <w:t>公開 schema 的 anon 不應具有可讀寫業務資料或可執行 RPC。</w:t>
       </w:r>
+    </w:p>
+    <w:p>
+      <w:pPr>
+        <w:pStyle w:val="ListBullet"/>
+      </w:pPr>
       <w:r>
         <w:rPr>
-          <w:rFonts w:ascii="Aptos" w:hAnsi="Aptos" w:eastAsia="Consolas"/>
-          <w:sz w:val="17"/>
+          <w:sz w:val="21"/>
         </w:rPr>
-        <w:t xml:space="preserve">  accounting/       記帳</w:t>
-        <w:br/>
+        <w:t>authenticated 僅保留必要 SELECT／INSERT／UPDATE／DELETE，不授予 TRUNCATE、TRIGGER、REFERENCES。</w:t>
       </w:r>
+    </w:p>
+    <w:p>
+      <w:pPr>
+        <w:pStyle w:val="ListBullet"/>
+      </w:pPr>
       <w:r>
         <w:rPr>
-          <w:rFonts w:ascii="Aptos" w:hAnsi="Aptos" w:eastAsia="Consolas"/>
-          <w:sz w:val="17"/>
+          <w:sz w:val="21"/>
         </w:rPr>
-        <w:t xml:space="preserve">  apps/             主框架、設定、模組入口</w:t>
-        <w:br/>
+        <w:t>SECURITY DEFINER function 固定 search_path=''，所有物件以 public.xxx 完整限定；撤銷 anon 執行權。</w:t>
       </w:r>
+    </w:p>
+    <w:p>
+      <w:pPr>
+        <w:pStyle w:val="ListBullet"/>
+      </w:pPr>
       <w:r>
         <w:rPr>
-          <w:rFonts w:ascii="Aptos" w:hAnsi="Aptos" w:eastAsia="Consolas"/>
-          <w:sz w:val="17"/>
+          <w:sz w:val="21"/>
         </w:rPr>
-        <w:t xml:space="preserve">  auth/             登入、註冊、密碼與權限</w:t>
-        <w:br/>
+        <w:t>個人表 RLS 限制 owner_id=auth.uid() 或 account=life_pilot_user_email()。</w:t>
       </w:r>
+    </w:p>
+    <w:p>
+      <w:pPr>
+        <w:pStyle w:val="ListBullet"/>
+      </w:pPr>
       <w:r>
         <w:rPr>
-          <w:rFonts w:ascii="Aptos" w:hAnsi="Aptos" w:eastAsia="Consolas"/>
-          <w:sz w:val="17"/>
+          <w:sz w:val="21"/>
         </w:rPr>
-        <w:t xml:space="preserve">  business_plan/    Business Plan（管理者）</w:t>
-        <w:br/>
+        <w:t>共用行事曆只擴張 SELECT，不擴張 UPDATE／DELETE。</w:t>
       </w:r>
+    </w:p>
+    <w:p>
+      <w:pPr>
+        <w:pStyle w:val="Heading2"/>
+      </w:pPr>
       <w:r>
         <w:rPr>
-          <w:rFonts w:ascii="Aptos" w:hAnsi="Aptos" w:eastAsia="Consolas"/>
-          <w:sz w:val="17"/>
+          <w:sz w:val="21"/>
         </w:rPr>
-        <w:t xml:space="preserve">  calendar/         行事曆、提醒、分享</w:t>
-        <w:br/>
+        <w:t>5.1 管理者設定</w:t>
       </w:r>
+    </w:p>
+    <w:p>
       <w:r>
         <w:rPr>
-          <w:rFonts w:ascii="Aptos" w:hAnsi="Aptos" w:eastAsia="Consolas"/>
-          <w:sz w:val="17"/>
+          <w:sz w:val="21"/>
         </w:rPr>
-        <w:t xml:space="preserve">  event/            推薦活動／景點、爬蟲解析、地圖、天氣</w:t>
-        <w:br/>
-      </w:r>
-      <w:r>
-        <w:rPr>
-          <w:rFonts w:ascii="Aptos" w:hAnsi="Aptos" w:eastAsia="Consolas"/>
-          <w:sz w:val="17"/>
-        </w:rPr>
-        <w:t xml:space="preserve">  feedback/         意見回饋</w:t>
-        <w:br/>
-      </w:r>
-      <w:r>
-        <w:rPr>
-          <w:rFonts w:ascii="Aptos" w:hAnsi="Aptos" w:eastAsia="Consolas"/>
-          <w:sz w:val="17"/>
-        </w:rPr>
-        <w:t xml:space="preserve">  game/             各遊戲、題庫與進度</w:t>
-        <w:br/>
-      </w:r>
-      <w:r>
-        <w:rPr>
-          <w:rFonts w:ascii="Aptos" w:hAnsi="Aptos" w:eastAsia="Consolas"/>
-          <w:sz w:val="17"/>
-        </w:rPr>
-        <w:t xml:space="preserve">  local_storage/    本機資料與雲端／本機搬移</w:t>
-        <w:br/>
-      </w:r>
-      <w:r>
-        <w:rPr>
-          <w:rFonts w:ascii="Aptos" w:hAnsi="Aptos" w:eastAsia="Consolas"/>
-          <w:sz w:val="17"/>
-        </w:rPr>
-        <w:t xml:space="preserve">  memory_trace/     回憶走廊</w:t>
-        <w:br/>
-      </w:r>
-      <w:r>
-        <w:rPr>
-          <w:rFonts w:ascii="Aptos" w:hAnsi="Aptos" w:eastAsia="Consolas"/>
-          <w:sz w:val="17"/>
-        </w:rPr>
-        <w:t xml:space="preserve">  pages/home/       首頁及 Dashboard</w:t>
-        <w:br/>
-      </w:r>
-      <w:r>
-        <w:rPr>
-          <w:rFonts w:ascii="Aptos" w:hAnsi="Aptos" w:eastAsia="Consolas"/>
-          <w:sz w:val="17"/>
-        </w:rPr>
-        <w:t xml:space="preserve">  point_record/     積分</w:t>
-        <w:br/>
-      </w:r>
-      <w:r>
-        <w:rPr>
-          <w:rFonts w:ascii="Aptos" w:hAnsi="Aptos" w:eastAsia="Consolas"/>
-          <w:sz w:val="17"/>
-        </w:rPr>
-        <w:t xml:space="preserve">  stock/            股票（管理者）</w:t>
-        <w:br/>
-      </w:r>
-      <w:r>
-        <w:rPr>
-          <w:rFonts w:ascii="Aptos" w:hAnsi="Aptos" w:eastAsia="Consolas"/>
-          <w:sz w:val="17"/>
-        </w:rPr>
-        <w:t xml:space="preserve">  subscription/     方案、額度、版本化權益</w:t>
-        <w:br/>
-      </w:r>
-      <w:r>
-        <w:rPr>
-          <w:rFonts w:ascii="Aptos" w:hAnsi="Aptos" w:eastAsia="Consolas"/>
-          <w:sz w:val="17"/>
-        </w:rPr>
-        <w:t xml:space="preserve">  l10n/             ARB 與產生的語系類別</w:t>
-        <w:br/>
-      </w:r>
-      <w:r>
-        <w:rPr>
-          <w:rFonts w:ascii="Aptos" w:hAnsi="Aptos" w:eastAsia="Consolas"/>
-          <w:sz w:val="17"/>
-        </w:rPr>
-        <w:t>python_ai_service/  FastAPI 服務</w:t>
-        <w:br/>
-      </w:r>
-      <w:r>
-        <w:rPr>
-          <w:rFonts w:ascii="Aptos" w:hAnsi="Aptos" w:eastAsia="Consolas"/>
-          <w:sz w:val="17"/>
-        </w:rPr>
-        <w:t>supabase/migrations Supabase 正式 migration</w:t>
-        <w:br/>
-      </w:r>
-      <w:r>
-        <w:rPr>
-          <w:rFonts w:ascii="Aptos" w:hAnsi="Aptos" w:eastAsia="Consolas"/>
-          <w:sz w:val="17"/>
-        </w:rPr>
-        <w:t>test/               Flutter 單元與 Widget 測試</w:t>
+        <w:t>透過 Supabase server-side app_metadata 設定 role=admin；不得寫 user_metadata 取代。修改後要求使用者重新登入或刷新 token。正式環境應透過受保護的管理流程或 service role 後端執行並留下稽核。</w:t>
       </w:r>
     </w:p>
     <w:p>
@@ -272,9 +962,17 @@
       </w:pPr>
       <w:r>
         <w:rPr>
-          <w:rFonts w:ascii="Aptos" w:hAnsi="Aptos" w:eastAsia="Microsoft JhengHei"/>
+          <w:sz w:val="21"/>
         </w:rPr>
-        <w:t>3. 本機開發</w:t>
+        <w:t>6. 雲端／本機資料模式</w:t>
+      </w:r>
+    </w:p>
+    <w:p>
+      <w:r>
+        <w:rPr>
+          <w:sz w:val="21"/>
+        </w:rPr>
+        <w:t>DataStorageLocation 是帳號在單一裝置的偏好。本機以 account + resource + record id 分區。讀取只查當前模式，不合併兩邊；切換必須使用 ServiceLocalDataTransfer。</w:t>
       </w:r>
     </w:p>
     <w:p>
@@ -283,90 +981,75 @@
       </w:pPr>
       <w:r>
         <w:rPr>
-          <w:rFonts w:ascii="Aptos" w:hAnsi="Aptos" w:eastAsia="Microsoft JhengHei"/>
+          <w:sz w:val="21"/>
         </w:rPr>
-        <w:t>3.1 Flutter</w:t>
+        <w:t>6.1 雲端轉本機交易流程</w:t>
       </w:r>
     </w:p>
     <w:p>
       <w:pPr>
-        <w:spacing w:before="60" w:after="160"/>
-        <w:ind w:left="283"/>
+        <w:pStyle w:val="ListNumber"/>
       </w:pPr>
       <w:r>
         <w:rPr>
-          <w:rFonts w:ascii="Aptos" w:hAnsi="Aptos" w:eastAsia="Consolas"/>
-          <w:sz w:val="17"/>
+          <w:sz w:val="21"/>
         </w:rPr>
-        <w:t>flutter pub get</w:t>
-        <w:br/>
-      </w:r>
-      <w:r>
-        <w:rPr>
-          <w:rFonts w:ascii="Aptos" w:hAnsi="Aptos" w:eastAsia="Consolas"/>
-          <w:sz w:val="17"/>
-        </w:rPr>
-        <w:t>flutter gen-l10n</w:t>
-        <w:br/>
-      </w:r>
-      <w:r>
-        <w:rPr>
-          <w:rFonts w:ascii="Aptos" w:hAnsi="Aptos" w:eastAsia="Consolas"/>
-          <w:sz w:val="17"/>
-        </w:rPr>
-        <w:t>flutter analyze --no-fatal-infos</w:t>
-        <w:br/>
-      </w:r>
-      <w:r>
-        <w:rPr>
-          <w:rFonts w:ascii="Aptos" w:hAnsi="Aptos" w:eastAsia="Consolas"/>
-          <w:sz w:val="17"/>
-        </w:rPr>
-        <w:t>flutter test</w:t>
-        <w:br/>
-      </w:r>
-      <w:r>
-        <w:rPr>
-          <w:rFonts w:ascii="Aptos" w:hAnsi="Aptos" w:eastAsia="Consolas"/>
-          <w:sz w:val="17"/>
-        </w:rPr>
-        <w:t>flutter run --dart-define=API_BASE_URL=http://127.0.0.1:8000</w:t>
+        <w:t>呼叫 export_my_cloud_data_for_local 取得一致的資源包。</w:t>
       </w:r>
     </w:p>
     <w:p>
+      <w:pPr>
+        <w:pStyle w:val="ListNumber"/>
+      </w:pPr>
       <w:r>
         <w:rPr>
-          <w:rFonts w:ascii="Aptos" w:hAnsi="Aptos" w:eastAsia="Microsoft JhengHei"/>
+          <w:sz w:val="21"/>
         </w:rPr>
-        <w:t xml:space="preserve">正式 Web API 預設為 </w:t>
+        <w:t>逐資源轉成可攜格式，補 country='TW' 等舊欄位預設。</w:t>
       </w:r>
+    </w:p>
+    <w:p>
+      <w:pPr>
+        <w:pStyle w:val="ListNumber"/>
+      </w:pPr>
       <w:r>
         <w:rPr>
-          <w:rFonts w:ascii="Aptos" w:hAnsi="Aptos" w:eastAsia="Consolas"/>
-          <w:color w:val="1F4E79"/>
-          <w:sz w:val="18"/>
+          <w:sz w:val="21"/>
         </w:rPr>
-        <w:t>https://life-pilot.onrender.com</w:t>
+        <w:t>寫入本機 staging／正式 store，檢查筆數與主鍵。</w:t>
       </w:r>
+    </w:p>
+    <w:p>
+      <w:pPr>
+        <w:pStyle w:val="ListNumber"/>
+      </w:pPr>
       <w:r>
         <w:rPr>
-          <w:rFonts w:ascii="Aptos" w:hAnsi="Aptos" w:eastAsia="Microsoft JhengHei"/>
+          <w:sz w:val="21"/>
         </w:rPr>
-        <w:t xml:space="preserve">，可用 </w:t>
+        <w:t>呼叫 delete_cloud_records_after_local_copy；同時撤銷雲端行事曆分享。</w:t>
       </w:r>
+    </w:p>
+    <w:p>
+      <w:pPr>
+        <w:pStyle w:val="ListNumber"/>
+      </w:pPr>
       <w:r>
         <w:rPr>
-          <w:rFonts w:ascii="Aptos" w:hAnsi="Aptos" w:eastAsia="Consolas"/>
-          <w:color w:val="1F4E79"/>
-          <w:sz w:val="18"/>
+          <w:sz w:val="21"/>
         </w:rPr>
-        <w:t>API_BASE_URL</w:t>
+        <w:t>保存 preferredLocation=local、刷新 Controller 與用量。</w:t>
       </w:r>
+    </w:p>
+    <w:p>
+      <w:pPr>
+        <w:pStyle w:val="ListNumber"/>
+      </w:pPr>
       <w:r>
         <w:rPr>
-          <w:rFonts w:ascii="Aptos" w:hAnsi="Aptos" w:eastAsia="Microsoft JhengHei"/>
+          <w:sz w:val="21"/>
         </w:rPr>
-        <w:t xml:space="preserve"> 覆寫。不要把 Supabase service role、資料庫密碼或簽章密碼寫進 Git。</w:t>
+        <w:t>任何步驟失敗時不刪來源；顯示 raw reason 供診斷。</w:t>
       </w:r>
     </w:p>
     <w:p>
@@ -375,150 +1058,75 @@
       </w:pPr>
       <w:r>
         <w:rPr>
-          <w:rFonts w:ascii="Aptos" w:hAnsi="Aptos" w:eastAsia="Microsoft JhengHei"/>
+          <w:sz w:val="21"/>
         </w:rPr>
-        <w:t>3.2 FastAPI</w:t>
+        <w:t>6.2 本機轉雲端</w:t>
       </w:r>
     </w:p>
     <w:p>
       <w:pPr>
-        <w:spacing w:before="60" w:after="160"/>
-        <w:ind w:left="283"/>
+        <w:pStyle w:val="ListNumber"/>
       </w:pPr>
       <w:r>
         <w:rPr>
-          <w:rFonts w:ascii="Aptos" w:hAnsi="Aptos" w:eastAsia="Consolas"/>
-          <w:sz w:val="17"/>
+          <w:sz w:val="21"/>
         </w:rPr>
-        <w:t>cd python_ai_service</w:t>
-        <w:br/>
-      </w:r>
-      <w:r>
-        <w:rPr>
-          <w:rFonts w:ascii="Aptos" w:hAnsi="Aptos" w:eastAsia="Consolas"/>
-          <w:sz w:val="17"/>
-        </w:rPr>
-        <w:t>py -3.11 -m venv .venv</w:t>
-        <w:br/>
-      </w:r>
-      <w:r>
-        <w:rPr>
-          <w:rFonts w:ascii="Aptos" w:hAnsi="Aptos" w:eastAsia="Consolas"/>
-          <w:sz w:val="17"/>
-        </w:rPr>
-        <w:t>.\.venv\Scripts\Activate.ps1</w:t>
-        <w:br/>
-      </w:r>
-      <w:r>
-        <w:rPr>
-          <w:rFonts w:ascii="Aptos" w:hAnsi="Aptos" w:eastAsia="Consolas"/>
-          <w:sz w:val="17"/>
-        </w:rPr>
-        <w:t>python -m pip install -r requirements.txt</w:t>
-        <w:br/>
-      </w:r>
-      <w:r>
-        <w:rPr>
-          <w:rFonts w:ascii="Aptos" w:hAnsi="Aptos" w:eastAsia="Consolas"/>
-          <w:sz w:val="17"/>
-        </w:rPr>
-        <w:t>uvicorn app:app --reload</w:t>
-        <w:br/>
-      </w:r>
-      <w:r>
-        <w:rPr>
-          <w:rFonts w:ascii="Aptos" w:hAnsi="Aptos" w:eastAsia="Consolas"/>
-          <w:sz w:val="17"/>
-        </w:rPr>
-        <w:t>python -m unittest discover -s tests</w:t>
-      </w:r>
-    </w:p>
-    <w:p>
-      <w:r>
-        <w:rPr>
-          <w:rFonts w:ascii="Aptos" w:hAnsi="Aptos" w:eastAsia="Microsoft JhengHei"/>
-        </w:rPr>
-        <w:t>必要環境變數：</w:t>
+        <w:t>計算所有資源 incoming 數量與圖片 bytes。</w:t>
       </w:r>
     </w:p>
     <w:p>
       <w:pPr>
-        <w:pStyle w:val="ListBullet"/>
-        <w:spacing w:after="60"/>
+        <w:pStyle w:val="ListNumber"/>
       </w:pPr>
       <w:r>
         <w:rPr>
-          <w:rFonts w:ascii="Aptos" w:hAnsi="Aptos" w:eastAsia="Consolas"/>
-          <w:color w:val="1F4E79"/>
-          <w:sz w:val="18"/>
+          <w:sz w:val="21"/>
         </w:rPr>
-        <w:t>DB_URL</w:t>
-      </w:r>
-      <w:r>
-        <w:rPr>
-          <w:rFonts w:ascii="Aptos" w:hAnsi="Aptos" w:eastAsia="Microsoft JhengHei"/>
-        </w:rPr>
-        <w:t>：PostgreSQL／Supabase pooler 連線字串。</w:t>
+        <w:t>取得目前版本、疊加 entitlement、管理者 override 後的有效額度。</w:t>
       </w:r>
     </w:p>
     <w:p>
       <w:pPr>
-        <w:pStyle w:val="ListBullet"/>
-        <w:spacing w:after="60"/>
+        <w:pStyle w:val="ListNumber"/>
       </w:pPr>
       <w:r>
         <w:rPr>
-          <w:rFonts w:ascii="Aptos" w:hAnsi="Aptos" w:eastAsia="Consolas"/>
-          <w:color w:val="1F4E79"/>
-          <w:sz w:val="18"/>
+          <w:sz w:val="21"/>
         </w:rPr>
-        <w:t>SUPABASE_URL</w:t>
-      </w:r>
-      <w:r>
-        <w:rPr>
-          <w:rFonts w:ascii="Aptos" w:hAnsi="Aptos" w:eastAsia="Microsoft JhengHei"/>
-        </w:rPr>
-        <w:t>：用於驗證 access token。</w:t>
+        <w:t>任一資源 used + incoming &gt; quota 時整批拒絕，回傳 resource/used/incoming/quota。</w:t>
       </w:r>
     </w:p>
     <w:p>
       <w:pPr>
-        <w:pStyle w:val="ListBullet"/>
-        <w:spacing w:after="60"/>
+        <w:pStyle w:val="ListNumber"/>
       </w:pPr>
       <w:r>
         <w:rPr>
-          <w:rFonts w:ascii="Aptos" w:hAnsi="Aptos" w:eastAsia="Consolas"/>
-          <w:color w:val="1F4E79"/>
-          <w:sz w:val="18"/>
+          <w:sz w:val="21"/>
         </w:rPr>
-        <w:t>SUPABASE_ANON_KEY</w:t>
-      </w:r>
-      <w:r>
-        <w:rPr>
-          <w:rFonts w:ascii="Aptos" w:hAnsi="Aptos" w:eastAsia="Microsoft JhengHei"/>
-        </w:rPr>
-        <w:t>：用於驗證 Supabase JWT。</w:t>
+        <w:t>呼叫 restore_local_personal_records_admin 原子還原，完成主表與相依答題紀錄。</w:t>
       </w:r>
     </w:p>
     <w:p>
       <w:pPr>
-        <w:pStyle w:val="ListBullet"/>
-        <w:spacing w:after="60"/>
+        <w:pStyle w:val="ListNumber"/>
       </w:pPr>
       <w:r>
         <w:rPr>
-          <w:rFonts w:ascii="Aptos" w:hAnsi="Aptos" w:eastAsia="Consolas"/>
-          <w:color w:val="1F4E79"/>
-          <w:sz w:val="18"/>
+          <w:sz w:val="21"/>
         </w:rPr>
-        <w:t>CORS_ALLOWED_ORIGINS</w:t>
+        <w:t>驗證雲端筆數後才清除本機 records；IndexedDB 空殼資料庫可以存在，但業務紀錄應為 0。</w:t>
       </w:r>
+    </w:p>
+    <w:p>
+      <w:pPr>
+        <w:pStyle w:val="ListNumber"/>
+      </w:pPr>
       <w:r>
         <w:rPr>
-          <w:rFonts w:ascii="Aptos" w:hAnsi="Aptos" w:eastAsia="Microsoft JhengHei"/>
+          <w:sz w:val="21"/>
         </w:rPr>
-        <w:t>：逗號分隔的允許來源；未設定時使用正式站與 Render 預設來源。</w:t>
+        <w:t>保存 preferredLocation=cloud 並刷新首頁、行事曆、回憶與額度。</w:t>
       </w:r>
     </w:p>
     <w:p>
@@ -527,207 +1135,86 @@
       </w:pPr>
       <w:r>
         <w:rPr>
-          <w:rFonts w:ascii="Aptos" w:hAnsi="Aptos" w:eastAsia="Microsoft JhengHei"/>
+          <w:sz w:val="21"/>
         </w:rPr>
-        <w:t>4. Flutter 架構慣例</w:t>
+        <w:t>7. 訂閱、價格版本與額度</w:t>
       </w:r>
     </w:p>
     <w:p>
       <w:pPr>
         <w:pStyle w:val="ListBullet"/>
-        <w:spacing w:after="60"/>
       </w:pPr>
       <w:r>
         <w:rPr>
-          <w:rFonts w:ascii="Aptos" w:hAnsi="Aptos" w:eastAsia="Microsoft JhengHei"/>
+          <w:sz w:val="21"/>
         </w:rPr>
-        <w:t xml:space="preserve">UI 頁面放在各模組 </w:t>
-      </w:r>
-      <w:r>
-        <w:rPr>
-          <w:rFonts w:ascii="Aptos" w:hAnsi="Aptos" w:eastAsia="Consolas"/>
-          <w:color w:val="1F4E79"/>
-          <w:sz w:val="18"/>
-        </w:rPr>
-        <w:t>page_*.dart</w:t>
-      </w:r>
-      <w:r>
-        <w:rPr>
-          <w:rFonts w:ascii="Aptos" w:hAnsi="Aptos" w:eastAsia="Microsoft JhengHei"/>
-        </w:rPr>
-        <w:t>。</w:t>
+        <w:t>subscription pricing version 保存生效日、季費、各資源基準額度與答題保留天數。</w:t>
       </w:r>
     </w:p>
     <w:p>
       <w:pPr>
         <w:pStyle w:val="ListBullet"/>
-        <w:spacing w:after="60"/>
       </w:pPr>
       <w:r>
         <w:rPr>
-          <w:rFonts w:ascii="Aptos" w:hAnsi="Aptos" w:eastAsia="Microsoft JhengHei"/>
+          <w:sz w:val="21"/>
         </w:rPr>
-        <w:t xml:space="preserve">Controller 使用 </w:t>
-      </w:r>
-      <w:r>
-        <w:rPr>
-          <w:rFonts w:ascii="Aptos" w:hAnsi="Aptos" w:eastAsia="Consolas"/>
-          <w:color w:val="1F4E79"/>
-          <w:sz w:val="18"/>
-        </w:rPr>
-        <w:t>ChangeNotifier</w:t>
-      </w:r>
-      <w:r>
-        <w:rPr>
-          <w:rFonts w:ascii="Aptos" w:hAnsi="Aptos" w:eastAsia="Microsoft JhengHei"/>
-        </w:rPr>
-        <w:t xml:space="preserve">，非同步完成前後必須確認 </w:t>
-      </w:r>
-      <w:r>
-        <w:rPr>
-          <w:rFonts w:ascii="Aptos" w:hAnsi="Aptos" w:eastAsia="Consolas"/>
-          <w:color w:val="1F4E79"/>
-          <w:sz w:val="18"/>
-        </w:rPr>
-        <w:t>mounted</w:t>
-      </w:r>
-      <w:r>
-        <w:rPr>
-          <w:rFonts w:ascii="Aptos" w:hAnsi="Aptos" w:eastAsia="Microsoft JhengHei"/>
-        </w:rPr>
-        <w:t>／</w:t>
-      </w:r>
-      <w:r>
-        <w:rPr>
-          <w:rFonts w:ascii="Aptos" w:hAnsi="Aptos" w:eastAsia="Consolas"/>
-          <w:color w:val="1F4E79"/>
-          <w:sz w:val="18"/>
-        </w:rPr>
-        <w:t>disposed</w:t>
-      </w:r>
-      <w:r>
-        <w:rPr>
-          <w:rFonts w:ascii="Aptos" w:hAnsi="Aptos" w:eastAsia="Microsoft JhengHei"/>
-        </w:rPr>
-        <w:t>，避免已銷毀物件仍通知 UI。</w:t>
+        <w:t>使用者付費時綁定當時版本；日後改版不回溯改變未到期權益。</w:t>
       </w:r>
     </w:p>
     <w:p>
       <w:pPr>
         <w:pStyle w:val="ListBullet"/>
-        <w:spacing w:after="60"/>
       </w:pPr>
       <w:r>
         <w:rPr>
-          <w:rFonts w:ascii="Aptos" w:hAnsi="Aptos" w:eastAsia="Microsoft JhengHei"/>
+          <w:sz w:val="21"/>
         </w:rPr>
-        <w:t>Service／Repository 處理 Supabase、FastAPI 或本機儲存，不在 Widget 內直接混合多個資料來源。</w:t>
+        <w:t>加購建立 entitlement，按新版 multiplier 疊加至舊權益；UI 同時列出舊版與新增版。</w:t>
       </w:r>
     </w:p>
     <w:p>
       <w:pPr>
         <w:pStyle w:val="ListBullet"/>
-        <w:spacing w:after="60"/>
       </w:pPr>
       <w:r>
         <w:rPr>
-          <w:rFonts w:ascii="Aptos" w:hAnsi="Aptos" w:eastAsia="Consolas"/>
-          <w:color w:val="1F4E79"/>
-          <w:sz w:val="18"/>
+          <w:sz w:val="21"/>
         </w:rPr>
-        <w:t>ControllerAuth</w:t>
-      </w:r>
-      <w:r>
-        <w:rPr>
-          <w:rFonts w:ascii="Aptos" w:hAnsi="Aptos" w:eastAsia="Microsoft JhengHei"/>
-        </w:rPr>
-        <w:t xml:space="preserve"> 保存登入者、管理者狀態、資料位置及訂閱快照。</w:t>
+        <w:t>unlimited_quota 或個別 override 優先於方案基準；資料庫 bigint max 必須映射為 isUnlimited，不直接顯示。</w:t>
       </w:r>
     </w:p>
     <w:p>
       <w:pPr>
         <w:pStyle w:val="ListBullet"/>
-        <w:spacing w:after="60"/>
       </w:pPr>
       <w:r>
         <w:rPr>
-          <w:rFonts w:ascii="Aptos" w:hAnsi="Aptos" w:eastAsia="Consolas"/>
-          <w:color w:val="1F4E79"/>
-          <w:sz w:val="18"/>
+          <w:sz w:val="21"/>
         </w:rPr>
-        <w:t>main.dart</w:t>
-      </w:r>
-      <w:r>
-        <w:rPr>
-          <w:rFonts w:ascii="Aptos" w:hAnsi="Aptos" w:eastAsia="Microsoft JhengHei"/>
-        </w:rPr>
-        <w:t xml:space="preserve"> 透過 </w:t>
-      </w:r>
-      <w:r>
-        <w:rPr>
-          <w:rFonts w:ascii="Aptos" w:hAnsi="Aptos" w:eastAsia="Consolas"/>
-          <w:color w:val="1F4E79"/>
-          <w:sz w:val="18"/>
-        </w:rPr>
-        <w:t>MultiProvider</w:t>
-      </w:r>
-      <w:r>
-        <w:rPr>
-          <w:rFonts w:ascii="Aptos" w:hAnsi="Aptos" w:eastAsia="Microsoft JhengHei"/>
-        </w:rPr>
-        <w:t xml:space="preserve"> 建立共用服務與 Controller。</w:t>
+        <w:t>Plus 到期進入雲端唯讀；30 天寬限期後 cleanup_expired_subscription_overages 只刪超額，保留最新與保留項。</w:t>
       </w:r>
     </w:p>
     <w:p>
       <w:pPr>
         <w:pStyle w:val="ListBullet"/>
-        <w:spacing w:after="60"/>
       </w:pPr>
       <w:r>
         <w:rPr>
-          <w:rFonts w:ascii="Aptos" w:hAnsi="Aptos" w:eastAsia="Microsoft JhengHei"/>
+          <w:sz w:val="21"/>
         </w:rPr>
-        <w:t xml:space="preserve">表名及共用欄位集中於 </w:t>
-      </w:r>
-      <w:r>
-        <w:rPr>
-          <w:rFonts w:ascii="Aptos" w:hAnsi="Aptos" w:eastAsia="Consolas"/>
-          <w:color w:val="1F4E79"/>
-          <w:sz w:val="18"/>
-        </w:rPr>
-        <w:t>lib/utils/const.dart</w:t>
-      </w:r>
-      <w:r>
-        <w:rPr>
-          <w:rFonts w:ascii="Aptos" w:hAnsi="Aptos" w:eastAsia="Microsoft JhengHei"/>
-        </w:rPr>
-        <w:t>。</w:t>
+        <w:t>cleanup_expired_game_answer_history 只清雲端答題明細；本機永久保留。</w:t>
       </w:r>
     </w:p>
     <w:p>
       <w:pPr>
         <w:pStyle w:val="ListBullet"/>
-        <w:spacing w:after="60"/>
       </w:pPr>
       <w:r>
         <w:rPr>
-          <w:rFonts w:ascii="Aptos" w:hAnsi="Aptos" w:eastAsia="Microsoft JhengHei"/>
+          <w:sz w:val="21"/>
         </w:rPr>
-        <w:t xml:space="preserve">新增 UI 字串必須先寫入四個 ARB，再執行 </w:t>
-      </w:r>
-      <w:r>
-        <w:rPr>
-          <w:rFonts w:ascii="Aptos" w:hAnsi="Aptos" w:eastAsia="Consolas"/>
-          <w:color w:val="1F4E79"/>
-          <w:sz w:val="18"/>
-        </w:rPr>
-        <w:t>flutter gen-l10n</w:t>
-      </w:r>
-      <w:r>
-        <w:rPr>
-          <w:rFonts w:ascii="Aptos" w:hAnsi="Aptos" w:eastAsia="Microsoft JhengHei"/>
-        </w:rPr>
-        <w:t>；不可在業務畫面加入未翻譯硬編碼文字。</w:t>
+        <w:t>免費帳戶 3 個月無新增／修改的清理必須有 last_activity、通知與 audit，不能只靠前端。</w:t>
       </w:r>
     </w:p>
     <w:p>
@@ -736,133 +1223,72 @@
       </w:pPr>
       <w:r>
         <w:rPr>
-          <w:rFonts w:ascii="Aptos" w:hAnsi="Aptos" w:eastAsia="Microsoft JhengHei"/>
+          <w:sz w:val="21"/>
         </w:rPr>
-        <w:t>5. 雲端與本機資料模式</w:t>
+        <w:t>8. 行事曆與分享</w:t>
       </w:r>
     </w:p>
     <w:p>
       <w:r>
         <w:rPr>
-          <w:rFonts w:ascii="Aptos" w:hAnsi="Aptos" w:eastAsia="Consolas"/>
-          <w:color w:val="1F4E79"/>
-          <w:sz w:val="18"/>
+          <w:sz w:val="21"/>
         </w:rPr>
-        <w:t>DataStorageLocation.cloud</w:t>
-      </w:r>
-      <w:r>
-        <w:rPr>
-          <w:rFonts w:ascii="Aptos" w:hAnsi="Aptos" w:eastAsia="Microsoft JhengHei"/>
-        </w:rPr>
-        <w:t xml:space="preserve"> 與 </w:t>
-      </w:r>
-      <w:r>
-        <w:rPr>
-          <w:rFonts w:ascii="Aptos" w:hAnsi="Aptos" w:eastAsia="Consolas"/>
-          <w:color w:val="1F4E79"/>
-          <w:sz w:val="18"/>
-        </w:rPr>
-        <w:t>DataStorageLocation.local</w:t>
-      </w:r>
-      <w:r>
-        <w:rPr>
-          <w:rFonts w:ascii="Aptos" w:hAnsi="Aptos" w:eastAsia="Microsoft JhengHei"/>
-        </w:rPr>
-        <w:t xml:space="preserve"> 為互斥主要來源。</w:t>
+        <w:t>calendar_events 以文字 id 與 account 擁有者相容。calendar_share_invitations 表示分享關係，calendar_share_events 表示被選事件。邀請可以全選或跨月份累加選取；新增一次分享不能覆蓋舊 selected rows。</w:t>
       </w:r>
     </w:p>
     <w:p>
       <w:pPr>
         <w:pStyle w:val="ListBullet"/>
-        <w:spacing w:after="60"/>
       </w:pPr>
       <w:r>
         <w:rPr>
-          <w:rFonts w:ascii="Aptos" w:hAnsi="Aptos" w:eastAsia="Microsoft JhengHei"/>
+          <w:sz w:val="21"/>
         </w:rPr>
-        <w:t xml:space="preserve">本機儲存由 </w:t>
-      </w:r>
-      <w:r>
-        <w:rPr>
-          <w:rFonts w:ascii="Aptos" w:hAnsi="Aptos" w:eastAsia="Consolas"/>
-          <w:color w:val="1F4E79"/>
-          <w:sz w:val="18"/>
-        </w:rPr>
-        <w:t>LocalDataStore</w:t>
-      </w:r>
-      <w:r>
-        <w:rPr>
-          <w:rFonts w:ascii="Aptos" w:hAnsi="Aptos" w:eastAsia="Microsoft JhengHei"/>
-        </w:rPr>
-        <w:t xml:space="preserve"> 管理；Web 使用 IndexedDB，其他平台使用 Sembast 檔案。</w:t>
+        <w:t>invite_calendar_viewer(email,event_ids[]) 建立／更新邀請並 upsert 選取事件。</w:t>
       </w:r>
     </w:p>
     <w:p>
       <w:pPr>
         <w:pStyle w:val="ListBullet"/>
-        <w:spacing w:after="60"/>
       </w:pPr>
       <w:r>
         <w:rPr>
-          <w:rFonts w:ascii="Aptos" w:hAnsi="Aptos" w:eastAsia="Consolas"/>
-          <w:color w:val="1F4E79"/>
-          <w:sz w:val="18"/>
+          <w:sz w:val="21"/>
         </w:rPr>
-        <w:t>ServiceLocalDataTransfer</w:t>
-      </w:r>
-      <w:r>
-        <w:rPr>
-          <w:rFonts w:ascii="Aptos" w:hAnsi="Aptos" w:eastAsia="Microsoft JhengHei"/>
-        </w:rPr>
-        <w:t xml:space="preserve"> 負責匯出雲端、寫入本機、額度預檢、雲端還原及確認後刪除來源資料。</w:t>
+        <w:t>respond_calendar_invitation(id,accept) 僅受邀者可呼叫；接受後可再拒絕。</w:t>
       </w:r>
     </w:p>
     <w:p>
       <w:pPr>
         <w:pStyle w:val="ListBullet"/>
-        <w:spacing w:after="60"/>
       </w:pPr>
       <w:r>
         <w:rPr>
-          <w:rFonts w:ascii="Aptos" w:hAnsi="Aptos" w:eastAsia="Microsoft JhengHei"/>
+          <w:sz w:val="21"/>
         </w:rPr>
-        <w:t>搬移必須遵守「先複製、驗證成功、再刪來源」；部分失敗不可切換偏好位置。</w:t>
+        <w:t>get_my_shared_calendar_events 供分享者管理；remove_calendar_shared_event 移除單筆；revoke_calendar_invitation 全部取消。</w:t>
       </w:r>
     </w:p>
     <w:p>
       <w:pPr>
         <w:pStyle w:val="ListBullet"/>
-        <w:spacing w:after="60"/>
       </w:pPr>
       <w:r>
         <w:rPr>
-          <w:rFonts w:ascii="Aptos" w:hAnsi="Aptos" w:eastAsia="Microsoft JhengHei"/>
+          <w:sz w:val="21"/>
         </w:rPr>
-        <w:t>local → cloud 必須先取得全部資源筆數並一次檢查額度；超額時整批取消。</w:t>
+        <w:t>RLS SELECT 檢查 accepted invitation + selected event；UPDATE/DELETE 永遠只給事件 owner。</w:t>
       </w:r>
     </w:p>
     <w:p>
       <w:pPr>
         <w:pStyle w:val="ListBullet"/>
-        <w:spacing w:after="60"/>
       </w:pPr>
       <w:r>
         <w:rPr>
-          <w:rFonts w:ascii="Aptos" w:hAnsi="Aptos" w:eastAsia="Microsoft JhengHei"/>
+          <w:sz w:val="21"/>
         </w:rPr>
-        <w:t>cloud → local 會撤銷行事曆分享，避免本機刪除後回雲端出現不一致。</w:t>
-      </w:r>
-    </w:p>
-    <w:p>
-      <w:pPr>
-        <w:pStyle w:val="ListBullet"/>
-        <w:spacing w:after="60"/>
-      </w:pPr>
-      <w:r>
-        <w:rPr>
-          <w:rFonts w:ascii="Aptos" w:hAnsi="Aptos" w:eastAsia="Microsoft JhengHei"/>
-        </w:rPr>
-        <w:t>新增資料服務必須明確依目前資料模式選擇 Supabase 或 LocalDataStore，不能在本機模式仍送出空 ID 的雲端請求。</w:t>
+        <w:t>月視圖查詢需涵蓋 start &lt;= monthEnd 且 coalesce(end,start) &gt;= monthStart，避免只有第一週。</w:t>
       </w:r>
     </w:p>
     <w:p>
@@ -871,9 +1297,296 @@
       </w:pPr>
       <w:r>
         <w:rPr>
-          <w:rFonts w:ascii="Aptos" w:hAnsi="Aptos" w:eastAsia="Microsoft JhengHei"/>
+          <w:sz w:val="21"/>
         </w:rPr>
-        <w:t>6. Supabase 資料與安全</w:t>
+        <w:t>9. 記帳與積分</w:t>
+      </w:r>
+    </w:p>
+    <w:tbl>
+      <w:tblPr>
+        <w:tblStyle w:val="TableGrid"/>
+        <w:tblW w:type="auto" w:w="0"/>
+        <w:jc w:val="center"/>
+        <w:tblLook w:firstColumn="1" w:firstRow="1" w:lastColumn="0" w:lastRow="0" w:noHBand="0" w:noVBand="1" w:val="04A0"/>
+      </w:tblPr>
+      <w:tblGrid>
+        <w:gridCol w:w="3324"/>
+        <w:gridCol w:w="3324"/>
+        <w:gridCol w:w="3324"/>
+      </w:tblGrid>
+      <w:tr>
+        <w:tc>
+          <w:tcPr>
+            <w:tcW w:type="dxa" w:w="3324"/>
+            <w:shd w:fill="DDEBF2"/>
+          </w:tcPr>
+          <w:p>
+            <w:r>
+              <w:rPr>
+                <w:b/>
+              </w:rPr>
+              <w:t>面向</w:t>
+            </w:r>
+          </w:p>
+        </w:tc>
+        <w:tc>
+          <w:tcPr>
+            <w:tcW w:type="dxa" w:w="3324"/>
+            <w:shd w:fill="DDEBF2"/>
+          </w:tcPr>
+          <w:p>
+            <w:r>
+              <w:rPr>
+                <w:b/>
+              </w:rPr>
+              <w:t>記帳</w:t>
+            </w:r>
+          </w:p>
+        </w:tc>
+        <w:tc>
+          <w:tcPr>
+            <w:tcW w:type="dxa" w:w="3324"/>
+            <w:shd w:fill="DDEBF2"/>
+          </w:tcPr>
+          <w:p>
+            <w:r>
+              <w:rPr>
+                <w:b/>
+              </w:rPr>
+              <w:t>積分</w:t>
+            </w:r>
+          </w:p>
+        </w:tc>
+      </w:tr>
+      <w:tr>
+        <w:tc>
+          <w:tcPr>
+            <w:tcW w:type="dxa" w:w="3324"/>
+            <w:vAlign w:val="top"/>
+          </w:tcPr>
+          <w:p>
+            <w:r>
+              <w:t>主表</w:t>
+            </w:r>
+          </w:p>
+        </w:tc>
+        <w:tc>
+          <w:tcPr>
+            <w:tcW w:type="dxa" w:w="3324"/>
+            <w:vAlign w:val="top"/>
+          </w:tcPr>
+          <w:p>
+            <w:r>
+              <w:t>accounting_account</w:t>
+            </w:r>
+          </w:p>
+        </w:tc>
+        <w:tc>
+          <w:tcPr>
+            <w:tcW w:type="dxa" w:w="3324"/>
+            <w:vAlign w:val="top"/>
+          </w:tcPr>
+          <w:p>
+            <w:r>
+              <w:t>point_record_account</w:t>
+            </w:r>
+          </w:p>
+        </w:tc>
+      </w:tr>
+      <w:tr>
+        <w:tc>
+          <w:tcPr>
+            <w:tcW w:type="dxa" w:w="3324"/>
+            <w:vAlign w:val="top"/>
+          </w:tcPr>
+          <w:p>
+            <w:r>
+              <w:t>明細</w:t>
+            </w:r>
+          </w:p>
+        </w:tc>
+        <w:tc>
+          <w:tcPr>
+            <w:tcW w:type="dxa" w:w="3324"/>
+            <w:vAlign w:val="top"/>
+          </w:tcPr>
+          <w:p>
+            <w:r>
+              <w:t>accounting_detail</w:t>
+            </w:r>
+          </w:p>
+        </w:tc>
+        <w:tc>
+          <w:tcPr>
+            <w:tcW w:type="dxa" w:w="3324"/>
+            <w:vAlign w:val="top"/>
+          </w:tcPr>
+          <w:p>
+            <w:r>
+              <w:t>point_record_detail</w:t>
+            </w:r>
+          </w:p>
+        </w:tc>
+      </w:tr>
+      <w:tr>
+        <w:tc>
+          <w:tcPr>
+            <w:tcW w:type="dxa" w:w="3324"/>
+            <w:vAlign w:val="top"/>
+          </w:tcPr>
+          <w:p>
+            <w:r>
+              <w:t>日期</w:t>
+            </w:r>
+          </w:p>
+        </w:tc>
+        <w:tc>
+          <w:tcPr>
+            <w:tcW w:type="dxa" w:w="3324"/>
+            <w:vAlign w:val="top"/>
+          </w:tcPr>
+          <w:p>
+            <w:r>
+              <w:t>date timestamptz</w:t>
+            </w:r>
+          </w:p>
+        </w:tc>
+        <w:tc>
+          <w:tcPr>
+            <w:tcW w:type="dxa" w:w="3324"/>
+            <w:vAlign w:val="top"/>
+          </w:tcPr>
+          <w:p>
+            <w:r>
+              <w:t>date timestamptz</w:t>
+            </w:r>
+          </w:p>
+        </w:tc>
+      </w:tr>
+      <w:tr>
+        <w:tc>
+          <w:tcPr>
+            <w:tcW w:type="dxa" w:w="3324"/>
+            <w:vAlign w:val="top"/>
+          </w:tcPr>
+          <w:p>
+            <w:r>
+              <w:t>一級分類</w:t>
+            </w:r>
+          </w:p>
+        </w:tc>
+        <w:tc>
+          <w:tcPr>
+            <w:tcW w:type="dxa" w:w="3324"/>
+            <w:vAlign w:val="top"/>
+          </w:tcPr>
+          <w:p>
+            <w:r>
+              <w:t>食衣住行育樂／未分類／保留項</w:t>
+            </w:r>
+          </w:p>
+        </w:tc>
+        <w:tc>
+          <w:tcPr>
+            <w:tcW w:type="dxa" w:w="3324"/>
+            <w:vAlign w:val="top"/>
+          </w:tcPr>
+          <w:p>
+            <w:r>
+              <w:t>德智體群美／未分類／保留項</w:t>
+            </w:r>
+          </w:p>
+        </w:tc>
+      </w:tr>
+      <w:tr>
+        <w:tc>
+          <w:tcPr>
+            <w:tcW w:type="dxa" w:w="3324"/>
+            <w:vAlign w:val="top"/>
+          </w:tcPr>
+          <w:p>
+            <w:r>
+              <w:t>二級分類</w:t>
+            </w:r>
+          </w:p>
+        </w:tc>
+        <w:tc>
+          <w:tcPr>
+            <w:tcW w:type="dxa" w:w="3324"/>
+            <w:vAlign w:val="top"/>
+          </w:tcPr>
+          <w:p>
+            <w:r>
+              <w:t>group，可空</w:t>
+            </w:r>
+          </w:p>
+        </w:tc>
+        <w:tc>
+          <w:tcPr>
+            <w:tcW w:type="dxa" w:w="3324"/>
+            <w:vAlign w:val="top"/>
+          </w:tcPr>
+          <w:p>
+            <w:r>
+              <w:t>group，可空</w:t>
+            </w:r>
+          </w:p>
+        </w:tc>
+      </w:tr>
+      <w:tr>
+        <w:tc>
+          <w:tcPr>
+            <w:tcW w:type="dxa" w:w="3324"/>
+            <w:vAlign w:val="top"/>
+          </w:tcPr>
+          <w:p>
+            <w:r>
+              <w:t>查詢窗</w:t>
+            </w:r>
+          </w:p>
+        </w:tc>
+        <w:tc>
+          <w:tcPr>
+            <w:tcW w:type="dxa" w:w="3324"/>
+            <w:vAlign w:val="top"/>
+          </w:tcPr>
+          <w:p>
+            <w:r>
+              <w:t>近30天＋保留項；空窗補最新一筆</w:t>
+            </w:r>
+          </w:p>
+        </w:tc>
+        <w:tc>
+          <w:tcPr>
+            <w:tcW w:type="dxa" w:w="3324"/>
+            <w:vAlign w:val="top"/>
+          </w:tcPr>
+          <w:p>
+            <w:r>
+              <w:t>近30天＋保留項；空窗補最新一筆</w:t>
+            </w:r>
+          </w:p>
+        </w:tc>
+      </w:tr>
+    </w:tbl>
+    <w:p/>
+    <w:p>
+      <w:r>
+        <w:rPr>
+          <w:sz w:val="21"/>
+        </w:rPr>
+        <w:t>fetch_today_* 已改用 primary_category='reserved'，不得再用 description LIKE '%餘%'。更新 RPC 接受日期與兩級分類；刪除後由重新查詢計算 TODAY/TOTAL，不能保留客戶端舊總數。</w:t>
+      </w:r>
+    </w:p>
+    <w:p>
+      <w:pPr>
+        <w:pStyle w:val="Heading1"/>
+      </w:pPr>
+      <w:r>
+        <w:rPr>
+          <w:sz w:val="21"/>
+        </w:rPr>
+        <w:t>10. 推薦活動、景點、地圖與天氣</w:t>
       </w:r>
     </w:p>
     <w:p>
@@ -882,335 +1595,17 @@
       </w:pPr>
       <w:r>
         <w:rPr>
-          <w:rFonts w:ascii="Aptos" w:hAnsi="Aptos" w:eastAsia="Microsoft JhengHei"/>
+          <w:sz w:val="21"/>
         </w:rPr>
-        <w:t>6.1 主要表</w:t>
+        <w:t>10.1 匯入與去重</w:t>
       </w:r>
     </w:p>
     <w:p>
-      <w:pPr>
-        <w:pStyle w:val="ListBullet"/>
-        <w:spacing w:after="60"/>
-      </w:pPr>
       <w:r>
         <w:rPr>
-          <w:rFonts w:ascii="Aptos" w:hAnsi="Aptos" w:eastAsia="Microsoft JhengHei"/>
+          <w:sz w:val="21"/>
         </w:rPr>
-        <w:t>個人：</w:t>
-      </w:r>
-      <w:r>
-        <w:rPr>
-          <w:rFonts w:ascii="Aptos" w:hAnsi="Aptos" w:eastAsia="Consolas"/>
-          <w:color w:val="1F4E79"/>
-          <w:sz w:val="18"/>
-        </w:rPr>
-        <w:t>calendar_events</w:t>
-      </w:r>
-      <w:r>
-        <w:rPr>
-          <w:rFonts w:ascii="Aptos" w:hAnsi="Aptos" w:eastAsia="Microsoft JhengHei"/>
-        </w:rPr>
-        <w:t>、</w:t>
-      </w:r>
-      <w:r>
-        <w:rPr>
-          <w:rFonts w:ascii="Aptos" w:hAnsi="Aptos" w:eastAsia="Consolas"/>
-          <w:color w:val="1F4E79"/>
-          <w:sz w:val="18"/>
-        </w:rPr>
-        <w:t>memory_trace</w:t>
-      </w:r>
-      <w:r>
-        <w:rPr>
-          <w:rFonts w:ascii="Aptos" w:hAnsi="Aptos" w:eastAsia="Microsoft JhengHei"/>
-        </w:rPr>
-        <w:t>、</w:t>
-      </w:r>
-      <w:r>
-        <w:rPr>
-          <w:rFonts w:ascii="Aptos" w:hAnsi="Aptos" w:eastAsia="Consolas"/>
-          <w:color w:val="1F4E79"/>
-          <w:sz w:val="18"/>
-        </w:rPr>
-        <w:t>accounting_account/detail</w:t>
-      </w:r>
-      <w:r>
-        <w:rPr>
-          <w:rFonts w:ascii="Aptos" w:hAnsi="Aptos" w:eastAsia="Microsoft JhengHei"/>
-        </w:rPr>
-        <w:t>、</w:t>
-      </w:r>
-      <w:r>
-        <w:rPr>
-          <w:rFonts w:ascii="Aptos" w:hAnsi="Aptos" w:eastAsia="Consolas"/>
-          <w:color w:val="1F4E79"/>
-          <w:sz w:val="18"/>
-        </w:rPr>
-        <w:t>point_record_account/detail</w:t>
-      </w:r>
-      <w:r>
-        <w:rPr>
-          <w:rFonts w:ascii="Aptos" w:hAnsi="Aptos" w:eastAsia="Microsoft JhengHei"/>
-        </w:rPr>
-        <w:t>、</w:t>
-      </w:r>
-      <w:r>
-        <w:rPr>
-          <w:rFonts w:ascii="Aptos" w:hAnsi="Aptos" w:eastAsia="Consolas"/>
-          <w:color w:val="1F4E79"/>
-          <w:sz w:val="18"/>
-        </w:rPr>
-        <w:t>dashboard_setting</w:t>
-      </w:r>
-      <w:r>
-        <w:rPr>
-          <w:rFonts w:ascii="Aptos" w:hAnsi="Aptos" w:eastAsia="Microsoft JhengHei"/>
-        </w:rPr>
-        <w:t>。</w:t>
-      </w:r>
-    </w:p>
-    <w:p>
-      <w:pPr>
-        <w:pStyle w:val="ListBullet"/>
-        <w:spacing w:after="60"/>
-      </w:pPr>
-      <w:r>
-        <w:rPr>
-          <w:rFonts w:ascii="Aptos" w:hAnsi="Aptos" w:eastAsia="Microsoft JhengHei"/>
-        </w:rPr>
-        <w:t>推薦：</w:t>
-      </w:r>
-      <w:r>
-        <w:rPr>
-          <w:rFonts w:ascii="Aptos" w:hAnsi="Aptos" w:eastAsia="Consolas"/>
-          <w:color w:val="1F4E79"/>
-          <w:sz w:val="18"/>
-        </w:rPr>
-        <w:t>recommended_events</w:t>
-      </w:r>
-      <w:r>
-        <w:rPr>
-          <w:rFonts w:ascii="Aptos" w:hAnsi="Aptos" w:eastAsia="Microsoft JhengHei"/>
-        </w:rPr>
-        <w:t>、</w:t>
-      </w:r>
-      <w:r>
-        <w:rPr>
-          <w:rFonts w:ascii="Aptos" w:hAnsi="Aptos" w:eastAsia="Consolas"/>
-          <w:color w:val="1F4E79"/>
-          <w:sz w:val="18"/>
-        </w:rPr>
-        <w:t>recommended_attractions</w:t>
-      </w:r>
-      <w:r>
-        <w:rPr>
-          <w:rFonts w:ascii="Aptos" w:hAnsi="Aptos" w:eastAsia="Microsoft JhengHei"/>
-        </w:rPr>
-        <w:t>、</w:t>
-      </w:r>
-      <w:r>
-        <w:rPr>
-          <w:rFonts w:ascii="Aptos" w:hAnsi="Aptos" w:eastAsia="Consolas"/>
-          <w:color w:val="1F4E79"/>
-          <w:sz w:val="18"/>
-        </w:rPr>
-        <w:t>recommended_events_deleted/favor/stat</w:t>
-      </w:r>
-      <w:r>
-        <w:rPr>
-          <w:rFonts w:ascii="Aptos" w:hAnsi="Aptos" w:eastAsia="Microsoft JhengHei"/>
-        </w:rPr>
-        <w:t>、</w:t>
-      </w:r>
-      <w:r>
-        <w:rPr>
-          <w:rFonts w:ascii="Aptos" w:hAnsi="Aptos" w:eastAsia="Consolas"/>
-          <w:color w:val="1F4E79"/>
-          <w:sz w:val="18"/>
-        </w:rPr>
-        <w:t>recommended_event_url</w:t>
-      </w:r>
-      <w:r>
-        <w:rPr>
-          <w:rFonts w:ascii="Aptos" w:hAnsi="Aptos" w:eastAsia="Microsoft JhengHei"/>
-        </w:rPr>
-        <w:t>。</w:t>
-      </w:r>
-    </w:p>
-    <w:p>
-      <w:pPr>
-        <w:pStyle w:val="ListBullet"/>
-        <w:spacing w:after="60"/>
-      </w:pPr>
-      <w:r>
-        <w:rPr>
-          <w:rFonts w:ascii="Aptos" w:hAnsi="Aptos" w:eastAsia="Microsoft JhengHei"/>
-        </w:rPr>
-        <w:t>遊戲：</w:t>
-      </w:r>
-      <w:r>
-        <w:rPr>
-          <w:rFonts w:ascii="Aptos" w:hAnsi="Aptos" w:eastAsia="Consolas"/>
-          <w:color w:val="1F4E79"/>
-          <w:sz w:val="18"/>
-        </w:rPr>
-        <w:t>game_list</w:t>
-      </w:r>
-      <w:r>
-        <w:rPr>
-          <w:rFonts w:ascii="Aptos" w:hAnsi="Aptos" w:eastAsia="Microsoft JhengHei"/>
-        </w:rPr>
-        <w:t>、</w:t>
-      </w:r>
-      <w:r>
-        <w:rPr>
-          <w:rFonts w:ascii="Aptos" w:hAnsi="Aptos" w:eastAsia="Consolas"/>
-          <w:color w:val="1F4E79"/>
-          <w:sz w:val="18"/>
-        </w:rPr>
-        <w:t>game_grammar</w:t>
-      </w:r>
-      <w:r>
-        <w:rPr>
-          <w:rFonts w:ascii="Aptos" w:hAnsi="Aptos" w:eastAsia="Microsoft JhengHei"/>
-        </w:rPr>
-        <w:t>、</w:t>
-      </w:r>
-      <w:r>
-        <w:rPr>
-          <w:rFonts w:ascii="Aptos" w:hAnsi="Aptos" w:eastAsia="Consolas"/>
-          <w:color w:val="1F4E79"/>
-          <w:sz w:val="18"/>
-        </w:rPr>
-        <w:t>game_sentence</w:t>
-      </w:r>
-      <w:r>
-        <w:rPr>
-          <w:rFonts w:ascii="Aptos" w:hAnsi="Aptos" w:eastAsia="Microsoft JhengHei"/>
-        </w:rPr>
-        <w:t>、</w:t>
-      </w:r>
-      <w:r>
-        <w:rPr>
-          <w:rFonts w:ascii="Aptos" w:hAnsi="Aptos" w:eastAsia="Consolas"/>
-          <w:color w:val="1F4E79"/>
-          <w:sz w:val="18"/>
-        </w:rPr>
-        <w:t>game_translation</w:t>
-      </w:r>
-      <w:r>
-        <w:rPr>
-          <w:rFonts w:ascii="Aptos" w:hAnsi="Aptos" w:eastAsia="Microsoft JhengHei"/>
-        </w:rPr>
-        <w:t>、</w:t>
-      </w:r>
-      <w:r>
-        <w:rPr>
-          <w:rFonts w:ascii="Aptos" w:hAnsi="Aptos" w:eastAsia="Consolas"/>
-          <w:color w:val="1F4E79"/>
-          <w:sz w:val="18"/>
-        </w:rPr>
-        <w:t>game_social_*</w:t>
-      </w:r>
-      <w:r>
-        <w:rPr>
-          <w:rFonts w:ascii="Aptos" w:hAnsi="Aptos" w:eastAsia="Microsoft JhengHei"/>
-        </w:rPr>
-        <w:t xml:space="preserve"> 及各答題紀錄表。</w:t>
-      </w:r>
-    </w:p>
-    <w:p>
-      <w:pPr>
-        <w:pStyle w:val="ListBullet"/>
-        <w:spacing w:after="60"/>
-      </w:pPr>
-      <w:r>
-        <w:rPr>
-          <w:rFonts w:ascii="Aptos" w:hAnsi="Aptos" w:eastAsia="Microsoft JhengHei"/>
-        </w:rPr>
-        <w:t>訂閱：</w:t>
-      </w:r>
-      <w:r>
-        <w:rPr>
-          <w:rFonts w:ascii="Aptos" w:hAnsi="Aptos" w:eastAsia="Consolas"/>
-          <w:color w:val="1F4E79"/>
-          <w:sz w:val="18"/>
-        </w:rPr>
-        <w:t>user_subscriptions</w:t>
-      </w:r>
-      <w:r>
-        <w:rPr>
-          <w:rFonts w:ascii="Aptos" w:hAnsi="Aptos" w:eastAsia="Microsoft JhengHei"/>
-        </w:rPr>
-        <w:t>、</w:t>
-      </w:r>
-      <w:r>
-        <w:rPr>
-          <w:rFonts w:ascii="Aptos" w:hAnsi="Aptos" w:eastAsia="Consolas"/>
-          <w:color w:val="1F4E79"/>
-          <w:sz w:val="18"/>
-        </w:rPr>
-        <w:t>subscription_pricing_versions</w:t>
-      </w:r>
-      <w:r>
-        <w:rPr>
-          <w:rFonts w:ascii="Aptos" w:hAnsi="Aptos" w:eastAsia="Microsoft JhengHei"/>
-        </w:rPr>
-        <w:t>、</w:t>
-      </w:r>
-      <w:r>
-        <w:rPr>
-          <w:rFonts w:ascii="Aptos" w:hAnsi="Aptos" w:eastAsia="Consolas"/>
-          <w:color w:val="1F4E79"/>
-          <w:sz w:val="18"/>
-        </w:rPr>
-        <w:t>user_subscription_entitlements</w:t>
-      </w:r>
-      <w:r>
-        <w:rPr>
-          <w:rFonts w:ascii="Aptos" w:hAnsi="Aptos" w:eastAsia="Microsoft JhengHei"/>
-        </w:rPr>
-        <w:t>、付款與清理稽核表。</w:t>
-      </w:r>
-    </w:p>
-    <w:p>
-      <w:pPr>
-        <w:pStyle w:val="ListBullet"/>
-        <w:spacing w:after="60"/>
-      </w:pPr>
-      <w:r>
-        <w:rPr>
-          <w:rFonts w:ascii="Aptos" w:hAnsi="Aptos" w:eastAsia="Microsoft JhengHei"/>
-        </w:rPr>
-        <w:t>分享：</w:t>
-      </w:r>
-      <w:r>
-        <w:rPr>
-          <w:rFonts w:ascii="Aptos" w:hAnsi="Aptos" w:eastAsia="Consolas"/>
-          <w:color w:val="1F4E79"/>
-          <w:sz w:val="18"/>
-        </w:rPr>
-        <w:t>calendar_share_invitations</w:t>
-      </w:r>
-      <w:r>
-        <w:rPr>
-          <w:rFonts w:ascii="Aptos" w:hAnsi="Aptos" w:eastAsia="Microsoft JhengHei"/>
-        </w:rPr>
-        <w:t>、</w:t>
-      </w:r>
-      <w:r>
-        <w:rPr>
-          <w:rFonts w:ascii="Aptos" w:hAnsi="Aptos" w:eastAsia="Consolas"/>
-          <w:color w:val="1F4E79"/>
-          <w:sz w:val="18"/>
-        </w:rPr>
-        <w:t>calendar_share_events</w:t>
-      </w:r>
-      <w:r>
-        <w:rPr>
-          <w:rFonts w:ascii="Aptos" w:hAnsi="Aptos" w:eastAsia="Microsoft JhengHei"/>
-        </w:rPr>
-        <w:t>。</w:t>
+        <w:t>活動先做日期有效性與城市／地點正規化，再建立 key。endDate 只有在 endDate + 1 day 仍早於 startDate 時拒絕。沒有開始時間：name+localStartDate+city+location；有開始時間：再加 normalizedStartTime。master_url 不參與去重。資料庫唯一索引與應用層必須保持相同正規化。</w:t>
       </w:r>
     </w:p>
     <w:p>
@@ -1219,139 +1614,53 @@
       </w:pPr>
       <w:r>
         <w:rPr>
-          <w:rFonts w:ascii="Aptos" w:hAnsi="Aptos" w:eastAsia="Microsoft JhengHei"/>
+          <w:sz w:val="21"/>
         </w:rPr>
-        <w:t>6.2 權限原則</w:t>
+        <w:t>10.2 更新協調</w:t>
       </w:r>
     </w:p>
     <w:p>
       <w:pPr>
         <w:pStyle w:val="ListBullet"/>
-        <w:spacing w:after="60"/>
       </w:pPr>
       <w:r>
         <w:rPr>
-          <w:rFonts w:ascii="Aptos" w:hAnsi="Aptos" w:eastAsia="Consolas"/>
-          <w:color w:val="1F4E79"/>
-          <w:sz w:val="18"/>
+          <w:sz w:val="21"/>
         </w:rPr>
-        <w:t>anon</w:t>
-      </w:r>
-      <w:r>
-        <w:rPr>
-          <w:rFonts w:ascii="Aptos" w:hAnsi="Aptos" w:eastAsia="Microsoft JhengHei"/>
-        </w:rPr>
-        <w:t xml:space="preserve"> 不應直接存取個人或業務表，也不應執行業務 RPC。</w:t>
+        <w:t>同日 marker 防止重複觸發；分散式 lock 防止管理者與一般使用者同時更新。</w:t>
       </w:r>
     </w:p>
     <w:p>
       <w:pPr>
         <w:pStyle w:val="ListBullet"/>
-        <w:spacing w:after="60"/>
       </w:pPr>
       <w:r>
         <w:rPr>
-          <w:rFonts w:ascii="Aptos" w:hAnsi="Aptos" w:eastAsia="Consolas"/>
-          <w:color w:val="1F4E79"/>
-          <w:sz w:val="18"/>
+          <w:sz w:val="21"/>
         </w:rPr>
-        <w:t>authenticated</w:t>
-      </w:r>
-      <w:r>
-        <w:rPr>
-          <w:rFonts w:ascii="Aptos" w:hAnsi="Aptos" w:eastAsia="Microsoft JhengHei"/>
-        </w:rPr>
-        <w:t xml:space="preserve"> 只取得實際需要的 SELECT／INSERT／UPDATE／DELETE 權限。</w:t>
+        <w:t>來源抓取、解析、去重、批次寫入、地理編碼分階段記錄數量。</w:t>
       </w:r>
     </w:p>
     <w:p>
       <w:pPr>
         <w:pStyle w:val="ListBullet"/>
-        <w:spacing w:after="60"/>
       </w:pPr>
       <w:r>
         <w:rPr>
-          <w:rFonts w:ascii="Aptos" w:hAnsi="Aptos" w:eastAsia="Microsoft JhengHei"/>
+          <w:sz w:val="21"/>
         </w:rPr>
-        <w:t xml:space="preserve">RLS 以 </w:t>
-      </w:r>
-      <w:r>
-        <w:rPr>
-          <w:rFonts w:ascii="Aptos" w:hAnsi="Aptos" w:eastAsia="Consolas"/>
-          <w:color w:val="1F4E79"/>
-          <w:sz w:val="18"/>
-        </w:rPr>
-        <w:t>auth.uid()</w:t>
-      </w:r>
-      <w:r>
-        <w:rPr>
-          <w:rFonts w:ascii="Aptos" w:hAnsi="Aptos" w:eastAsia="Microsoft JhengHei"/>
-        </w:rPr>
-        <w:t xml:space="preserve"> 或 JWT Email 判斷擁有者；受邀行事曆只開放 SELECT。</w:t>
+        <w:t>recommended_events_deleted 保存被刪活動 key，避免重新匯入；cleanup 對 end_date null 時改用 start_date。</w:t>
       </w:r>
     </w:p>
     <w:p>
       <w:pPr>
         <w:pStyle w:val="ListBullet"/>
-        <w:spacing w:after="60"/>
       </w:pPr>
       <w:r>
         <w:rPr>
-          <w:rFonts w:ascii="Aptos" w:hAnsi="Aptos" w:eastAsia="Microsoft JhengHei"/>
+          <w:sz w:val="21"/>
         </w:rPr>
-        <w:t xml:space="preserve">高權限 RPC 使用 </w:t>
-      </w:r>
-      <w:r>
-        <w:rPr>
-          <w:rFonts w:ascii="Aptos" w:hAnsi="Aptos" w:eastAsia="Consolas"/>
-          <w:color w:val="1F4E79"/>
-          <w:sz w:val="18"/>
-        </w:rPr>
-        <w:t>SECURITY DEFINER SET search_path = ''</w:t>
-      </w:r>
-      <w:r>
-        <w:rPr>
-          <w:rFonts w:ascii="Aptos" w:hAnsi="Aptos" w:eastAsia="Microsoft JhengHei"/>
-        </w:rPr>
-        <w:t>，函式內所有物件使用完整 schema 名稱。</w:t>
-      </w:r>
-    </w:p>
-    <w:p>
-      <w:pPr>
-        <w:pStyle w:val="ListBullet"/>
-        <w:spacing w:after="60"/>
-      </w:pPr>
-      <w:r>
-        <w:rPr>
-          <w:rFonts w:ascii="Aptos" w:hAnsi="Aptos" w:eastAsia="Microsoft JhengHei"/>
-        </w:rPr>
-        <w:t>service role 僅留在 FastAPI／後端環境，不得放入 Flutter 或公開 repository。</w:t>
-      </w:r>
-    </w:p>
-    <w:p>
-      <w:pPr>
-        <w:pStyle w:val="ListBullet"/>
-        <w:spacing w:after="60"/>
-      </w:pPr>
-      <w:r>
-        <w:rPr>
-          <w:rFonts w:ascii="Aptos" w:hAnsi="Aptos" w:eastAsia="Microsoft JhengHei"/>
-        </w:rPr>
-        <w:t xml:space="preserve">管理者權限來自 JWT </w:t>
-      </w:r>
-      <w:r>
-        <w:rPr>
-          <w:rFonts w:ascii="Aptos" w:hAnsi="Aptos" w:eastAsia="Consolas"/>
-          <w:color w:val="1F4E79"/>
-          <w:sz w:val="18"/>
-        </w:rPr>
-        <w:t>app_metadata.role = 'admin'</w:t>
-      </w:r>
-      <w:r>
-        <w:rPr>
-          <w:rFonts w:ascii="Aptos" w:hAnsi="Aptos" w:eastAsia="Microsoft JhengHei"/>
-        </w:rPr>
-        <w:t>，由受信任後端設定，不接受客戶端自行寫入。</w:t>
+        <w:t>跨週長活動只保留一筆，不依出現週數重建。</w:t>
       </w:r>
     </w:p>
     <w:p>
@@ -1360,151 +1669,17 @@
       </w:pPr>
       <w:r>
         <w:rPr>
-          <w:rFonts w:ascii="Aptos" w:hAnsi="Aptos" w:eastAsia="Microsoft JhengHei"/>
+          <w:sz w:val="21"/>
         </w:rPr>
-        <w:t>6.3 Migration 流程</w:t>
+        <w:t>10.3 地圖／座標／天氣</w:t>
       </w:r>
     </w:p>
     <w:p>
-      <w:pPr>
-        <w:pStyle w:val="ListNumber"/>
-        <w:spacing w:after="60"/>
-      </w:pPr>
       <w:r>
         <w:rPr>
-          <w:rFonts w:ascii="Aptos" w:hAnsi="Aptos" w:eastAsia="Microsoft JhengHei"/>
+          <w:sz w:val="21"/>
         </w:rPr>
-        <w:t xml:space="preserve">在 </w:t>
-      </w:r>
-      <w:r>
-        <w:rPr>
-          <w:rFonts w:ascii="Aptos" w:hAnsi="Aptos" w:eastAsia="Consolas"/>
-          <w:color w:val="1F4E79"/>
-          <w:sz w:val="18"/>
-        </w:rPr>
-        <w:t>supabase/migrations/</w:t>
-      </w:r>
-      <w:r>
-        <w:rPr>
-          <w:rFonts w:ascii="Aptos" w:hAnsi="Aptos" w:eastAsia="Microsoft JhengHei"/>
-        </w:rPr>
-        <w:t xml:space="preserve"> 新增時間序檔案。</w:t>
-      </w:r>
-    </w:p>
-    <w:p>
-      <w:pPr>
-        <w:pStyle w:val="ListNumber"/>
-        <w:spacing w:after="60"/>
-      </w:pPr>
-      <w:r>
-        <w:rPr>
-          <w:rFonts w:ascii="Aptos" w:hAnsi="Aptos" w:eastAsia="Microsoft JhengHei"/>
-        </w:rPr>
-        <w:t xml:space="preserve">優先使用 </w:t>
-      </w:r>
-      <w:r>
-        <w:rPr>
-          <w:rFonts w:ascii="Aptos" w:hAnsi="Aptos" w:eastAsia="Consolas"/>
-          <w:color w:val="1F4E79"/>
-          <w:sz w:val="18"/>
-        </w:rPr>
-        <w:t>IF EXISTS</w:t>
-      </w:r>
-      <w:r>
-        <w:rPr>
-          <w:rFonts w:ascii="Aptos" w:hAnsi="Aptos" w:eastAsia="Microsoft JhengHei"/>
-        </w:rPr>
-        <w:t>／</w:t>
-      </w:r>
-      <w:r>
-        <w:rPr>
-          <w:rFonts w:ascii="Aptos" w:hAnsi="Aptos" w:eastAsia="Consolas"/>
-          <w:color w:val="1F4E79"/>
-          <w:sz w:val="18"/>
-        </w:rPr>
-        <w:t>IF NOT EXISTS</w:t>
-      </w:r>
-      <w:r>
-        <w:rPr>
-          <w:rFonts w:ascii="Aptos" w:hAnsi="Aptos" w:eastAsia="Microsoft JhengHei"/>
-        </w:rPr>
-        <w:t>，確保可安全重試。</w:t>
-      </w:r>
-    </w:p>
-    <w:p>
-      <w:pPr>
-        <w:pStyle w:val="ListNumber"/>
-        <w:spacing w:after="60"/>
-      </w:pPr>
-      <w:r>
-        <w:rPr>
-          <w:rFonts w:ascii="Aptos" w:hAnsi="Aptos" w:eastAsia="Microsoft JhengHei"/>
-        </w:rPr>
-        <w:t xml:space="preserve">修改 </w:t>
-      </w:r>
-      <w:r>
-        <w:rPr>
-          <w:rFonts w:ascii="Aptos" w:hAnsi="Aptos" w:eastAsia="Consolas"/>
-          <w:color w:val="1F4E79"/>
-          <w:sz w:val="18"/>
-        </w:rPr>
-        <w:t>RETURNS TABLE</w:t>
-      </w:r>
-      <w:r>
-        <w:rPr>
-          <w:rFonts w:ascii="Aptos" w:hAnsi="Aptos" w:eastAsia="Microsoft JhengHei"/>
-        </w:rPr>
-        <w:t xml:space="preserve"> 欄位時，先 </w:t>
-      </w:r>
-      <w:r>
-        <w:rPr>
-          <w:rFonts w:ascii="Aptos" w:hAnsi="Aptos" w:eastAsia="Consolas"/>
-          <w:color w:val="1F4E79"/>
-          <w:sz w:val="18"/>
-        </w:rPr>
-        <w:t>DROP FUNCTION schema.name(signature)</w:t>
-      </w:r>
-      <w:r>
-        <w:rPr>
-          <w:rFonts w:ascii="Aptos" w:hAnsi="Aptos" w:eastAsia="Microsoft JhengHei"/>
-        </w:rPr>
-        <w:t>，再建立新版。</w:t>
-      </w:r>
-    </w:p>
-    <w:p>
-      <w:pPr>
-        <w:pStyle w:val="ListNumber"/>
-        <w:spacing w:after="60"/>
-      </w:pPr>
-      <w:r>
-        <w:rPr>
-          <w:rFonts w:ascii="Aptos" w:hAnsi="Aptos" w:eastAsia="Microsoft JhengHei"/>
-        </w:rPr>
-        <w:t>在 transaction 內完成 schema、函式、RLS、grant/revoke。</w:t>
-      </w:r>
-    </w:p>
-    <w:p>
-      <w:pPr>
-        <w:pStyle w:val="ListNumber"/>
-        <w:spacing w:after="60"/>
-      </w:pPr>
-      <w:r>
-        <w:rPr>
-          <w:rFonts w:ascii="Aptos" w:hAnsi="Aptos" w:eastAsia="Microsoft JhengHei"/>
-        </w:rPr>
-        <w:t>執行後查驗欄位、函式簽章、RLS、權限及資料筆數。</w:t>
-      </w:r>
-    </w:p>
-    <w:p>
-      <w:pPr>
-        <w:pStyle w:val="ListNumber"/>
-        <w:spacing w:after="60"/>
-      </w:pPr>
-      <w:r>
-        <w:rPr>
-          <w:rFonts w:ascii="Aptos" w:hAnsi="Aptos" w:eastAsia="Microsoft JhengHei"/>
-        </w:rPr>
-        <w:t>App 上線前先部署 migration，再部署呼叫新 RPC 的客戶端。</w:t>
+        <w:t>country 使用 ISO alpha-2，例如 TW、SG。lat/lng 可作天氣近似；map_lat/map_lng 是地圖專用座標，存在時不重抓。OpenWeather Geocode 查詢至少包含 location、city、country；回填批次 25 筆且僅管理者觸發。天氣只對可見、近期且 8 天內項目 lazy preload。</w:t>
       </w:r>
     </w:p>
     <w:p>
@@ -1513,167 +1688,17 @@
       </w:pPr>
       <w:r>
         <w:rPr>
-          <w:rFonts w:ascii="Aptos" w:hAnsi="Aptos" w:eastAsia="Microsoft JhengHei"/>
+          <w:sz w:val="21"/>
         </w:rPr>
-        <w:t>7. 訂閱與版本化額度</w:t>
+        <w:t>11. 回憶</w:t>
       </w:r>
     </w:p>
     <w:p>
       <w:r>
         <w:rPr>
-          <w:rFonts w:ascii="Aptos" w:hAnsi="Aptos" w:eastAsia="Consolas"/>
-          <w:color w:val="1F4E79"/>
-          <w:sz w:val="18"/>
+          <w:sz w:val="21"/>
         </w:rPr>
-        <w:t>subscription_pricing_versions</w:t>
-      </w:r>
-      <w:r>
-        <w:rPr>
-          <w:rFonts w:ascii="Aptos" w:hAnsi="Aptos" w:eastAsia="Microsoft JhengHei"/>
-        </w:rPr>
-        <w:t xml:space="preserve"> 保存不可變的方案版本；使用者付款時把該版本與倍率轉成 frozen snapshot 存入 </w:t>
-      </w:r>
-      <w:r>
-        <w:rPr>
-          <w:rFonts w:ascii="Aptos" w:hAnsi="Aptos" w:eastAsia="Consolas"/>
-          <w:color w:val="1F4E79"/>
-          <w:sz w:val="18"/>
-        </w:rPr>
-        <w:t>user_subscription_entitlements</w:t>
-      </w:r>
-      <w:r>
-        <w:rPr>
-          <w:rFonts w:ascii="Aptos" w:hAnsi="Aptos" w:eastAsia="Microsoft JhengHei"/>
-        </w:rPr>
-        <w:t>。</w:t>
-      </w:r>
-    </w:p>
-    <w:p>
-      <w:pPr>
-        <w:pStyle w:val="ListBullet"/>
-        <w:spacing w:after="60"/>
-      </w:pPr>
-      <w:r>
-        <w:rPr>
-          <w:rFonts w:ascii="Aptos" w:hAnsi="Aptos" w:eastAsia="Microsoft JhengHei"/>
-        </w:rPr>
-        <w:t>舊版未到期時加購新版：新增 entitlement，不覆蓋舊 entitlement。</w:t>
-      </w:r>
-    </w:p>
-    <w:p>
-      <w:pPr>
-        <w:pStyle w:val="ListBullet"/>
-        <w:spacing w:after="60"/>
-      </w:pPr>
-      <w:r>
-        <w:rPr>
-          <w:rFonts w:ascii="Aptos" w:hAnsi="Aptos" w:eastAsia="Consolas"/>
-          <w:color w:val="1F4E79"/>
-          <w:sz w:val="18"/>
-        </w:rPr>
-        <w:t>life_pilot_plan_limit(resource)</w:t>
-      </w:r>
-      <w:r>
-        <w:rPr>
-          <w:rFonts w:ascii="Aptos" w:hAnsi="Aptos" w:eastAsia="Microsoft JhengHei"/>
-        </w:rPr>
-        <w:t xml:space="preserve"> 加總所有目前有效、storage plan 為 cloud 的 snapshot 額度。</w:t>
-      </w:r>
-    </w:p>
-    <w:p>
-      <w:pPr>
-        <w:pStyle w:val="ListBullet"/>
-        <w:spacing w:after="60"/>
-      </w:pPr>
-      <w:r>
-        <w:rPr>
-          <w:rFonts w:ascii="Aptos" w:hAnsi="Aptos" w:eastAsia="Microsoft JhengHei"/>
-        </w:rPr>
-        <w:t>有效 local entitlement 回傳不限量；管理者亦不限量。</w:t>
-      </w:r>
-    </w:p>
-    <w:p>
-      <w:pPr>
-        <w:pStyle w:val="ListBullet"/>
-        <w:spacing w:after="60"/>
-      </w:pPr>
-      <w:r>
-        <w:rPr>
-          <w:rFonts w:ascii="Aptos" w:hAnsi="Aptos" w:eastAsia="Microsoft JhengHei"/>
-        </w:rPr>
-        <w:t xml:space="preserve">UI 的 </w:t>
-      </w:r>
-      <w:r>
-        <w:rPr>
-          <w:rFonts w:ascii="Aptos" w:hAnsi="Aptos" w:eastAsia="Consolas"/>
-          <w:color w:val="1F4E79"/>
-          <w:sz w:val="18"/>
-        </w:rPr>
-        <w:t>get_my_subscription_entitlements()</w:t>
-      </w:r>
-      <w:r>
-        <w:rPr>
-          <w:rFonts w:ascii="Aptos" w:hAnsi="Aptos" w:eastAsia="Microsoft JhengHei"/>
-        </w:rPr>
-        <w:t xml:space="preserve"> 顯示每筆權益；</w:t>
-      </w:r>
-      <w:r>
-        <w:rPr>
-          <w:rFonts w:ascii="Aptos" w:hAnsi="Aptos" w:eastAsia="Consolas"/>
-          <w:color w:val="1F4E79"/>
-          <w:sz w:val="18"/>
-        </w:rPr>
-        <w:t>get_my_subscription_usage()</w:t>
-      </w:r>
-      <w:r>
-        <w:rPr>
-          <w:rFonts w:ascii="Aptos" w:hAnsi="Aptos" w:eastAsia="Microsoft JhengHei"/>
-        </w:rPr>
-        <w:t xml:space="preserve"> 顯示合計使用量／限額。</w:t>
-      </w:r>
-    </w:p>
-    <w:p>
-      <w:pPr>
-        <w:pStyle w:val="ListBullet"/>
-        <w:spacing w:after="60"/>
-      </w:pPr>
-      <w:r>
-        <w:rPr>
-          <w:rFonts w:ascii="Aptos" w:hAnsi="Aptos" w:eastAsia="Microsoft JhengHei"/>
-        </w:rPr>
-        <w:t>到期後 entitlement 不再納入加總。</w:t>
-      </w:r>
-    </w:p>
-    <w:p>
-      <w:pPr>
-        <w:pStyle w:val="ListBullet"/>
-        <w:spacing w:after="60"/>
-      </w:pPr>
-      <w:r>
-        <w:rPr>
-          <w:rFonts w:ascii="Aptos" w:hAnsi="Aptos" w:eastAsia="Microsoft JhengHei"/>
-        </w:rPr>
-        <w:t>管理者可建立價格版本、替換使用者方案或新增疊加權益。</w:t>
-      </w:r>
-    </w:p>
-    <w:p>
-      <w:pPr>
-        <w:pStyle w:val="ListBullet"/>
-        <w:spacing w:after="60"/>
-      </w:pPr>
-      <w:r>
-        <w:rPr>
-          <w:rFonts w:ascii="Aptos" w:hAnsi="Aptos" w:eastAsia="Microsoft JhengHei"/>
-        </w:rPr>
-        <w:t>正式付款尚需串接 Google Play／Apple In-App Purchase、後端收據驗證、付款事件冪等及 webhook。</w:t>
-      </w:r>
-    </w:p>
-    <w:p>
-      <w:r>
-        <w:rPr>
-          <w:rFonts w:ascii="Aptos" w:hAnsi="Aptos" w:eastAsia="Microsoft JhengHei"/>
-        </w:rPr>
-        <w:t>基準免費額度為 30／30／30／30／50／2／0 bytes；基準 Plus 方案由資料庫版本控制，不可只寫死於 UI。</w:t>
+        <w:t>memory_trace 與行事曆共享事件模型欄位，但使用獨立資源。查詢含未來資料與近 30 天歷史；load more 每次將歷史窗向前 30 天。本機模式不可呼叫 Supabase；雲端／本機切換後 Controller cache 必須清空再依新來源載入。圖片無值時不得保留 placeholder 高度。</w:t>
       </w:r>
     </w:p>
     <w:p>
@@ -1682,203 +1707,75 @@
       </w:pPr>
       <w:r>
         <w:rPr>
-          <w:rFonts w:ascii="Aptos" w:hAnsi="Aptos" w:eastAsia="Microsoft JhengHei"/>
+          <w:sz w:val="21"/>
         </w:rPr>
-        <w:t>8. 推薦活動更新</w:t>
-      </w:r>
-    </w:p>
-    <w:p>
-      <w:r>
-        <w:rPr>
-          <w:rFonts w:ascii="Aptos" w:hAnsi="Aptos" w:eastAsia="Microsoft JhengHei"/>
-        </w:rPr>
-        <w:t>更新流程：</w:t>
-      </w:r>
-    </w:p>
-    <w:p>
-      <w:pPr>
-        <w:pStyle w:val="ListNumber"/>
-        <w:spacing w:after="60"/>
-      </w:pPr>
-      <w:r>
-        <w:rPr>
-          <w:rFonts w:ascii="Aptos" w:hAnsi="Aptos" w:eastAsia="Microsoft JhengHei"/>
-        </w:rPr>
-        <w:t xml:space="preserve">呼叫 </w:t>
-      </w:r>
-      <w:r>
-        <w:rPr>
-          <w:rFonts w:ascii="Aptos" w:hAnsi="Aptos" w:eastAsia="Consolas"/>
-          <w:color w:val="1F4E79"/>
-          <w:sz w:val="18"/>
-        </w:rPr>
-        <w:t>/event/start_public_event_refresh</w:t>
-      </w:r>
-      <w:r>
-        <w:rPr>
-          <w:rFonts w:ascii="Aptos" w:hAnsi="Aptos" w:eastAsia="Microsoft JhengHei"/>
-        </w:rPr>
-        <w:t xml:space="preserve"> 取得鎖 token。</w:t>
-      </w:r>
-    </w:p>
-    <w:p>
-      <w:pPr>
-        <w:pStyle w:val="ListNumber"/>
-        <w:spacing w:after="60"/>
-      </w:pPr>
-      <w:r>
-        <w:rPr>
-          <w:rFonts w:ascii="Aptos" w:hAnsi="Aptos" w:eastAsia="Microsoft JhengHei"/>
-        </w:rPr>
-        <w:t>以 heartbeat 延長 15 分鐘執行權。</w:t>
-      </w:r>
-    </w:p>
-    <w:p>
-      <w:pPr>
-        <w:pStyle w:val="ListNumber"/>
-        <w:spacing w:after="60"/>
-      </w:pPr>
-      <w:r>
-        <w:rPr>
-          <w:rFonts w:ascii="Aptos" w:hAnsi="Aptos" w:eastAsia="Microsoft JhengHei"/>
-        </w:rPr>
-        <w:t>讀取既有事件與 tombstone，建立正規化去重鍵。</w:t>
-      </w:r>
-    </w:p>
-    <w:p>
-      <w:pPr>
-        <w:pStyle w:val="ListNumber"/>
-        <w:spacing w:after="60"/>
-      </w:pPr>
-      <w:r>
-        <w:rPr>
-          <w:rFonts w:ascii="Aptos" w:hAnsi="Aptos" w:eastAsia="Microsoft JhengHei"/>
-        </w:rPr>
-        <w:t>逐來源抓取、解析、驗證、地理編碼及寫入。</w:t>
-      </w:r>
-    </w:p>
-    <w:p>
-      <w:pPr>
-        <w:pStyle w:val="ListNumber"/>
-        <w:spacing w:after="60"/>
-      </w:pPr>
-      <w:r>
-        <w:rPr>
-          <w:rFonts w:ascii="Aptos" w:hAnsi="Aptos" w:eastAsia="Microsoft JhengHei"/>
-        </w:rPr>
-        <w:t xml:space="preserve">管理者可直接寫入；一般手機使用者透過 </w:t>
-      </w:r>
-      <w:r>
-        <w:rPr>
-          <w:rFonts w:ascii="Aptos" w:hAnsi="Aptos" w:eastAsia="Consolas"/>
-          <w:color w:val="1F4E79"/>
-          <w:sz w:val="18"/>
-        </w:rPr>
-        <w:t>/event/import_public_events</w:t>
-      </w:r>
-      <w:r>
-        <w:rPr>
-          <w:rFonts w:ascii="Aptos" w:hAnsi="Aptos" w:eastAsia="Microsoft JhengHei"/>
-        </w:rPr>
-        <w:t>，後端強制 owner 與核准狀態。</w:t>
-      </w:r>
-    </w:p>
-    <w:p>
-      <w:pPr>
-        <w:pStyle w:val="ListNumber"/>
-        <w:spacing w:after="60"/>
-      </w:pPr>
-      <w:r>
-        <w:rPr>
-          <w:rFonts w:ascii="Aptos" w:hAnsi="Aptos" w:eastAsia="Microsoft JhengHei"/>
-        </w:rPr>
-        <w:t>至少一個來源成功處理才呼叫 complete；全部失敗則 abort，不寫今日完成標記。</w:t>
-      </w:r>
-    </w:p>
-    <w:p>
-      <w:r>
-        <w:rPr>
-          <w:rFonts w:ascii="Aptos" w:hAnsi="Aptos" w:eastAsia="Microsoft JhengHei"/>
-        </w:rPr>
-        <w:t xml:space="preserve">去重原則：名稱＋開始日期＋時間＋正規化城市＋地點；匯入資料沒有時間時，再以名稱＋日期＋城市＋地點比對。來源 URL 存在時亦建立來源鍵。刪除過的公開活動以 </w:t>
-      </w:r>
-      <w:r>
-        <w:rPr>
-          <w:rFonts w:ascii="Aptos" w:hAnsi="Aptos" w:eastAsia="Consolas"/>
-          <w:color w:val="1F4E79"/>
-          <w:sz w:val="18"/>
-        </w:rPr>
-        <w:t>recommended_events_deleted</w:t>
-      </w:r>
-      <w:r>
-        <w:rPr>
-          <w:rFonts w:ascii="Aptos" w:hAnsi="Aptos" w:eastAsia="Microsoft JhengHei"/>
-        </w:rPr>
-        <w:t xml:space="preserve"> 阻止再次匯入。</w:t>
-      </w:r>
-    </w:p>
-    <w:p>
-      <w:r>
-        <w:rPr>
-          <w:rFonts w:ascii="Aptos" w:hAnsi="Aptos" w:eastAsia="Microsoft JhengHei"/>
-        </w:rPr>
-        <w:t>重要 log：</w:t>
+        <w:t>12. 遊戲</w:t>
       </w:r>
     </w:p>
     <w:p>
       <w:pPr>
         <w:pStyle w:val="ListBullet"/>
-        <w:spacing w:after="60"/>
       </w:pPr>
       <w:r>
         <w:rPr>
-          <w:rFonts w:ascii="Aptos" w:hAnsi="Aptos" w:eastAsia="Consolas"/>
-          <w:color w:val="1F4E79"/>
-          <w:sz w:val="18"/>
+          <w:sz w:val="21"/>
         </w:rPr>
-        <w:t>Public event source completed</w:t>
+        <w:t>game_grammar、game_sentence、game_translation、game_social_scenarios 皆有 owner_id、is_active、level/rand_key。</w:t>
       </w:r>
     </w:p>
     <w:p>
       <w:pPr>
         <w:pStyle w:val="ListBullet"/>
-        <w:spacing w:after="60"/>
       </w:pPr>
       <w:r>
         <w:rPr>
-          <w:rFonts w:ascii="Aptos" w:hAnsi="Aptos" w:eastAsia="Consolas"/>
-          <w:color w:val="1F4E79"/>
-          <w:sz w:val="18"/>
+          <w:sz w:val="21"/>
         </w:rPr>
-        <w:t>Public event source failed</w:t>
+        <w:t>管理者既有題庫 owner_id 固定為管理者 UUID；一般使用者可讀管理者及自己，僅能寫自己。</w:t>
       </w:r>
     </w:p>
     <w:p>
       <w:pPr>
         <w:pStyle w:val="ListBullet"/>
-        <w:spacing w:after="60"/>
       </w:pPr>
       <w:r>
         <w:rPr>
-          <w:rFonts w:ascii="Aptos" w:hAnsi="Aptos" w:eastAsia="Consolas"/>
-          <w:color w:val="1F4E79"/>
-          <w:sz w:val="18"/>
+          <w:sz w:val="21"/>
         </w:rPr>
-        <w:t>Public event refresh summary</w:t>
+        <w:t>get_*_question RPC 接受 p_question_bank='admin'/'mine'，過濾 is_active=true，利用弱點 priority/freq 選一題。</w:t>
       </w:r>
     </w:p>
     <w:p>
       <w:pPr>
         <w:pStyle w:val="ListBullet"/>
-        <w:spacing w:after="60"/>
       </w:pPr>
       <w:r>
         <w:rPr>
-          <w:rFonts w:ascii="Aptos" w:hAnsi="Aptos" w:eastAsia="Consolas"/>
-          <w:color w:val="1F4E79"/>
-          <w:sz w:val="18"/>
+          <w:sz w:val="21"/>
         </w:rPr>
-        <w:t>Public event import batch failed</w:t>
+        <w:t>同 owner/group/正規化 question/answer 唯一索引防重；本機用相同 normalize 規則。</w:t>
+      </w:r>
+    </w:p>
+    <w:p>
+      <w:pPr>
+        <w:pStyle w:val="ListBullet"/>
+      </w:pPr>
+      <w:r>
+        <w:rPr>
+          <w:sz w:val="21"/>
+        </w:rPr>
+        <w:t>答題表有 owner_id RLS；雲端依 30 天／1 年清理，本機不限。</w:t>
+      </w:r>
+    </w:p>
+    <w:p>
+      <w:pPr>
+        <w:pStyle w:val="ListBullet"/>
+      </w:pPr>
+      <w:r>
+        <w:rPr>
+          <w:sz w:val="21"/>
+        </w:rPr>
+        <w:t>遊戲進度 game_user 永久保留；時間統一以 UTC 存、顯示轉 Asia/Taipei，避免特定遊戲差 8 小時。</w:t>
       </w:r>
     </w:p>
     <w:p>
@@ -1887,173 +1784,64 @@
       </w:pPr>
       <w:r>
         <w:rPr>
-          <w:rFonts w:ascii="Aptos" w:hAnsi="Aptos" w:eastAsia="Microsoft JhengHei"/>
+          <w:sz w:val="21"/>
         </w:rPr>
-        <w:t>9. 時間、國家、地圖與天氣</w:t>
+        <w:t>13. FastAPI 與外部服務</w:t>
       </w:r>
     </w:p>
     <w:p>
       <w:pPr>
         <w:pStyle w:val="ListBullet"/>
-        <w:spacing w:after="60"/>
       </w:pPr>
       <w:r>
         <w:rPr>
-          <w:rFonts w:ascii="Aptos" w:hAnsi="Aptos" w:eastAsia="Microsoft JhengHei"/>
+          <w:sz w:val="21"/>
         </w:rPr>
-        <w:t xml:space="preserve">PostgreSQL 時間欄位優先使用 </w:t>
-      </w:r>
-      <w:r>
-        <w:rPr>
-          <w:rFonts w:ascii="Aptos" w:hAnsi="Aptos" w:eastAsia="Consolas"/>
-          <w:color w:val="1F4E79"/>
-          <w:sz w:val="18"/>
-        </w:rPr>
-        <w:t>timestamptz</w:t>
-      </w:r>
-      <w:r>
-        <w:rPr>
-          <w:rFonts w:ascii="Aptos" w:hAnsi="Aptos" w:eastAsia="Microsoft JhengHei"/>
-        </w:rPr>
-        <w:t xml:space="preserve">，Flutter 顯示前呼叫 </w:t>
-      </w:r>
-      <w:r>
-        <w:rPr>
-          <w:rFonts w:ascii="Aptos" w:hAnsi="Aptos" w:eastAsia="Consolas"/>
-          <w:color w:val="1F4E79"/>
-          <w:sz w:val="18"/>
-        </w:rPr>
-        <w:t>toLocal()</w:t>
-      </w:r>
-      <w:r>
-        <w:rPr>
-          <w:rFonts w:ascii="Aptos" w:hAnsi="Aptos" w:eastAsia="Microsoft JhengHei"/>
-        </w:rPr>
-        <w:t>。</w:t>
+        <w:t>API 必須驗證 Supabase JWT；需要寫入的爬蟲／回填使用 service role，不把 key 下發 Client。</w:t>
       </w:r>
     </w:p>
     <w:p>
       <w:pPr>
         <w:pStyle w:val="ListBullet"/>
-        <w:spacing w:after="60"/>
       </w:pPr>
       <w:r>
         <w:rPr>
-          <w:rFonts w:ascii="Aptos" w:hAnsi="Aptos" w:eastAsia="Microsoft JhengHei"/>
+          <w:sz w:val="21"/>
         </w:rPr>
-        <w:t xml:space="preserve">日期邏輯以 Asia/Taipei 為產品基準時區時，SQL 必須明確使用 </w:t>
-      </w:r>
-      <w:r>
-        <w:rPr>
-          <w:rFonts w:ascii="Aptos" w:hAnsi="Aptos" w:eastAsia="Consolas"/>
-          <w:color w:val="1F4E79"/>
-          <w:sz w:val="18"/>
-        </w:rPr>
-        <w:t>AT TIME ZONE 'Asia/Taipei'</w:t>
-      </w:r>
-      <w:r>
-        <w:rPr>
-          <w:rFonts w:ascii="Aptos" w:hAnsi="Aptos" w:eastAsia="Microsoft JhengHei"/>
-        </w:rPr>
-        <w:t>。</w:t>
+        <w:t>股票批次 insert 對 type+date 或表的自然唯一鍵 on_conflict_do_nothing，重送不可 500。</w:t>
       </w:r>
     </w:p>
     <w:p>
       <w:pPr>
         <w:pStyle w:val="ListBullet"/>
-        <w:spacing w:after="60"/>
       </w:pPr>
       <w:r>
         <w:rPr>
-          <w:rFonts w:ascii="Aptos" w:hAnsi="Aptos" w:eastAsia="Microsoft JhengHei"/>
+          <w:sz w:val="21"/>
         </w:rPr>
-        <w:t xml:space="preserve">國家以 ISO 3166-1 alpha-2 代碼保存，例如台灣為 </w:t>
-      </w:r>
-      <w:r>
-        <w:rPr>
-          <w:rFonts w:ascii="Aptos" w:hAnsi="Aptos" w:eastAsia="Consolas"/>
-          <w:color w:val="1F4E79"/>
-          <w:sz w:val="18"/>
-        </w:rPr>
-        <w:t>TW</w:t>
-      </w:r>
-      <w:r>
-        <w:rPr>
-          <w:rFonts w:ascii="Aptos" w:hAnsi="Aptos" w:eastAsia="Microsoft JhengHei"/>
-        </w:rPr>
-        <w:t>。</w:t>
+        <w:t>Web 可嘗試私人 Mac API，但關機時必須快速失敗並回退 Render／Supabase；離開股票頁停止後續通知。</w:t>
       </w:r>
     </w:p>
     <w:p>
       <w:pPr>
         <w:pStyle w:val="ListBullet"/>
-        <w:spacing w:after="60"/>
       </w:pPr>
       <w:r>
         <w:rPr>
-          <w:rFonts w:ascii="Aptos" w:hAnsi="Aptos" w:eastAsia="Microsoft JhengHei"/>
+          <w:sz w:val="21"/>
         </w:rPr>
-        <w:t xml:space="preserve">一般 </w:t>
-      </w:r>
-      <w:r>
-        <w:rPr>
-          <w:rFonts w:ascii="Aptos" w:hAnsi="Aptos" w:eastAsia="Consolas"/>
-          <w:color w:val="1F4E79"/>
-          <w:sz w:val="18"/>
-        </w:rPr>
-        <w:t>lat/lng</w:t>
-      </w:r>
-      <w:r>
-        <w:rPr>
-          <w:rFonts w:ascii="Aptos" w:hAnsi="Aptos" w:eastAsia="Microsoft JhengHei"/>
-        </w:rPr>
-        <w:t xml:space="preserve"> 可供天氣附近位置使用；地圖精確位置使用 </w:t>
-      </w:r>
-      <w:r>
-        <w:rPr>
-          <w:rFonts w:ascii="Aptos" w:hAnsi="Aptos" w:eastAsia="Consolas"/>
-          <w:color w:val="1F4E79"/>
-          <w:sz w:val="18"/>
-        </w:rPr>
-        <w:t>map_lat/map_lng</w:t>
-      </w:r>
-      <w:r>
-        <w:rPr>
-          <w:rFonts w:ascii="Aptos" w:hAnsi="Aptos" w:eastAsia="Microsoft JhengHei"/>
-        </w:rPr>
-        <w:t>，不可混用。</w:t>
+        <w:t>地理編碼 backfill 不可假設所有表都有 created_at；排序欄位依 schema capability 選擇。</w:t>
       </w:r>
     </w:p>
     <w:p>
       <w:pPr>
         <w:pStyle w:val="ListBullet"/>
-        <w:spacing w:after="60"/>
       </w:pPr>
       <w:r>
         <w:rPr>
-          <w:rFonts w:ascii="Aptos" w:hAnsi="Aptos" w:eastAsia="Consolas"/>
-          <w:color w:val="1F4E79"/>
-          <w:sz w:val="18"/>
+          <w:sz w:val="21"/>
         </w:rPr>
-        <w:t>map_lat/map_lng</w:t>
-      </w:r>
-      <w:r>
-        <w:rPr>
-          <w:rFonts w:ascii="Aptos" w:hAnsi="Aptos" w:eastAsia="Microsoft JhengHei"/>
-        </w:rPr>
-        <w:t xml:space="preserve"> 已存在時不得重複呼叫地理編碼。</w:t>
-      </w:r>
-    </w:p>
-    <w:p>
-      <w:pPr>
-        <w:pStyle w:val="ListBullet"/>
-        <w:spacing w:after="60"/>
-      </w:pPr>
-      <w:r>
-        <w:rPr>
-          <w:rFonts w:ascii="Aptos" w:hAnsi="Aptos" w:eastAsia="Microsoft JhengHei"/>
-        </w:rPr>
-        <w:t>天氣只預抓可見、近期且在預報範圍內的資料；列表向下滑動時按需載入。</w:t>
+        <w:t>CORS 只允許正式站點與明確開發來源。</w:t>
       </w:r>
     </w:p>
     <w:p>
@@ -2062,9 +1850,405 @@
       </w:pPr>
       <w:r>
         <w:rPr>
-          <w:rFonts w:ascii="Aptos" w:hAnsi="Aptos" w:eastAsia="Microsoft JhengHei"/>
+          <w:sz w:val="21"/>
         </w:rPr>
-        <w:t>10. 發行與部署</w:t>
+        <w:t>14. 資料庫 migration 規範</w:t>
+      </w:r>
+    </w:p>
+    <w:p>
+      <w:pPr>
+        <w:pStyle w:val="ListNumber"/>
+      </w:pPr>
+      <w:r>
+        <w:rPr>
+          <w:sz w:val="21"/>
+        </w:rPr>
+        <w:t>先在 staging 執行 schema audit，確認欄位、null、重複與外鍵。</w:t>
+      </w:r>
+    </w:p>
+    <w:p>
+      <w:pPr>
+        <w:pStyle w:val="ListNumber"/>
+      </w:pPr>
+      <w:r>
+        <w:rPr>
+          <w:sz w:val="21"/>
+        </w:rPr>
+        <w:t>migration 使用 IF EXISTS／IF NOT EXISTS 或可重入 DO block；改 function return type 前先 DROP 精確 signature。</w:t>
+      </w:r>
+    </w:p>
+    <w:p>
+      <w:pPr>
+        <w:pStyle w:val="ListNumber"/>
+      </w:pPr>
+      <w:r>
+        <w:rPr>
+          <w:sz w:val="21"/>
+        </w:rPr>
+        <w:t>資料回填先 UPDATE，再 SET NOT NULL／constraint；唯一索引前先 dry run 去重。</w:t>
+      </w:r>
+    </w:p>
+    <w:p>
+      <w:pPr>
+        <w:pStyle w:val="ListNumber"/>
+      </w:pPr>
+      <w:r>
+        <w:rPr>
+          <w:sz w:val="21"/>
+        </w:rPr>
+        <w:t>建立 function 後 REVOKE ALL FROM PUBLIC/anon，再 GRANT EXECUTE 給必要角色。</w:t>
+      </w:r>
+    </w:p>
+    <w:p>
+      <w:pPr>
+        <w:pStyle w:val="ListNumber"/>
+      </w:pPr>
+      <w:r>
+        <w:rPr>
+          <w:sz w:val="21"/>
+        </w:rPr>
+        <w:t>同一 migration 包含 audit query 或另附 smoke SQL；正式執行後保存結果。</w:t>
+      </w:r>
+    </w:p>
+    <w:p>
+      <w:pPr>
+        <w:pStyle w:val="ListNumber"/>
+      </w:pPr>
+      <w:r>
+        <w:rPr>
+          <w:sz w:val="21"/>
+        </w:rPr>
+        <w:t>回滾優先停用新入口或還原 function；不可直接刪大量資料。</w:t>
+      </w:r>
+    </w:p>
+    <w:p>
+      <w:pPr>
+        <w:pStyle w:val="Heading1"/>
+      </w:pPr>
+      <w:r>
+        <w:rPr>
+          <w:sz w:val="21"/>
+        </w:rPr>
+        <w:t>15. 建置、簽章與部署</w:t>
+      </w:r>
+    </w:p>
+    <w:tbl>
+      <w:tblPr>
+        <w:tblStyle w:val="TableGrid"/>
+        <w:tblW w:type="auto" w:w="0"/>
+        <w:jc w:val="center"/>
+        <w:tblLook w:firstColumn="1" w:firstRow="1" w:lastColumn="0" w:lastRow="0" w:noHBand="0" w:noVBand="1" w:val="04A0"/>
+      </w:tblPr>
+      <w:tblGrid>
+        <w:gridCol w:w="4986"/>
+        <w:gridCol w:w="4986"/>
+      </w:tblGrid>
+      <w:tr>
+        <w:tc>
+          <w:tcPr>
+            <w:tcW w:type="dxa" w:w="4986"/>
+            <w:shd w:fill="DDEBF2"/>
+          </w:tcPr>
+          <w:p>
+            <w:r>
+              <w:rPr>
+                <w:b/>
+              </w:rPr>
+              <w:t>目標</w:t>
+            </w:r>
+          </w:p>
+        </w:tc>
+        <w:tc>
+          <w:tcPr>
+            <w:tcW w:type="dxa" w:w="4986"/>
+            <w:shd w:fill="DDEBF2"/>
+          </w:tcPr>
+          <w:p>
+            <w:r>
+              <w:rPr>
+                <w:b/>
+              </w:rPr>
+              <w:t>必要檢查</w:t>
+            </w:r>
+          </w:p>
+        </w:tc>
+      </w:tr>
+      <w:tr>
+        <w:tc>
+          <w:tcPr>
+            <w:tcW w:type="dxa" w:w="4986"/>
+            <w:vAlign w:val="top"/>
+          </w:tcPr>
+          <w:p>
+            <w:r>
+              <w:t>Flutter</w:t>
+            </w:r>
+          </w:p>
+        </w:tc>
+        <w:tc>
+          <w:tcPr>
+            <w:tcW w:type="dxa" w:w="4986"/>
+            <w:vAlign w:val="top"/>
+          </w:tcPr>
+          <w:p>
+            <w:r>
+              <w:t>flutter pub get；flutter gen-l10n；flutter analyze --no-fatal-infos；flutter test</w:t>
+            </w:r>
+          </w:p>
+        </w:tc>
+      </w:tr>
+      <w:tr>
+        <w:tc>
+          <w:tcPr>
+            <w:tcW w:type="dxa" w:w="4986"/>
+            <w:vAlign w:val="top"/>
+          </w:tcPr>
+          <w:p>
+            <w:r>
+              <w:t>Android</w:t>
+            </w:r>
+          </w:p>
+        </w:tc>
+        <w:tc>
+          <w:tcPr>
+            <w:tcW w:type="dxa" w:w="4986"/>
+            <w:vAlign w:val="top"/>
+          </w:tcPr>
+          <w:p>
+            <w:r>
+              <w:t>applicationId/package com.minavi.life_pilot；release keystore 由 CI secret 注入；AAB/APK 實機安裝</w:t>
+            </w:r>
+          </w:p>
+        </w:tc>
+      </w:tr>
+      <w:tr>
+        <w:tc>
+          <w:tcPr>
+            <w:tcW w:type="dxa" w:w="4986"/>
+            <w:vAlign w:val="top"/>
+          </w:tcPr>
+          <w:p>
+            <w:r>
+              <w:t>iOS</w:t>
+            </w:r>
+          </w:p>
+        </w:tc>
+        <w:tc>
+          <w:tcPr>
+            <w:tcW w:type="dxa" w:w="4986"/>
+            <w:vAlign w:val="top"/>
+          </w:tcPr>
+          <w:p>
+            <w:r>
+              <w:t>bundle id com.minavi.life_pilot；Signing Team／Provisioning；Universal Link／密碼重設</w:t>
+            </w:r>
+          </w:p>
+        </w:tc>
+      </w:tr>
+      <w:tr>
+        <w:tc>
+          <w:tcPr>
+            <w:tcW w:type="dxa" w:w="4986"/>
+            <w:vAlign w:val="top"/>
+          </w:tcPr>
+          <w:p>
+            <w:r>
+              <w:t>Web</w:t>
+            </w:r>
+          </w:p>
+        </w:tc>
+        <w:tc>
+          <w:tcPr>
+            <w:tcW w:type="dxa" w:w="4986"/>
+            <w:vAlign w:val="top"/>
+          </w:tcPr>
+          <w:p>
+            <w:r>
+              <w:t>正式 dart-define；cache header；IndexedDB 升級；PWA 更新</w:t>
+            </w:r>
+          </w:p>
+        </w:tc>
+      </w:tr>
+      <w:tr>
+        <w:tc>
+          <w:tcPr>
+            <w:tcW w:type="dxa" w:w="4986"/>
+            <w:vAlign w:val="top"/>
+          </w:tcPr>
+          <w:p>
+            <w:r>
+              <w:t>FastAPI</w:t>
+            </w:r>
+          </w:p>
+        </w:tc>
+        <w:tc>
+          <w:tcPr>
+            <w:tcW w:type="dxa" w:w="4986"/>
+            <w:vAlign w:val="top"/>
+          </w:tcPr>
+          <w:p>
+            <w:r>
+              <w:t>compileall；unittest；健康檢查；Render env；DB pool</w:t>
+            </w:r>
+          </w:p>
+        </w:tc>
+      </w:tr>
+      <w:tr>
+        <w:tc>
+          <w:tcPr>
+            <w:tcW w:type="dxa" w:w="4986"/>
+            <w:vAlign w:val="top"/>
+          </w:tcPr>
+          <w:p>
+            <w:r>
+              <w:t>Supabase</w:t>
+            </w:r>
+          </w:p>
+        </w:tc>
+        <w:tc>
+          <w:tcPr>
+            <w:tcW w:type="dxa" w:w="4986"/>
+            <w:vAlign w:val="top"/>
+          </w:tcPr>
+          <w:p>
+            <w:r>
+              <w:t>migration 順序；RLS/grants；RPC smoke；定時 cleanup service_role</w:t>
+            </w:r>
+          </w:p>
+        </w:tc>
+      </w:tr>
+    </w:tbl>
+    <w:p/>
+    <w:p>
+      <w:pPr>
+        <w:pStyle w:val="Heading1"/>
+      </w:pPr>
+      <w:r>
+        <w:rPr>
+          <w:sz w:val="21"/>
+        </w:rPr>
+        <w:t>16. 監控與故障診斷</w:t>
+      </w:r>
+    </w:p>
+    <w:p>
+      <w:pPr>
+        <w:pStyle w:val="ListBullet"/>
+      </w:pPr>
+      <w:r>
+        <w:rPr>
+          <w:sz w:val="21"/>
+        </w:rPr>
+        <w:t>每次活動更新記錄 source_count、parsed、invalid、duplicate、deleted_marker、inserted。</w:t>
+      </w:r>
+    </w:p>
+    <w:p>
+      <w:pPr>
+        <w:pStyle w:val="ListBullet"/>
+      </w:pPr>
+      <w:r>
+        <w:rPr>
+          <w:sz w:val="21"/>
+        </w:rPr>
+        <w:t>每次搬移記錄 transfer_id、resource、exported、stored、deleted，不記錄正文或密碼。</w:t>
+      </w:r>
+    </w:p>
+    <w:p>
+      <w:pPr>
+        <w:pStyle w:val="ListBullet"/>
+      </w:pPr>
+      <w:r>
+        <w:rPr>
+          <w:sz w:val="21"/>
+        </w:rPr>
+        <w:t>啟動效能分段：binding→runApp、Supabase、timezone、auth restored、first authenticated frame、dashboard first card。</w:t>
+      </w:r>
+    </w:p>
+    <w:p>
+      <w:pPr>
+        <w:pStyle w:val="ListBullet"/>
+      </w:pPr>
+      <w:r>
+        <w:rPr>
+          <w:sz w:val="21"/>
+        </w:rPr>
+        <w:t>Postgrest 42P01 先判斷 schema 不一致；23502 檢查舊資料預設；403 檢查 grant + RLS；Client already closed 檢查生命週期。</w:t>
+      </w:r>
+    </w:p>
+    <w:p>
+      <w:pPr>
+        <w:pStyle w:val="ListBullet"/>
+      </w:pPr>
+      <w:r>
+        <w:rPr>
+          <w:sz w:val="21"/>
+        </w:rPr>
+        <w:t>文件與 release checklist 必須跟 migration 及 UI 同版更新。</w:t>
+      </w:r>
+    </w:p>
+    <w:p>
+      <w:pPr>
+        <w:pStyle w:val="Heading1"/>
+      </w:pPr>
+      <w:r>
+        <w:rPr>
+          <w:sz w:val="21"/>
+        </w:rPr>
+        <w:t>17. 已知限制與後續</w:t>
+      </w:r>
+    </w:p>
+    <w:p>
+      <w:pPr>
+        <w:pStyle w:val="ListBullet"/>
+      </w:pPr>
+      <w:r>
+        <w:rPr>
+          <w:sz w:val="21"/>
+        </w:rPr>
+        <w:t>應用程式內購尚未整合時，方案頁只能說明，管理者介面負責設定到期與 entitlement。</w:t>
+      </w:r>
+    </w:p>
+    <w:p>
+      <w:pPr>
+        <w:pStyle w:val="ListBullet"/>
+      </w:pPr>
+      <w:r>
+        <w:rPr>
+          <w:sz w:val="21"/>
+        </w:rPr>
+        <w:t>推薦活動／景點與回憶資料量持續上升後，需把更多客戶端篩選改為資料庫 cursor pagination。</w:t>
+      </w:r>
+    </w:p>
+    <w:p>
+      <w:pPr>
+        <w:pStyle w:val="ListBullet"/>
+      </w:pPr>
+      <w:r>
+        <w:rPr>
+          <w:sz w:val="21"/>
+        </w:rPr>
+        <w:t>Web 本機資料無跨瀏覽器保障；需提供可驗證的匯出／還原格式與版本遷移。</w:t>
+      </w:r>
+    </w:p>
+    <w:p>
+      <w:pPr>
+        <w:pStyle w:val="ListBullet"/>
+      </w:pPr>
+      <w:r>
+        <w:rPr>
+          <w:sz w:val="21"/>
+        </w:rPr>
+        <w:t>股票私人 API 與 Render 相同程式碼時仍需獨立健康檢查與來源優先序。</w:t>
+      </w:r>
+    </w:p>
+    <w:p>
+      <w:pPr>
+        <w:pStyle w:val="Heading1"/>
+      </w:pPr>
+      <w:r>
+        <w:rPr>
+          <w:sz w:val="21"/>
+        </w:rPr>
+        <w:t>18. 方案排序與本機題庫隔離</w:t>
       </w:r>
     </w:p>
     <w:p>
@@ -2073,17 +2257,17 @@
       </w:pPr>
       <w:r>
         <w:rPr>
-          <w:rFonts w:ascii="Aptos" w:hAnsi="Aptos" w:eastAsia="Microsoft JhengHei"/>
+          <w:sz w:val="21"/>
         </w:rPr>
-        <w:t>Web</w:t>
+        <w:t>18.1 方案頁排序規則</w:t>
       </w:r>
     </w:p>
     <w:p>
       <w:r>
         <w:rPr>
-          <w:rFonts w:ascii="Aptos" w:hAnsi="Aptos" w:eastAsia="Microsoft JhengHei"/>
+          <w:sz w:val="21"/>
         </w:rPr>
-        <w:t>GitHub Actions 在 master/main push 時執行 pub get、analyze、test 與 Web build；部署 workflow 使用 GitHub Pages。</w:t>
+        <w:t>PageSubscriptionPlans 以 SubscriptionSnapshot 的 plan 與 storagePlan 判斷目前方案。目前方案固定第一，其餘方案依季費由低到高排列；本機 Plus 說明不得在雲端方案使用者的頁首固定顯示。</w:t>
       </w:r>
     </w:p>
     <w:p>
@@ -2092,45 +2276,213 @@
       </w:pPr>
       <w:r>
         <w:rPr>
-          <w:rFonts w:ascii="Aptos" w:hAnsi="Aptos" w:eastAsia="Microsoft JhengHei"/>
+          <w:sz w:val="21"/>
         </w:rPr>
-        <w:t>FastAPI</w:t>
+        <w:t>18.2 本機答題與題庫路由</w:t>
       </w:r>
     </w:p>
+    <w:tbl>
+      <w:tblPr>
+        <w:tblStyle w:val="TableGrid"/>
+        <w:tblW w:type="auto" w:w="0"/>
+        <w:tblLook w:firstColumn="1" w:firstRow="1" w:lastColumn="0" w:lastRow="0" w:noHBand="0" w:noVBand="1" w:val="04A0"/>
+      </w:tblPr>
+      <w:tblGrid>
+        <w:gridCol w:w="3324"/>
+        <w:gridCol w:w="3324"/>
+        <w:gridCol w:w="3324"/>
+      </w:tblGrid>
+      <w:tr>
+        <w:tc>
+          <w:tcPr>
+            <w:tcW w:type="dxa" w:w="3324"/>
+            <w:vAlign w:val="center"/>
+          </w:tcPr>
+          <w:p>
+            <w:r>
+              <w:rPr>
+                <w:b/>
+              </w:rPr>
+              <w:t>項目</w:t>
+            </w:r>
+          </w:p>
+        </w:tc>
+        <w:tc>
+          <w:tcPr>
+            <w:tcW w:type="dxa" w:w="3324"/>
+            <w:vAlign w:val="center"/>
+          </w:tcPr>
+          <w:p>
+            <w:r>
+              <w:rPr>
+                <w:b/>
+              </w:rPr>
+              <w:t>本機模式</w:t>
+            </w:r>
+          </w:p>
+        </w:tc>
+        <w:tc>
+          <w:tcPr>
+            <w:tcW w:type="dxa" w:w="3324"/>
+            <w:vAlign w:val="center"/>
+          </w:tcPr>
+          <w:p>
+            <w:r>
+              <w:rPr>
+                <w:b/>
+              </w:rPr>
+              <w:t>雲端模式</w:t>
+            </w:r>
+          </w:p>
+        </w:tc>
+      </w:tr>
+      <w:tr>
+        <w:tc>
+          <w:tcPr>
+            <w:tcW w:type="dxa" w:w="3324"/>
+            <w:vAlign w:val="center"/>
+          </w:tcPr>
+          <w:p>
+            <w:r>
+              <w:t>題庫來源</w:t>
+            </w:r>
+          </w:p>
+        </w:tc>
+        <w:tc>
+          <w:tcPr>
+            <w:tcW w:type="dxa" w:w="3324"/>
+            <w:vAlign w:val="center"/>
+          </w:tcPr>
+          <w:p>
+            <w:r>
+              <w:t>只讀目前裝置的個人題庫</w:t>
+            </w:r>
+          </w:p>
+        </w:tc>
+        <w:tc>
+          <w:tcPr>
+            <w:tcW w:type="dxa" w:w="3324"/>
+            <w:vAlign w:val="center"/>
+          </w:tcPr>
+          <w:p>
+            <w:r>
+              <w:t>可依權限選擇管理者或個人題庫</w:t>
+            </w:r>
+          </w:p>
+        </w:tc>
+      </w:tr>
+      <w:tr>
+        <w:tc>
+          <w:tcPr>
+            <w:tcW w:type="dxa" w:w="3324"/>
+            <w:vAlign w:val="center"/>
+          </w:tcPr>
+          <w:p>
+            <w:r>
+              <w:t>答題明細</w:t>
+            </w:r>
+          </w:p>
+        </w:tc>
+        <w:tc>
+          <w:tcPr>
+            <w:tcW w:type="dxa" w:w="3324"/>
+            <w:vAlign w:val="center"/>
+          </w:tcPr>
+          <w:p>
+            <w:r>
+              <w:t>LocalDataStore</w:t>
+            </w:r>
+          </w:p>
+        </w:tc>
+        <w:tc>
+          <w:tcPr>
+            <w:tcW w:type="dxa" w:w="3324"/>
+            <w:vAlign w:val="center"/>
+          </w:tcPr>
+          <w:p>
+            <w:r>
+              <w:t>Supabase 各 game user 表</w:t>
+            </w:r>
+          </w:p>
+        </w:tc>
+      </w:tr>
+      <w:tr>
+        <w:tc>
+          <w:tcPr>
+            <w:tcW w:type="dxa" w:w="3324"/>
+            <w:vAlign w:val="center"/>
+          </w:tcPr>
+          <w:p>
+            <w:r>
+              <w:t>關卡最高分與進度</w:t>
+            </w:r>
+          </w:p>
+        </w:tc>
+        <w:tc>
+          <w:tcPr>
+            <w:tcW w:type="dxa" w:w="3324"/>
+            <w:vAlign w:val="center"/>
+          </w:tcPr>
+          <w:p>
+            <w:r>
+              <w:t>LocalDataStore 的 game_user</w:t>
+            </w:r>
+          </w:p>
+        </w:tc>
+        <w:tc>
+          <w:tcPr>
+            <w:tcW w:type="dxa" w:w="3324"/>
+            <w:vAlign w:val="center"/>
+          </w:tcPr>
+          <w:p>
+            <w:r>
+              <w:t>Supabase game_user</w:t>
+            </w:r>
+          </w:p>
+        </w:tc>
+      </w:tr>
+      <w:tr>
+        <w:tc>
+          <w:tcPr>
+            <w:tcW w:type="dxa" w:w="3324"/>
+            <w:vAlign w:val="center"/>
+          </w:tcPr>
+          <w:p>
+            <w:r>
+              <w:t>保留期限</w:t>
+            </w:r>
+          </w:p>
+        </w:tc>
+        <w:tc>
+          <w:tcPr>
+            <w:tcW w:type="dxa" w:w="3324"/>
+            <w:vAlign w:val="center"/>
+          </w:tcPr>
+          <w:p>
+            <w:r>
+              <w:t>不限量且不自動清理</w:t>
+            </w:r>
+          </w:p>
+        </w:tc>
+        <w:tc>
+          <w:tcPr>
+            <w:tcW w:type="dxa" w:w="3324"/>
+            <w:vAlign w:val="center"/>
+          </w:tcPr>
+          <w:p>
+            <w:r>
+              <w:t>免費 30 天；Plus 依版本設定</w:t>
+            </w:r>
+          </w:p>
+        </w:tc>
+      </w:tr>
+    </w:tbl>
     <w:p>
       <w:r>
         <w:rPr>
-          <w:rFonts w:ascii="Aptos" w:hAnsi="Aptos" w:eastAsia="Microsoft JhengHei"/>
+          <w:sz w:val="21"/>
         </w:rPr>
-        <w:t xml:space="preserve">Render 執行 </w:t>
-      </w:r>
-      <w:r>
-        <w:rPr>
-          <w:rFonts w:ascii="Aptos" w:hAnsi="Aptos" w:eastAsia="Consolas"/>
-          <w:color w:val="1F4E79"/>
-          <w:sz w:val="18"/>
-        </w:rPr>
-        <w:t>python_ai_service</w:t>
-      </w:r>
-      <w:r>
-        <w:rPr>
-          <w:rFonts w:ascii="Aptos" w:hAnsi="Aptos" w:eastAsia="Microsoft JhengHei"/>
-        </w:rPr>
-        <w:t xml:space="preserve">，健康檢查為 </w:t>
-      </w:r>
-      <w:r>
-        <w:rPr>
-          <w:rFonts w:ascii="Aptos" w:hAnsi="Aptos" w:eastAsia="Consolas"/>
-          <w:color w:val="1F4E79"/>
-          <w:sz w:val="18"/>
-        </w:rPr>
-        <w:t>/health</w:t>
-      </w:r>
-      <w:r>
-        <w:rPr>
-          <w:rFonts w:ascii="Aptos" w:hAnsi="Aptos" w:eastAsia="Microsoft JhengHei"/>
-        </w:rPr>
-        <w:t>。部署後確認 CORS、DB_URL、Supabase 驗證參數及 migration 版本。</w:t>
+        <w:t>PageGameList 在本機模式強制 effectiveQuestionBank 為 my，隱藏管理者題庫選項。ServiceGame 的各 fetch question 方法再次檢查儲存模式；本機題目不足時直接回報 local_question_bank_empty，不得回退到 Supabase RPC。此雙層限制避免深層連結或舊畫面狀態誤讀管理者題庫。</w:t>
       </w:r>
     </w:p>
     <w:p>
@@ -2139,59 +2491,17 @@
       </w:pPr>
       <w:r>
         <w:rPr>
-          <w:rFonts w:ascii="Aptos" w:hAnsi="Aptos" w:eastAsia="Microsoft JhengHei"/>
+          <w:sz w:val="21"/>
         </w:rPr>
-        <w:t>Android／iOS</w:t>
+        <w:t>18.3 月曆首屏效能</w:t>
       </w:r>
     </w:p>
     <w:p>
       <w:r>
         <w:rPr>
-          <w:rFonts w:ascii="Aptos" w:hAnsi="Aptos" w:eastAsia="Microsoft JhengHei"/>
+          <w:sz w:val="21"/>
         </w:rPr>
-        <w:t xml:space="preserve">正式簽章詳見根目錄 </w:t>
-      </w:r>
-      <w:r>
-        <w:rPr>
-          <w:rFonts w:ascii="Aptos" w:hAnsi="Aptos" w:eastAsia="Consolas"/>
-          <w:color w:val="1F4E79"/>
-          <w:sz w:val="18"/>
-        </w:rPr>
-        <w:t>RELEASE_SIGNING.md</w:t>
-      </w:r>
-      <w:r>
-        <w:rPr>
-          <w:rFonts w:ascii="Aptos" w:hAnsi="Aptos" w:eastAsia="Microsoft JhengHei"/>
-        </w:rPr>
-        <w:t xml:space="preserve">。Android 使用本機 </w:t>
-      </w:r>
-      <w:r>
-        <w:rPr>
-          <w:rFonts w:ascii="Aptos" w:hAnsi="Aptos" w:eastAsia="Consolas"/>
-          <w:color w:val="1F4E79"/>
-          <w:sz w:val="18"/>
-        </w:rPr>
-        <w:t>android/key.properties</w:t>
-      </w:r>
-      <w:r>
-        <w:rPr>
-          <w:rFonts w:ascii="Aptos" w:hAnsi="Aptos" w:eastAsia="Microsoft JhengHei"/>
-        </w:rPr>
-        <w:t xml:space="preserve"> 指向 upload keystore；不得提交真實 keystore 或密碼。iOS 使用 Xcode Automatic Signing、Apple Developer Team 及 bundle ID </w:t>
-      </w:r>
-      <w:r>
-        <w:rPr>
-          <w:rFonts w:ascii="Aptos" w:hAnsi="Aptos" w:eastAsia="Consolas"/>
-          <w:color w:val="1F4E79"/>
-          <w:sz w:val="18"/>
-        </w:rPr>
-        <w:t>com.minavi.life_pilot</w:t>
-      </w:r>
-      <w:r>
-        <w:rPr>
-          <w:rFonts w:ascii="Aptos" w:hAnsi="Aptos" w:eastAsia="Microsoft JhengHei"/>
-        </w:rPr>
-        <w:t>。</w:t>
+        <w:t>ModelCalendar 以 Future.wait 並行取得使用者行程與假日。ControllerCalendar 在沒有週期事件需要展開時立即返回，不再清除月份快取並重載同一月份。相鄰月份仍於首屏完成後在背景預載。</w:t>
       </w:r>
     </w:p>
     <w:p>
@@ -2199,76 +2509,28 @@
         <w:pStyle w:val="Heading1"/>
       </w:pPr>
       <w:r>
-        <w:rPr>
-          <w:rFonts w:ascii="Aptos" w:hAnsi="Aptos" w:eastAsia="Microsoft JhengHei"/>
-        </w:rPr>
-        <w:t>11. 目前技術限制與後續工作</w:t>
+        <w:t>19. 進頁載入效能補強</w:t>
       </w:r>
     </w:p>
     <w:p>
-      <w:pPr>
-        <w:pStyle w:val="ListBullet"/>
-        <w:spacing w:after="60"/>
-      </w:pPr>
       <w:r>
-        <w:rPr>
-          <w:rFonts w:ascii="Aptos" w:hAnsi="Aptos" w:eastAsia="Microsoft JhengHei"/>
-        </w:rPr>
-        <w:t>正式 App 內付款及收據驗證尚未完成。</w:t>
+        <w:t>記帳與積分帳戶頁僅允許首次 didChangeDependencies 排程一次初始化，避免 initState 與 didChangeDependencies 同時呼叫 setCategory，造成重複查詢、重複通知及載入指示器延長。</w:t>
       </w:r>
     </w:p>
     <w:p>
-      <w:pPr>
-        <w:pStyle w:val="ListBullet"/>
-        <w:spacing w:after="60"/>
-      </w:pPr>
       <w:r>
-        <w:rPr>
-          <w:rFonts w:ascii="Aptos" w:hAnsi="Aptos" w:eastAsia="Microsoft JhengHei"/>
-        </w:rPr>
-        <w:t>推薦活動、景點與回憶資料量持續增加後，需全面改為伺服器分頁及條件查詢。</w:t>
+        <w:t>行事曆的事件與假日資料採平行載入；若沒有需要展開的重複事件，不再清除快取並重查相同月份。切換月份仍沿用月份快取與既有生命週期保護。</w:t>
       </w:r>
     </w:p>
     <w:p>
-      <w:pPr>
-        <w:pStyle w:val="ListBullet"/>
-        <w:spacing w:after="60"/>
-      </w:pPr>
       <w:r>
-        <w:rPr>
-          <w:rFonts w:ascii="Aptos" w:hAnsi="Aptos" w:eastAsia="Microsoft JhengHei"/>
-        </w:rPr>
-        <w:t>本機大量資料目前仍需逐資源掃描，後續可增加索引與分頁。</w:t>
-      </w:r>
-    </w:p>
-    <w:p>
-      <w:pPr>
-        <w:pStyle w:val="ListBullet"/>
-        <w:spacing w:after="60"/>
-      </w:pPr>
-      <w:r>
-        <w:rPr>
-          <w:rFonts w:ascii="Aptos" w:hAnsi="Aptos" w:eastAsia="Microsoft JhengHei"/>
-        </w:rPr>
-        <w:t>外部活動網站 DOM 可能變更，來源解析器需要監控與 fixture 測試。</w:t>
-      </w:r>
-    </w:p>
-    <w:p>
-      <w:pPr>
-        <w:pStyle w:val="ListBullet"/>
-        <w:spacing w:after="60"/>
-      </w:pPr>
-      <w:r>
-        <w:rPr>
-          <w:rFonts w:ascii="Aptos" w:hAnsi="Aptos" w:eastAsia="Microsoft JhengHei"/>
-        </w:rPr>
-        <w:t>免費無活動帳號自動清理涉及跨表刪除，正式排程前需在 staging 驗證 FK、稽核紀錄與可恢復流程。</w:t>
+        <w:t>本機模式的遊戲題目與答題紀錄完全走裝置端儲存；題庫不足時直接顯示本機題庫不足，不回退查詢管理者雲端題庫，因此可避免無效網路等待。</w:t>
       </w:r>
     </w:p>
     <w:sectPr>
       <w:footerReference w:type="default" r:id="rId9"/>
       <w:pgSz w:w="12240" w:h="15840"/>
-      <w:pgMar w:top="1191" w:right="1191" w:bottom="1077" w:left="1191" w:header="720" w:footer="720" w:gutter="0"/>
+      <w:pgMar w:top="1020" w:right="1134" w:bottom="964" w:left="1134" w:header="720" w:footer="720" w:gutter="0"/>
       <w:cols w:space="720"/>
       <w:docGrid w:linePitch="360"/>
     </w:sectPr>
@@ -2284,12 +2546,7 @@
       <w:jc w:val="center"/>
     </w:pPr>
     <w:r>
-      <w:rPr>
-        <w:rFonts w:ascii="Aptos" w:hAnsi="Aptos" w:eastAsia="Microsoft JhengHei"/>
-        <w:color w:val="646464"/>
-        <w:sz w:val="16"/>
-      </w:rPr>
-      <w:t>Life Pilot  技術文件</w:t>
+      <w:t>Life Pilot｜2026-09-08</w:t>
     </w:r>
   </w:p>
 </w:ftr>
@@ -2658,9 +2915,6 @@
     <w:name w:val="Normal"/>
     <w:qFormat/>
     <w:rsid w:val="00FC693F"/>
-    <w:pPr>
-      <w:spacing w:after="120" w:line="300" w:lineRule="auto"/>
-    </w:pPr>
     <w:rPr>
       <w:rFonts w:ascii="Microsoft JhengHei" w:hAnsi="Microsoft JhengHei" w:eastAsia="Microsoft JhengHei"/>
       <w:sz w:val="21"/>
@@ -2721,15 +2975,15 @@
     <w:pPr>
       <w:keepNext/>
       <w:keepLines/>
-      <w:spacing w:before="280" w:after="140"/>
+      <w:spacing w:before="480" w:after="0"/>
       <w:outlineLvl w:val="0"/>
     </w:pPr>
     <w:rPr>
       <w:rFonts w:asciiTheme="majorHAnsi" w:eastAsiaTheme="majorEastAsia" w:hAnsiTheme="majorHAnsi" w:cstheme="majorBidi" w:ascii="Microsoft JhengHei" w:hAnsi="Microsoft JhengHei" w:eastAsia="Microsoft JhengHei"/>
       <w:b/>
       <w:bCs/>
-      <w:color w:val="000000"/>
-      <w:sz w:val="34"/>
+      <w:color w:val="176B87"/>
+      <w:sz w:val="36"/>
       <w:szCs w:val="28"/>
     </w:rPr>
   </w:style>
@@ -2745,15 +2999,15 @@
     <w:pPr>
       <w:keepNext/>
       <w:keepLines/>
-      <w:spacing w:before="280" w:after="140"/>
+      <w:spacing w:before="200" w:after="0"/>
       <w:outlineLvl w:val="1"/>
     </w:pPr>
     <w:rPr>
       <w:rFonts w:asciiTheme="majorHAnsi" w:eastAsiaTheme="majorEastAsia" w:hAnsiTheme="majorHAnsi" w:cstheme="majorBidi" w:ascii="Microsoft JhengHei" w:hAnsi="Microsoft JhengHei" w:eastAsia="Microsoft JhengHei"/>
       <w:b/>
       <w:bCs/>
-      <w:color w:val="000000"/>
-      <w:sz w:val="27"/>
+      <w:color w:val="2E7D6E"/>
+      <w:sz w:val="28"/>
       <w:szCs w:val="26"/>
     </w:rPr>
   </w:style>
@@ -2769,14 +3023,14 @@
     <w:pPr>
       <w:keepNext/>
       <w:keepLines/>
-      <w:spacing w:before="280" w:after="140"/>
+      <w:spacing w:before="200" w:after="0"/>
       <w:outlineLvl w:val="2"/>
     </w:pPr>
     <w:rPr>
       <w:rFonts w:asciiTheme="majorHAnsi" w:eastAsiaTheme="majorEastAsia" w:hAnsiTheme="majorHAnsi" w:cstheme="majorBidi" w:ascii="Microsoft JhengHei" w:hAnsi="Microsoft JhengHei" w:eastAsia="Microsoft JhengHei"/>
       <w:b/>
       <w:bCs/>
-      <w:color w:val="000000"/>
+      <w:color w:val="5B6573"/>
       <w:sz w:val="23"/>
     </w:rPr>
   </w:style>
@@ -3008,20 +3262,18 @@
     <w:qFormat/>
     <w:rsid w:val="00FC693F"/>
     <w:pPr>
-      <w:keepNext/>
       <w:pBdr>
         <w:bottom w:val="single" w:sz="8" w:space="4" w:color="4F81BD" w:themeColor="accent1"/>
       </w:pBdr>
-      <w:spacing w:after="140" w:line="240" w:lineRule="auto" w:before="0"/>
+      <w:spacing w:after="300" w:line="240" w:lineRule="auto"/>
       <w:contextualSpacing/>
     </w:pPr>
     <w:rPr>
       <w:rFonts w:asciiTheme="majorHAnsi" w:eastAsiaTheme="majorEastAsia" w:hAnsiTheme="majorHAnsi" w:cstheme="majorBidi" w:ascii="Microsoft JhengHei" w:hAnsi="Microsoft JhengHei" w:eastAsia="Microsoft JhengHei"/>
-      <w:b/>
-      <w:color w:val="000000"/>
+      <w:color w:val="17324D"/>
       <w:spacing w:val="5"/>
       <w:kern w:val="28"/>
-      <w:sz w:val="48"/>
+      <w:sz w:val="52"/>
       <w:szCs w:val="52"/>
     </w:rPr>
   </w:style>

--- a/docs/Life_Pilot_開發者技術文件.docx
+++ b/docs/Life_Pilot_開發者技術文件.docx
@@ -1,28 +1,45 @@
 
 <file path=word/document.xml><?xml version="1.0" encoding="utf-8"?>
-<w:document xmlns:wpc="http://schemas.microsoft.com/office/word/2010/wordprocessingCanvas" xmlns:mo="http://schemas.microsoft.com/office/mac/office/2008/main" xmlns:mc="http://schemas.openxmlformats.org/markup-compatibility/2006" xmlns:mv="urn:schemas-microsoft-com:mac:vml" xmlns:o="urn:schemas-microsoft-com:office:office" xmlns:r="http://schemas.openxmlformats.org/officeDocument/2006/relationships" xmlns:m="http://schemas.openxmlformats.org/officeDocument/2006/math" xmlns:v="urn:schemas-microsoft-com:vml" xmlns:wp14="http://schemas.microsoft.com/office/word/2010/wordprocessingDrawing" xmlns:wp="http://schemas.openxmlformats.org/drawingml/2006/wordprocessingDrawing" xmlns:w10="urn:schemas-microsoft-com:office:word" xmlns:w="http://schemas.openxmlformats.org/wordprocessingml/2006/main" xmlns:w14="http://schemas.microsoft.com/office/word/2010/wordml" xmlns:wpg="http://schemas.microsoft.com/office/word/2010/wordprocessingGroup" xmlns:wpi="http://schemas.microsoft.com/office/word/2010/wordprocessingInk" xmlns:wne="http://schemas.microsoft.com/office/word/2006/wordml" xmlns:wps="http://schemas.microsoft.com/office/word/2010/wordprocessingShape" mc:Ignorable="w14 wp14">
+<w:document xmlns:ve="http://schemas.openxmlformats.org/markup-compatibility/2006" xmlns:o="urn:schemas-microsoft-com:office:office" xmlns:r="http://schemas.openxmlformats.org/officeDocument/2006/relationships" xmlns:m="http://schemas.openxmlformats.org/officeDocument/2006/math" xmlns:v="urn:schemas-microsoft-com:vml" xmlns:wp="http://schemas.openxmlformats.org/drawingml/2006/wordprocessingDrawing" xmlns:w10="urn:schemas-microsoft-com:office:word" xmlns:w="http://schemas.openxmlformats.org/wordprocessingml/2006/main" xmlns:wne="http://schemas.microsoft.com/office/word/2006/wordml">
   <w:body>
     <w:p>
       <w:pPr>
         <w:jc w:val="center"/>
+        <w:rPr>
+          <w:lang w:eastAsia="zh-TW"/>
+        </w:rPr>
       </w:pPr>
       <w:r>
         <w:rPr>
           <w:b/>
           <w:color w:val="17324D"/>
           <w:sz w:val="56"/>
+          <w:lang w:eastAsia="zh-TW"/>
         </w:rPr>
-        <w:t>Life Pilot 開發者技術文件</w:t>
+        <w:t xml:space="preserve">Life Pilot </w:t>
+      </w:r>
+      <w:r>
+        <w:rPr>
+          <w:b/>
+          <w:color w:val="17324D"/>
+          <w:sz w:val="56"/>
+          <w:lang w:eastAsia="zh-TW"/>
+        </w:rPr>
+        <w:t>開發者技術文件</w:t>
       </w:r>
     </w:p>
     <w:p>
       <w:pPr>
         <w:jc w:val="center"/>
+        <w:rPr>
+          <w:lang w:eastAsia="zh-TW"/>
+        </w:rPr>
       </w:pPr>
       <w:r>
         <w:rPr>
           <w:color w:val="465564"/>
           <w:sz w:val="26"/>
+          <w:lang w:eastAsia="zh-TW"/>
         </w:rPr>
         <w:t>架構、資料流、權限、部署、維運與擴充規範</w:t>
       </w:r>
@@ -30,49 +47,153 @@
     <w:p>
       <w:pPr>
         <w:jc w:val="center"/>
+        <w:rPr>
+          <w:lang w:eastAsia="zh-TW"/>
+        </w:rPr>
       </w:pPr>
       <w:r>
         <w:rPr>
-          <w:sz w:val="21"/>
+          <w:lang w:eastAsia="zh-TW"/>
         </w:rPr>
-        <w:t>文件版本：2026-09-08</w:t>
+        <w:t>文件版本：</w:t>
+      </w:r>
+      <w:r>
+        <w:rPr>
+          <w:lang w:eastAsia="zh-TW"/>
+        </w:rPr>
+        <w:t>2026-09-08</w:t>
+      </w:r>
+      <w:r>
+        <w:rPr>
+          <w:lang w:eastAsia="zh-TW"/>
+        </w:rPr>
         <w:br/>
-        <w:t>適用：Web、Android、iOS（依實際發布版本）</w:t>
-      </w:r>
-    </w:p>
-    <w:p>
+      </w:r>
       <w:r>
         <w:rPr>
-          <w:sz w:val="21"/>
+          <w:lang w:eastAsia="zh-TW"/>
         </w:rPr>
-        <w:br w:type="page"/>
+        <w:t>適用：</w:t>
+      </w:r>
+      <w:r>
+        <w:rPr>
+          <w:lang w:eastAsia="zh-TW"/>
+        </w:rPr>
+        <w:t>Web</w:t>
+      </w:r>
+      <w:r>
+        <w:rPr>
+          <w:lang w:eastAsia="zh-TW"/>
+        </w:rPr>
+        <w:t>、</w:t>
+      </w:r>
+      <w:r>
+        <w:rPr>
+          <w:lang w:eastAsia="zh-TW"/>
+        </w:rPr>
+        <w:t>Android</w:t>
+      </w:r>
+      <w:r>
+        <w:rPr>
+          <w:lang w:eastAsia="zh-TW"/>
+        </w:rPr>
+        <w:t>、</w:t>
+      </w:r>
+      <w:proofErr w:type="spellStart"/>
+      <w:r>
+        <w:rPr>
+          <w:lang w:eastAsia="zh-TW"/>
+        </w:rPr>
+        <w:t>iOS</w:t>
+      </w:r>
+      <w:proofErr w:type="spellEnd"/>
+      <w:r>
+        <w:rPr>
+          <w:lang w:eastAsia="zh-TW"/>
+        </w:rPr>
+        <w:t>（依實際發布版本）</w:t>
       </w:r>
     </w:p>
     <w:p>
       <w:pPr>
-        <w:pStyle w:val="Heading1"/>
+        <w:rPr>
+          <w:lang w:eastAsia="zh-TW"/>
+        </w:rPr>
+      </w:pPr>
+      <w:r>
+        <w:rPr>
+          <w:lang w:eastAsia="zh-TW"/>
+        </w:rPr>
+        <w:br w:type="page"/>
+      </w:r>
+    </w:p>
+    <w:p>
+      <w:pPr>
+        <w:pStyle w:val="1"/>
+        <w:rPr>
+          <w:lang w:eastAsia="zh-TW"/>
+        </w:rPr>
       </w:pPr>
       <w:r>
         <w:rPr>
           <w:sz w:val="21"/>
+          <w:lang w:eastAsia="zh-TW"/>
         </w:rPr>
-        <w:t>1. 系統定位與技術基線</w:t>
+        <w:lastRenderedPageBreak/>
+        <w:t xml:space="preserve">1. </w:t>
+      </w:r>
+      <w:r>
+        <w:rPr>
+          <w:sz w:val="21"/>
+          <w:lang w:eastAsia="zh-TW"/>
+        </w:rPr>
+        <w:t>系統定位與技術基線</w:t>
       </w:r>
     </w:p>
     <w:p>
       <w:r>
-        <w:rPr>
-          <w:sz w:val="21"/>
-        </w:rPr>
-        <w:t>Life Pilot 是 Flutter 多平台個人生活管理產品，前端同時存取 Supabase、FastAPI 與本機 Sembast／Web IndexedDB。架構的核心約束是：登入者資料隔離、雲端／本機單一主來源、版本化訂閱額度、可取消的非同步工作，以及大量推薦資料的分段載入。</w:t>
+        <w:t xml:space="preserve">Life Pilot </w:t>
+      </w:r>
+      <w:r>
+        <w:t>是</w:t>
+      </w:r>
+      <w:r>
+        <w:t xml:space="preserve"> Flutter </w:t>
+      </w:r>
+      <w:r>
+        <w:t>多平台個人生活管理產品，前端同時存取</w:t>
+      </w:r>
+      <w:r>
+        <w:t xml:space="preserve"> Supabase</w:t>
+      </w:r>
+      <w:r>
+        <w:t>、</w:t>
+      </w:r>
+      <w:r>
+        <w:t xml:space="preserve">FastAPI </w:t>
+      </w:r>
+      <w:r>
+        <w:t>與本機</w:t>
+      </w:r>
+      <w:r>
+        <w:t xml:space="preserve"> Sembast</w:t>
+      </w:r>
+      <w:r>
+        <w:t>／</w:t>
+      </w:r>
+      <w:r>
+        <w:t>Web IndexedDB</w:t>
+      </w:r>
+      <w:r>
+        <w:t>。架構的核心約束是：登入者資料隔離、雲端／本機單一主來源、版本化訂閱額度、可取消的非同步工作，以及大量推薦資料的分段載入。</w:t>
       </w:r>
     </w:p>
     <w:tbl>
       <w:tblPr>
-        <w:tblStyle w:val="TableGrid"/>
-        <w:tblW w:type="auto" w:w="0"/>
+        <w:tblStyle w:val="aff2"/>
+        <w:tblW w:w="0" w:type="auto"/>
         <w:jc w:val="center"/>
-        <w:tblLook w:firstColumn="1" w:firstRow="1" w:lastColumn="0" w:lastRow="0" w:noHBand="0" w:noVBand="1" w:val="04A0"/>
+        <w:tblLook w:val="04A0"/>
       </w:tblPr>
       <w:tblGrid>
         <w:gridCol w:w="3324"/>
@@ -80,10 +201,13 @@
         <w:gridCol w:w="3324"/>
       </w:tblGrid>
       <w:tr>
+        <w:trPr>
+          <w:jc w:val="center"/>
+        </w:trPr>
         <w:tc>
           <w:tcPr>
-            <w:tcW w:type="dxa" w:w="3324"/>
-            <w:shd w:fill="DDEBF2"/>
+            <w:tcW w:w="3324" w:type="dxa"/>
+            <w:shd w:val="clear" w:color="auto" w:fill="DDEBF2"/>
           </w:tcPr>
           <w:p>
             <w:r>
@@ -96,8 +220,8 @@
         </w:tc>
         <w:tc>
           <w:tcPr>
-            <w:tcW w:type="dxa" w:w="3324"/>
-            <w:shd w:fill="DDEBF2"/>
+            <w:tcW w:w="3324" w:type="dxa"/>
+            <w:shd w:val="clear" w:color="auto" w:fill="DDEBF2"/>
           </w:tcPr>
           <w:p>
             <w:r>
@@ -110,8 +234,8 @@
         </w:tc>
         <w:tc>
           <w:tcPr>
-            <w:tcW w:type="dxa" w:w="3324"/>
-            <w:shd w:fill="DDEBF2"/>
+            <w:tcW w:w="3324" w:type="dxa"/>
+            <w:shd w:val="clear" w:color="auto" w:fill="DDEBF2"/>
           </w:tcPr>
           <w:p>
             <w:r>
@@ -124,10 +248,12 @@
         </w:tc>
       </w:tr>
       <w:tr>
+        <w:trPr>
+          <w:jc w:val="center"/>
+        </w:trPr>
         <w:tc>
           <w:tcPr>
-            <w:tcW w:type="dxa" w:w="3324"/>
-            <w:vAlign w:val="top"/>
+            <w:tcW w:w="3324" w:type="dxa"/>
           </w:tcPr>
           <w:p>
             <w:r>
@@ -137,8 +263,7 @@
         </w:tc>
         <w:tc>
           <w:tcPr>
-            <w:tcW w:type="dxa" w:w="3324"/>
-            <w:vAlign w:val="top"/>
+            <w:tcW w:w="3324" w:type="dxa"/>
           </w:tcPr>
           <w:p>
             <w:r>
@@ -148,21 +273,36 @@
         </w:tc>
         <w:tc>
           <w:tcPr>
-            <w:tcW w:type="dxa" w:w="3324"/>
-            <w:vAlign w:val="top"/>
+            <w:tcW w:w="3324" w:type="dxa"/>
           </w:tcPr>
           <w:p>
+            <w:pPr>
+              <w:rPr>
+                <w:lang w:eastAsia="zh-TW"/>
+              </w:rPr>
+            </w:pPr>
             <w:r>
-              <w:t>UI、狀態、表單、快取、平台功能</w:t>
+              <w:rPr>
+                <w:lang w:eastAsia="zh-TW"/>
+              </w:rPr>
+              <w:t>UI</w:t>
+            </w:r>
+            <w:r>
+              <w:rPr>
+                <w:lang w:eastAsia="zh-TW"/>
+              </w:rPr>
+              <w:t>、狀態、表單、快取、平台功能</w:t>
             </w:r>
           </w:p>
         </w:tc>
       </w:tr>
       <w:tr>
+        <w:trPr>
+          <w:jc w:val="center"/>
+        </w:trPr>
         <w:tc>
           <w:tcPr>
-            <w:tcW w:type="dxa" w:w="3324"/>
-            <w:vAlign w:val="top"/>
+            <w:tcW w:w="3324" w:type="dxa"/>
           </w:tcPr>
           <w:p>
             <w:r>
@@ -172,8 +312,7 @@
         </w:tc>
         <w:tc>
           <w:tcPr>
-            <w:tcW w:type="dxa" w:w="3324"/>
-            <w:vAlign w:val="top"/>
+            <w:tcW w:w="3324" w:type="dxa"/>
           </w:tcPr>
           <w:p>
             <w:r>
@@ -183,21 +322,30 @@
         </w:tc>
         <w:tc>
           <w:tcPr>
-            <w:tcW w:type="dxa" w:w="3324"/>
-            <w:vAlign w:val="top"/>
+            <w:tcW w:w="3324" w:type="dxa"/>
           </w:tcPr>
           <w:p>
+            <w:pPr>
+              <w:rPr>
+                <w:lang w:eastAsia="zh-TW"/>
+              </w:rPr>
+            </w:pPr>
             <w:r>
+              <w:rPr>
+                <w:lang w:eastAsia="zh-TW"/>
+              </w:rPr>
               <w:t>身分、資料、授權、額度與交易</w:t>
             </w:r>
           </w:p>
         </w:tc>
       </w:tr>
       <w:tr>
+        <w:trPr>
+          <w:jc w:val="center"/>
+        </w:trPr>
         <w:tc>
           <w:tcPr>
-            <w:tcW w:type="dxa" w:w="3324"/>
-            <w:vAlign w:val="top"/>
+            <w:tcW w:w="3324" w:type="dxa"/>
           </w:tcPr>
           <w:p>
             <w:r>
@@ -207,32 +355,46 @@
         </w:tc>
         <w:tc>
           <w:tcPr>
-            <w:tcW w:type="dxa" w:w="3324"/>
-            <w:vAlign w:val="top"/>
+            <w:tcW w:w="3324" w:type="dxa"/>
           </w:tcPr>
           <w:p>
             <w:r>
-              <w:t>Sembast；Web IndexedDB</w:t>
+              <w:t>Sembast</w:t>
+            </w:r>
+            <w:r>
+              <w:t>；</w:t>
+            </w:r>
+            <w:r>
+              <w:t>Web IndexedDB</w:t>
             </w:r>
           </w:p>
         </w:tc>
         <w:tc>
           <w:tcPr>
-            <w:tcW w:type="dxa" w:w="3324"/>
-            <w:vAlign w:val="top"/>
+            <w:tcW w:w="3324" w:type="dxa"/>
           </w:tcPr>
           <w:p>
+            <w:pPr>
+              <w:rPr>
+                <w:lang w:eastAsia="zh-TW"/>
+              </w:rPr>
+            </w:pPr>
             <w:r>
+              <w:rPr>
+                <w:lang w:eastAsia="zh-TW"/>
+              </w:rPr>
               <w:t>裝置模式資料與搬移暫存</w:t>
             </w:r>
           </w:p>
         </w:tc>
       </w:tr>
       <w:tr>
+        <w:trPr>
+          <w:jc w:val="center"/>
+        </w:trPr>
         <w:tc>
           <w:tcPr>
-            <w:tcW w:type="dxa" w:w="3324"/>
-            <w:vAlign w:val="top"/>
+            <w:tcW w:w="3324" w:type="dxa"/>
           </w:tcPr>
           <w:p>
             <w:r>
@@ -242,8 +404,7 @@
         </w:tc>
         <w:tc>
           <w:tcPr>
-            <w:tcW w:type="dxa" w:w="3324"/>
-            <w:vAlign w:val="top"/>
+            <w:tcW w:w="3324" w:type="dxa"/>
           </w:tcPr>
           <w:p>
             <w:r>
@@ -253,21 +414,30 @@
         </w:tc>
         <w:tc>
           <w:tcPr>
-            <w:tcW w:type="dxa" w:w="3324"/>
-            <w:vAlign w:val="top"/>
+            <w:tcW w:w="3324" w:type="dxa"/>
           </w:tcPr>
           <w:p>
+            <w:pPr>
+              <w:rPr>
+                <w:lang w:eastAsia="zh-TW"/>
+              </w:rPr>
+            </w:pPr>
             <w:r>
+              <w:rPr>
+                <w:lang w:eastAsia="zh-TW"/>
+              </w:rPr>
               <w:t>爬蟲、地理編碼、天氣、股票整合</w:t>
             </w:r>
           </w:p>
         </w:tc>
       </w:tr>
       <w:tr>
+        <w:trPr>
+          <w:jc w:val="center"/>
+        </w:trPr>
         <w:tc>
           <w:tcPr>
-            <w:tcW w:type="dxa" w:w="3324"/>
-            <w:vAlign w:val="top"/>
+            <w:tcW w:w="3324" w:type="dxa"/>
           </w:tcPr>
           <w:p>
             <w:r>
@@ -277,19 +447,23 @@
         </w:tc>
         <w:tc>
           <w:tcPr>
-            <w:tcW w:type="dxa" w:w="3324"/>
-            <w:vAlign w:val="top"/>
+            <w:tcW w:w="3324" w:type="dxa"/>
           </w:tcPr>
           <w:p>
             <w:r>
-              <w:t>活動來源、OpenWeather Geocode、股票來源</w:t>
+              <w:t>活動來源、</w:t>
+            </w:r>
+            <w:r>
+              <w:t>OpenWeather Geocode</w:t>
+            </w:r>
+            <w:r>
+              <w:t>、股票來源</w:t>
             </w:r>
           </w:p>
         </w:tc>
         <w:tc>
           <w:tcPr>
-            <w:tcW w:type="dxa" w:w="3324"/>
-            <w:vAlign w:val="top"/>
+            <w:tcW w:w="3324" w:type="dxa"/>
           </w:tcPr>
           <w:p>
             <w:r>
@@ -302,31 +476,40 @@
     <w:p/>
     <w:p>
       <w:pPr>
-        <w:pStyle w:val="Heading1"/>
+        <w:pStyle w:val="1"/>
       </w:pPr>
       <w:r>
         <w:rPr>
           <w:sz w:val="21"/>
         </w:rPr>
-        <w:t>2. 原始碼導覽</w:t>
+        <w:t xml:space="preserve">2. </w:t>
+      </w:r>
+      <w:r>
+        <w:rPr>
+          <w:sz w:val="21"/>
+        </w:rPr>
+        <w:t>原始碼導覽</w:t>
       </w:r>
     </w:p>
     <w:tbl>
       <w:tblPr>
-        <w:tblStyle w:val="TableGrid"/>
-        <w:tblW w:type="auto" w:w="0"/>
+        <w:tblStyle w:val="aff2"/>
+        <w:tblW w:w="0" w:type="auto"/>
         <w:jc w:val="center"/>
-        <w:tblLook w:firstColumn="1" w:firstRow="1" w:lastColumn="0" w:lastRow="0" w:noHBand="0" w:noVBand="1" w:val="04A0"/>
+        <w:tblLook w:val="04A0"/>
       </w:tblPr>
       <w:tblGrid>
         <w:gridCol w:w="4986"/>
         <w:gridCol w:w="4986"/>
       </w:tblGrid>
       <w:tr>
+        <w:trPr>
+          <w:jc w:val="center"/>
+        </w:trPr>
         <w:tc>
           <w:tcPr>
-            <w:tcW w:type="dxa" w:w="4986"/>
-            <w:shd w:fill="DDEBF2"/>
+            <w:tcW w:w="4986" w:type="dxa"/>
+            <w:shd w:val="clear" w:color="auto" w:fill="DDEBF2"/>
           </w:tcPr>
           <w:p>
             <w:r>
@@ -339,8 +522,8 @@
         </w:tc>
         <w:tc>
           <w:tcPr>
-            <w:tcW w:type="dxa" w:w="4986"/>
-            <w:shd w:fill="DDEBF2"/>
+            <w:tcW w:w="4986" w:type="dxa"/>
+            <w:shd w:val="clear" w:color="auto" w:fill="DDEBF2"/>
           </w:tcPr>
           <w:p>
             <w:r>
@@ -353,10 +536,12 @@
         </w:tc>
       </w:tr>
       <w:tr>
+        <w:trPr>
+          <w:jc w:val="center"/>
+        </w:trPr>
         <w:tc>
           <w:tcPr>
-            <w:tcW w:type="dxa" w:w="4986"/>
-            <w:vAlign w:val="top"/>
+            <w:tcW w:w="4986" w:type="dxa"/>
           </w:tcPr>
           <w:p>
             <w:r>
@@ -366,21 +551,25 @@
         </w:tc>
         <w:tc>
           <w:tcPr>
-            <w:tcW w:type="dxa" w:w="4986"/>
-            <w:vAlign w:val="top"/>
+            <w:tcW w:w="4986" w:type="dxa"/>
           </w:tcPr>
           <w:p>
             <w:r>
-              <w:t>Supabase Auth、密碼重設、跨分頁登出、訂閱與儲存模式</w:t>
+              <w:t>Supabase Auth</w:t>
+            </w:r>
+            <w:r>
+              <w:t>、密碼重設、跨分頁登出、訂閱與儲存模式</w:t>
             </w:r>
           </w:p>
         </w:tc>
       </w:tr>
       <w:tr>
+        <w:trPr>
+          <w:jc w:val="center"/>
+        </w:trPr>
         <w:tc>
           <w:tcPr>
-            <w:tcW w:type="dxa" w:w="4986"/>
-            <w:vAlign w:val="top"/>
+            <w:tcW w:w="4986" w:type="dxa"/>
           </w:tcPr>
           <w:p>
             <w:r>
@@ -390,21 +579,30 @@
         </w:tc>
         <w:tc>
           <w:tcPr>
-            <w:tcW w:type="dxa" w:w="4986"/>
-            <w:vAlign w:val="top"/>
+            <w:tcW w:w="4986" w:type="dxa"/>
           </w:tcPr>
           <w:p>
+            <w:pPr>
+              <w:rPr>
+                <w:lang w:eastAsia="zh-TW"/>
+              </w:rPr>
+            </w:pPr>
             <w:r>
+              <w:rPr>
+                <w:lang w:eastAsia="zh-TW"/>
+              </w:rPr>
               <w:t>主框架、功能選單、設定</w:t>
             </w:r>
           </w:p>
         </w:tc>
       </w:tr>
       <w:tr>
+        <w:trPr>
+          <w:jc w:val="center"/>
+        </w:trPr>
         <w:tc>
           <w:tcPr>
-            <w:tcW w:type="dxa" w:w="4986"/>
-            <w:vAlign w:val="top"/>
+            <w:tcW w:w="4986" w:type="dxa"/>
           </w:tcPr>
           <w:p>
             <w:r>
@@ -414,21 +612,25 @@
         </w:tc>
         <w:tc>
           <w:tcPr>
-            <w:tcW w:type="dxa" w:w="4986"/>
-            <w:vAlign w:val="top"/>
+            <w:tcW w:w="4986" w:type="dxa"/>
           </w:tcPr>
           <w:p>
             <w:r>
-              <w:t>Dashboard 聚合與請求順序控制</w:t>
+              <w:t xml:space="preserve">Dashboard </w:t>
+            </w:r>
+            <w:r>
+              <w:t>聚合與請求順序控制</w:t>
             </w:r>
           </w:p>
         </w:tc>
       </w:tr>
       <w:tr>
+        <w:trPr>
+          <w:jc w:val="center"/>
+        </w:trPr>
         <w:tc>
           <w:tcPr>
-            <w:tcW w:type="dxa" w:w="4986"/>
-            <w:vAlign w:val="top"/>
+            <w:tcW w:w="4986" w:type="dxa"/>
           </w:tcPr>
           <w:p>
             <w:r>
@@ -438,21 +640,30 @@
         </w:tc>
         <w:tc>
           <w:tcPr>
-            <w:tcW w:type="dxa" w:w="4986"/>
-            <w:vAlign w:val="top"/>
+            <w:tcW w:w="4986" w:type="dxa"/>
           </w:tcPr>
           <w:p>
+            <w:pPr>
+              <w:rPr>
+                <w:lang w:eastAsia="zh-TW"/>
+              </w:rPr>
+            </w:pPr>
             <w:r>
+              <w:rPr>
+                <w:lang w:eastAsia="zh-TW"/>
+              </w:rPr>
               <w:t>月曆、提醒、天氣、分享</w:t>
             </w:r>
           </w:p>
         </w:tc>
       </w:tr>
       <w:tr>
+        <w:trPr>
+          <w:jc w:val="center"/>
+        </w:trPr>
         <w:tc>
           <w:tcPr>
-            <w:tcW w:type="dxa" w:w="4986"/>
-            <w:vAlign w:val="top"/>
+            <w:tcW w:w="4986" w:type="dxa"/>
           </w:tcPr>
           <w:p>
             <w:r>
@@ -462,45 +673,76 @@
         </w:tc>
         <w:tc>
           <w:tcPr>
-            <w:tcW w:type="dxa" w:w="4986"/>
-            <w:vAlign w:val="top"/>
+            <w:tcW w:w="4986" w:type="dxa"/>
           </w:tcPr>
           <w:p>
+            <w:pPr>
+              <w:rPr>
+                <w:lang w:eastAsia="zh-TW"/>
+              </w:rPr>
+            </w:pPr>
             <w:r>
+              <w:rPr>
+                <w:lang w:eastAsia="zh-TW"/>
+              </w:rPr>
               <w:t>帳戶、明細、日期／分類／幣別</w:t>
             </w:r>
           </w:p>
         </w:tc>
       </w:tr>
       <w:tr>
+        <w:trPr>
+          <w:jc w:val="center"/>
+        </w:trPr>
         <w:tc>
           <w:tcPr>
-            <w:tcW w:type="dxa" w:w="4986"/>
-            <w:vAlign w:val="top"/>
+            <w:tcW w:w="4986" w:type="dxa"/>
           </w:tcPr>
           <w:p>
             <w:r>
-              <w:t>lib/point_record</w:t>
+              <w:t>lib/</w:t>
             </w:r>
+            <w:proofErr w:type="spellStart"/>
+            <w:r>
+              <w:t>point_record</w:t>
+            </w:r>
+            <w:proofErr w:type="spellEnd"/>
           </w:p>
         </w:tc>
         <w:tc>
           <w:tcPr>
-            <w:tcW w:type="dxa" w:w="4986"/>
-            <w:vAlign w:val="top"/>
+            <w:tcW w:w="4986" w:type="dxa"/>
           </w:tcPr>
           <w:p>
+            <w:pPr>
+              <w:rPr>
+                <w:lang w:eastAsia="zh-TW"/>
+              </w:rPr>
+            </w:pPr>
             <w:r>
-              <w:t>積分帳戶、明細與分類</w:t>
+              <w:rPr>
+                <w:lang w:eastAsia="zh-TW"/>
+              </w:rPr>
+              <w:t>積分帳戶、</w:t>
             </w:r>
+            <w:proofErr w:type="gramStart"/>
+            <w:r>
+              <w:rPr>
+                <w:lang w:eastAsia="zh-TW"/>
+              </w:rPr>
+              <w:t>明細與分類</w:t>
+            </w:r>
+            <w:proofErr w:type="gramEnd"/>
           </w:p>
         </w:tc>
       </w:tr>
       <w:tr>
+        <w:trPr>
+          <w:jc w:val="center"/>
+        </w:trPr>
         <w:tc>
           <w:tcPr>
-            <w:tcW w:type="dxa" w:w="4986"/>
-            <w:vAlign w:val="top"/>
+            <w:tcW w:w="4986" w:type="dxa"/>
           </w:tcPr>
           <w:p>
             <w:r>
@@ -510,45 +752,68 @@
         </w:tc>
         <w:tc>
           <w:tcPr>
-            <w:tcW w:type="dxa" w:w="4986"/>
-            <w:vAlign w:val="top"/>
+            <w:tcW w:w="4986" w:type="dxa"/>
           </w:tcPr>
           <w:p>
+            <w:pPr>
+              <w:rPr>
+                <w:lang w:eastAsia="zh-TW"/>
+              </w:rPr>
+            </w:pPr>
             <w:r>
+              <w:rPr>
+                <w:lang w:eastAsia="zh-TW"/>
+              </w:rPr>
               <w:t>推薦活動／景點、匯入、排序、地圖、天氣</w:t>
             </w:r>
           </w:p>
         </w:tc>
       </w:tr>
       <w:tr>
+        <w:trPr>
+          <w:jc w:val="center"/>
+        </w:trPr>
         <w:tc>
           <w:tcPr>
-            <w:tcW w:type="dxa" w:w="4986"/>
-            <w:vAlign w:val="top"/>
+            <w:tcW w:w="4986" w:type="dxa"/>
           </w:tcPr>
           <w:p>
             <w:r>
-              <w:t>lib/memory_trace</w:t>
+              <w:t>lib/</w:t>
             </w:r>
+            <w:proofErr w:type="spellStart"/>
+            <w:r>
+              <w:t>memory_trace</w:t>
+            </w:r>
+            <w:proofErr w:type="spellEnd"/>
           </w:p>
         </w:tc>
         <w:tc>
           <w:tcPr>
-            <w:tcW w:type="dxa" w:w="4986"/>
-            <w:vAlign w:val="top"/>
+            <w:tcW w:w="4986" w:type="dxa"/>
           </w:tcPr>
           <w:p>
+            <w:pPr>
+              <w:rPr>
+                <w:lang w:eastAsia="zh-TW"/>
+              </w:rPr>
+            </w:pPr>
             <w:r>
+              <w:rPr>
+                <w:lang w:eastAsia="zh-TW"/>
+              </w:rPr>
               <w:t>回憶清單、分段載入、圖片</w:t>
             </w:r>
           </w:p>
         </w:tc>
       </w:tr>
       <w:tr>
+        <w:trPr>
+          <w:jc w:val="center"/>
+        </w:trPr>
         <w:tc>
           <w:tcPr>
-            <w:tcW w:type="dxa" w:w="4986"/>
-            <w:vAlign w:val="top"/>
+            <w:tcW w:w="4986" w:type="dxa"/>
           </w:tcPr>
           <w:p>
             <w:r>
@@ -558,8 +823,7 @@
         </w:tc>
         <w:tc>
           <w:tcPr>
-            <w:tcW w:type="dxa" w:w="4986"/>
-            <w:vAlign w:val="top"/>
+            <w:tcW w:w="4986" w:type="dxa"/>
           </w:tcPr>
           <w:p>
             <w:r>
@@ -569,10 +833,12 @@
         </w:tc>
       </w:tr>
       <w:tr>
+        <w:trPr>
+          <w:jc w:val="center"/>
+        </w:trPr>
         <w:tc>
           <w:tcPr>
-            <w:tcW w:type="dxa" w:w="4986"/>
-            <w:vAlign w:val="top"/>
+            <w:tcW w:w="4986" w:type="dxa"/>
           </w:tcPr>
           <w:p>
             <w:r>
@@ -582,21 +848,30 @@
         </w:tc>
         <w:tc>
           <w:tcPr>
-            <w:tcW w:type="dxa" w:w="4986"/>
-            <w:vAlign w:val="top"/>
+            <w:tcW w:w="4986" w:type="dxa"/>
           </w:tcPr>
           <w:p>
+            <w:pPr>
+              <w:rPr>
+                <w:lang w:eastAsia="zh-TW"/>
+              </w:rPr>
+            </w:pPr>
             <w:r>
+              <w:rPr>
+                <w:lang w:eastAsia="zh-TW"/>
+              </w:rPr>
               <w:t>本機資料、模式選擇與完整搬移</w:t>
             </w:r>
           </w:p>
         </w:tc>
       </w:tr>
       <w:tr>
+        <w:trPr>
+          <w:jc w:val="center"/>
+        </w:trPr>
         <w:tc>
           <w:tcPr>
-            <w:tcW w:type="dxa" w:w="4986"/>
-            <w:vAlign w:val="top"/>
+            <w:tcW w:w="4986" w:type="dxa"/>
           </w:tcPr>
           <w:p>
             <w:r>
@@ -606,45 +881,60 @@
         </w:tc>
         <w:tc>
           <w:tcPr>
-            <w:tcW w:type="dxa" w:w="4986"/>
-            <w:vAlign w:val="top"/>
+            <w:tcW w:w="4986" w:type="dxa"/>
           </w:tcPr>
           <w:p>
+            <w:pPr>
+              <w:rPr>
+                <w:lang w:eastAsia="zh-TW"/>
+              </w:rPr>
+            </w:pPr>
             <w:r>
+              <w:rPr>
+                <w:lang w:eastAsia="zh-TW"/>
+              </w:rPr>
               <w:t>額度、價格版本、管理者設定</w:t>
             </w:r>
           </w:p>
         </w:tc>
       </w:tr>
       <w:tr>
+        <w:trPr>
+          <w:jc w:val="center"/>
+        </w:trPr>
         <w:tc>
           <w:tcPr>
-            <w:tcW w:type="dxa" w:w="4986"/>
-            <w:vAlign w:val="top"/>
+            <w:tcW w:w="4986" w:type="dxa"/>
           </w:tcPr>
           <w:p>
+            <w:proofErr w:type="spellStart"/>
             <w:r>
               <w:t>python_ai_service</w:t>
             </w:r>
+            <w:proofErr w:type="spellEnd"/>
           </w:p>
         </w:tc>
         <w:tc>
           <w:tcPr>
-            <w:tcW w:type="dxa" w:w="4986"/>
-            <w:vAlign w:val="top"/>
+            <w:tcW w:w="4986" w:type="dxa"/>
           </w:tcPr>
           <w:p>
             <w:r>
-              <w:t>FastAPI 路由與外部服務</w:t>
+              <w:t xml:space="preserve">FastAPI </w:t>
+            </w:r>
+            <w:r>
+              <w:t>路由與外部服務</w:t>
             </w:r>
           </w:p>
         </w:tc>
       </w:tr>
       <w:tr>
+        <w:trPr>
+          <w:jc w:val="center"/>
+        </w:trPr>
         <w:tc>
           <w:tcPr>
-            <w:tcW w:type="dxa" w:w="4986"/>
-            <w:vAlign w:val="top"/>
+            <w:tcW w:w="4986" w:type="dxa"/>
           </w:tcPr>
           <w:p>
             <w:r>
@@ -654,21 +944,40 @@
         </w:tc>
         <w:tc>
           <w:tcPr>
-            <w:tcW w:type="dxa" w:w="4986"/>
-            <w:vAlign w:val="top"/>
+            <w:tcW w:w="4986" w:type="dxa"/>
           </w:tcPr>
           <w:p>
             <w:r>
-              <w:t>可重放的 schema／function／RLS 變更</w:t>
+              <w:t>可重放的</w:t>
+            </w:r>
+            <w:r>
+              <w:t xml:space="preserve"> schema</w:t>
+            </w:r>
+            <w:r>
+              <w:t>／</w:t>
+            </w:r>
+            <w:r>
+              <w:t>function</w:t>
+            </w:r>
+            <w:r>
+              <w:t>／</w:t>
+            </w:r>
+            <w:r>
+              <w:t xml:space="preserve">RLS </w:t>
+            </w:r>
+            <w:r>
+              <w:t>變更</w:t>
             </w:r>
           </w:p>
         </w:tc>
       </w:tr>
       <w:tr>
+        <w:trPr>
+          <w:jc w:val="center"/>
+        </w:trPr>
         <w:tc>
           <w:tcPr>
-            <w:tcW w:type="dxa" w:w="4986"/>
-            <w:vAlign w:val="top"/>
+            <w:tcW w:w="4986" w:type="dxa"/>
           </w:tcPr>
           <w:p>
             <w:r>
@@ -678,12 +987,20 @@
         </w:tc>
         <w:tc>
           <w:tcPr>
-            <w:tcW w:type="dxa" w:w="4986"/>
-            <w:vAlign w:val="top"/>
+            <w:tcW w:w="4986" w:type="dxa"/>
           </w:tcPr>
           <w:p>
             <w:r>
-              <w:t>Flutter 單元與 Widget 測試</w:t>
+              <w:t xml:space="preserve">Flutter </w:t>
+            </w:r>
+            <w:r>
+              <w:t>單元與</w:t>
+            </w:r>
+            <w:r>
+              <w:t xml:space="preserve"> Widget </w:t>
+            </w:r>
+            <w:r>
+              <w:t>測試</w:t>
             </w:r>
           </w:p>
         </w:tc>
@@ -692,622 +1009,1472 @@
     <w:p/>
     <w:p>
       <w:pPr>
-        <w:pStyle w:val="Heading1"/>
+        <w:pStyle w:val="1"/>
       </w:pPr>
       <w:r>
         <w:rPr>
           <w:sz w:val="21"/>
         </w:rPr>
-        <w:t>3. 啟動與生命週期</w:t>
+        <w:t xml:space="preserve">3. </w:t>
+      </w:r>
+      <w:r>
+        <w:rPr>
+          <w:sz w:val="21"/>
+        </w:rPr>
+        <w:t>啟動與生命週期</w:t>
       </w:r>
     </w:p>
     <w:p>
       <w:pPr>
-        <w:pStyle w:val="ListNumber"/>
+        <w:pStyle w:val="a"/>
       </w:pPr>
       <w:r>
-        <w:rPr>
-          <w:sz w:val="21"/>
-        </w:rPr>
-        <w:t>main() 只做 Flutter binding、建立通知服務並 runApp；重量服務不可在 runApp 前串行等待。</w:t>
+        <w:t xml:space="preserve">main() </w:t>
+      </w:r>
+      <w:r>
+        <w:t>只做</w:t>
+      </w:r>
+      <w:r>
+        <w:t xml:space="preserve"> Flutter binding</w:t>
+      </w:r>
+      <w:r>
+        <w:t>、建立通知服務並</w:t>
+      </w:r>
+      <w:r>
+        <w:t xml:space="preserve"> </w:t>
+      </w:r>
+      <w:r>
+        <w:t>runApp</w:t>
+      </w:r>
+      <w:r>
+        <w:t>；重量服務不可在</w:t>
+      </w:r>
+      <w:r>
+        <w:t xml:space="preserve"> runApp </w:t>
+      </w:r>
+      <w:r>
+        <w:t>前串行等待。</w:t>
       </w:r>
     </w:p>
     <w:p>
       <w:pPr>
-        <w:pStyle w:val="ListNumber"/>
+        <w:pStyle w:val="a"/>
       </w:pPr>
       <w:r>
-        <w:rPr>
-          <w:sz w:val="21"/>
-        </w:rPr>
-        <w:t>AppInitializer 同時開始裝置時區偵測與 Supabase.initialize，以兩者較慢者作為等待時間。</w:t>
+        <w:t xml:space="preserve">AppInitializer </w:t>
+      </w:r>
+      <w:r>
+        <w:t>同時開始裝置時區偵測與</w:t>
+      </w:r>
+      <w:r>
+        <w:t xml:space="preserve"> Supabase.initialize</w:t>
+      </w:r>
+      <w:r>
+        <w:t>，以兩者較慢者作為等待時間。</w:t>
       </w:r>
     </w:p>
     <w:p>
       <w:pPr>
-        <w:pStyle w:val="ListNumber"/>
+        <w:pStyle w:val="a"/>
       </w:pPr>
       <w:r>
-        <w:rPr>
-          <w:sz w:val="21"/>
-        </w:rPr>
-        <w:t>PageAuthCheck 在首幀後呼叫 StartupService，避免 build 階段 notifyListeners。</w:t>
+        <w:t xml:space="preserve">PageAuthCheck </w:t>
+      </w:r>
+      <w:r>
+        <w:t>在首幀後呼叫</w:t>
+      </w:r>
+      <w:r>
+        <w:t xml:space="preserve"> StartupService</w:t>
+      </w:r>
+      <w:r>
+        <w:t>，避免</w:t>
+      </w:r>
+      <w:r>
+        <w:t xml:space="preserve"> build </w:t>
+      </w:r>
+      <w:r>
+        <w:t>階段</w:t>
+      </w:r>
+      <w:r>
+        <w:t xml:space="preserve"> notifyListeners</w:t>
+      </w:r>
+      <w:r>
+        <w:t>。</w:t>
       </w:r>
     </w:p>
     <w:p>
       <w:pPr>
-        <w:pStyle w:val="ListNumber"/>
+        <w:pStyle w:val="a"/>
       </w:pPr>
       <w:r>
-        <w:rPr>
-          <w:sz w:val="21"/>
-        </w:rPr>
-        <w:t>ControllerAuth 建立 Auth listener、跨分頁登出 listener、password recovery listener。</w:t>
+        <w:t xml:space="preserve">ControllerAuth </w:t>
+      </w:r>
+      <w:r>
+        <w:t>建立</w:t>
+      </w:r>
+      <w:r>
+        <w:t xml:space="preserve"> Auth listener</w:t>
+      </w:r>
+      <w:r>
+        <w:t>、跨分頁登出</w:t>
+      </w:r>
+      <w:r>
+        <w:t xml:space="preserve"> listener</w:t>
+      </w:r>
+      <w:r>
+        <w:t>、</w:t>
+      </w:r>
+      <w:r>
+        <w:t>password recovery listener</w:t>
+      </w:r>
+      <w:r>
+        <w:t>。</w:t>
       </w:r>
     </w:p>
     <w:p>
       <w:pPr>
-        <w:pStyle w:val="ListNumber"/>
+        <w:pStyle w:val="a"/>
       </w:pPr>
       <w:r>
-        <w:rPr>
-          <w:sz w:val="21"/>
-        </w:rPr>
-        <w:t>checkLoginStatus 先恢復使用者與儲存位置，立即解除首屏 loading；訂閱用量在背景更新。</w:t>
+        <w:t xml:space="preserve">checkLoginStatus </w:t>
+      </w:r>
+      <w:r>
+        <w:t>先恢復使用者與儲存</w:t>
+      </w:r>
+      <w:r>
+        <w:t>位置，立即解除首屏</w:t>
+      </w:r>
+      <w:r>
+        <w:t xml:space="preserve"> loading</w:t>
+      </w:r>
+      <w:r>
+        <w:t>；訂閱用量在背景更新。</w:t>
       </w:r>
     </w:p>
     <w:p>
       <w:pPr>
-        <w:pStyle w:val="ListNumber"/>
+        <w:pStyle w:val="a"/>
       </w:pPr>
       <w:r>
-        <w:rPr>
-          <w:sz w:val="21"/>
-        </w:rPr>
-        <w:t>任何 await 後更新 UI 前必須檢查 mounted／isDisposed；離頁後 HTTP client、stream 與 timer 必須取消或忽略結果。</w:t>
+        <w:t>任何</w:t>
+      </w:r>
+      <w:r>
+        <w:t xml:space="preserve"> await </w:t>
+      </w:r>
+      <w:r>
+        <w:t>後更新</w:t>
+      </w:r>
+      <w:r>
+        <w:t xml:space="preserve"> UI </w:t>
+      </w:r>
+      <w:r>
+        <w:t>前必須檢查</w:t>
+      </w:r>
+      <w:r>
+        <w:t xml:space="preserve"> mounted</w:t>
+      </w:r>
+      <w:r>
+        <w:t>／</w:t>
+      </w:r>
+      <w:r>
+        <w:t>isDisposed</w:t>
+      </w:r>
+      <w:r>
+        <w:t>；離頁後</w:t>
+      </w:r>
+      <w:r>
+        <w:t xml:space="preserve"> HTTP client</w:t>
+      </w:r>
+      <w:r>
+        <w:t>、</w:t>
+      </w:r>
+      <w:r>
+        <w:t xml:space="preserve">stream </w:t>
+      </w:r>
+      <w:r>
+        <w:t>與</w:t>
+      </w:r>
+      <w:r>
+        <w:t xml:space="preserve"> timer </w:t>
+      </w:r>
+      <w:r>
+        <w:t>必須取消或忽略結果。</w:t>
       </w:r>
     </w:p>
     <w:tbl>
       <w:tblPr>
-        <w:tblW w:type="auto" w:w="0"/>
+        <w:tblW w:w="0" w:type="auto"/>
         <w:jc w:val="center"/>
-        <w:tblLook w:firstColumn="1" w:firstRow="1" w:lastColumn="0" w:lastRow="0" w:noHBand="0" w:noVBand="1" w:val="04A0"/>
+        <w:tblLook w:val="04A0"/>
       </w:tblPr>
       <w:tblGrid>
         <w:gridCol w:w="9972"/>
       </w:tblGrid>
       <w:tr>
+        <w:trPr>
+          <w:jc w:val="center"/>
+        </w:trPr>
         <w:tc>
           <w:tcPr>
-            <w:tcW w:type="dxa" w:w="9972"/>
-            <w:shd w:fill="E8F3F6"/>
+            <w:tcW w:w="9972" w:type="dxa"/>
+            <w:shd w:val="clear" w:color="auto" w:fill="E8F3F6"/>
           </w:tcPr>
           <w:p>
+            <w:pPr>
+              <w:rPr>
+                <w:lang w:eastAsia="zh-TW"/>
+              </w:rPr>
+            </w:pPr>
             <w:r>
               <w:rPr>
                 <w:b/>
+                <w:lang w:eastAsia="zh-TW"/>
               </w:rPr>
               <w:t>效能基準：</w:t>
             </w:r>
             <w:r>
-              <w:t>冷啟動不可加入固定 sleep。非首屏必要資料（天氣、推薦、額度詳情、圖片、股票背景更新）延後或並行；首頁各卡片獨立載入與失敗。</w:t>
+              <w:rPr>
+                <w:lang w:eastAsia="zh-TW"/>
+              </w:rPr>
+              <w:t>冷啟動不可加入固定</w:t>
+            </w:r>
+            <w:r>
+              <w:rPr>
+                <w:lang w:eastAsia="zh-TW"/>
+              </w:rPr>
+              <w:t xml:space="preserve"> sleep</w:t>
+            </w:r>
+            <w:r>
+              <w:rPr>
+                <w:lang w:eastAsia="zh-TW"/>
+              </w:rPr>
+              <w:t>。非</w:t>
+            </w:r>
+            <w:proofErr w:type="gramStart"/>
+            <w:r>
+              <w:rPr>
+                <w:lang w:eastAsia="zh-TW"/>
+              </w:rPr>
+              <w:t>首屏必要</w:t>
+            </w:r>
+            <w:proofErr w:type="gramEnd"/>
+            <w:r>
+              <w:rPr>
+                <w:lang w:eastAsia="zh-TW"/>
+              </w:rPr>
+              <w:t>資料（天氣、推薦、額度詳情、圖片、股票背景更新）</w:t>
+            </w:r>
+            <w:r>
+              <w:rPr>
+                <w:lang w:eastAsia="zh-TW"/>
+              </w:rPr>
+              <w:lastRenderedPageBreak/>
+              <w:t>延後或並行；首頁各卡片獨立載入與失敗。</w:t>
             </w:r>
           </w:p>
         </w:tc>
       </w:tr>
     </w:tbl>
-    <w:p/>
     <w:p>
       <w:pPr>
-        <w:pStyle w:val="Heading1"/>
+        <w:rPr>
+          <w:lang w:eastAsia="zh-TW"/>
+        </w:rPr>
+      </w:pPr>
+    </w:p>
+    <w:p>
+      <w:pPr>
+        <w:pStyle w:val="1"/>
       </w:pPr>
       <w:r>
         <w:rPr>
           <w:sz w:val="21"/>
         </w:rPr>
-        <w:t>4. 狀態管理與非同步規範</w:t>
-      </w:r>
+        <w:t xml:space="preserve">4. </w:t>
+      </w:r>
+      <w:proofErr w:type="spellStart"/>
+      <w:r>
+        <w:rPr>
+          <w:sz w:val="21"/>
+        </w:rPr>
+        <w:t>狀態管理與非同步規範</w:t>
+      </w:r>
+      <w:proofErr w:type="spellEnd"/>
     </w:p>
     <w:p>
       <w:pPr>
-        <w:pStyle w:val="ListBullet"/>
+        <w:pStyle w:val="a0"/>
+      </w:pPr>
+      <w:r>
+        <w:t xml:space="preserve">Provider </w:t>
+      </w:r>
+      <w:r>
+        <w:t>注入</w:t>
+      </w:r>
+      <w:r>
+        <w:t xml:space="preserve"> Service</w:t>
+      </w:r>
+      <w:r>
+        <w:t>；</w:t>
+      </w:r>
+      <w:r>
+        <w:t>ChangeNotifier</w:t>
+      </w:r>
+      <w:r>
+        <w:t>／</w:t>
+      </w:r>
+      <w:r>
+        <w:t xml:space="preserve">SafeChangeNotifier </w:t>
+      </w:r>
+      <w:r>
+        <w:t>管理畫面</w:t>
+      </w:r>
+      <w:r>
+        <w:t>狀態。</w:t>
+      </w:r>
+    </w:p>
+    <w:p>
+      <w:pPr>
+        <w:pStyle w:val="a0"/>
+      </w:pPr>
+      <w:r>
+        <w:t xml:space="preserve">Controller </w:t>
+      </w:r>
+      <w:r>
+        <w:t>不持有已離頁</w:t>
+      </w:r>
+      <w:r>
+        <w:t xml:space="preserve"> BuildContext</w:t>
+      </w:r>
+      <w:r>
+        <w:t>；顯示訊息由</w:t>
+      </w:r>
+      <w:r>
+        <w:t xml:space="preserve"> UI </w:t>
+      </w:r>
+      <w:r>
+        <w:t>或</w:t>
+      </w:r>
+      <w:r>
+        <w:t xml:space="preserve"> AppNavigator </w:t>
+      </w:r>
+      <w:r>
+        <w:t>統一處理。</w:t>
+      </w:r>
+    </w:p>
+    <w:p>
+      <w:pPr>
+        <w:pStyle w:val="a0"/>
+      </w:pPr>
+      <w:r>
+        <w:t>相同資源以</w:t>
+      </w:r>
+      <w:r>
+        <w:t xml:space="preserve"> request token</w:t>
+      </w:r>
+      <w:r>
+        <w:t>／</w:t>
+      </w:r>
+      <w:r>
+        <w:t xml:space="preserve">generation </w:t>
+      </w:r>
+      <w:r>
+        <w:t>防止舊請求覆蓋新選擇，例如股票歷史日期與</w:t>
+      </w:r>
+      <w:r>
+        <w:t xml:space="preserve"> Dashboard </w:t>
+      </w:r>
+      <w:r>
+        <w:t>切帳戶。</w:t>
+      </w:r>
+    </w:p>
+    <w:p>
+      <w:pPr>
+        <w:pStyle w:val="a0"/>
+      </w:pPr>
+      <w:r>
+        <w:t>載入更多維護</w:t>
+      </w:r>
+      <w:r>
+        <w:t xml:space="preserve"> windowStart</w:t>
+      </w:r>
+      <w:r>
+        <w:t>、</w:t>
+      </w:r>
+      <w:r>
+        <w:t>hasMore</w:t>
+      </w:r>
+      <w:r>
+        <w:t>、已載入</w:t>
+      </w:r>
+      <w:r>
+        <w:t xml:space="preserve"> ID</w:t>
+      </w:r>
+      <w:r>
+        <w:t>；一次空頁即停止，不能讓使用者連按三次才隱藏。</w:t>
+      </w:r>
+    </w:p>
+    <w:p>
+      <w:pPr>
+        <w:pStyle w:val="a0"/>
+      </w:pPr>
+      <w:r>
+        <w:t xml:space="preserve">HTTP requester </w:t>
+      </w:r>
+      <w:r>
+        <w:t>對</w:t>
+      </w:r>
+      <w:r>
+        <w:t xml:space="preserve"> timeout</w:t>
+      </w:r>
+      <w:r>
+        <w:t>、</w:t>
+      </w:r>
+      <w:r>
+        <w:t>retry</w:t>
+      </w:r>
+      <w:r>
+        <w:t>、</w:t>
+      </w:r>
+      <w:r>
+        <w:t xml:space="preserve">client closed </w:t>
+      </w:r>
+      <w:r>
+        <w:t>分流；</w:t>
+      </w:r>
+      <w:r>
+        <w:t xml:space="preserve">dispose </w:t>
+      </w:r>
+      <w:r>
+        <w:t>後不得</w:t>
+      </w:r>
+      <w:r>
+        <w:t xml:space="preserve"> notify</w:t>
+      </w:r>
+      <w:r>
+        <w:t>。</w:t>
+      </w:r>
+    </w:p>
+    <w:p>
+      <w:pPr>
+        <w:pStyle w:val="1"/>
       </w:pPr>
       <w:r>
         <w:rPr>
           <w:sz w:val="21"/>
         </w:rPr>
-        <w:t>Provider 注入 Service；ChangeNotifier／SafeChangeNotifier 管理畫面狀態。</w:t>
+        <w:t xml:space="preserve">5. </w:t>
+      </w:r>
+      <w:r>
+        <w:rPr>
+          <w:sz w:val="21"/>
+        </w:rPr>
+        <w:t>認證與權限</w:t>
+      </w:r>
+    </w:p>
+    <w:p>
+      <w:r>
+        <w:t xml:space="preserve">Supabase JWT </w:t>
+      </w:r>
+      <w:r>
+        <w:t>是唯一可信身分來源。</w:t>
+      </w:r>
+      <w:r>
+        <w:t xml:space="preserve">Email </w:t>
+      </w:r>
+      <w:r>
+        <w:t>欄位僅作相容與顯示，</w:t>
+      </w:r>
+      <w:r>
+        <w:t xml:space="preserve">RLS </w:t>
+      </w:r>
+      <w:r>
+        <w:t>以</w:t>
+      </w:r>
+      <w:r>
+        <w:t xml:space="preserve"> auth.uid()</w:t>
+      </w:r>
+      <w:r>
+        <w:t>／</w:t>
+      </w:r>
+      <w:r>
+        <w:t xml:space="preserve">JWT email helper </w:t>
+      </w:r>
+      <w:r>
+        <w:t>比對。管理者由</w:t>
+      </w:r>
+      <w:r>
+        <w:t xml:space="preserve"> app_metadata.role=admin </w:t>
+      </w:r>
+      <w:r>
+        <w:t>判斷，不能由客戶端自行寫入。</w:t>
       </w:r>
     </w:p>
     <w:p>
       <w:pPr>
-        <w:pStyle w:val="ListBullet"/>
+        <w:pStyle w:val="a0"/>
+      </w:pPr>
+      <w:r>
+        <w:t>公開</w:t>
+      </w:r>
+      <w:r>
+        <w:t xml:space="preserve"> schema </w:t>
+      </w:r>
+      <w:r>
+        <w:t>的</w:t>
+      </w:r>
+      <w:r>
+        <w:t xml:space="preserve"> anon </w:t>
+      </w:r>
+      <w:r>
+        <w:t>不應具有可讀寫業務資料或可執行</w:t>
+      </w:r>
+      <w:r>
+        <w:t xml:space="preserve"> RPC</w:t>
+      </w:r>
+      <w:r>
+        <w:t>。</w:t>
+      </w:r>
+    </w:p>
+    <w:p>
+      <w:pPr>
+        <w:pStyle w:val="a0"/>
+      </w:pPr>
+      <w:r>
+        <w:t xml:space="preserve">authenticated </w:t>
+      </w:r>
+      <w:r>
+        <w:t>僅保留必要</w:t>
+      </w:r>
+      <w:r>
+        <w:t xml:space="preserve"> SELECT</w:t>
+      </w:r>
+      <w:r>
+        <w:t>／</w:t>
+      </w:r>
+      <w:r>
+        <w:t>INSERT</w:t>
+      </w:r>
+      <w:r>
+        <w:t>／</w:t>
+      </w:r>
+      <w:r>
+        <w:t>UPDATE</w:t>
+      </w:r>
+      <w:r>
+        <w:t>／</w:t>
+      </w:r>
+      <w:r>
+        <w:t>DELETE</w:t>
+      </w:r>
+      <w:r>
+        <w:t>，不授予</w:t>
+      </w:r>
+      <w:r>
+        <w:t xml:space="preserve"> TRUNCATE</w:t>
+      </w:r>
+      <w:r>
+        <w:t>、</w:t>
+      </w:r>
+      <w:r>
+        <w:t>TRIGGER</w:t>
+      </w:r>
+      <w:r>
+        <w:t>、</w:t>
+      </w:r>
+      <w:r>
+        <w:t>REFERENCES</w:t>
+      </w:r>
+      <w:r>
+        <w:t>。</w:t>
+      </w:r>
+    </w:p>
+    <w:p>
+      <w:pPr>
+        <w:pStyle w:val="a0"/>
+      </w:pPr>
+      <w:r>
+        <w:t>SECURIT</w:t>
+      </w:r>
+      <w:r>
+        <w:t xml:space="preserve">Y DEFINER function </w:t>
+      </w:r>
+      <w:r>
+        <w:t>固定</w:t>
+      </w:r>
+      <w:r>
+        <w:t xml:space="preserve"> search_path=''</w:t>
+      </w:r>
+      <w:r>
+        <w:t>，所有物件以</w:t>
+      </w:r>
+      <w:r>
+        <w:t xml:space="preserve"> public.xxx </w:t>
+      </w:r>
+      <w:r>
+        <w:t>完整限定；撤銷</w:t>
+      </w:r>
+      <w:r>
+        <w:t xml:space="preserve"> anon </w:t>
+      </w:r>
+      <w:r>
+        <w:t>執行權。</w:t>
+      </w:r>
+    </w:p>
+    <w:p>
+      <w:pPr>
+        <w:pStyle w:val="a0"/>
+      </w:pPr>
+      <w:r>
+        <w:t>個人表</w:t>
+      </w:r>
+      <w:r>
+        <w:t xml:space="preserve"> RLS </w:t>
+      </w:r>
+      <w:r>
+        <w:t>限制</w:t>
+      </w:r>
+      <w:r>
+        <w:t xml:space="preserve"> owner_id=auth.uid() </w:t>
+      </w:r>
+      <w:r>
+        <w:t>或</w:t>
+      </w:r>
+      <w:r>
+        <w:t xml:space="preserve"> account=life_pilot_user_email()</w:t>
+      </w:r>
+      <w:r>
+        <w:t>。</w:t>
+      </w:r>
+    </w:p>
+    <w:p>
+      <w:pPr>
+        <w:pStyle w:val="a0"/>
+      </w:pPr>
+      <w:r>
+        <w:t>共用行事曆只擴張</w:t>
+      </w:r>
+      <w:r>
+        <w:t xml:space="preserve"> SELECT</w:t>
+      </w:r>
+      <w:r>
+        <w:t>，不擴張</w:t>
+      </w:r>
+      <w:r>
+        <w:t xml:space="preserve"> UPDATE</w:t>
+      </w:r>
+      <w:r>
+        <w:t>／</w:t>
+      </w:r>
+      <w:r>
+        <w:t>DELETE</w:t>
+      </w:r>
+      <w:r>
+        <w:t>。</w:t>
+      </w:r>
+    </w:p>
+    <w:p>
+      <w:pPr>
+        <w:pStyle w:val="21"/>
       </w:pPr>
       <w:r>
         <w:rPr>
           <w:sz w:val="21"/>
         </w:rPr>
-        <w:t>Controller 不持有已離頁 BuildContext；顯示訊息由 UI 或 AppNavigator 統一處理。</w:t>
+        <w:t xml:space="preserve">5.1 </w:t>
+      </w:r>
+      <w:r>
+        <w:rPr>
+          <w:sz w:val="21"/>
+        </w:rPr>
+        <w:t>管理者設定</w:t>
+      </w:r>
+    </w:p>
+    <w:p>
+      <w:r>
+        <w:t>透過</w:t>
+      </w:r>
+      <w:r>
+        <w:t xml:space="preserve"> Supabase server-side app_metadata </w:t>
+      </w:r>
+      <w:r>
+        <w:t>設定</w:t>
+      </w:r>
+      <w:r>
+        <w:t xml:space="preserve"> role=admin</w:t>
+      </w:r>
+      <w:r>
+        <w:t>；不得寫</w:t>
+      </w:r>
+      <w:r>
+        <w:t xml:space="preserve"> user_metadata </w:t>
+      </w:r>
+      <w:r>
+        <w:t>取代。修</w:t>
+      </w:r>
+      <w:r>
+        <w:t>改後要求使用者重新登入或刷新</w:t>
+      </w:r>
+      <w:r>
+        <w:t xml:space="preserve"> token</w:t>
+      </w:r>
+      <w:r>
+        <w:t>。正式環境應透過受保護的管理流程或</w:t>
+      </w:r>
+      <w:r>
+        <w:t xml:space="preserve"> service role </w:t>
+      </w:r>
+      <w:r>
+        <w:t>後端執行並留下稽核。</w:t>
       </w:r>
     </w:p>
     <w:p>
       <w:pPr>
-        <w:pStyle w:val="ListBullet"/>
+        <w:pStyle w:val="1"/>
       </w:pPr>
       <w:r>
         <w:rPr>
           <w:sz w:val="21"/>
         </w:rPr>
-        <w:t>相同資源以 request token／generation 防止舊請求覆蓋新選擇，例如股票歷史日期與 Dashboard 切帳戶。</w:t>
+        <w:t xml:space="preserve">6. </w:t>
+      </w:r>
+      <w:r>
+        <w:rPr>
+          <w:sz w:val="21"/>
+        </w:rPr>
+        <w:t>雲端／本機資料模式</w:t>
+      </w:r>
+    </w:p>
+    <w:p>
+      <w:r>
+        <w:t xml:space="preserve">DataStorageLocation </w:t>
+      </w:r>
+      <w:r>
+        <w:t>是帳號在單一裝置的偏好。本機以</w:t>
+      </w:r>
+      <w:r>
+        <w:t xml:space="preserve"> account + resource + record id </w:t>
+      </w:r>
+      <w:r>
+        <w:t>分區。讀取只查當前模式，不合併兩邊；切換必須使用</w:t>
+      </w:r>
+      <w:r>
+        <w:t xml:space="preserve"> ServiceLocalDataTransfer</w:t>
+      </w:r>
+      <w:r>
+        <w:t>。</w:t>
       </w:r>
     </w:p>
     <w:p>
       <w:pPr>
-        <w:pStyle w:val="ListBullet"/>
+        <w:pStyle w:val="21"/>
       </w:pPr>
       <w:r>
         <w:rPr>
           <w:sz w:val="21"/>
         </w:rPr>
-        <w:t>載入更多維護 windowStart、hasMore、已載入 ID；一次空頁即停止，不能讓使用者連按三次才隱藏。</w:t>
+        <w:t xml:space="preserve">6.1 </w:t>
+      </w:r>
+      <w:r>
+        <w:rPr>
+          <w:sz w:val="21"/>
+        </w:rPr>
+        <w:t>雲端轉本機交易流程</w:t>
       </w:r>
     </w:p>
     <w:p>
       <w:pPr>
-        <w:pStyle w:val="ListBullet"/>
+        <w:pStyle w:val="a"/>
+      </w:pPr>
+      <w:r>
+        <w:t>呼叫</w:t>
+      </w:r>
+      <w:r>
+        <w:t xml:space="preserve"> export_my_cloud_data_for_local </w:t>
+      </w:r>
+      <w:r>
+        <w:t>取得一致的資源包。</w:t>
+      </w:r>
+    </w:p>
+    <w:p>
+      <w:pPr>
+        <w:pStyle w:val="a"/>
+      </w:pPr>
+      <w:r>
+        <w:t>逐資源轉成</w:t>
+      </w:r>
+      <w:r>
+        <w:t>可攜格式，補</w:t>
+      </w:r>
+      <w:r>
+        <w:t xml:space="preserve"> country='TW' </w:t>
+      </w:r>
+      <w:r>
+        <w:t>等舊欄位預設。</w:t>
+      </w:r>
+    </w:p>
+    <w:p>
+      <w:pPr>
+        <w:pStyle w:val="a"/>
+      </w:pPr>
+      <w:r>
+        <w:t>寫入本機</w:t>
+      </w:r>
+      <w:r>
+        <w:t xml:space="preserve"> staging</w:t>
+      </w:r>
+      <w:r>
+        <w:t>／正式</w:t>
+      </w:r>
+      <w:r>
+        <w:t xml:space="preserve"> store</w:t>
+      </w:r>
+      <w:r>
+        <w:t>，檢查筆數與主鍵。</w:t>
+      </w:r>
+    </w:p>
+    <w:p>
+      <w:pPr>
+        <w:pStyle w:val="a"/>
+      </w:pPr>
+      <w:r>
+        <w:t>呼叫</w:t>
+      </w:r>
+      <w:r>
+        <w:t xml:space="preserve"> delete_cloud_records_after_local_copy</w:t>
+      </w:r>
+      <w:r>
+        <w:t>；同時撤銷雲端行事曆分享。</w:t>
+      </w:r>
+    </w:p>
+    <w:p>
+      <w:pPr>
+        <w:pStyle w:val="a"/>
+      </w:pPr>
+      <w:r>
+        <w:t>保存</w:t>
+      </w:r>
+      <w:r>
+        <w:t xml:space="preserve"> preferredLocation=local</w:t>
+      </w:r>
+      <w:r>
+        <w:t>、刷新</w:t>
+      </w:r>
+      <w:r>
+        <w:t xml:space="preserve"> Controller </w:t>
+      </w:r>
+      <w:r>
+        <w:t>與用量。</w:t>
+      </w:r>
+    </w:p>
+    <w:p>
+      <w:pPr>
+        <w:pStyle w:val="a"/>
+        <w:rPr>
+          <w:lang w:eastAsia="zh-TW"/>
+        </w:rPr>
+      </w:pPr>
+      <w:r>
+        <w:rPr>
+          <w:lang w:eastAsia="zh-TW"/>
+        </w:rPr>
+        <w:t>任何步驟失敗時不</w:t>
+      </w:r>
+      <w:proofErr w:type="gramStart"/>
+      <w:r>
+        <w:rPr>
+          <w:lang w:eastAsia="zh-TW"/>
+        </w:rPr>
+        <w:t>刪</w:t>
+      </w:r>
+      <w:proofErr w:type="gramEnd"/>
+      <w:r>
+        <w:rPr>
+          <w:lang w:eastAsia="zh-TW"/>
+        </w:rPr>
+        <w:t>來源；顯示</w:t>
+      </w:r>
+      <w:r>
+        <w:rPr>
+          <w:lang w:eastAsia="zh-TW"/>
+        </w:rPr>
+        <w:t xml:space="preserve"> raw reason </w:t>
+      </w:r>
+      <w:r>
+        <w:rPr>
+          <w:lang w:eastAsia="zh-TW"/>
+        </w:rPr>
+        <w:t>供診斷。</w:t>
+      </w:r>
+    </w:p>
+    <w:p>
+      <w:pPr>
+        <w:pStyle w:val="21"/>
       </w:pPr>
       <w:r>
         <w:rPr>
           <w:sz w:val="21"/>
         </w:rPr>
-        <w:t>HTTP requester 對 timeout、retry、client closed 分流；dispose 後不得 notify。</w:t>
-      </w:r>
+        <w:t xml:space="preserve">6.2 </w:t>
+      </w:r>
+      <w:proofErr w:type="spellStart"/>
+      <w:r>
+        <w:rPr>
+          <w:sz w:val="21"/>
+        </w:rPr>
+        <w:t>本機轉雲端</w:t>
+      </w:r>
+      <w:proofErr w:type="spellEnd"/>
     </w:p>
     <w:p>
       <w:pPr>
-        <w:pStyle w:val="Heading1"/>
+        <w:pStyle w:val="a"/>
+      </w:pPr>
+      <w:r>
+        <w:t>計算所有資源</w:t>
+      </w:r>
+      <w:r>
+        <w:t xml:space="preserve"> incoming </w:t>
+      </w:r>
+      <w:r>
+        <w:t>數量與圖片</w:t>
+      </w:r>
+      <w:r>
+        <w:t xml:space="preserve"> bytes</w:t>
+      </w:r>
+      <w:r>
+        <w:t>。</w:t>
+      </w:r>
+    </w:p>
+    <w:p>
+      <w:pPr>
+        <w:pStyle w:val="a"/>
+      </w:pPr>
+      <w:r>
+        <w:t>取得目前版本、疊加</w:t>
+      </w:r>
+      <w:r>
+        <w:t xml:space="preserve"> entitlement</w:t>
+      </w:r>
+      <w:r>
+        <w:t>、管理者</w:t>
+      </w:r>
+      <w:r>
+        <w:t xml:space="preserve"> o</w:t>
+      </w:r>
+      <w:r>
+        <w:t xml:space="preserve">verride </w:t>
+      </w:r>
+      <w:r>
+        <w:t>後的有效額度。</w:t>
+      </w:r>
+    </w:p>
+    <w:p>
+      <w:pPr>
+        <w:pStyle w:val="a"/>
+      </w:pPr>
+      <w:r>
+        <w:t>任一資源</w:t>
+      </w:r>
+      <w:r>
+        <w:t xml:space="preserve"> used + incoming &gt; quota </w:t>
+      </w:r>
+      <w:r>
+        <w:t>時整批拒絕，回傳</w:t>
+      </w:r>
+      <w:r>
+        <w:t xml:space="preserve"> resource/used/incoming/quota</w:t>
+      </w:r>
+      <w:r>
+        <w:t>。</w:t>
+      </w:r>
+    </w:p>
+    <w:p>
+      <w:pPr>
+        <w:pStyle w:val="a"/>
+      </w:pPr>
+      <w:r>
+        <w:t>呼叫</w:t>
+      </w:r>
+      <w:r>
+        <w:t xml:space="preserve"> restore_local_personal_records_admin </w:t>
+      </w:r>
+      <w:r>
+        <w:t>原子還原，完成主表與相依答題紀錄。</w:t>
+      </w:r>
+    </w:p>
+    <w:p>
+      <w:pPr>
+        <w:pStyle w:val="a"/>
+        <w:rPr>
+          <w:lang w:eastAsia="zh-TW"/>
+        </w:rPr>
+      </w:pPr>
+      <w:r>
+        <w:rPr>
+          <w:lang w:eastAsia="zh-TW"/>
+        </w:rPr>
+        <w:t>驗證雲端</w:t>
+      </w:r>
+      <w:proofErr w:type="gramStart"/>
+      <w:r>
+        <w:rPr>
+          <w:lang w:eastAsia="zh-TW"/>
+        </w:rPr>
+        <w:t>筆數後才</w:t>
+      </w:r>
+      <w:proofErr w:type="gramEnd"/>
+      <w:r>
+        <w:rPr>
+          <w:lang w:eastAsia="zh-TW"/>
+        </w:rPr>
+        <w:t>清除本機</w:t>
+      </w:r>
+      <w:r>
+        <w:rPr>
+          <w:lang w:eastAsia="zh-TW"/>
+        </w:rPr>
+        <w:t xml:space="preserve"> records</w:t>
+      </w:r>
+      <w:r>
+        <w:rPr>
+          <w:lang w:eastAsia="zh-TW"/>
+        </w:rPr>
+        <w:t>；</w:t>
+      </w:r>
+      <w:proofErr w:type="spellStart"/>
+      <w:r>
+        <w:rPr>
+          <w:lang w:eastAsia="zh-TW"/>
+        </w:rPr>
+        <w:t>IndexedDB</w:t>
+      </w:r>
+      <w:proofErr w:type="spellEnd"/>
+      <w:r>
+        <w:rPr>
+          <w:lang w:eastAsia="zh-TW"/>
+        </w:rPr>
+        <w:t xml:space="preserve"> </w:t>
+      </w:r>
+      <w:r>
+        <w:rPr>
+          <w:lang w:eastAsia="zh-TW"/>
+        </w:rPr>
+        <w:t>空殼資料庫可以存在，但業務紀錄應為</w:t>
+      </w:r>
+      <w:r>
+        <w:rPr>
+          <w:lang w:eastAsia="zh-TW"/>
+        </w:rPr>
+        <w:t xml:space="preserve"> 0</w:t>
+      </w:r>
+      <w:r>
+        <w:rPr>
+          <w:lang w:eastAsia="zh-TW"/>
+        </w:rPr>
+        <w:t>。</w:t>
+      </w:r>
+    </w:p>
+    <w:p>
+      <w:pPr>
+        <w:pStyle w:val="a"/>
+      </w:pPr>
+      <w:proofErr w:type="spellStart"/>
+      <w:r>
+        <w:lastRenderedPageBreak/>
+        <w:t>保存</w:t>
+      </w:r>
+      <w:proofErr w:type="spellEnd"/>
+      <w:r>
+        <w:t xml:space="preserve"> </w:t>
+      </w:r>
+      <w:proofErr w:type="spellStart"/>
+      <w:r>
+        <w:t>preferredLocation</w:t>
+      </w:r>
+      <w:proofErr w:type="spellEnd"/>
+      <w:r>
+        <w:t xml:space="preserve">=cloud </w:t>
+      </w:r>
+      <w:proofErr w:type="spellStart"/>
+      <w:r>
+        <w:t>並刷新首頁、行事曆、回憶與額度</w:t>
+      </w:r>
+      <w:proofErr w:type="spellEnd"/>
+      <w:r>
+        <w:t>。</w:t>
+      </w:r>
+    </w:p>
+    <w:p>
+      <w:pPr>
+        <w:pStyle w:val="1"/>
       </w:pPr>
       <w:r>
         <w:rPr>
           <w:sz w:val="21"/>
         </w:rPr>
-        <w:t>5. 認證與權限</w:t>
-      </w:r>
-    </w:p>
-    <w:p>
+        <w:t xml:space="preserve">7. </w:t>
+      </w:r>
       <w:r>
         <w:rPr>
           <w:sz w:val="21"/>
         </w:rPr>
-        <w:t>Supabase JWT 是唯一可信身分來源。Email 欄位僅作相容與顯示，RLS 以 auth.uid()／JWT email helper 比對。管理者由 app_metadata.role=admin 判斷，不能由客戶端自行寫入。</w:t>
+        <w:t>訂閱、價格版本與額度</w:t>
       </w:r>
     </w:p>
     <w:p>
       <w:pPr>
-        <w:pStyle w:val="ListBullet"/>
+        <w:pStyle w:val="a0"/>
+      </w:pPr>
+      <w:r>
+        <w:t xml:space="preserve">subscription pricing version </w:t>
+      </w:r>
+      <w:r>
+        <w:t>保存生效日、季費、各資源基準額度與答題保留天數。</w:t>
+      </w:r>
+    </w:p>
+    <w:p>
+      <w:pPr>
+        <w:pStyle w:val="a0"/>
+        <w:rPr>
+          <w:lang w:eastAsia="zh-TW"/>
+        </w:rPr>
+      </w:pPr>
+      <w:r>
+        <w:rPr>
+          <w:lang w:eastAsia="zh-TW"/>
+        </w:rPr>
+        <w:t>使用者付費時</w:t>
+      </w:r>
+      <w:proofErr w:type="gramStart"/>
+      <w:r>
+        <w:rPr>
+          <w:lang w:eastAsia="zh-TW"/>
+        </w:rPr>
+        <w:t>綁</w:t>
+      </w:r>
+      <w:proofErr w:type="gramEnd"/>
+      <w:r>
+        <w:rPr>
+          <w:lang w:eastAsia="zh-TW"/>
+        </w:rPr>
+        <w:t>定當時版本；日後改版不回溯改變未到期權益。</w:t>
+      </w:r>
+    </w:p>
+    <w:p>
+      <w:pPr>
+        <w:pStyle w:val="a0"/>
+      </w:pPr>
+      <w:proofErr w:type="spellStart"/>
+      <w:r>
+        <w:t>加購建立</w:t>
+      </w:r>
+      <w:proofErr w:type="spellEnd"/>
+      <w:r>
+        <w:t xml:space="preserve"> </w:t>
+      </w:r>
+      <w:proofErr w:type="spellStart"/>
+      <w:r>
+        <w:t>entitlement</w:t>
+      </w:r>
+      <w:r>
+        <w:t>，按新版</w:t>
+      </w:r>
+      <w:proofErr w:type="spellEnd"/>
+      <w:r>
+        <w:t xml:space="preserve"> multiplier </w:t>
+      </w:r>
+      <w:proofErr w:type="spellStart"/>
+      <w:r>
+        <w:t>疊加至舊權益；</w:t>
+      </w:r>
+      <w:r>
+        <w:t>UI</w:t>
+      </w:r>
+      <w:proofErr w:type="spellEnd"/>
+      <w:r>
+        <w:t xml:space="preserve"> </w:t>
+      </w:r>
+      <w:r>
+        <w:t>同時列出舊版與新增版。</w:t>
+      </w:r>
+    </w:p>
+    <w:p>
+      <w:pPr>
+        <w:pStyle w:val="a0"/>
+      </w:pPr>
+      <w:r>
+        <w:t xml:space="preserve">unlimited_quota </w:t>
+      </w:r>
+      <w:r>
+        <w:t>或個別</w:t>
+      </w:r>
+      <w:r>
+        <w:t xml:space="preserve"> override </w:t>
+      </w:r>
+      <w:r>
+        <w:t>優先於方案基準；資料庫</w:t>
+      </w:r>
+      <w:r>
+        <w:t xml:space="preserve"> bigint max </w:t>
+      </w:r>
+      <w:r>
+        <w:t>必須映射為</w:t>
+      </w:r>
+      <w:r>
+        <w:t xml:space="preserve"> isUnlimited</w:t>
+      </w:r>
+      <w:r>
+        <w:t>，不直接顯示。</w:t>
+      </w:r>
+    </w:p>
+    <w:p>
+      <w:pPr>
+        <w:pStyle w:val="a0"/>
+      </w:pPr>
+      <w:r>
+        <w:t xml:space="preserve">Plus </w:t>
+      </w:r>
+      <w:r>
+        <w:t>到期進入雲端唯讀；</w:t>
+      </w:r>
+      <w:r>
+        <w:t xml:space="preserve">30 </w:t>
+      </w:r>
+      <w:r>
+        <w:t>天寬限期後</w:t>
+      </w:r>
+      <w:r>
+        <w:t xml:space="preserve"> cleanup_expired_sub</w:t>
+      </w:r>
+      <w:r>
+        <w:t xml:space="preserve">scription_overages </w:t>
+      </w:r>
+      <w:r>
+        <w:t>只刪超額，保留最新與保留項。</w:t>
+      </w:r>
+    </w:p>
+    <w:p>
+      <w:pPr>
+        <w:pStyle w:val="a0"/>
+      </w:pPr>
+      <w:r>
+        <w:t xml:space="preserve">cleanup_expired_game_answer_history </w:t>
+      </w:r>
+      <w:r>
+        <w:t>只清雲端答題明細；本機永久保留。</w:t>
+      </w:r>
+    </w:p>
+    <w:p>
+      <w:pPr>
+        <w:pStyle w:val="a0"/>
+      </w:pPr>
+      <w:r>
+        <w:t>免費帳戶</w:t>
+      </w:r>
+      <w:r>
+        <w:t xml:space="preserve"> 3 </w:t>
+      </w:r>
+      <w:r>
+        <w:t>個月無新增／修改的清理必須有</w:t>
+      </w:r>
+      <w:r>
+        <w:t xml:space="preserve"> last_activity</w:t>
+      </w:r>
+      <w:r>
+        <w:t>、通知與</w:t>
+      </w:r>
+      <w:r>
+        <w:t xml:space="preserve"> audit</w:t>
+      </w:r>
+      <w:r>
+        <w:t>，不能只靠前端。</w:t>
+      </w:r>
+    </w:p>
+    <w:p>
+      <w:pPr>
+        <w:pStyle w:val="1"/>
       </w:pPr>
       <w:r>
         <w:rPr>
           <w:sz w:val="21"/>
         </w:rPr>
-        <w:t>公開 schema 的 anon 不應具有可讀寫業務資料或可執行 RPC。</w:t>
+        <w:t xml:space="preserve">8. </w:t>
+      </w:r>
+      <w:r>
+        <w:rPr>
+          <w:sz w:val="21"/>
+        </w:rPr>
+        <w:t>行事曆與分享</w:t>
+      </w:r>
+    </w:p>
+    <w:p>
+      <w:r>
+        <w:t xml:space="preserve">calendar_events </w:t>
+      </w:r>
+      <w:r>
+        <w:t>以文字</w:t>
+      </w:r>
+      <w:r>
+        <w:t xml:space="preserve"> id </w:t>
+      </w:r>
+      <w:r>
+        <w:t>與</w:t>
+      </w:r>
+      <w:r>
+        <w:t xml:space="preserve"> account </w:t>
+      </w:r>
+      <w:r>
+        <w:t>擁有者相容。</w:t>
+      </w:r>
+      <w:r>
+        <w:t xml:space="preserve">calendar_share_invitations </w:t>
+      </w:r>
+      <w:r>
+        <w:t>表示分享關係，</w:t>
+      </w:r>
+      <w:r>
+        <w:t xml:space="preserve">calendar_share_events </w:t>
+      </w:r>
+      <w:r>
+        <w:t>表示被選事件。邀請可</w:t>
+      </w:r>
+      <w:r>
+        <w:t>以全選或跨月份累加選取；新增一次分享不能覆蓋舊</w:t>
+      </w:r>
+      <w:r>
+        <w:t xml:space="preserve"> selected rows</w:t>
+      </w:r>
+      <w:r>
+        <w:t>。</w:t>
       </w:r>
     </w:p>
     <w:p>
       <w:pPr>
-        <w:pStyle w:val="ListBullet"/>
+        <w:pStyle w:val="a0"/>
+      </w:pPr>
+      <w:r>
+        <w:t xml:space="preserve">invite_calendar_viewer(email,event_ids[]) </w:t>
+      </w:r>
+      <w:r>
+        <w:t>建立／更新邀請並</w:t>
+      </w:r>
+      <w:r>
+        <w:t xml:space="preserve"> upsert </w:t>
+      </w:r>
+      <w:r>
+        <w:t>選取事件。</w:t>
+      </w:r>
+    </w:p>
+    <w:p>
+      <w:pPr>
+        <w:pStyle w:val="a0"/>
+      </w:pPr>
+      <w:r>
+        <w:t xml:space="preserve">respond_calendar_invitation(id,accept) </w:t>
+      </w:r>
+      <w:r>
+        <w:t>僅受邀者可呼叫；接受後可再拒絕。</w:t>
+      </w:r>
+    </w:p>
+    <w:p>
+      <w:pPr>
+        <w:pStyle w:val="a0"/>
+      </w:pPr>
+      <w:r>
+        <w:t xml:space="preserve">get_my_shared_calendar_events </w:t>
+      </w:r>
+      <w:r>
+        <w:t>供分享者管理；</w:t>
+      </w:r>
+      <w:r>
+        <w:t xml:space="preserve">remove_calendar_shared_event </w:t>
+      </w:r>
+      <w:r>
+        <w:t>移除單筆；</w:t>
+      </w:r>
+      <w:r>
+        <w:t>revoke_calendar_invitation</w:t>
+      </w:r>
+      <w:r>
+        <w:t xml:space="preserve"> </w:t>
+      </w:r>
+      <w:r>
+        <w:t>全部取消。</w:t>
+      </w:r>
+    </w:p>
+    <w:p>
+      <w:pPr>
+        <w:pStyle w:val="a0"/>
+      </w:pPr>
+      <w:r>
+        <w:t xml:space="preserve">RLS SELECT </w:t>
+      </w:r>
+      <w:r>
+        <w:t>檢查</w:t>
+      </w:r>
+      <w:r>
+        <w:t xml:space="preserve"> accepted invitation + selected event</w:t>
+      </w:r>
+      <w:r>
+        <w:t>；</w:t>
+      </w:r>
+      <w:r>
+        <w:t xml:space="preserve">UPDATE/DELETE </w:t>
+      </w:r>
+      <w:r>
+        <w:t>永遠只給事件</w:t>
+      </w:r>
+      <w:r>
+        <w:t xml:space="preserve"> owner</w:t>
+      </w:r>
+      <w:r>
+        <w:t>。</w:t>
+      </w:r>
+    </w:p>
+    <w:p>
+      <w:pPr>
+        <w:pStyle w:val="a0"/>
+      </w:pPr>
+      <w:r>
+        <w:t>月視圖查詢需涵蓋</w:t>
+      </w:r>
+      <w:r>
+        <w:t xml:space="preserve"> start &lt;= monthEnd </w:t>
+      </w:r>
+      <w:r>
+        <w:t>且</w:t>
+      </w:r>
+      <w:r>
+        <w:t xml:space="preserve"> coalesce(end,start) &gt;= monthStart</w:t>
+      </w:r>
+      <w:r>
+        <w:t>，避免只有第一週。</w:t>
+      </w:r>
+    </w:p>
+    <w:p>
+      <w:pPr>
+        <w:pStyle w:val="1"/>
       </w:pPr>
       <w:r>
         <w:rPr>
           <w:sz w:val="21"/>
         </w:rPr>
-        <w:t>authenticated 僅保留必要 SELECT／INSERT／UPDATE／DELETE，不授予 TRUNCATE、TRIGGER、REFERENCES。</w:t>
-      </w:r>
-    </w:p>
-    <w:p>
-      <w:pPr>
-        <w:pStyle w:val="ListBullet"/>
-      </w:pPr>
+        <w:t xml:space="preserve">9. </w:t>
+      </w:r>
       <w:r>
         <w:rPr>
           <w:sz w:val="21"/>
         </w:rPr>
-        <w:t>SECURITY DEFINER function 固定 search_path=''，所有物件以 public.xxx 完整限定；撤銷 anon 執行權。</w:t>
-      </w:r>
-    </w:p>
-    <w:p>
-      <w:pPr>
-        <w:pStyle w:val="ListBullet"/>
-      </w:pPr>
-      <w:r>
-        <w:rPr>
-          <w:sz w:val="21"/>
-        </w:rPr>
-        <w:t>個人表 RLS 限制 owner_id=auth.uid() 或 account=life_pilot_user_email()。</w:t>
-      </w:r>
-    </w:p>
-    <w:p>
-      <w:pPr>
-        <w:pStyle w:val="ListBullet"/>
-      </w:pPr>
-      <w:r>
-        <w:rPr>
-          <w:sz w:val="21"/>
-        </w:rPr>
-        <w:t>共用行事曆只擴張 SELECT，不擴張 UPDATE／DELETE。</w:t>
-      </w:r>
-    </w:p>
-    <w:p>
-      <w:pPr>
-        <w:pStyle w:val="Heading2"/>
-      </w:pPr>
-      <w:r>
-        <w:rPr>
-          <w:sz w:val="21"/>
-        </w:rPr>
-        <w:t>5.1 管理者設定</w:t>
-      </w:r>
-    </w:p>
-    <w:p>
-      <w:r>
-        <w:rPr>
-          <w:sz w:val="21"/>
-        </w:rPr>
-        <w:t>透過 Supabase server-side app_metadata 設定 role=admin；不得寫 user_metadata 取代。修改後要求使用者重新登入或刷新 token。正式環境應透過受保護的管理流程或 service role 後端執行並留下稽核。</w:t>
-      </w:r>
-    </w:p>
-    <w:p>
-      <w:pPr>
-        <w:pStyle w:val="Heading1"/>
-      </w:pPr>
-      <w:r>
-        <w:rPr>
-          <w:sz w:val="21"/>
-        </w:rPr>
-        <w:t>6. 雲端／本機資料模式</w:t>
-      </w:r>
-    </w:p>
-    <w:p>
-      <w:r>
-        <w:rPr>
-          <w:sz w:val="21"/>
-        </w:rPr>
-        <w:t>DataStorageLocation 是帳號在單一裝置的偏好。本機以 account + resource + record id 分區。讀取只查當前模式，不合併兩邊；切換必須使用 ServiceLocalDataTransfer。</w:t>
-      </w:r>
-    </w:p>
-    <w:p>
-      <w:pPr>
-        <w:pStyle w:val="Heading2"/>
-      </w:pPr>
-      <w:r>
-        <w:rPr>
-          <w:sz w:val="21"/>
-        </w:rPr>
-        <w:t>6.1 雲端轉本機交易流程</w:t>
-      </w:r>
-    </w:p>
-    <w:p>
-      <w:pPr>
-        <w:pStyle w:val="ListNumber"/>
-      </w:pPr>
-      <w:r>
-        <w:rPr>
-          <w:sz w:val="21"/>
-        </w:rPr>
-        <w:t>呼叫 export_my_cloud_data_for_local 取得一致的資源包。</w:t>
-      </w:r>
-    </w:p>
-    <w:p>
-      <w:pPr>
-        <w:pStyle w:val="ListNumber"/>
-      </w:pPr>
-      <w:r>
-        <w:rPr>
-          <w:sz w:val="21"/>
-        </w:rPr>
-        <w:t>逐資源轉成可攜格式，補 country='TW' 等舊欄位預設。</w:t>
-      </w:r>
-    </w:p>
-    <w:p>
-      <w:pPr>
-        <w:pStyle w:val="ListNumber"/>
-      </w:pPr>
-      <w:r>
-        <w:rPr>
-          <w:sz w:val="21"/>
-        </w:rPr>
-        <w:t>寫入本機 staging／正式 store，檢查筆數與主鍵。</w:t>
-      </w:r>
-    </w:p>
-    <w:p>
-      <w:pPr>
-        <w:pStyle w:val="ListNumber"/>
-      </w:pPr>
-      <w:r>
-        <w:rPr>
-          <w:sz w:val="21"/>
-        </w:rPr>
-        <w:t>呼叫 delete_cloud_records_after_local_copy；同時撤銷雲端行事曆分享。</w:t>
-      </w:r>
-    </w:p>
-    <w:p>
-      <w:pPr>
-        <w:pStyle w:val="ListNumber"/>
-      </w:pPr>
-      <w:r>
-        <w:rPr>
-          <w:sz w:val="21"/>
-        </w:rPr>
-        <w:t>保存 preferredLocation=local、刷新 Controller 與用量。</w:t>
-      </w:r>
-    </w:p>
-    <w:p>
-      <w:pPr>
-        <w:pStyle w:val="ListNumber"/>
-      </w:pPr>
-      <w:r>
-        <w:rPr>
-          <w:sz w:val="21"/>
-        </w:rPr>
-        <w:t>任何步驟失敗時不刪來源；顯示 raw reason 供診斷。</w:t>
-      </w:r>
-    </w:p>
-    <w:p>
-      <w:pPr>
-        <w:pStyle w:val="Heading2"/>
-      </w:pPr>
-      <w:r>
-        <w:rPr>
-          <w:sz w:val="21"/>
-        </w:rPr>
-        <w:t>6.2 本機轉雲端</w:t>
-      </w:r>
-    </w:p>
-    <w:p>
-      <w:pPr>
-        <w:pStyle w:val="ListNumber"/>
-      </w:pPr>
-      <w:r>
-        <w:rPr>
-          <w:sz w:val="21"/>
-        </w:rPr>
-        <w:t>計算所有資源 incoming 數量與圖片 bytes。</w:t>
-      </w:r>
-    </w:p>
-    <w:p>
-      <w:pPr>
-        <w:pStyle w:val="ListNumber"/>
-      </w:pPr>
-      <w:r>
-        <w:rPr>
-          <w:sz w:val="21"/>
-        </w:rPr>
-        <w:t>取得目前版本、疊加 entitlement、管理者 override 後的有效額度。</w:t>
-      </w:r>
-    </w:p>
-    <w:p>
-      <w:pPr>
-        <w:pStyle w:val="ListNumber"/>
-      </w:pPr>
-      <w:r>
-        <w:rPr>
-          <w:sz w:val="21"/>
-        </w:rPr>
-        <w:t>任一資源 used + incoming &gt; quota 時整批拒絕，回傳 resource/used/incoming/quota。</w:t>
-      </w:r>
-    </w:p>
-    <w:p>
-      <w:pPr>
-        <w:pStyle w:val="ListNumber"/>
-      </w:pPr>
-      <w:r>
-        <w:rPr>
-          <w:sz w:val="21"/>
-        </w:rPr>
-        <w:t>呼叫 restore_local_personal_records_admin 原子還原，完成主表與相依答題紀錄。</w:t>
-      </w:r>
-    </w:p>
-    <w:p>
-      <w:pPr>
-        <w:pStyle w:val="ListNumber"/>
-      </w:pPr>
-      <w:r>
-        <w:rPr>
-          <w:sz w:val="21"/>
-        </w:rPr>
-        <w:t>驗證雲端筆數後才清除本機 records；IndexedDB 空殼資料庫可以存在，但業務紀錄應為 0。</w:t>
-      </w:r>
-    </w:p>
-    <w:p>
-      <w:pPr>
-        <w:pStyle w:val="ListNumber"/>
-      </w:pPr>
-      <w:r>
-        <w:rPr>
-          <w:sz w:val="21"/>
-        </w:rPr>
-        <w:t>保存 preferredLocation=cloud 並刷新首頁、行事曆、回憶與額度。</w:t>
-      </w:r>
-    </w:p>
-    <w:p>
-      <w:pPr>
-        <w:pStyle w:val="Heading1"/>
-      </w:pPr>
-      <w:r>
-        <w:rPr>
-          <w:sz w:val="21"/>
-        </w:rPr>
-        <w:t>7. 訂閱、價格版本與額度</w:t>
-      </w:r>
-    </w:p>
-    <w:p>
-      <w:pPr>
-        <w:pStyle w:val="ListBullet"/>
-      </w:pPr>
-      <w:r>
-        <w:rPr>
-          <w:sz w:val="21"/>
-        </w:rPr>
-        <w:t>subscription pricing version 保存生效日、季費、各資源基準額度與答題保留天數。</w:t>
-      </w:r>
-    </w:p>
-    <w:p>
-      <w:pPr>
-        <w:pStyle w:val="ListBullet"/>
-      </w:pPr>
-      <w:r>
-        <w:rPr>
-          <w:sz w:val="21"/>
-        </w:rPr>
-        <w:t>使用者付費時綁定當時版本；日後改版不回溯改變未到期權益。</w:t>
-      </w:r>
-    </w:p>
-    <w:p>
-      <w:pPr>
-        <w:pStyle w:val="ListBullet"/>
-      </w:pPr>
-      <w:r>
-        <w:rPr>
-          <w:sz w:val="21"/>
-        </w:rPr>
-        <w:t>加購建立 entitlement，按新版 multiplier 疊加至舊權益；UI 同時列出舊版與新增版。</w:t>
-      </w:r>
-    </w:p>
-    <w:p>
-      <w:pPr>
-        <w:pStyle w:val="ListBullet"/>
-      </w:pPr>
-      <w:r>
-        <w:rPr>
-          <w:sz w:val="21"/>
-        </w:rPr>
-        <w:t>unlimited_quota 或個別 override 優先於方案基準；資料庫 bigint max 必須映射為 isUnlimited，不直接顯示。</w:t>
-      </w:r>
-    </w:p>
-    <w:p>
-      <w:pPr>
-        <w:pStyle w:val="ListBullet"/>
-      </w:pPr>
-      <w:r>
-        <w:rPr>
-          <w:sz w:val="21"/>
-        </w:rPr>
-        <w:t>Plus 到期進入雲端唯讀；30 天寬限期後 cleanup_expired_subscription_overages 只刪超額，保留最新與保留項。</w:t>
-      </w:r>
-    </w:p>
-    <w:p>
-      <w:pPr>
-        <w:pStyle w:val="ListBullet"/>
-      </w:pPr>
-      <w:r>
-        <w:rPr>
-          <w:sz w:val="21"/>
-        </w:rPr>
-        <w:t>cleanup_expired_game_answer_history 只清雲端答題明細；本機永久保留。</w:t>
-      </w:r>
-    </w:p>
-    <w:p>
-      <w:pPr>
-        <w:pStyle w:val="ListBullet"/>
-      </w:pPr>
-      <w:r>
-        <w:rPr>
-          <w:sz w:val="21"/>
-        </w:rPr>
-        <w:t>免費帳戶 3 個月無新增／修改的清理必須有 last_activity、通知與 audit，不能只靠前端。</w:t>
-      </w:r>
-    </w:p>
-    <w:p>
-      <w:pPr>
-        <w:pStyle w:val="Heading1"/>
-      </w:pPr>
-      <w:r>
-        <w:rPr>
-          <w:sz w:val="21"/>
-        </w:rPr>
-        <w:t>8. 行事曆與分享</w:t>
-      </w:r>
-    </w:p>
-    <w:p>
-      <w:r>
-        <w:rPr>
-          <w:sz w:val="21"/>
-        </w:rPr>
-        <w:t>calendar_events 以文字 id 與 account 擁有者相容。calendar_share_invitations 表示分享關係，calendar_share_events 表示被選事件。邀請可以全選或跨月份累加選取；新增一次分享不能覆蓋舊 selected rows。</w:t>
-      </w:r>
-    </w:p>
-    <w:p>
-      <w:pPr>
-        <w:pStyle w:val="ListBullet"/>
-      </w:pPr>
-      <w:r>
-        <w:rPr>
-          <w:sz w:val="21"/>
-        </w:rPr>
-        <w:t>invite_calendar_viewer(email,event_ids[]) 建立／更新邀請並 upsert 選取事件。</w:t>
-      </w:r>
-    </w:p>
-    <w:p>
-      <w:pPr>
-        <w:pStyle w:val="ListBullet"/>
-      </w:pPr>
-      <w:r>
-        <w:rPr>
-          <w:sz w:val="21"/>
-        </w:rPr>
-        <w:t>respond_calendar_invitation(id,accept) 僅受邀者可呼叫；接受後可再拒絕。</w:t>
-      </w:r>
-    </w:p>
-    <w:p>
-      <w:pPr>
-        <w:pStyle w:val="ListBullet"/>
-      </w:pPr>
-      <w:r>
-        <w:rPr>
-          <w:sz w:val="21"/>
-        </w:rPr>
-        <w:t>get_my_shared_calendar_events 供分享者管理；remove_calendar_shared_event 移除單筆；revoke_calendar_invitation 全部取消。</w:t>
-      </w:r>
-    </w:p>
-    <w:p>
-      <w:pPr>
-        <w:pStyle w:val="ListBullet"/>
-      </w:pPr>
-      <w:r>
-        <w:rPr>
-          <w:sz w:val="21"/>
-        </w:rPr>
-        <w:t>RLS SELECT 檢查 accepted invitation + selected event；UPDATE/DELETE 永遠只給事件 owner。</w:t>
-      </w:r>
-    </w:p>
-    <w:p>
-      <w:pPr>
-        <w:pStyle w:val="ListBullet"/>
-      </w:pPr>
-      <w:r>
-        <w:rPr>
-          <w:sz w:val="21"/>
-        </w:rPr>
-        <w:t>月視圖查詢需涵蓋 start &lt;= monthEnd 且 coalesce(end,start) &gt;= monthStart，避免只有第一週。</w:t>
-      </w:r>
-    </w:p>
-    <w:p>
-      <w:pPr>
-        <w:pStyle w:val="Heading1"/>
-      </w:pPr>
-      <w:r>
-        <w:rPr>
-          <w:sz w:val="21"/>
-        </w:rPr>
-        <w:t>9. 記帳與積分</w:t>
+        <w:t>記帳與積分</w:t>
       </w:r>
     </w:p>
     <w:tbl>
       <w:tblPr>
-        <w:tblStyle w:val="TableGrid"/>
-        <w:tblW w:type="auto" w:w="0"/>
+        <w:tblStyle w:val="aff2"/>
+        <w:tblW w:w="0" w:type="auto"/>
         <w:jc w:val="center"/>
-        <w:tblLook w:firstColumn="1" w:firstRow="1" w:lastColumn="0" w:lastRow="0" w:noHBand="0" w:noVBand="1" w:val="04A0"/>
+        <w:tblLook w:val="04A0"/>
       </w:tblPr>
       <w:tblGrid>
         <w:gridCol w:w="3324"/>
@@ -1315,10 +2482,13 @@
         <w:gridCol w:w="3324"/>
       </w:tblGrid>
       <w:tr>
+        <w:trPr>
+          <w:jc w:val="center"/>
+        </w:trPr>
         <w:tc>
           <w:tcPr>
-            <w:tcW w:type="dxa" w:w="3324"/>
-            <w:shd w:fill="DDEBF2"/>
+            <w:tcW w:w="3324" w:type="dxa"/>
+            <w:shd w:val="clear" w:color="auto" w:fill="DDEBF2"/>
           </w:tcPr>
           <w:p>
             <w:r>
@@ -1331,8 +2501,8 @@
         </w:tc>
         <w:tc>
           <w:tcPr>
-            <w:tcW w:type="dxa" w:w="3324"/>
-            <w:shd w:fill="DDEBF2"/>
+            <w:tcW w:w="3324" w:type="dxa"/>
+            <w:shd w:val="clear" w:color="auto" w:fill="DDEBF2"/>
           </w:tcPr>
           <w:p>
             <w:r>
@@ -1345,8 +2515,8 @@
         </w:tc>
         <w:tc>
           <w:tcPr>
-            <w:tcW w:type="dxa" w:w="3324"/>
-            <w:shd w:fill="DDEBF2"/>
+            <w:tcW w:w="3324" w:type="dxa"/>
+            <w:shd w:val="clear" w:color="auto" w:fill="DDEBF2"/>
           </w:tcPr>
           <w:p>
             <w:r>
@@ -1359,10 +2529,12 @@
         </w:tc>
       </w:tr>
       <w:tr>
+        <w:trPr>
+          <w:jc w:val="center"/>
+        </w:trPr>
         <w:tc>
           <w:tcPr>
-            <w:tcW w:type="dxa" w:w="3324"/>
-            <w:vAlign w:val="top"/>
+            <w:tcW w:w="3324" w:type="dxa"/>
           </w:tcPr>
           <w:p>
             <w:r>
@@ -1372,8 +2544,7 @@
         </w:tc>
         <w:tc>
           <w:tcPr>
-            <w:tcW w:type="dxa" w:w="3324"/>
-            <w:vAlign w:val="top"/>
+            <w:tcW w:w="3324" w:type="dxa"/>
           </w:tcPr>
           <w:p>
             <w:r>
@@ -1383,8 +2554,7 @@
         </w:tc>
         <w:tc>
           <w:tcPr>
-            <w:tcW w:type="dxa" w:w="3324"/>
-            <w:vAlign w:val="top"/>
+            <w:tcW w:w="3324" w:type="dxa"/>
           </w:tcPr>
           <w:p>
             <w:r>
@@ -1394,10 +2564,12 @@
         </w:tc>
       </w:tr>
       <w:tr>
+        <w:trPr>
+          <w:jc w:val="center"/>
+        </w:trPr>
         <w:tc>
           <w:tcPr>
-            <w:tcW w:type="dxa" w:w="3324"/>
-            <w:vAlign w:val="top"/>
+            <w:tcW w:w="3324" w:type="dxa"/>
           </w:tcPr>
           <w:p>
             <w:r>
@@ -1407,8 +2579,7 @@
         </w:tc>
         <w:tc>
           <w:tcPr>
-            <w:tcW w:type="dxa" w:w="3324"/>
-            <w:vAlign w:val="top"/>
+            <w:tcW w:w="3324" w:type="dxa"/>
           </w:tcPr>
           <w:p>
             <w:r>
@@ -1418,8 +2589,7 @@
         </w:tc>
         <w:tc>
           <w:tcPr>
-            <w:tcW w:type="dxa" w:w="3324"/>
-            <w:vAlign w:val="top"/>
+            <w:tcW w:w="3324" w:type="dxa"/>
           </w:tcPr>
           <w:p>
             <w:r>
@@ -1429,10 +2599,12 @@
         </w:tc>
       </w:tr>
       <w:tr>
+        <w:trPr>
+          <w:jc w:val="center"/>
+        </w:trPr>
         <w:tc>
           <w:tcPr>
-            <w:tcW w:type="dxa" w:w="3324"/>
-            <w:vAlign w:val="top"/>
+            <w:tcW w:w="3324" w:type="dxa"/>
           </w:tcPr>
           <w:p>
             <w:r>
@@ -1442,8 +2614,7 @@
         </w:tc>
         <w:tc>
           <w:tcPr>
-            <w:tcW w:type="dxa" w:w="3324"/>
-            <w:vAlign w:val="top"/>
+            <w:tcW w:w="3324" w:type="dxa"/>
           </w:tcPr>
           <w:p>
             <w:r>
@@ -1453,8 +2624,7 @@
         </w:tc>
         <w:tc>
           <w:tcPr>
-            <w:tcW w:type="dxa" w:w="3324"/>
-            <w:vAlign w:val="top"/>
+            <w:tcW w:w="3324" w:type="dxa"/>
           </w:tcPr>
           <w:p>
             <w:r>
@@ -1464,10 +2634,12 @@
         </w:tc>
       </w:tr>
       <w:tr>
+        <w:trPr>
+          <w:jc w:val="center"/>
+        </w:trPr>
         <w:tc>
           <w:tcPr>
-            <w:tcW w:type="dxa" w:w="3324"/>
-            <w:vAlign w:val="top"/>
+            <w:tcW w:w="3324" w:type="dxa"/>
           </w:tcPr>
           <w:p>
             <w:r>
@@ -1477,67 +2649,91 @@
         </w:tc>
         <w:tc>
           <w:tcPr>
-            <w:tcW w:type="dxa" w:w="3324"/>
-            <w:vAlign w:val="top"/>
+            <w:tcW w:w="3324" w:type="dxa"/>
           </w:tcPr>
           <w:p>
+            <w:pPr>
+              <w:rPr>
+                <w:lang w:eastAsia="zh-TW"/>
+              </w:rPr>
+            </w:pPr>
             <w:r>
+              <w:rPr>
+                <w:lang w:eastAsia="zh-TW"/>
+              </w:rPr>
               <w:t>食衣住行育樂／未分類／保留項</w:t>
             </w:r>
           </w:p>
         </w:tc>
         <w:tc>
           <w:tcPr>
-            <w:tcW w:type="dxa" w:w="3324"/>
-            <w:vAlign w:val="top"/>
+            <w:tcW w:w="3324" w:type="dxa"/>
           </w:tcPr>
           <w:p>
+            <w:pPr>
+              <w:rPr>
+                <w:lang w:eastAsia="zh-TW"/>
+              </w:rPr>
+            </w:pPr>
             <w:r>
+              <w:rPr>
+                <w:lang w:eastAsia="zh-TW"/>
+              </w:rPr>
               <w:t>德智體群美／未分類／保留項</w:t>
             </w:r>
           </w:p>
         </w:tc>
       </w:tr>
       <w:tr>
+        <w:trPr>
+          <w:jc w:val="center"/>
+        </w:trPr>
         <w:tc>
           <w:tcPr>
-            <w:tcW w:type="dxa" w:w="3324"/>
-            <w:vAlign w:val="top"/>
+            <w:tcW w:w="3324" w:type="dxa"/>
+          </w:tcPr>
+          <w:p>
+            <w:proofErr w:type="spellStart"/>
+            <w:r>
+              <w:t>二級分類</w:t>
+            </w:r>
+            <w:proofErr w:type="spellEnd"/>
+          </w:p>
+        </w:tc>
+        <w:tc>
+          <w:tcPr>
+            <w:tcW w:w="3324" w:type="dxa"/>
           </w:tcPr>
           <w:p>
             <w:r>
-              <w:t>二級分類</w:t>
+              <w:t>group</w:t>
+            </w:r>
+            <w:r>
+              <w:t>，可空</w:t>
             </w:r>
           </w:p>
         </w:tc>
         <w:tc>
           <w:tcPr>
-            <w:tcW w:type="dxa" w:w="3324"/>
-            <w:vAlign w:val="top"/>
+            <w:tcW w:w="3324" w:type="dxa"/>
           </w:tcPr>
           <w:p>
             <w:r>
-              <w:t>group，可空</w:t>
+              <w:t>group</w:t>
             </w:r>
-          </w:p>
-        </w:tc>
-        <w:tc>
-          <w:tcPr>
-            <w:tcW w:type="dxa" w:w="3324"/>
-            <w:vAlign w:val="top"/>
-          </w:tcPr>
-          <w:p>
             <w:r>
-              <w:t>group，可空</w:t>
+              <w:t>，可空</w:t>
             </w:r>
           </w:p>
         </w:tc>
       </w:tr>
       <w:tr>
+        <w:trPr>
+          <w:jc w:val="center"/>
+        </w:trPr>
         <w:tc>
           <w:tcPr>
-            <w:tcW w:type="dxa" w:w="3324"/>
-            <w:vAlign w:val="top"/>
+            <w:tcW w:w="3324" w:type="dxa"/>
           </w:tcPr>
           <w:p>
             <w:r>
@@ -1547,407 +2743,1209 @@
         </w:tc>
         <w:tc>
           <w:tcPr>
-            <w:tcW w:type="dxa" w:w="3324"/>
-            <w:vAlign w:val="top"/>
+            <w:tcW w:w="3324" w:type="dxa"/>
           </w:tcPr>
           <w:p>
+            <w:pPr>
+              <w:rPr>
+                <w:lang w:eastAsia="zh-TW"/>
+              </w:rPr>
+            </w:pPr>
             <w:r>
-              <w:t>近30天＋保留項；空窗補最新一筆</w:t>
+              <w:rPr>
+                <w:lang w:eastAsia="zh-TW"/>
+              </w:rPr>
+              <w:t>近</w:t>
+            </w:r>
+            <w:r>
+              <w:rPr>
+                <w:lang w:eastAsia="zh-TW"/>
+              </w:rPr>
+              <w:t>30</w:t>
+            </w:r>
+            <w:r>
+              <w:rPr>
+                <w:lang w:eastAsia="zh-TW"/>
+              </w:rPr>
+              <w:t>天＋保留項；</w:t>
+            </w:r>
+            <w:proofErr w:type="gramStart"/>
+            <w:r>
+              <w:rPr>
+                <w:lang w:eastAsia="zh-TW"/>
+              </w:rPr>
+              <w:t>空窗補最新</w:t>
+            </w:r>
+            <w:proofErr w:type="gramEnd"/>
+            <w:r>
+              <w:rPr>
+                <w:lang w:eastAsia="zh-TW"/>
+              </w:rPr>
+              <w:t>一筆</w:t>
             </w:r>
           </w:p>
         </w:tc>
         <w:tc>
           <w:tcPr>
-            <w:tcW w:type="dxa" w:w="3324"/>
-            <w:vAlign w:val="top"/>
+            <w:tcW w:w="3324" w:type="dxa"/>
           </w:tcPr>
           <w:p>
+            <w:pPr>
+              <w:rPr>
+                <w:lang w:eastAsia="zh-TW"/>
+              </w:rPr>
+            </w:pPr>
             <w:r>
-              <w:t>近30天＋保留項；空窗補最新一筆</w:t>
+              <w:rPr>
+                <w:lang w:eastAsia="zh-TW"/>
+              </w:rPr>
+              <w:t>近</w:t>
+            </w:r>
+            <w:r>
+              <w:rPr>
+                <w:lang w:eastAsia="zh-TW"/>
+              </w:rPr>
+              <w:t>30</w:t>
+            </w:r>
+            <w:r>
+              <w:rPr>
+                <w:lang w:eastAsia="zh-TW"/>
+              </w:rPr>
+              <w:t>天＋保留項；</w:t>
+            </w:r>
+            <w:proofErr w:type="gramStart"/>
+            <w:r>
+              <w:rPr>
+                <w:lang w:eastAsia="zh-TW"/>
+              </w:rPr>
+              <w:t>空窗補最新</w:t>
+            </w:r>
+            <w:proofErr w:type="gramEnd"/>
+            <w:r>
+              <w:rPr>
+                <w:lang w:eastAsia="zh-TW"/>
+              </w:rPr>
+              <w:t>一筆</w:t>
             </w:r>
           </w:p>
         </w:tc>
       </w:tr>
     </w:tbl>
-    <w:p/>
     <w:p>
+      <w:pPr>
+        <w:rPr>
+          <w:lang w:eastAsia="zh-TW"/>
+        </w:rPr>
+      </w:pPr>
+    </w:p>
+    <w:p>
+      <w:proofErr w:type="spellStart"/>
+      <w:r>
+        <w:t>fetch_today</w:t>
+      </w:r>
+      <w:proofErr w:type="spellEnd"/>
+      <w:r>
+        <w:t xml:space="preserve">_* </w:t>
+      </w:r>
+      <w:proofErr w:type="spellStart"/>
+      <w:r>
+        <w:t>已改用</w:t>
+      </w:r>
+      <w:proofErr w:type="spellEnd"/>
+      <w:r>
+        <w:t xml:space="preserve"> </w:t>
+      </w:r>
+      <w:proofErr w:type="spellStart"/>
+      <w:r>
+        <w:t>primary_category</w:t>
+      </w:r>
+      <w:proofErr w:type="spellEnd"/>
+      <w:r>
+        <w:t>='</w:t>
+      </w:r>
+      <w:proofErr w:type="spellStart"/>
+      <w:r>
+        <w:t>reserved'</w:t>
+      </w:r>
+      <w:r>
+        <w:t>，不得再用</w:t>
+      </w:r>
+      <w:proofErr w:type="spellEnd"/>
+      <w:r>
+        <w:t xml:space="preserve"> description LIKE '%</w:t>
+      </w:r>
+      <w:r>
+        <w:t>餘</w:t>
+      </w:r>
+      <w:r>
+        <w:t>%'</w:t>
+      </w:r>
+      <w:r>
+        <w:t>。更新</w:t>
+      </w:r>
+      <w:r>
+        <w:t xml:space="preserve"> RPC </w:t>
+      </w:r>
+      <w:r>
+        <w:t>接受日期與兩級分類；刪除後由重新查詢計算</w:t>
+      </w:r>
+      <w:r>
+        <w:t xml:space="preserve"> TODAY/TOTAL</w:t>
+      </w:r>
+      <w:r>
+        <w:t>，不能保留客戶端舊總數。</w:t>
+      </w:r>
+    </w:p>
+    <w:p>
+      <w:pPr>
+        <w:pStyle w:val="1"/>
+        <w:rPr>
+          <w:lang w:eastAsia="zh-TW"/>
+        </w:rPr>
+      </w:pPr>
+      <w:r>
+        <w:rPr>
+          <w:sz w:val="21"/>
+          <w:lang w:eastAsia="zh-TW"/>
+        </w:rPr>
+        <w:t xml:space="preserve">10. </w:t>
+      </w:r>
+      <w:r>
+        <w:rPr>
+          <w:sz w:val="21"/>
+          <w:lang w:eastAsia="zh-TW"/>
+        </w:rPr>
+        <w:t>推薦活動、景點、地圖與天氣</w:t>
+      </w:r>
+    </w:p>
+    <w:p>
+      <w:pPr>
+        <w:pStyle w:val="21"/>
+        <w:rPr>
+          <w:lang w:eastAsia="zh-TW"/>
+        </w:rPr>
+      </w:pPr>
+      <w:r>
+        <w:rPr>
+          <w:sz w:val="21"/>
+          <w:lang w:eastAsia="zh-TW"/>
+        </w:rPr>
+        <w:t xml:space="preserve">10.1 </w:t>
+      </w:r>
+      <w:r>
+        <w:rPr>
+          <w:sz w:val="21"/>
+          <w:lang w:eastAsia="zh-TW"/>
+        </w:rPr>
+        <w:t>匯入與去重</w:t>
+      </w:r>
+    </w:p>
+    <w:p>
+      <w:pPr>
+        <w:rPr>
+          <w:lang w:eastAsia="zh-TW"/>
+        </w:rPr>
+      </w:pPr>
+      <w:r>
+        <w:rPr>
+          <w:lang w:eastAsia="zh-TW"/>
+        </w:rPr>
+        <w:t>活動先做日期有效性與城市／地點正規化，再建立</w:t>
+      </w:r>
+      <w:r>
+        <w:rPr>
+          <w:lang w:eastAsia="zh-TW"/>
+        </w:rPr>
+        <w:t xml:space="preserve"> key</w:t>
+      </w:r>
+      <w:r>
+        <w:rPr>
+          <w:lang w:eastAsia="zh-TW"/>
+        </w:rPr>
+        <w:t>。</w:t>
+      </w:r>
+      <w:proofErr w:type="spellStart"/>
+      <w:r>
+        <w:t>沒有開始時間：</w:t>
+      </w:r>
+      <w:r>
+        <w:t>name+localStartDate+city+location</w:t>
+      </w:r>
+      <w:r>
+        <w:t>；有開始時間：再加</w:t>
+      </w:r>
+      <w:proofErr w:type="spellEnd"/>
+      <w:r>
+        <w:t xml:space="preserve"> </w:t>
+      </w:r>
+      <w:proofErr w:type="spellStart"/>
+      <w:r>
+        <w:t>normalizedStartTime</w:t>
+      </w:r>
+      <w:proofErr w:type="spellEnd"/>
+      <w:r>
+        <w:t>。</w:t>
+      </w:r>
+      <w:r>
+        <w:rPr>
+          <w:lang w:eastAsia="zh-TW"/>
+        </w:rPr>
+        <w:t>資料庫唯一索引與應用層必須保持相同正規化。</w:t>
+      </w:r>
+    </w:p>
+    <w:p>
+      <w:pPr>
+        <w:pStyle w:val="21"/>
+      </w:pPr>
       <w:r>
         <w:rPr>
           <w:sz w:val="21"/>
         </w:rPr>
-        <w:t>fetch_today_* 已改用 primary_category='reserved'，不得再用 description LIKE '%餘%'。更新 RPC 接受日期與兩級分類；刪除後由重新查詢計算 TODAY/TOTAL，不能保留客戶端舊總數。</w:t>
+        <w:lastRenderedPageBreak/>
+        <w:t xml:space="preserve">10.2 </w:t>
+      </w:r>
+      <w:r>
+        <w:rPr>
+          <w:sz w:val="21"/>
+        </w:rPr>
+        <w:t>更新協調</w:t>
       </w:r>
     </w:p>
     <w:p>
       <w:pPr>
-        <w:pStyle w:val="Heading1"/>
+        <w:pStyle w:val="a0"/>
+      </w:pPr>
+      <w:r>
+        <w:t>同日</w:t>
+      </w:r>
+      <w:r>
+        <w:t xml:space="preserve"> marker </w:t>
+      </w:r>
+      <w:r>
+        <w:t>防止重複觸發；分散式</w:t>
+      </w:r>
+      <w:r>
+        <w:t xml:space="preserve"> lock </w:t>
+      </w:r>
+      <w:r>
+        <w:t>防止管理者與一般使用者同時更新。</w:t>
+      </w:r>
+    </w:p>
+    <w:p>
+      <w:pPr>
+        <w:pStyle w:val="a0"/>
+        <w:rPr>
+          <w:lang w:eastAsia="zh-TW"/>
+        </w:rPr>
+      </w:pPr>
+      <w:r>
+        <w:rPr>
+          <w:lang w:eastAsia="zh-TW"/>
+        </w:rPr>
+        <w:t>來源抓取、解析、去重、批次寫入、地理編碼分階段記錄數量。</w:t>
+      </w:r>
+    </w:p>
+    <w:p>
+      <w:pPr>
+        <w:pStyle w:val="a0"/>
+      </w:pPr>
+      <w:proofErr w:type="spellStart"/>
+      <w:proofErr w:type="gramStart"/>
+      <w:r>
+        <w:t>recommended_events_deleted</w:t>
+      </w:r>
+      <w:proofErr w:type="spellEnd"/>
+      <w:proofErr w:type="gramEnd"/>
+      <w:r>
+        <w:t xml:space="preserve"> </w:t>
+      </w:r>
+      <w:proofErr w:type="spellStart"/>
+      <w:r>
+        <w:t>保存被刪活動</w:t>
+      </w:r>
+      <w:proofErr w:type="spellEnd"/>
+      <w:r>
+        <w:t xml:space="preserve"> </w:t>
+      </w:r>
+      <w:proofErr w:type="spellStart"/>
+      <w:r>
+        <w:t>key</w:t>
+      </w:r>
+      <w:r>
+        <w:t>，避免重新匯入；</w:t>
+      </w:r>
+      <w:r>
+        <w:t>cleanup</w:t>
+      </w:r>
+      <w:proofErr w:type="spellEnd"/>
+      <w:r>
+        <w:t xml:space="preserve"> </w:t>
+      </w:r>
+      <w:r>
+        <w:t>對</w:t>
+      </w:r>
+      <w:r>
+        <w:t xml:space="preserve"> end_date null </w:t>
+      </w:r>
+      <w:r>
+        <w:t>時改用</w:t>
+      </w:r>
+      <w:r>
+        <w:t xml:space="preserve"> start_date</w:t>
+      </w:r>
+      <w:r>
+        <w:t>。</w:t>
+      </w:r>
+    </w:p>
+    <w:p>
+      <w:pPr>
+        <w:pStyle w:val="a0"/>
+        <w:rPr>
+          <w:lang w:eastAsia="zh-TW"/>
+        </w:rPr>
+      </w:pPr>
+      <w:r>
+        <w:rPr>
+          <w:lang w:eastAsia="zh-TW"/>
+        </w:rPr>
+        <w:t>跨</w:t>
+      </w:r>
+      <w:proofErr w:type="gramStart"/>
+      <w:r>
+        <w:rPr>
+          <w:lang w:eastAsia="zh-TW"/>
+        </w:rPr>
+        <w:t>週</w:t>
+      </w:r>
+      <w:proofErr w:type="gramEnd"/>
+      <w:r>
+        <w:rPr>
+          <w:lang w:eastAsia="zh-TW"/>
+        </w:rPr>
+        <w:t>長活動只保留一筆，不依出現週數重建。</w:t>
+      </w:r>
+    </w:p>
+    <w:p>
+      <w:pPr>
+        <w:pStyle w:val="21"/>
       </w:pPr>
       <w:r>
         <w:rPr>
           <w:sz w:val="21"/>
         </w:rPr>
-        <w:t>10. 推薦活動、景點、地圖與天氣</w:t>
+        <w:t xml:space="preserve">10.3 </w:t>
+      </w:r>
+      <w:proofErr w:type="spellStart"/>
+      <w:r>
+        <w:rPr>
+          <w:sz w:val="21"/>
+        </w:rPr>
+        <w:t>地圖／座標／天氣</w:t>
+      </w:r>
+      <w:proofErr w:type="spellEnd"/>
+    </w:p>
+    <w:p>
+      <w:r>
+        <w:t xml:space="preserve">country </w:t>
+      </w:r>
+      <w:r>
+        <w:t>使用</w:t>
+      </w:r>
+      <w:r>
+        <w:t xml:space="preserve"> ISO alpha-2</w:t>
+      </w:r>
+      <w:r>
+        <w:t>，例如</w:t>
+      </w:r>
+      <w:r>
+        <w:t xml:space="preserve"> TW</w:t>
+      </w:r>
+      <w:r>
+        <w:t>、</w:t>
+      </w:r>
+      <w:r>
+        <w:t>SG</w:t>
+      </w:r>
+      <w:r>
+        <w:t>。</w:t>
+      </w:r>
+      <w:r>
+        <w:t xml:space="preserve">lat/lng </w:t>
+      </w:r>
+      <w:r>
+        <w:t>可作天氣近似；</w:t>
+      </w:r>
+      <w:r>
+        <w:t>map_lat</w:t>
+      </w:r>
+      <w:r>
+        <w:t xml:space="preserve">/map_lng </w:t>
+      </w:r>
+      <w:r>
+        <w:t>是地圖專用座標，存在時不重抓。</w:t>
+      </w:r>
+      <w:r>
+        <w:t xml:space="preserve">OpenWeather Geocode </w:t>
+      </w:r>
+      <w:r>
+        <w:t>查詢至少包含</w:t>
+      </w:r>
+      <w:r>
+        <w:t xml:space="preserve"> location</w:t>
+      </w:r>
+      <w:r>
+        <w:t>、</w:t>
+      </w:r>
+      <w:r>
+        <w:t>city</w:t>
+      </w:r>
+      <w:r>
+        <w:t>、</w:t>
+      </w:r>
+      <w:r>
+        <w:t>country</w:t>
+      </w:r>
+      <w:r>
+        <w:t>；回填批次</w:t>
+      </w:r>
+      <w:r>
+        <w:t xml:space="preserve"> 25 </w:t>
+      </w:r>
+      <w:r>
+        <w:t>筆且僅管理者觸發。天氣只對可見、近期且</w:t>
+      </w:r>
+      <w:r>
+        <w:t xml:space="preserve"> 8 </w:t>
+      </w:r>
+      <w:r>
+        <w:t>天內項目</w:t>
+      </w:r>
+      <w:r>
+        <w:t xml:space="preserve"> lazy preload</w:t>
+      </w:r>
+      <w:r>
+        <w:t>。</w:t>
       </w:r>
     </w:p>
     <w:p>
       <w:pPr>
-        <w:pStyle w:val="Heading2"/>
+        <w:pStyle w:val="1"/>
       </w:pPr>
       <w:r>
         <w:rPr>
           <w:sz w:val="21"/>
         </w:rPr>
-        <w:t>10.1 匯入與去重</w:t>
-      </w:r>
-    </w:p>
-    <w:p>
+        <w:t xml:space="preserve">11. </w:t>
+      </w:r>
       <w:r>
         <w:rPr>
           <w:sz w:val="21"/>
         </w:rPr>
-        <w:t>活動先做日期有效性與城市／地點正規化，再建立 key。endDate 只有在 endDate + 1 day 仍早於 startDate 時拒絕。沒有開始時間：name+localStartDate+city+location；有開始時間：再加 normalizedStartTime。master_url 不參與去重。資料庫唯一索引與應用層必須保持相同正規化。</w:t>
+        <w:t>回憶</w:t>
+      </w:r>
+    </w:p>
+    <w:p>
+      <w:r>
+        <w:t xml:space="preserve">memory_trace </w:t>
+      </w:r>
+      <w:r>
+        <w:t>與行事曆共享事件模型欄位，但使用獨立資源。查詢含未來資料與近</w:t>
+      </w:r>
+      <w:r>
+        <w:t xml:space="preserve"> 30 </w:t>
+      </w:r>
+      <w:r>
+        <w:t>天歷史；</w:t>
+      </w:r>
+      <w:r>
+        <w:t xml:space="preserve">load more </w:t>
+      </w:r>
+      <w:r>
+        <w:t>每次將歷史窗向前</w:t>
+      </w:r>
+      <w:r>
+        <w:t xml:space="preserve"> 30 </w:t>
+      </w:r>
+      <w:r>
+        <w:t>天。本機模式不可呼叫</w:t>
+      </w:r>
+      <w:r>
+        <w:t xml:space="preserve"> Supabase</w:t>
+      </w:r>
+      <w:r>
+        <w:t>；雲端／本機切換後</w:t>
+      </w:r>
+      <w:r>
+        <w:t xml:space="preserve"> Controller cache </w:t>
+      </w:r>
+      <w:r>
+        <w:t>必須清空再依新來源載入。圖片無值時不得保留</w:t>
+      </w:r>
+      <w:r>
+        <w:t xml:space="preserve"> placeholder </w:t>
+      </w:r>
+      <w:r>
+        <w:t>高度。</w:t>
       </w:r>
     </w:p>
     <w:p>
       <w:pPr>
-        <w:pStyle w:val="Heading2"/>
+        <w:pStyle w:val="1"/>
       </w:pPr>
       <w:r>
         <w:rPr>
           <w:sz w:val="21"/>
         </w:rPr>
-        <w:t>10.2 更新協調</w:t>
+        <w:t xml:space="preserve">12. </w:t>
+      </w:r>
+      <w:r>
+        <w:rPr>
+          <w:sz w:val="21"/>
+        </w:rPr>
+        <w:t>遊戲</w:t>
       </w:r>
     </w:p>
     <w:p>
       <w:pPr>
-        <w:pStyle w:val="ListBullet"/>
+        <w:pStyle w:val="a0"/>
+      </w:pPr>
+      <w:r>
+        <w:t>game_grammar</w:t>
+      </w:r>
+      <w:r>
+        <w:t>、</w:t>
+      </w:r>
+      <w:r>
+        <w:t>game_sentence</w:t>
+      </w:r>
+      <w:r>
+        <w:t>、</w:t>
+      </w:r>
+      <w:r>
+        <w:t>game_translation</w:t>
+      </w:r>
+      <w:r>
+        <w:t>、</w:t>
+      </w:r>
+      <w:r>
+        <w:t xml:space="preserve">game_social_scenarios </w:t>
+      </w:r>
+      <w:r>
+        <w:t>皆有</w:t>
+      </w:r>
+      <w:r>
+        <w:t xml:space="preserve"> owner_id</w:t>
+      </w:r>
+      <w:r>
+        <w:t>、</w:t>
+      </w:r>
+      <w:r>
+        <w:t>is_active</w:t>
+      </w:r>
+      <w:r>
+        <w:t>、</w:t>
+      </w:r>
+      <w:r>
+        <w:t>level/rand_key</w:t>
+      </w:r>
+      <w:r>
+        <w:t>。</w:t>
+      </w:r>
+    </w:p>
+    <w:p>
+      <w:pPr>
+        <w:pStyle w:val="a0"/>
+      </w:pPr>
+      <w:r>
+        <w:t>管理者既有題庫</w:t>
+      </w:r>
+      <w:r>
+        <w:t xml:space="preserve"> owner_id </w:t>
+      </w:r>
+      <w:r>
+        <w:t>固定為管理者</w:t>
+      </w:r>
+      <w:r>
+        <w:t xml:space="preserve"> UUID</w:t>
+      </w:r>
+      <w:r>
+        <w:t>；一般使用者可讀管理者及自己，僅能寫自己。</w:t>
+      </w:r>
+    </w:p>
+    <w:p>
+      <w:pPr>
+        <w:pStyle w:val="a0"/>
+      </w:pPr>
+      <w:r>
+        <w:t xml:space="preserve">get_*_question RPC </w:t>
+      </w:r>
+      <w:r>
+        <w:t>接受</w:t>
+      </w:r>
+      <w:r>
+        <w:t xml:space="preserve"> p_question_bank='admin'/'mine'</w:t>
+      </w:r>
+      <w:r>
+        <w:t>，過濾</w:t>
+      </w:r>
+      <w:r>
+        <w:t xml:space="preserve"> i</w:t>
+      </w:r>
+      <w:r>
+        <w:t>s_active=true</w:t>
+      </w:r>
+      <w:r>
+        <w:t>，利用弱點</w:t>
+      </w:r>
+      <w:r>
+        <w:t xml:space="preserve"> priority/freq </w:t>
+      </w:r>
+      <w:r>
+        <w:t>選一題。</w:t>
+      </w:r>
+    </w:p>
+    <w:p>
+      <w:pPr>
+        <w:pStyle w:val="a0"/>
+      </w:pPr>
+      <w:r>
+        <w:t>同</w:t>
+      </w:r>
+      <w:r>
+        <w:t xml:space="preserve"> owner/group/</w:t>
+      </w:r>
+      <w:r>
+        <w:t>正規化</w:t>
+      </w:r>
+      <w:r>
+        <w:t xml:space="preserve"> question/answer </w:t>
+      </w:r>
+      <w:r>
+        <w:t>唯一索引防重；本機用相同</w:t>
+      </w:r>
+      <w:r>
+        <w:t xml:space="preserve"> normalize </w:t>
+      </w:r>
+      <w:r>
+        <w:t>規則。</w:t>
+      </w:r>
+    </w:p>
+    <w:p>
+      <w:pPr>
+        <w:pStyle w:val="a0"/>
+      </w:pPr>
+      <w:r>
+        <w:t>答題表有</w:t>
+      </w:r>
+      <w:r>
+        <w:t xml:space="preserve"> owner_id RLS</w:t>
+      </w:r>
+      <w:r>
+        <w:t>；雲端依</w:t>
+      </w:r>
+      <w:r>
+        <w:t xml:space="preserve"> 30 </w:t>
+      </w:r>
+      <w:r>
+        <w:t>天／</w:t>
+      </w:r>
+      <w:r>
+        <w:t xml:space="preserve">1 </w:t>
+      </w:r>
+      <w:r>
+        <w:t>年清理，本機不限。</w:t>
+      </w:r>
+    </w:p>
+    <w:p>
+      <w:pPr>
+        <w:pStyle w:val="a0"/>
+      </w:pPr>
+      <w:r>
+        <w:t>遊戲進度</w:t>
+      </w:r>
+      <w:r>
+        <w:t xml:space="preserve"> game_user </w:t>
+      </w:r>
+      <w:r>
+        <w:t>永久保留；時間統一以</w:t>
+      </w:r>
+      <w:r>
+        <w:t xml:space="preserve"> UTC </w:t>
+      </w:r>
+      <w:r>
+        <w:t>存、顯示轉</w:t>
+      </w:r>
+      <w:r>
+        <w:t xml:space="preserve"> Asia/Taipei</w:t>
+      </w:r>
+      <w:r>
+        <w:t>，避免特定遊戲差</w:t>
+      </w:r>
+      <w:r>
+        <w:t xml:space="preserve"> 8 </w:t>
+      </w:r>
+      <w:r>
+        <w:t>小時。</w:t>
+      </w:r>
+    </w:p>
+    <w:p>
+      <w:pPr>
+        <w:pStyle w:val="1"/>
       </w:pPr>
       <w:r>
         <w:rPr>
           <w:sz w:val="21"/>
         </w:rPr>
-        <w:t>同日 marker 防止重複觸發；分散式 lock 防止管理者與一般使用者同時更新。</w:t>
+        <w:t xml:space="preserve">13. FastAPI </w:t>
+      </w:r>
+      <w:r>
+        <w:rPr>
+          <w:sz w:val="21"/>
+        </w:rPr>
+        <w:t>與外部服務</w:t>
       </w:r>
     </w:p>
     <w:p>
       <w:pPr>
-        <w:pStyle w:val="ListBullet"/>
+        <w:pStyle w:val="a0"/>
+      </w:pPr>
+      <w:r>
+        <w:t xml:space="preserve">API </w:t>
+      </w:r>
+      <w:r>
+        <w:t>必須驗證</w:t>
+      </w:r>
+      <w:r>
+        <w:t xml:space="preserve"> Supabase JWT</w:t>
+      </w:r>
+      <w:r>
+        <w:t>；需要寫入的爬蟲／回填使用</w:t>
+      </w:r>
+      <w:r>
+        <w:t xml:space="preserve"> ser</w:t>
+      </w:r>
+      <w:r>
+        <w:t>vice role</w:t>
+      </w:r>
+      <w:r>
+        <w:t>，不把</w:t>
+      </w:r>
+      <w:r>
+        <w:t xml:space="preserve"> key </w:t>
+      </w:r>
+      <w:r>
+        <w:t>下發</w:t>
+      </w:r>
+      <w:r>
+        <w:t xml:space="preserve"> Client</w:t>
+      </w:r>
+      <w:r>
+        <w:t>。</w:t>
+      </w:r>
+    </w:p>
+    <w:p>
+      <w:pPr>
+        <w:pStyle w:val="a0"/>
+      </w:pPr>
+      <w:r>
+        <w:t>股票批次</w:t>
+      </w:r>
+      <w:r>
+        <w:t xml:space="preserve"> insert </w:t>
+      </w:r>
+      <w:r>
+        <w:t>對</w:t>
+      </w:r>
+      <w:r>
+        <w:t xml:space="preserve"> type+date </w:t>
+      </w:r>
+      <w:r>
+        <w:t>或表的自然唯一鍵</w:t>
+      </w:r>
+      <w:r>
+        <w:t xml:space="preserve"> on_conflict_do_nothing</w:t>
+      </w:r>
+      <w:r>
+        <w:t>，重送不可</w:t>
+      </w:r>
+      <w:r>
+        <w:t xml:space="preserve"> 500</w:t>
+      </w:r>
+      <w:r>
+        <w:t>。</w:t>
+      </w:r>
+    </w:p>
+    <w:p>
+      <w:pPr>
+        <w:pStyle w:val="a0"/>
+        <w:rPr>
+          <w:lang w:eastAsia="zh-TW"/>
+        </w:rPr>
+      </w:pPr>
+      <w:r>
+        <w:rPr>
+          <w:lang w:eastAsia="zh-TW"/>
+        </w:rPr>
+        <w:t xml:space="preserve">Web </w:t>
+      </w:r>
+      <w:r>
+        <w:rPr>
+          <w:lang w:eastAsia="zh-TW"/>
+        </w:rPr>
+        <w:t>可嘗試私人</w:t>
+      </w:r>
+      <w:r>
+        <w:rPr>
+          <w:lang w:eastAsia="zh-TW"/>
+        </w:rPr>
+        <w:t xml:space="preserve"> Mac API</w:t>
+      </w:r>
+      <w:r>
+        <w:rPr>
+          <w:lang w:eastAsia="zh-TW"/>
+        </w:rPr>
+        <w:t>，但關機時必須快速失敗</w:t>
+      </w:r>
+      <w:proofErr w:type="gramStart"/>
+      <w:r>
+        <w:rPr>
+          <w:lang w:eastAsia="zh-TW"/>
+        </w:rPr>
+        <w:t>並回退</w:t>
+      </w:r>
+      <w:proofErr w:type="gramEnd"/>
+      <w:r>
+        <w:rPr>
+          <w:lang w:eastAsia="zh-TW"/>
+        </w:rPr>
+        <w:t xml:space="preserve"> Render</w:t>
+      </w:r>
+      <w:r>
+        <w:rPr>
+          <w:lang w:eastAsia="zh-TW"/>
+        </w:rPr>
+        <w:t>／</w:t>
+      </w:r>
+      <w:proofErr w:type="spellStart"/>
+      <w:r>
+        <w:rPr>
+          <w:lang w:eastAsia="zh-TW"/>
+        </w:rPr>
+        <w:t>Supabase</w:t>
+      </w:r>
+      <w:proofErr w:type="spellEnd"/>
+      <w:r>
+        <w:rPr>
+          <w:lang w:eastAsia="zh-TW"/>
+        </w:rPr>
+        <w:t>；離開股票頁停止後續通知。</w:t>
+      </w:r>
+    </w:p>
+    <w:p>
+      <w:pPr>
+        <w:pStyle w:val="a0"/>
+      </w:pPr>
+      <w:proofErr w:type="spellStart"/>
+      <w:r>
+        <w:t>地理編碼</w:t>
+      </w:r>
+      <w:proofErr w:type="spellEnd"/>
+      <w:r>
+        <w:t xml:space="preserve"> backfill </w:t>
+      </w:r>
+      <w:proofErr w:type="spellStart"/>
+      <w:r>
+        <w:t>不可假設所有表都有</w:t>
+      </w:r>
+      <w:proofErr w:type="spellEnd"/>
+      <w:r>
+        <w:t xml:space="preserve"> </w:t>
+      </w:r>
+      <w:proofErr w:type="spellStart"/>
+      <w:r>
+        <w:t>created_at</w:t>
+      </w:r>
+      <w:r>
+        <w:t>；排序欄位依</w:t>
+      </w:r>
+      <w:proofErr w:type="spellEnd"/>
+      <w:r>
+        <w:t xml:space="preserve"> schema capability </w:t>
+      </w:r>
+      <w:r>
+        <w:t>選擇。</w:t>
+      </w:r>
+    </w:p>
+    <w:p>
+      <w:pPr>
+        <w:pStyle w:val="a0"/>
+        <w:rPr>
+          <w:lang w:eastAsia="zh-TW"/>
+        </w:rPr>
+      </w:pPr>
+      <w:r>
+        <w:rPr>
+          <w:lang w:eastAsia="zh-TW"/>
+        </w:rPr>
+        <w:t xml:space="preserve">CORS </w:t>
+      </w:r>
+      <w:r>
+        <w:rPr>
+          <w:lang w:eastAsia="zh-TW"/>
+        </w:rPr>
+        <w:t>只允許正式站點與明確開發來源。</w:t>
+      </w:r>
+    </w:p>
+    <w:p>
+      <w:pPr>
+        <w:pStyle w:val="1"/>
       </w:pPr>
       <w:r>
         <w:rPr>
           <w:sz w:val="21"/>
         </w:rPr>
-        <w:t>來源抓取、解析、去重、批次寫入、地理編碼分階段記錄數量。</w:t>
-      </w:r>
+        <w:t xml:space="preserve">14. </w:t>
+      </w:r>
+      <w:proofErr w:type="spellStart"/>
+      <w:r>
+        <w:rPr>
+          <w:sz w:val="21"/>
+        </w:rPr>
+        <w:t>資料庫</w:t>
+      </w:r>
+      <w:proofErr w:type="spellEnd"/>
+      <w:r>
+        <w:rPr>
+          <w:sz w:val="21"/>
+        </w:rPr>
+        <w:t xml:space="preserve"> migration</w:t>
+      </w:r>
+      <w:r>
+        <w:rPr>
+          <w:sz w:val="21"/>
+        </w:rPr>
+        <w:t xml:space="preserve"> </w:t>
+      </w:r>
+      <w:proofErr w:type="spellStart"/>
+      <w:r>
+        <w:rPr>
+          <w:sz w:val="21"/>
+        </w:rPr>
+        <w:t>規範</w:t>
+      </w:r>
+      <w:proofErr w:type="spellEnd"/>
     </w:p>
     <w:p>
       <w:pPr>
-        <w:pStyle w:val="ListBullet"/>
+        <w:pStyle w:val="a"/>
+      </w:pPr>
+      <w:r>
+        <w:t>先在</w:t>
+      </w:r>
+      <w:r>
+        <w:t xml:space="preserve"> staging </w:t>
+      </w:r>
+      <w:r>
+        <w:t>執行</w:t>
+      </w:r>
+      <w:r>
+        <w:t xml:space="preserve"> schema audit</w:t>
+      </w:r>
+      <w:r>
+        <w:t>，確認欄位、</w:t>
+      </w:r>
+      <w:r>
+        <w:t>null</w:t>
+      </w:r>
+      <w:r>
+        <w:t>、重複與外鍵。</w:t>
+      </w:r>
+    </w:p>
+    <w:p>
+      <w:pPr>
+        <w:pStyle w:val="a"/>
+      </w:pPr>
+      <w:r>
+        <w:t xml:space="preserve">migration </w:t>
+      </w:r>
+      <w:r>
+        <w:t>使用</w:t>
+      </w:r>
+      <w:r>
+        <w:t xml:space="preserve"> IF EXISTS</w:t>
+      </w:r>
+      <w:r>
+        <w:t>／</w:t>
+      </w:r>
+      <w:r>
+        <w:t xml:space="preserve">IF NOT EXISTS </w:t>
+      </w:r>
+      <w:r>
+        <w:t>或可重入</w:t>
+      </w:r>
+      <w:r>
+        <w:t xml:space="preserve"> DO block</w:t>
+      </w:r>
+      <w:r>
+        <w:t>；改</w:t>
+      </w:r>
+      <w:r>
+        <w:t xml:space="preserve"> function return type </w:t>
+      </w:r>
+      <w:r>
+        <w:t>前先</w:t>
+      </w:r>
+      <w:r>
+        <w:t xml:space="preserve"> DROP </w:t>
+      </w:r>
+      <w:r>
+        <w:t>精確</w:t>
+      </w:r>
+      <w:r>
+        <w:t xml:space="preserve"> signature</w:t>
+      </w:r>
+      <w:r>
+        <w:t>。</w:t>
+      </w:r>
+    </w:p>
+    <w:p>
+      <w:pPr>
+        <w:pStyle w:val="a"/>
+      </w:pPr>
+      <w:r>
+        <w:t>資料回填先</w:t>
+      </w:r>
+      <w:r>
+        <w:t xml:space="preserve"> UPDATE</w:t>
+      </w:r>
+      <w:r>
+        <w:t>，再</w:t>
+      </w:r>
+      <w:r>
+        <w:t xml:space="preserve"> SET NOT NULL</w:t>
+      </w:r>
+      <w:r>
+        <w:t>／</w:t>
+      </w:r>
+      <w:r>
+        <w:t>constraint</w:t>
+      </w:r>
+      <w:r>
+        <w:t>；唯一索引前先</w:t>
+      </w:r>
+      <w:r>
+        <w:t xml:space="preserve"> dry run </w:t>
+      </w:r>
+      <w:r>
+        <w:t>去重。</w:t>
+      </w:r>
+    </w:p>
+    <w:p>
+      <w:pPr>
+        <w:pStyle w:val="a"/>
+      </w:pPr>
+      <w:r>
+        <w:t>建立</w:t>
+      </w:r>
+      <w:r>
+        <w:t xml:space="preserve"> function </w:t>
+      </w:r>
+      <w:r>
+        <w:t>後</w:t>
+      </w:r>
+      <w:r>
+        <w:t xml:space="preserve"> REVOKE ALL FROM PUBLIC/anon</w:t>
+      </w:r>
+      <w:r>
+        <w:t>，再</w:t>
+      </w:r>
+      <w:r>
+        <w:t xml:space="preserve"> GRANT EXEC</w:t>
+      </w:r>
+      <w:r>
+        <w:t xml:space="preserve">UTE </w:t>
+      </w:r>
+      <w:r>
+        <w:t>給必要角色。</w:t>
+      </w:r>
+    </w:p>
+    <w:p>
+      <w:pPr>
+        <w:pStyle w:val="a"/>
+      </w:pPr>
+      <w:r>
+        <w:t>同一</w:t>
+      </w:r>
+      <w:r>
+        <w:t xml:space="preserve"> migration </w:t>
+      </w:r>
+      <w:r>
+        <w:t>包含</w:t>
+      </w:r>
+      <w:r>
+        <w:t xml:space="preserve"> audit query </w:t>
+      </w:r>
+      <w:r>
+        <w:t>或另附</w:t>
+      </w:r>
+      <w:r>
+        <w:t xml:space="preserve"> smoke SQL</w:t>
+      </w:r>
+      <w:r>
+        <w:t>；正式執行後保存結果。</w:t>
+      </w:r>
+    </w:p>
+    <w:p>
+      <w:pPr>
+        <w:pStyle w:val="a"/>
+      </w:pPr>
+      <w:r>
+        <w:t>回滾優先停用新入口或還原</w:t>
+      </w:r>
+      <w:r>
+        <w:t xml:space="preserve"> function</w:t>
+      </w:r>
+      <w:r>
+        <w:t>；不可直接刪大量資料。</w:t>
+      </w:r>
+    </w:p>
+    <w:p>
+      <w:pPr>
+        <w:pStyle w:val="1"/>
       </w:pPr>
       <w:r>
         <w:rPr>
           <w:sz w:val="21"/>
         </w:rPr>
-        <w:t>recommended_events_deleted 保存被刪活動 key，避免重新匯入；cleanup 對 end_date null 時改用 start_date。</w:t>
-      </w:r>
-    </w:p>
-    <w:p>
-      <w:pPr>
-        <w:pStyle w:val="ListBullet"/>
-      </w:pPr>
+        <w:lastRenderedPageBreak/>
+        <w:t xml:space="preserve">15. </w:t>
+      </w:r>
       <w:r>
         <w:rPr>
           <w:sz w:val="21"/>
         </w:rPr>
-        <w:t>跨週長活動只保留一筆，不依出現週數重建。</w:t>
-      </w:r>
-    </w:p>
-    <w:p>
-      <w:pPr>
-        <w:pStyle w:val="Heading2"/>
-      </w:pPr>
-      <w:r>
-        <w:rPr>
-          <w:sz w:val="21"/>
-        </w:rPr>
-        <w:t>10.3 地圖／座標／天氣</w:t>
-      </w:r>
-    </w:p>
-    <w:p>
-      <w:r>
-        <w:rPr>
-          <w:sz w:val="21"/>
-        </w:rPr>
-        <w:t>country 使用 ISO alpha-2，例如 TW、SG。lat/lng 可作天氣近似；map_lat/map_lng 是地圖專用座標，存在時不重抓。OpenWeather Geocode 查詢至少包含 location、city、country；回填批次 25 筆且僅管理者觸發。天氣只對可見、近期且 8 天內項目 lazy preload。</w:t>
-      </w:r>
-    </w:p>
-    <w:p>
-      <w:pPr>
-        <w:pStyle w:val="Heading1"/>
-      </w:pPr>
-      <w:r>
-        <w:rPr>
-          <w:sz w:val="21"/>
-        </w:rPr>
-        <w:t>11. 回憶</w:t>
-      </w:r>
-    </w:p>
-    <w:p>
-      <w:r>
-        <w:rPr>
-          <w:sz w:val="21"/>
-        </w:rPr>
-        <w:t>memory_trace 與行事曆共享事件模型欄位，但使用獨立資源。查詢含未來資料與近 30 天歷史；load more 每次將歷史窗向前 30 天。本機模式不可呼叫 Supabase；雲端／本機切換後 Controller cache 必須清空再依新來源載入。圖片無值時不得保留 placeholder 高度。</w:t>
-      </w:r>
-    </w:p>
-    <w:p>
-      <w:pPr>
-        <w:pStyle w:val="Heading1"/>
-      </w:pPr>
-      <w:r>
-        <w:rPr>
-          <w:sz w:val="21"/>
-        </w:rPr>
-        <w:t>12. 遊戲</w:t>
-      </w:r>
-    </w:p>
-    <w:p>
-      <w:pPr>
-        <w:pStyle w:val="ListBullet"/>
-      </w:pPr>
-      <w:r>
-        <w:rPr>
-          <w:sz w:val="21"/>
-        </w:rPr>
-        <w:t>game_grammar、game_sentence、game_translation、game_social_scenarios 皆有 owner_id、is_active、level/rand_key。</w:t>
-      </w:r>
-    </w:p>
-    <w:p>
-      <w:pPr>
-        <w:pStyle w:val="ListBullet"/>
-      </w:pPr>
-      <w:r>
-        <w:rPr>
-          <w:sz w:val="21"/>
-        </w:rPr>
-        <w:t>管理者既有題庫 owner_id 固定為管理者 UUID；一般使用者可讀管理者及自己，僅能寫自己。</w:t>
-      </w:r>
-    </w:p>
-    <w:p>
-      <w:pPr>
-        <w:pStyle w:val="ListBullet"/>
-      </w:pPr>
-      <w:r>
-        <w:rPr>
-          <w:sz w:val="21"/>
-        </w:rPr>
-        <w:t>get_*_question RPC 接受 p_question_bank='admin'/'mine'，過濾 is_active=true，利用弱點 priority/freq 選一題。</w:t>
-      </w:r>
-    </w:p>
-    <w:p>
-      <w:pPr>
-        <w:pStyle w:val="ListBullet"/>
-      </w:pPr>
-      <w:r>
-        <w:rPr>
-          <w:sz w:val="21"/>
-        </w:rPr>
-        <w:t>同 owner/group/正規化 question/answer 唯一索引防重；本機用相同 normalize 規則。</w:t>
-      </w:r>
-    </w:p>
-    <w:p>
-      <w:pPr>
-        <w:pStyle w:val="ListBullet"/>
-      </w:pPr>
-      <w:r>
-        <w:rPr>
-          <w:sz w:val="21"/>
-        </w:rPr>
-        <w:t>答題表有 owner_id RLS；雲端依 30 天／1 年清理，本機不限。</w:t>
-      </w:r>
-    </w:p>
-    <w:p>
-      <w:pPr>
-        <w:pStyle w:val="ListBullet"/>
-      </w:pPr>
-      <w:r>
-        <w:rPr>
-          <w:sz w:val="21"/>
-        </w:rPr>
-        <w:t>遊戲進度 game_user 永久保留；時間統一以 UTC 存、顯示轉 Asia/Taipei，避免特定遊戲差 8 小時。</w:t>
-      </w:r>
-    </w:p>
-    <w:p>
-      <w:pPr>
-        <w:pStyle w:val="Heading1"/>
-      </w:pPr>
-      <w:r>
-        <w:rPr>
-          <w:sz w:val="21"/>
-        </w:rPr>
-        <w:t>13. FastAPI 與外部服務</w:t>
-      </w:r>
-    </w:p>
-    <w:p>
-      <w:pPr>
-        <w:pStyle w:val="ListBullet"/>
-      </w:pPr>
-      <w:r>
-        <w:rPr>
-          <w:sz w:val="21"/>
-        </w:rPr>
-        <w:t>API 必須驗證 Supabase JWT；需要寫入的爬蟲／回填使用 service role，不把 key 下發 Client。</w:t>
-      </w:r>
-    </w:p>
-    <w:p>
-      <w:pPr>
-        <w:pStyle w:val="ListBullet"/>
-      </w:pPr>
-      <w:r>
-        <w:rPr>
-          <w:sz w:val="21"/>
-        </w:rPr>
-        <w:t>股票批次 insert 對 type+date 或表的自然唯一鍵 on_conflict_do_nothing，重送不可 500。</w:t>
-      </w:r>
-    </w:p>
-    <w:p>
-      <w:pPr>
-        <w:pStyle w:val="ListBullet"/>
-      </w:pPr>
-      <w:r>
-        <w:rPr>
-          <w:sz w:val="21"/>
-        </w:rPr>
-        <w:t>Web 可嘗試私人 Mac API，但關機時必須快速失敗並回退 Render／Supabase；離開股票頁停止後續通知。</w:t>
-      </w:r>
-    </w:p>
-    <w:p>
-      <w:pPr>
-        <w:pStyle w:val="ListBullet"/>
-      </w:pPr>
-      <w:r>
-        <w:rPr>
-          <w:sz w:val="21"/>
-        </w:rPr>
-        <w:t>地理編碼 backfill 不可假設所有表都有 created_at；排序欄位依 schema capability 選擇。</w:t>
-      </w:r>
-    </w:p>
-    <w:p>
-      <w:pPr>
-        <w:pStyle w:val="ListBullet"/>
-      </w:pPr>
-      <w:r>
-        <w:rPr>
-          <w:sz w:val="21"/>
-        </w:rPr>
-        <w:t>CORS 只允許正式站點與明確開發來源。</w:t>
-      </w:r>
-    </w:p>
-    <w:p>
-      <w:pPr>
-        <w:pStyle w:val="Heading1"/>
-      </w:pPr>
-      <w:r>
-        <w:rPr>
-          <w:sz w:val="21"/>
-        </w:rPr>
-        <w:t>14. 資料庫 migration 規範</w:t>
-      </w:r>
-    </w:p>
-    <w:p>
-      <w:pPr>
-        <w:pStyle w:val="ListNumber"/>
-      </w:pPr>
-      <w:r>
-        <w:rPr>
-          <w:sz w:val="21"/>
-        </w:rPr>
-        <w:t>先在 staging 執行 schema audit，確認欄位、null、重複與外鍵。</w:t>
-      </w:r>
-    </w:p>
-    <w:p>
-      <w:pPr>
-        <w:pStyle w:val="ListNumber"/>
-      </w:pPr>
-      <w:r>
-        <w:rPr>
-          <w:sz w:val="21"/>
-        </w:rPr>
-        <w:t>migration 使用 IF EXISTS／IF NOT EXISTS 或可重入 DO block；改 function return type 前先 DROP 精確 signature。</w:t>
-      </w:r>
-    </w:p>
-    <w:p>
-      <w:pPr>
-        <w:pStyle w:val="ListNumber"/>
-      </w:pPr>
-      <w:r>
-        <w:rPr>
-          <w:sz w:val="21"/>
-        </w:rPr>
-        <w:t>資料回填先 UPDATE，再 SET NOT NULL／constraint；唯一索引前先 dry run 去重。</w:t>
-      </w:r>
-    </w:p>
-    <w:p>
-      <w:pPr>
-        <w:pStyle w:val="ListNumber"/>
-      </w:pPr>
-      <w:r>
-        <w:rPr>
-          <w:sz w:val="21"/>
-        </w:rPr>
-        <w:t>建立 function 後 REVOKE ALL FROM PUBLIC/anon，再 GRANT EXECUTE 給必要角色。</w:t>
-      </w:r>
-    </w:p>
-    <w:p>
-      <w:pPr>
-        <w:pStyle w:val="ListNumber"/>
-      </w:pPr>
-      <w:r>
-        <w:rPr>
-          <w:sz w:val="21"/>
-        </w:rPr>
-        <w:t>同一 migration 包含 audit query 或另附 smoke SQL；正式執行後保存結果。</w:t>
-      </w:r>
-    </w:p>
-    <w:p>
-      <w:pPr>
-        <w:pStyle w:val="ListNumber"/>
-      </w:pPr>
-      <w:r>
-        <w:rPr>
-          <w:sz w:val="21"/>
-        </w:rPr>
-        <w:t>回滾優先停用新入口或還原 function；不可直接刪大量資料。</w:t>
-      </w:r>
-    </w:p>
-    <w:p>
-      <w:pPr>
-        <w:pStyle w:val="Heading1"/>
-      </w:pPr>
-      <w:r>
-        <w:rPr>
-          <w:sz w:val="21"/>
-        </w:rPr>
-        <w:t>15. 建置、簽章與部署</w:t>
+        <w:t>建置、簽章與部署</w:t>
       </w:r>
     </w:p>
     <w:tbl>
       <w:tblPr>
-        <w:tblStyle w:val="TableGrid"/>
-        <w:tblW w:type="auto" w:w="0"/>
+        <w:tblStyle w:val="aff2"/>
+        <w:tblW w:w="0" w:type="auto"/>
         <w:jc w:val="center"/>
-        <w:tblLook w:firstColumn="1" w:firstRow="1" w:lastColumn="0" w:lastRow="0" w:noHBand="0" w:noVBand="1" w:val="04A0"/>
+        <w:tblLook w:val="04A0"/>
       </w:tblPr>
       <w:tblGrid>
         <w:gridCol w:w="4986"/>
         <w:gridCol w:w="4986"/>
       </w:tblGrid>
       <w:tr>
+        <w:trPr>
+          <w:jc w:val="center"/>
+        </w:trPr>
         <w:tc>
           <w:tcPr>
-            <w:tcW w:type="dxa" w:w="4986"/>
-            <w:shd w:fill="DDEBF2"/>
+            <w:tcW w:w="4986" w:type="dxa"/>
+            <w:shd w:val="clear" w:color="auto" w:fill="DDEBF2"/>
           </w:tcPr>
           <w:p>
             <w:r>
@@ -1960,8 +3958,8 @@
         </w:tc>
         <w:tc>
           <w:tcPr>
-            <w:tcW w:type="dxa" w:w="4986"/>
-            <w:shd w:fill="DDEBF2"/>
+            <w:tcW w:w="4986" w:type="dxa"/>
+            <w:shd w:val="clear" w:color="auto" w:fill="DDEBF2"/>
           </w:tcPr>
           <w:p>
             <w:r>
@@ -1974,10 +3972,12 @@
         </w:tc>
       </w:tr>
       <w:tr>
+        <w:trPr>
+          <w:jc w:val="center"/>
+        </w:trPr>
         <w:tc>
           <w:tcPr>
-            <w:tcW w:type="dxa" w:w="4986"/>
-            <w:vAlign w:val="top"/>
+            <w:tcW w:w="4986" w:type="dxa"/>
           </w:tcPr>
           <w:p>
             <w:r>
@@ -1987,21 +3987,40 @@
         </w:tc>
         <w:tc>
           <w:tcPr>
-            <w:tcW w:type="dxa" w:w="4986"/>
-            <w:vAlign w:val="top"/>
+            <w:tcW w:w="4986" w:type="dxa"/>
           </w:tcPr>
           <w:p>
             <w:r>
-              <w:t>flutter pub get；flutter gen-l10n；flutter analyze --no-fatal-infos；flutter test</w:t>
+              <w:t>flutter pub get</w:t>
+            </w:r>
+            <w:r>
+              <w:t>；</w:t>
+            </w:r>
+            <w:r>
+              <w:t>flutter gen-l10n</w:t>
+            </w:r>
+            <w:r>
+              <w:t>；</w:t>
+            </w:r>
+            <w:r>
+              <w:t>flutter analyze --no-fatal-infos</w:t>
+            </w:r>
+            <w:r>
+              <w:t>；</w:t>
+            </w:r>
+            <w:r>
+              <w:t>flutter test</w:t>
             </w:r>
           </w:p>
         </w:tc>
       </w:tr>
       <w:tr>
+        <w:trPr>
+          <w:jc w:val="center"/>
+        </w:trPr>
         <w:tc>
           <w:tcPr>
-            <w:tcW w:type="dxa" w:w="4986"/>
-            <w:vAlign w:val="top"/>
+            <w:tcW w:w="4986" w:type="dxa"/>
           </w:tcPr>
           <w:p>
             <w:r>
@@ -2011,21 +4030,46 @@
         </w:tc>
         <w:tc>
           <w:tcPr>
-            <w:tcW w:type="dxa" w:w="4986"/>
-            <w:vAlign w:val="top"/>
+            <w:tcW w:w="4986" w:type="dxa"/>
           </w:tcPr>
           <w:p>
             <w:r>
-              <w:t>applicationId/package com.minavi.life_pilot；release keystore 由 CI secret 注入；AAB/APK 實機安裝</w:t>
+              <w:t xml:space="preserve">applicationId/package </w:t>
+            </w:r>
+            <w:r>
+              <w:t>com.minavi.life_pilot</w:t>
+            </w:r>
+            <w:r>
+              <w:t>；</w:t>
+            </w:r>
+            <w:r>
+              <w:t xml:space="preserve">release keystore </w:t>
+            </w:r>
+            <w:r>
+              <w:t>由</w:t>
+            </w:r>
+            <w:r>
+              <w:t xml:space="preserve"> CI secret </w:t>
+            </w:r>
+            <w:r>
+              <w:t>注入；</w:t>
+            </w:r>
+            <w:r>
+              <w:t xml:space="preserve">AAB/APK </w:t>
+            </w:r>
+            <w:r>
+              <w:t>實機安裝</w:t>
             </w:r>
           </w:p>
         </w:tc>
       </w:tr>
       <w:tr>
+        <w:trPr>
+          <w:jc w:val="center"/>
+        </w:trPr>
         <w:tc>
           <w:tcPr>
-            <w:tcW w:type="dxa" w:w="4986"/>
-            <w:vAlign w:val="top"/>
+            <w:tcW w:w="4986" w:type="dxa"/>
           </w:tcPr>
           <w:p>
             <w:r>
@@ -2035,21 +4079,43 @@
         </w:tc>
         <w:tc>
           <w:tcPr>
-            <w:tcW w:type="dxa" w:w="4986"/>
-            <w:vAlign w:val="top"/>
+            <w:tcW w:w="4986" w:type="dxa"/>
           </w:tcPr>
           <w:p>
             <w:r>
-              <w:t>bundle id com.minavi.life_pilot；Signing Team／Provisioning；Universal Link／密碼重設</w:t>
+              <w:t>bundle id com.minavi.life_pilot</w:t>
+            </w:r>
+            <w:r>
+              <w:t>；</w:t>
+            </w:r>
+            <w:r>
+              <w:t>Signing Team</w:t>
+            </w:r>
+            <w:r>
+              <w:t>／</w:t>
+            </w:r>
+            <w:r>
+              <w:t>Provisioning</w:t>
+            </w:r>
+            <w:r>
+              <w:t>；</w:t>
+            </w:r>
+            <w:r>
+              <w:t>Universal Link</w:t>
+            </w:r>
+            <w:r>
+              <w:t>／密碼重設</w:t>
             </w:r>
           </w:p>
         </w:tc>
       </w:tr>
       <w:tr>
+        <w:trPr>
+          <w:jc w:val="center"/>
+        </w:trPr>
         <w:tc>
           <w:tcPr>
-            <w:tcW w:type="dxa" w:w="4986"/>
-            <w:vAlign w:val="top"/>
+            <w:tcW w:w="4986" w:type="dxa"/>
           </w:tcPr>
           <w:p>
             <w:r>
@@ -2059,21 +4125,46 @@
         </w:tc>
         <w:tc>
           <w:tcPr>
-            <w:tcW w:type="dxa" w:w="4986"/>
-            <w:vAlign w:val="top"/>
+            <w:tcW w:w="4986" w:type="dxa"/>
           </w:tcPr>
           <w:p>
             <w:r>
-              <w:t>正式 dart-define；cache header；IndexedDB 升級；PWA 更新</w:t>
+              <w:t>正式</w:t>
+            </w:r>
+            <w:r>
+              <w:t xml:space="preserve"> dart-define</w:t>
+            </w:r>
+            <w:r>
+              <w:t>；</w:t>
+            </w:r>
+            <w:r>
+              <w:t>cache header</w:t>
+            </w:r>
+            <w:r>
+              <w:t>；</w:t>
+            </w:r>
+            <w:r>
+              <w:t xml:space="preserve">IndexedDB </w:t>
+            </w:r>
+            <w:r>
+              <w:t>升級；</w:t>
+            </w:r>
+            <w:r>
+              <w:t xml:space="preserve">PWA </w:t>
+            </w:r>
+            <w:r>
+              <w:t>更新</w:t>
             </w:r>
           </w:p>
         </w:tc>
       </w:tr>
       <w:tr>
+        <w:trPr>
+          <w:jc w:val="center"/>
+        </w:trPr>
         <w:tc>
           <w:tcPr>
-            <w:tcW w:type="dxa" w:w="4986"/>
-            <w:vAlign w:val="top"/>
+            <w:tcW w:w="4986" w:type="dxa"/>
           </w:tcPr>
           <w:p>
             <w:r>
@@ -2083,21 +4174,40 @@
         </w:tc>
         <w:tc>
           <w:tcPr>
-            <w:tcW w:type="dxa" w:w="4986"/>
-            <w:vAlign w:val="top"/>
+            <w:tcW w:w="4986" w:type="dxa"/>
           </w:tcPr>
           <w:p>
             <w:r>
-              <w:t>compileall；unittest；健康檢查；Render env；DB pool</w:t>
+              <w:t>compileall</w:t>
+            </w:r>
+            <w:r>
+              <w:t>；</w:t>
+            </w:r>
+            <w:r>
+              <w:t>unittest</w:t>
+            </w:r>
+            <w:r>
+              <w:t>；健康檢查；</w:t>
+            </w:r>
+            <w:r>
+              <w:t>Render env</w:t>
+            </w:r>
+            <w:r>
+              <w:t>；</w:t>
+            </w:r>
+            <w:r>
+              <w:t>DB pool</w:t>
             </w:r>
           </w:p>
         </w:tc>
       </w:tr>
       <w:tr>
+        <w:trPr>
+          <w:jc w:val="center"/>
+        </w:trPr>
         <w:tc>
           <w:tcPr>
-            <w:tcW w:type="dxa" w:w="4986"/>
-            <w:vAlign w:val="top"/>
+            <w:tcW w:w="4986" w:type="dxa"/>
           </w:tcPr>
           <w:p>
             <w:r>
@@ -2107,12 +4217,29 @@
         </w:tc>
         <w:tc>
           <w:tcPr>
-            <w:tcW w:type="dxa" w:w="4986"/>
-            <w:vAlign w:val="top"/>
+            <w:tcW w:w="4986" w:type="dxa"/>
           </w:tcPr>
           <w:p>
             <w:r>
-              <w:t>migration 順序；RLS/grants；RPC smoke；定時 cleanup service_role</w:t>
+              <w:t xml:space="preserve">migration </w:t>
+            </w:r>
+            <w:r>
+              <w:t>順序；</w:t>
+            </w:r>
+            <w:r>
+              <w:t>RLS/grants</w:t>
+            </w:r>
+            <w:r>
+              <w:t>；</w:t>
+            </w:r>
+            <w:r>
+              <w:t>RPC smoke</w:t>
+            </w:r>
+            <w:r>
+              <w:t>；定時</w:t>
+            </w:r>
+            <w:r>
+              <w:t xml:space="preserve"> cleanup service_role</w:t>
             </w:r>
           </w:p>
         </w:tc>
@@ -2121,171 +4248,456 @@
     <w:p/>
     <w:p>
       <w:pPr>
-        <w:pStyle w:val="Heading1"/>
+        <w:pStyle w:val="1"/>
       </w:pPr>
       <w:r>
         <w:rPr>
           <w:sz w:val="21"/>
         </w:rPr>
-        <w:t>16. 監控與故障診斷</w:t>
+        <w:t xml:space="preserve">16. </w:t>
+      </w:r>
+      <w:r>
+        <w:rPr>
+          <w:sz w:val="21"/>
+        </w:rPr>
+        <w:t>監控與故障診斷</w:t>
       </w:r>
     </w:p>
     <w:p>
       <w:pPr>
-        <w:pStyle w:val="ListBullet"/>
+        <w:pStyle w:val="a0"/>
+      </w:pPr>
+      <w:r>
+        <w:t>每次活動更新記錄</w:t>
+      </w:r>
+      <w:r>
+        <w:t xml:space="preserve"> source_count</w:t>
+      </w:r>
+      <w:r>
+        <w:t>、</w:t>
+      </w:r>
+      <w:r>
+        <w:t>parsed</w:t>
+      </w:r>
+      <w:r>
+        <w:t>、</w:t>
+      </w:r>
+      <w:r>
+        <w:t>invalid</w:t>
+      </w:r>
+      <w:r>
+        <w:t>、</w:t>
+      </w:r>
+      <w:r>
+        <w:t>duplicate</w:t>
+      </w:r>
+      <w:r>
+        <w:t>、</w:t>
+      </w:r>
+      <w:r>
+        <w:t>deleted_marker</w:t>
+      </w:r>
+      <w:r>
+        <w:t>、</w:t>
+      </w:r>
+      <w:r>
+        <w:t>inserted</w:t>
+      </w:r>
+      <w:r>
+        <w:t>。</w:t>
+      </w:r>
+    </w:p>
+    <w:p>
+      <w:pPr>
+        <w:pStyle w:val="a0"/>
+      </w:pPr>
+      <w:r>
+        <w:t>每次搬移記錄</w:t>
+      </w:r>
+      <w:r>
+        <w:t xml:space="preserve"> transfer_id</w:t>
+      </w:r>
+      <w:r>
+        <w:t>、</w:t>
+      </w:r>
+      <w:r>
+        <w:t>resource</w:t>
+      </w:r>
+      <w:r>
+        <w:t>、</w:t>
+      </w:r>
+      <w:r>
+        <w:t>exported</w:t>
+      </w:r>
+      <w:r>
+        <w:t>、</w:t>
+      </w:r>
+      <w:r>
+        <w:t>stored</w:t>
+      </w:r>
+      <w:r>
+        <w:t>、</w:t>
+      </w:r>
+      <w:r>
+        <w:t>deleted</w:t>
+      </w:r>
+      <w:r>
+        <w:t>，不記錄正文或密碼。</w:t>
+      </w:r>
+    </w:p>
+    <w:p>
+      <w:pPr>
+        <w:pStyle w:val="a0"/>
+      </w:pPr>
+      <w:r>
+        <w:t>啟動效能分段：</w:t>
+      </w:r>
+      <w:r>
+        <w:t>binding→runApp</w:t>
+      </w:r>
+      <w:r>
+        <w:t>、</w:t>
+      </w:r>
+      <w:r>
+        <w:t>Supabase</w:t>
+      </w:r>
+      <w:r>
+        <w:t>、</w:t>
+      </w:r>
+      <w:r>
+        <w:t>timezone</w:t>
+      </w:r>
+      <w:r>
+        <w:t>、</w:t>
+      </w:r>
+      <w:r>
+        <w:t>auth restored</w:t>
+      </w:r>
+      <w:r>
+        <w:t>、</w:t>
+      </w:r>
+      <w:r>
+        <w:t>first authenticated frame</w:t>
+      </w:r>
+      <w:r>
+        <w:t>、</w:t>
+      </w:r>
+      <w:r>
+        <w:t>dashboard first card</w:t>
+      </w:r>
+      <w:r>
+        <w:t>。</w:t>
+      </w:r>
+    </w:p>
+    <w:p>
+      <w:pPr>
+        <w:pStyle w:val="a0"/>
+      </w:pPr>
+      <w:r>
+        <w:t xml:space="preserve">Postgrest 42P01 </w:t>
+      </w:r>
+      <w:r>
+        <w:t>先判斷</w:t>
+      </w:r>
+      <w:r>
+        <w:t xml:space="preserve"> schema </w:t>
+      </w:r>
+      <w:r>
+        <w:t>不一致；</w:t>
+      </w:r>
+      <w:r>
+        <w:t xml:space="preserve">23502 </w:t>
+      </w:r>
+      <w:r>
+        <w:t>檢查舊資料預設；</w:t>
+      </w:r>
+      <w:r>
+        <w:t xml:space="preserve">403 </w:t>
+      </w:r>
+      <w:r>
+        <w:t>檢查</w:t>
+      </w:r>
+      <w:r>
+        <w:t xml:space="preserve"> grant + RLS</w:t>
+      </w:r>
+      <w:r>
+        <w:t>；</w:t>
+      </w:r>
+      <w:r>
+        <w:t xml:space="preserve">Client already closed </w:t>
+      </w:r>
+      <w:r>
+        <w:t>檢查生命週期。</w:t>
+      </w:r>
+    </w:p>
+    <w:p>
+      <w:pPr>
+        <w:pStyle w:val="a0"/>
+      </w:pPr>
+      <w:r>
+        <w:t>文件與</w:t>
+      </w:r>
+      <w:r>
+        <w:t xml:space="preserve"> release checklist </w:t>
+      </w:r>
+      <w:r>
+        <w:t>必須跟</w:t>
+      </w:r>
+      <w:r>
+        <w:t xml:space="preserve"> migration </w:t>
+      </w:r>
+      <w:r>
+        <w:t>及</w:t>
+      </w:r>
+      <w:r>
+        <w:t xml:space="preserve"> UI </w:t>
+      </w:r>
+      <w:r>
+        <w:t>同版更新。</w:t>
+      </w:r>
+    </w:p>
+    <w:p>
+      <w:pPr>
+        <w:pStyle w:val="1"/>
       </w:pPr>
       <w:r>
         <w:rPr>
           <w:sz w:val="21"/>
         </w:rPr>
-        <w:t>每次活動更新記錄 source_count、parsed、invalid、duplicate、deleted_marker、inserted。</w:t>
+        <w:t xml:space="preserve">17. </w:t>
+      </w:r>
+      <w:r>
+        <w:rPr>
+          <w:sz w:val="21"/>
+        </w:rPr>
+        <w:t>已知限制與後續</w:t>
       </w:r>
     </w:p>
     <w:p>
       <w:pPr>
-        <w:pStyle w:val="ListBullet"/>
+        <w:pStyle w:val="a0"/>
+        <w:rPr>
+          <w:lang w:eastAsia="zh-TW"/>
+        </w:rPr>
+      </w:pPr>
+      <w:r>
+        <w:rPr>
+          <w:lang w:eastAsia="zh-TW"/>
+        </w:rPr>
+        <w:t>應</w:t>
+      </w:r>
+      <w:r>
+        <w:rPr>
+          <w:lang w:eastAsia="zh-TW"/>
+        </w:rPr>
+        <w:t>用程式內購尚未整合時，</w:t>
+      </w:r>
+      <w:proofErr w:type="gramStart"/>
+      <w:r>
+        <w:rPr>
+          <w:lang w:eastAsia="zh-TW"/>
+        </w:rPr>
+        <w:t>方案頁只能</w:t>
+      </w:r>
+      <w:proofErr w:type="gramEnd"/>
+      <w:r>
+        <w:rPr>
+          <w:lang w:eastAsia="zh-TW"/>
+        </w:rPr>
+        <w:t>說明，管理者介面負責設定到期與</w:t>
+      </w:r>
+      <w:r>
+        <w:rPr>
+          <w:lang w:eastAsia="zh-TW"/>
+        </w:rPr>
+        <w:t xml:space="preserve"> entitlement</w:t>
+      </w:r>
+      <w:r>
+        <w:rPr>
+          <w:lang w:eastAsia="zh-TW"/>
+        </w:rPr>
+        <w:t>。</w:t>
+      </w:r>
+    </w:p>
+    <w:p>
+      <w:pPr>
+        <w:pStyle w:val="a0"/>
+        <w:rPr>
+          <w:lang w:eastAsia="zh-TW"/>
+        </w:rPr>
+      </w:pPr>
+      <w:r>
+        <w:rPr>
+          <w:lang w:eastAsia="zh-TW"/>
+        </w:rPr>
+        <w:t>推薦活動／景點與回憶資料量持續上升後，需把更多客戶端篩選改為資料庫</w:t>
+      </w:r>
+      <w:r>
+        <w:rPr>
+          <w:lang w:eastAsia="zh-TW"/>
+        </w:rPr>
+        <w:t xml:space="preserve"> cursor pagination</w:t>
+      </w:r>
+      <w:r>
+        <w:rPr>
+          <w:lang w:eastAsia="zh-TW"/>
+        </w:rPr>
+        <w:t>。</w:t>
+      </w:r>
+    </w:p>
+    <w:p>
+      <w:pPr>
+        <w:pStyle w:val="a0"/>
+        <w:rPr>
+          <w:lang w:eastAsia="zh-TW"/>
+        </w:rPr>
+      </w:pPr>
+      <w:r>
+        <w:rPr>
+          <w:lang w:eastAsia="zh-TW"/>
+        </w:rPr>
+        <w:t xml:space="preserve">Web </w:t>
+      </w:r>
+      <w:r>
+        <w:rPr>
+          <w:lang w:eastAsia="zh-TW"/>
+        </w:rPr>
+        <w:t>本機資料無跨瀏覽器保障；需提供可驗證的匯出／還原格式與版本遷移。</w:t>
+      </w:r>
+    </w:p>
+    <w:p>
+      <w:pPr>
+        <w:pStyle w:val="a0"/>
+        <w:rPr>
+          <w:lang w:eastAsia="zh-TW"/>
+        </w:rPr>
+      </w:pPr>
+      <w:r>
+        <w:rPr>
+          <w:lang w:eastAsia="zh-TW"/>
+        </w:rPr>
+        <w:t>股票私人</w:t>
+      </w:r>
+      <w:r>
+        <w:rPr>
+          <w:lang w:eastAsia="zh-TW"/>
+        </w:rPr>
+        <w:t xml:space="preserve"> API </w:t>
+      </w:r>
+      <w:r>
+        <w:rPr>
+          <w:lang w:eastAsia="zh-TW"/>
+        </w:rPr>
+        <w:t>與</w:t>
+      </w:r>
+      <w:r>
+        <w:rPr>
+          <w:lang w:eastAsia="zh-TW"/>
+        </w:rPr>
+        <w:t xml:space="preserve"> Render </w:t>
+      </w:r>
+      <w:r>
+        <w:rPr>
+          <w:lang w:eastAsia="zh-TW"/>
+        </w:rPr>
+        <w:t>相同程式碼時仍需獨立健康檢查與來源優先序。</w:t>
+      </w:r>
+    </w:p>
+    <w:p>
+      <w:pPr>
+        <w:pStyle w:val="1"/>
+        <w:rPr>
+          <w:lang w:eastAsia="zh-TW"/>
+        </w:rPr>
+      </w:pPr>
+      <w:r>
+        <w:rPr>
+          <w:sz w:val="21"/>
+          <w:lang w:eastAsia="zh-TW"/>
+        </w:rPr>
+        <w:t xml:space="preserve">18. </w:t>
+      </w:r>
+      <w:r>
+        <w:rPr>
+          <w:sz w:val="21"/>
+          <w:lang w:eastAsia="zh-TW"/>
+        </w:rPr>
+        <w:t>方案排序與本機題庫隔離</w:t>
+      </w:r>
+    </w:p>
+    <w:p>
+      <w:pPr>
+        <w:pStyle w:val="21"/>
       </w:pPr>
       <w:r>
         <w:rPr>
           <w:sz w:val="21"/>
         </w:rPr>
-        <w:t>每次搬移記錄 transfer_id、resource、exported、stored、deleted，不記錄正文或密碼。</w:t>
+        <w:t xml:space="preserve">18.1 </w:t>
+      </w:r>
+      <w:proofErr w:type="spellStart"/>
+      <w:r>
+        <w:rPr>
+          <w:sz w:val="21"/>
+        </w:rPr>
+        <w:t>方案頁排序規則</w:t>
+      </w:r>
+      <w:proofErr w:type="spellEnd"/>
+    </w:p>
+    <w:p>
+      <w:r>
+        <w:t xml:space="preserve">PageSubscriptionPlans </w:t>
+      </w:r>
+      <w:r>
+        <w:t>以</w:t>
+      </w:r>
+      <w:r>
+        <w:t xml:space="preserve"> SubscriptionSnapshot </w:t>
+      </w:r>
+      <w:r>
+        <w:t>的</w:t>
+      </w:r>
+      <w:r>
+        <w:t xml:space="preserve"> plan </w:t>
+      </w:r>
+      <w:r>
+        <w:t>與</w:t>
+      </w:r>
+      <w:r>
+        <w:t xml:space="preserve"> storagePlan </w:t>
+      </w:r>
+      <w:r>
+        <w:t>判斷目前方案。目前方案固定第一，其餘方案依季費由低到高排列；本機</w:t>
+      </w:r>
+      <w:r>
+        <w:t xml:space="preserve"> Plus </w:t>
+      </w:r>
+      <w:r>
+        <w:t>說明不得在雲端方案使用者的頁首固定顯示。</w:t>
       </w:r>
     </w:p>
     <w:p>
       <w:pPr>
-        <w:pStyle w:val="ListBullet"/>
+        <w:pStyle w:val="21"/>
       </w:pPr>
       <w:r>
         <w:rPr>
           <w:sz w:val="21"/>
         </w:rPr>
-        <w:t>啟動效能分段：binding→runApp、Supabase、timezone、auth restored、first authenticated frame、dashboard first card。</w:t>
-      </w:r>
-    </w:p>
-    <w:p>
-      <w:pPr>
-        <w:pStyle w:val="ListBullet"/>
-      </w:pPr>
+        <w:t xml:space="preserve">18.2 </w:t>
+      </w:r>
       <w:r>
         <w:rPr>
           <w:sz w:val="21"/>
         </w:rPr>
-        <w:t>Postgrest 42P01 先判斷 schema 不一致；23502 檢查舊資料預設；403 檢查 grant + RLS；Client already closed 檢查生命週期。</w:t>
-      </w:r>
-    </w:p>
-    <w:p>
-      <w:pPr>
-        <w:pStyle w:val="ListBullet"/>
-      </w:pPr>
-      <w:r>
-        <w:rPr>
-          <w:sz w:val="21"/>
-        </w:rPr>
-        <w:t>文件與 release checklist 必須跟 migration 及 UI 同版更新。</w:t>
-      </w:r>
-    </w:p>
-    <w:p>
-      <w:pPr>
-        <w:pStyle w:val="Heading1"/>
-      </w:pPr>
-      <w:r>
-        <w:rPr>
-          <w:sz w:val="21"/>
-        </w:rPr>
-        <w:t>17. 已知限制與後續</w:t>
-      </w:r>
-    </w:p>
-    <w:p>
-      <w:pPr>
-        <w:pStyle w:val="ListBullet"/>
-      </w:pPr>
-      <w:r>
-        <w:rPr>
-          <w:sz w:val="21"/>
-        </w:rPr>
-        <w:t>應用程式內購尚未整合時，方案頁只能說明，管理者介面負責設定到期與 entitlement。</w:t>
-      </w:r>
-    </w:p>
-    <w:p>
-      <w:pPr>
-        <w:pStyle w:val="ListBullet"/>
-      </w:pPr>
-      <w:r>
-        <w:rPr>
-          <w:sz w:val="21"/>
-        </w:rPr>
-        <w:t>推薦活動／景點與回憶資料量持續上升後，需把更多客戶端篩選改為資料庫 cursor pagination。</w:t>
-      </w:r>
-    </w:p>
-    <w:p>
-      <w:pPr>
-        <w:pStyle w:val="ListBullet"/>
-      </w:pPr>
-      <w:r>
-        <w:rPr>
-          <w:sz w:val="21"/>
-        </w:rPr>
-        <w:t>Web 本機資料無跨瀏覽器保障；需提供可驗證的匯出／還原格式與版本遷移。</w:t>
-      </w:r>
-    </w:p>
-    <w:p>
-      <w:pPr>
-        <w:pStyle w:val="ListBullet"/>
-      </w:pPr>
-      <w:r>
-        <w:rPr>
-          <w:sz w:val="21"/>
-        </w:rPr>
-        <w:t>股票私人 API 與 Render 相同程式碼時仍需獨立健康檢查與來源優先序。</w:t>
-      </w:r>
-    </w:p>
-    <w:p>
-      <w:pPr>
-        <w:pStyle w:val="Heading1"/>
-      </w:pPr>
-      <w:r>
-        <w:rPr>
-          <w:sz w:val="21"/>
-        </w:rPr>
-        <w:t>18. 方案排序與本機題庫隔離</w:t>
-      </w:r>
-    </w:p>
-    <w:p>
-      <w:pPr>
-        <w:pStyle w:val="Heading2"/>
-      </w:pPr>
-      <w:r>
-        <w:rPr>
-          <w:sz w:val="21"/>
-        </w:rPr>
-        <w:t>18.1 方案頁排序規則</w:t>
-      </w:r>
-    </w:p>
-    <w:p>
-      <w:r>
-        <w:rPr>
-          <w:sz w:val="21"/>
-        </w:rPr>
-        <w:t>PageSubscriptionPlans 以 SubscriptionSnapshot 的 plan 與 storagePlan 判斷目前方案。目前方案固定第一，其餘方案依季費由低到高排列；本機 Plus 說明不得在雲端方案使用者的頁首固定顯示。</w:t>
-      </w:r>
-    </w:p>
-    <w:p>
-      <w:pPr>
-        <w:pStyle w:val="Heading2"/>
-      </w:pPr>
-      <w:r>
-        <w:rPr>
-          <w:sz w:val="21"/>
-        </w:rPr>
-        <w:t>18.2 本機答題與題庫路由</w:t>
+        <w:t>本機答題與題庫路由</w:t>
       </w:r>
     </w:p>
     <w:tbl>
       <w:tblPr>
-        <w:tblStyle w:val="TableGrid"/>
-        <w:tblW w:type="auto" w:w="0"/>
-        <w:tblLook w:firstColumn="1" w:firstRow="1" w:lastColumn="0" w:lastRow="0" w:noHBand="0" w:noVBand="1" w:val="04A0"/>
+        <w:tblStyle w:val="aff2"/>
+        <w:tblW w:w="0" w:type="auto"/>
+        <w:tblLook w:val="04A0"/>
       </w:tblPr>
       <w:tblGrid>
         <w:gridCol w:w="3324"/>
@@ -2295,7 +4707,7 @@
       <w:tr>
         <w:tc>
           <w:tcPr>
-            <w:tcW w:type="dxa" w:w="3324"/>
+            <w:tcW w:w="3324" w:type="dxa"/>
             <w:vAlign w:val="center"/>
           </w:tcPr>
           <w:p>
@@ -2309,7 +4721,7 @@
         </w:tc>
         <w:tc>
           <w:tcPr>
-            <w:tcW w:type="dxa" w:w="3324"/>
+            <w:tcW w:w="3324" w:type="dxa"/>
             <w:vAlign w:val="center"/>
           </w:tcPr>
           <w:p>
@@ -2323,7 +4735,7 @@
         </w:tc>
         <w:tc>
           <w:tcPr>
-            <w:tcW w:type="dxa" w:w="3324"/>
+            <w:tcW w:w="3324" w:type="dxa"/>
             <w:vAlign w:val="center"/>
           </w:tcPr>
           <w:p>
@@ -2339,7 +4751,7 @@
       <w:tr>
         <w:tc>
           <w:tcPr>
-            <w:tcW w:type="dxa" w:w="3324"/>
+            <w:tcW w:w="3324" w:type="dxa"/>
             <w:vAlign w:val="center"/>
           </w:tcPr>
           <w:p>
@@ -2350,22 +4762,38 @@
         </w:tc>
         <w:tc>
           <w:tcPr>
-            <w:tcW w:type="dxa" w:w="3324"/>
+            <w:tcW w:w="3324" w:type="dxa"/>
             <w:vAlign w:val="center"/>
           </w:tcPr>
           <w:p>
+            <w:pPr>
+              <w:rPr>
+                <w:lang w:eastAsia="zh-TW"/>
+              </w:rPr>
+            </w:pPr>
             <w:r>
+              <w:rPr>
+                <w:lang w:eastAsia="zh-TW"/>
+              </w:rPr>
               <w:t>只讀目前裝置的個人題庫</w:t>
             </w:r>
           </w:p>
         </w:tc>
         <w:tc>
           <w:tcPr>
-            <w:tcW w:type="dxa" w:w="3324"/>
+            <w:tcW w:w="3324" w:type="dxa"/>
             <w:vAlign w:val="center"/>
           </w:tcPr>
           <w:p>
+            <w:pPr>
+              <w:rPr>
+                <w:lang w:eastAsia="zh-TW"/>
+              </w:rPr>
+            </w:pPr>
             <w:r>
+              <w:rPr>
+                <w:lang w:eastAsia="zh-TW"/>
+              </w:rPr>
               <w:t>可依權限選擇管理者或個人題庫</w:t>
             </w:r>
           </w:p>
@@ -2374,18 +4802,20 @@
       <w:tr>
         <w:tc>
           <w:tcPr>
-            <w:tcW w:type="dxa" w:w="3324"/>
+            <w:tcW w:w="3324" w:type="dxa"/>
             <w:vAlign w:val="center"/>
           </w:tcPr>
           <w:p>
+            <w:proofErr w:type="spellStart"/>
             <w:r>
               <w:t>答題明細</w:t>
             </w:r>
+            <w:proofErr w:type="spellEnd"/>
           </w:p>
         </w:tc>
         <w:tc>
           <w:tcPr>
-            <w:tcW w:type="dxa" w:w="3324"/>
+            <w:tcW w:w="3324" w:type="dxa"/>
             <w:vAlign w:val="center"/>
           </w:tcPr>
           <w:p>
@@ -2396,12 +4826,21 @@
         </w:tc>
         <w:tc>
           <w:tcPr>
-            <w:tcW w:type="dxa" w:w="3324"/>
+            <w:tcW w:w="3324" w:type="dxa"/>
             <w:vAlign w:val="center"/>
           </w:tcPr>
           <w:p>
             <w:r>
-              <w:t>Supabase 各 game user 表</w:t>
+              <w:t xml:space="preserve">Supabase </w:t>
+            </w:r>
+            <w:r>
+              <w:t>各</w:t>
+            </w:r>
+            <w:r>
+              <w:t xml:space="preserve"> game user </w:t>
+            </w:r>
+            <w:r>
+              <w:t>表</w:t>
             </w:r>
           </w:p>
         </w:tc>
@@ -2409,7 +4848,7 @@
       <w:tr>
         <w:tc>
           <w:tcPr>
-            <w:tcW w:type="dxa" w:w="3324"/>
+            <w:tcW w:w="3324" w:type="dxa"/>
             <w:vAlign w:val="center"/>
           </w:tcPr>
           <w:p>
@@ -2420,18 +4859,24 @@
         </w:tc>
         <w:tc>
           <w:tcPr>
-            <w:tcW w:type="dxa" w:w="3324"/>
+            <w:tcW w:w="3324" w:type="dxa"/>
             <w:vAlign w:val="center"/>
           </w:tcPr>
           <w:p>
             <w:r>
-              <w:t>LocalDataStore 的 game_user</w:t>
+              <w:t xml:space="preserve">LocalDataStore </w:t>
+            </w:r>
+            <w:r>
+              <w:t>的</w:t>
+            </w:r>
+            <w:r>
+              <w:t xml:space="preserve"> game_user</w:t>
             </w:r>
           </w:p>
         </w:tc>
         <w:tc>
           <w:tcPr>
-            <w:tcW w:type="dxa" w:w="3324"/>
+            <w:tcW w:w="3324" w:type="dxa"/>
             <w:vAlign w:val="center"/>
           </w:tcPr>
           <w:p>
@@ -2444,7 +4889,7 @@
       <w:tr>
         <w:tc>
           <w:tcPr>
-            <w:tcW w:type="dxa" w:w="3324"/>
+            <w:tcW w:w="3324" w:type="dxa"/>
             <w:vAlign w:val="center"/>
           </w:tcPr>
           <w:p>
@@ -2455,7 +4900,7 @@
         </w:tc>
         <w:tc>
           <w:tcPr>
-            <w:tcW w:type="dxa" w:w="3324"/>
+            <w:tcW w:w="3324" w:type="dxa"/>
             <w:vAlign w:val="center"/>
           </w:tcPr>
           <w:p>
@@ -2466,69 +4911,384 @@
         </w:tc>
         <w:tc>
           <w:tcPr>
-            <w:tcW w:type="dxa" w:w="3324"/>
+            <w:tcW w:w="3324" w:type="dxa"/>
             <w:vAlign w:val="center"/>
           </w:tcPr>
           <w:p>
             <w:r>
-              <w:t>免費 30 天；Plus 依版本設定</w:t>
+              <w:t>免費</w:t>
+            </w:r>
+            <w:r>
+              <w:t xml:space="preserve"> 30 </w:t>
+            </w:r>
+            <w:r>
+              <w:t>天；</w:t>
+            </w:r>
+            <w:r>
+              <w:t xml:space="preserve">Plus </w:t>
+            </w:r>
+            <w:r>
+              <w:t>依版本設定</w:t>
             </w:r>
           </w:p>
         </w:tc>
       </w:tr>
     </w:tbl>
     <w:p>
+      <w:pPr>
+        <w:rPr>
+          <w:lang w:eastAsia="zh-TW"/>
+        </w:rPr>
+      </w:pPr>
+      <w:r>
+        <w:lastRenderedPageBreak/>
+        <w:t xml:space="preserve">PageGameList </w:t>
+      </w:r>
+      <w:r>
+        <w:t>在本機模式強制</w:t>
+      </w:r>
+      <w:r>
+        <w:t xml:space="preserve"> effectiveQuestionBank </w:t>
+      </w:r>
+      <w:r>
+        <w:t>為</w:t>
+      </w:r>
+      <w:r>
+        <w:t xml:space="preserve"> my</w:t>
+      </w:r>
+      <w:r>
+        <w:t>，隱藏管理者題庫選項。</w:t>
+      </w:r>
+      <w:r>
+        <w:t xml:space="preserve">ServiceGame </w:t>
+      </w:r>
+      <w:r>
+        <w:t>的各</w:t>
+      </w:r>
+      <w:r>
+        <w:t xml:space="preserve"> fetch question </w:t>
+      </w:r>
+      <w:r>
+        <w:t>方法再次檢查儲存模式；本機題目不足時直接回報</w:t>
+      </w:r>
+      <w:r>
+        <w:t xml:space="preserve"> local_question_bank_empty</w:t>
+      </w:r>
+      <w:r>
+        <w:t>，</w:t>
+      </w:r>
+      <w:proofErr w:type="spellStart"/>
+      <w:r>
+        <w:t>不得回退到</w:t>
+      </w:r>
+      <w:proofErr w:type="spellEnd"/>
+      <w:r>
+        <w:t xml:space="preserve"> </w:t>
+      </w:r>
+      <w:proofErr w:type="spellStart"/>
+      <w:r>
+        <w:t>Supabase</w:t>
+      </w:r>
+      <w:proofErr w:type="spellEnd"/>
+      <w:r>
+        <w:t xml:space="preserve"> RPC</w:t>
+      </w:r>
+      <w:r>
+        <w:t>。</w:t>
+      </w:r>
+      <w:r>
+        <w:rPr>
+          <w:lang w:eastAsia="zh-TW"/>
+        </w:rPr>
+        <w:t>此雙層限制避免深層連結或舊畫面狀態誤讀管理者題庫。</w:t>
+      </w:r>
+    </w:p>
+    <w:p>
+      <w:pPr>
+        <w:pStyle w:val="21"/>
+      </w:pPr>
       <w:r>
         <w:rPr>
           <w:sz w:val="21"/>
         </w:rPr>
-        <w:t>PageGameList 在本機模式強制 effectiveQuestionBank 為 my，隱藏管理者題庫選項。ServiceGame 的各 fetch question 方法再次檢查儲存模式；本機題目不足時直接回報 local_question_bank_empty，不得回退到 Supabase RPC。此雙層限制避免深層連結或舊畫面狀態誤讀管理者題庫。</w:t>
+        <w:t xml:space="preserve">18.3 </w:t>
+      </w:r>
+      <w:proofErr w:type="spellStart"/>
+      <w:r>
+        <w:rPr>
+          <w:sz w:val="21"/>
+        </w:rPr>
+        <w:t>月曆首屏效能</w:t>
+      </w:r>
+      <w:proofErr w:type="spellEnd"/>
+    </w:p>
+    <w:p>
+      <w:r>
+        <w:t xml:space="preserve">ModelCalendar </w:t>
+      </w:r>
+      <w:r>
+        <w:t>以</w:t>
+      </w:r>
+      <w:r>
+        <w:t xml:space="preserve"> Future.wait </w:t>
+      </w:r>
+      <w:r>
+        <w:t>並行取得使用者行程與假日。</w:t>
+      </w:r>
+      <w:r>
+        <w:t>Control</w:t>
+      </w:r>
+      <w:r>
+        <w:t xml:space="preserve">lerCalendar </w:t>
+      </w:r>
+      <w:r>
+        <w:t>在沒有週期事件需要展開時立即返回，不再清除月份快取並重載同一月份。相鄰月份仍於首屏完成後在背景預載。</w:t>
       </w:r>
     </w:p>
     <w:p>
       <w:pPr>
-        <w:pStyle w:val="Heading2"/>
+        <w:pStyle w:val="1"/>
       </w:pPr>
       <w:r>
-        <w:rPr>
-          <w:sz w:val="21"/>
-        </w:rPr>
-        <w:t>18.3 月曆首屏效能</w:t>
+        <w:t xml:space="preserve">19. </w:t>
+      </w:r>
+      <w:r>
+        <w:t>進頁載入效能補強</w:t>
       </w:r>
     </w:p>
     <w:p>
       <w:r>
-        <w:rPr>
-          <w:sz w:val="21"/>
-        </w:rPr>
-        <w:t>ModelCalendar 以 Future.wait 並行取得使用者行程與假日。ControllerCalendar 在沒有週期事件需要展開時立即返回，不再清除月份快取並重載同一月份。相鄰月份仍於首屏完成後在背景預載。</w:t>
+        <w:t>記帳與積分帳戶頁僅允許首次</w:t>
+      </w:r>
+      <w:r>
+        <w:t xml:space="preserve"> didChangeDependencies </w:t>
+      </w:r>
+      <w:r>
+        <w:t>排程一次初始化，避免</w:t>
+      </w:r>
+      <w:r>
+        <w:t xml:space="preserve"> initState </w:t>
+      </w:r>
+      <w:r>
+        <w:t>與</w:t>
+      </w:r>
+      <w:r>
+        <w:t xml:space="preserve"> didChangeDependencies </w:t>
+      </w:r>
+      <w:r>
+        <w:t>同時呼叫</w:t>
+      </w:r>
+      <w:r>
+        <w:t xml:space="preserve"> setCategory</w:t>
+      </w:r>
+      <w:r>
+        <w:t>，造成重複查詢、重複通知及載入指示器延長。</w:t>
       </w:r>
     </w:p>
     <w:p>
       <w:pPr>
-        <w:pStyle w:val="Heading1"/>
+        <w:rPr>
+          <w:lang w:eastAsia="zh-TW"/>
+        </w:rPr>
       </w:pPr>
       <w:r>
-        <w:t>19. 進頁載入效能補強</w:t>
+        <w:rPr>
+          <w:lang w:eastAsia="zh-TW"/>
+        </w:rPr>
+        <w:t>行事曆的事件與假日資料</w:t>
+      </w:r>
+      <w:proofErr w:type="gramStart"/>
+      <w:r>
+        <w:rPr>
+          <w:lang w:eastAsia="zh-TW"/>
+        </w:rPr>
+        <w:t>採</w:t>
+      </w:r>
+      <w:proofErr w:type="gramEnd"/>
+      <w:r>
+        <w:rPr>
+          <w:lang w:eastAsia="zh-TW"/>
+        </w:rPr>
+        <w:t>平行載入；若沒有需要展開的重複事件，不再清除快取並重查相同月份。切換月份仍沿用月份快取與既有生命週期保護。</w:t>
       </w:r>
     </w:p>
     <w:p>
-      <w:r>
-        <w:t>記帳與積分帳戶頁僅允許首次 didChangeDependencies 排程一次初始化，避免 initState 與 didChangeDependencies 同時呼叫 setCategory，造成重複查詢、重複通知及載入指示器延長。</w:t>
+      <w:pPr>
+        <w:rPr>
+          <w:lang w:eastAsia="zh-TW"/>
+        </w:rPr>
+      </w:pPr>
+      <w:r>
+        <w:rPr>
+          <w:lang w:eastAsia="zh-TW"/>
+        </w:rPr>
+        <w:t>本機模式的遊戲題目與答題紀錄完全走裝置端儲存；題庫不足時直接顯示本機題庫不足，</w:t>
+      </w:r>
+      <w:proofErr w:type="gramStart"/>
+      <w:r>
+        <w:rPr>
+          <w:lang w:eastAsia="zh-TW"/>
+        </w:rPr>
+        <w:t>不回退查詢</w:t>
+      </w:r>
+      <w:proofErr w:type="gramEnd"/>
+      <w:r>
+        <w:rPr>
+          <w:lang w:eastAsia="zh-TW"/>
+        </w:rPr>
+        <w:t>管理者雲端題庫，因此可避免無效網路等待。</w:t>
       </w:r>
     </w:p>
     <w:p>
       <w:r>
-        <w:t>行事曆的事件與假日資料採平行載入；若沒有需要展開的重複事件，不再清除快取並重查相同月份。切換月份仍沿用月份快取與既有生命週期保護。</w:t>
+        <w:br w:type="page"/>
       </w:r>
     </w:p>
     <w:p>
-      <w:r>
-        <w:t>本機模式的遊戲題目與答題紀錄完全走裝置端儲存；題庫不足時直接顯示本機題庫不足，不回退查詢管理者雲端題庫，因此可避免無效網路等待。</w:t>
+      <w:pPr>
+        <w:pStyle w:val="1"/>
+        <w:keepNext/>
+      </w:pPr>
+      <w:r>
+        <w:rPr>
+          <w:rFonts w:ascii="Microsoft JhengHei" w:hAnsi="Microsoft JhengHei" w:eastAsia="Microsoft JhengHei"/>
+          <w:b/>
+          <w:sz w:val="28"/>
+        </w:rPr>
+        <w:t>20 圖片解碼與分享清單虛擬化</w:t>
+      </w:r>
+    </w:p>
+    <w:p>
+      <w:pPr>
+        <w:pStyle w:val="21"/>
+        <w:keepNext/>
+      </w:pPr>
+      <w:r>
+        <w:rPr>
+          <w:rFonts w:ascii="Microsoft JhengHei" w:hAnsi="Microsoft JhengHei" w:eastAsia="Microsoft JhengHei"/>
+          <w:b/>
+          <w:sz w:val="24"/>
+        </w:rPr>
+        <w:t>20.1 意見回饋圖片</w:t>
+      </w:r>
+    </w:p>
+    <w:p>
+      <w:pPr>
+        <w:spacing w:after="120" w:line="300" w:lineRule="auto"/>
+      </w:pPr>
+      <w:r>
+        <w:rPr>
+          <w:rFonts w:ascii="Microsoft JhengHei" w:hAnsi="Microsoft JhengHei" w:eastAsia="Microsoft JhengHei"/>
+          <w:sz w:val="22"/>
+        </w:rPr>
+        <w:t>PageFeedbackAdmin 使用水平 ListView.separated 逐項建立縮圖。cacheExtent 設為 0，避免在對話框剛開啟時預先建立視窗外項目；addAutomaticKeepAlives=false 讓離開可見範圍的縮圖元件可被回收。每個縮圖以 RepaintBoundary 隔離，單張圖片完成解碼或重繪時不必重繪整列。</w:t>
+      </w:r>
+    </w:p>
+    <w:p>
+      <w:pPr>
+        <w:spacing w:after="120" w:line="300" w:lineRule="auto"/>
+      </w:pPr>
+      <w:r>
+        <w:rPr>
+          <w:rFonts w:ascii="Microsoft JhengHei" w:hAnsi="Microsoft JhengHei" w:eastAsia="Microsoft JhengHei"/>
+          <w:sz w:val="22"/>
+        </w:rPr>
+        <w:t>ModelFeedback.decodeScreenshotAsync 以圖片索引保存 Future，同一張圖片在元件重建時不重複進行 Base64 解碼。縮圖依裝置像素比例設定 cacheWidth 與 cacheHeight，完整像素只在使用者點選原圖預覽時使用。</w:t>
+      </w:r>
+    </w:p>
+    <w:p>
+      <w:pPr>
+        <w:pStyle w:val="21"/>
+        <w:keepNext/>
+      </w:pPr>
+      <w:r>
+        <w:rPr>
+          <w:rFonts w:ascii="Microsoft JhengHei" w:hAnsi="Microsoft JhengHei" w:eastAsia="Microsoft JhengHei"/>
+          <w:b/>
+          <w:sz w:val="24"/>
+        </w:rPr>
+        <w:t>20.2 行事曆分享事件</w:t>
+      </w:r>
+    </w:p>
+    <w:p>
+      <w:pPr>
+        <w:spacing w:after="120" w:line="300" w:lineRule="auto"/>
+      </w:pPr>
+      <w:r>
+        <w:rPr>
+          <w:rFonts w:ascii="Microsoft JhengHei" w:hAnsi="Microsoft JhengHei" w:eastAsia="Microsoft JhengHei"/>
+          <w:sz w:val="22"/>
+        </w:rPr>
+        <w:t>CalendarSharingDialog 的已分享事件不再以 sharedEvents.map 一次展開全部 ListTile。展開收件者後改用固定高度的 ListView.builder，itemExtent=64、cacheExtent=64，僅建立可見列與鄰近一列；清單高度上限為 256，避免大量事件撐高外層對話框。</w:t>
+      </w:r>
+    </w:p>
+    <w:p>
+      <w:pPr>
+        <w:spacing w:after="120" w:line="300" w:lineRule="auto"/>
+      </w:pPr>
+      <w:r>
+        <w:rPr>
+          <w:rFonts w:ascii="Microsoft JhengHei" w:hAnsi="Microsoft JhengHei" w:eastAsia="Microsoft JhengHei"/>
+          <w:sz w:val="22"/>
+        </w:rPr>
+        <w:t>事件標題限制單行並使用省略號，避免長文字改變固定列高。取消單筆與取消全部仍沿用既有 RPC、重新載入與訂閱用量刷新流程，這次調整不改變資料庫結構與權限。</w:t>
+      </w:r>
+    </w:p>
+    <w:p>
+      <w:pPr>
+        <w:pStyle w:val="21"/>
+        <w:keepNext/>
+      </w:pPr>
+      <w:r>
+        <w:rPr>
+          <w:rFonts w:ascii="Microsoft JhengHei" w:hAnsi="Microsoft JhengHei" w:eastAsia="Microsoft JhengHei"/>
+          <w:b/>
+          <w:sz w:val="24"/>
+        </w:rPr>
+        <w:t>20.3 維護檢查點</w:t>
+      </w:r>
+    </w:p>
+    <w:p>
+      <w:pPr>
+        <w:pStyle w:val="a0"/>
+        <w:spacing w:after="80"/>
+      </w:pPr>
+      <w:r>
+        <w:rPr>
+          <w:rFonts w:ascii="Microsoft JhengHei" w:hAnsi="Microsoft JhengHei" w:eastAsia="Microsoft JhengHei"/>
+          <w:sz w:val="22"/>
+        </w:rPr>
+        <w:t>新增圖片呈現方式時，不得呼叫同步批次解碼 getter。</w:t>
+      </w:r>
+    </w:p>
+    <w:p>
+      <w:pPr>
+        <w:pStyle w:val="a0"/>
+        <w:spacing w:after="80"/>
+      </w:pPr>
+      <w:r>
+        <w:rPr>
+          <w:rFonts w:ascii="Microsoft JhengHei" w:hAnsi="Microsoft JhengHei" w:eastAsia="Microsoft JhengHei"/>
+          <w:sz w:val="22"/>
+        </w:rPr>
+        <w:t>分享清單若加入更多欄位，必須維持固定列高，或移除 itemExtent 並重新進行效能測試。</w:t>
+      </w:r>
+    </w:p>
+    <w:p>
+      <w:pPr>
+        <w:pStyle w:val="a0"/>
+        <w:spacing w:after="80"/>
+      </w:pPr>
+      <w:r>
+        <w:rPr>
+          <w:rFonts w:ascii="Microsoft JhengHei" w:hAnsi="Microsoft JhengHei" w:eastAsia="Microsoft JhengHei"/>
+          <w:sz w:val="22"/>
+        </w:rPr>
+        <w:t>任何巢狀捲動修改都要同時驗證手機、平板與 Web 的滾動手勢。</w:t>
       </w:r>
     </w:p>
     <w:sectPr>
-      <w:footerReference w:type="default" r:id="rId9"/>
+      <w:footerReference w:type="default" r:id="rId8"/>
       <w:pgSz w:w="12240" w:h="15840"/>
       <w:pgMar w:top="1020" w:right="1134" w:bottom="964" w:left="1134" w:header="720" w:footer="720" w:gutter="0"/>
       <w:cols w:space="720"/>
@@ -2538,22 +5298,78 @@
 </w:document>
 </file>
 
+<file path=word/endnotes.xml><?xml version="1.0" encoding="utf-8"?>
+<w:endnotes xmlns:ve="http://schemas.openxmlformats.org/markup-compatibility/2006" xmlns:o="urn:schemas-microsoft-com:office:office" xmlns:r="http://schemas.openxmlformats.org/officeDocument/2006/relationships" xmlns:m="http://schemas.openxmlformats.org/officeDocument/2006/math" xmlns:v="urn:schemas-microsoft-com:vml" xmlns:wp="http://schemas.openxmlformats.org/drawingml/2006/wordprocessingDrawing" xmlns:w10="urn:schemas-microsoft-com:office:word" xmlns:w="http://schemas.openxmlformats.org/wordprocessingml/2006/main" xmlns:wne="http://schemas.microsoft.com/office/word/2006/wordml">
+  <w:endnote w:type="separator" w:id="-1">
+    <w:p>
+      <w:pPr>
+        <w:spacing w:after="0" w:line="240" w:lineRule="auto"/>
+      </w:pPr>
+      <w:r>
+        <w:separator/>
+      </w:r>
+    </w:p>
+  </w:endnote>
+  <w:endnote w:type="continuationSeparator" w:id="0">
+    <w:p>
+      <w:pPr>
+        <w:spacing w:after="0" w:line="240" w:lineRule="auto"/>
+      </w:pPr>
+      <w:r>
+        <w:continuationSeparator/>
+      </w:r>
+    </w:p>
+  </w:endnote>
+</w:endnotes>
+</file>
+
 <file path=word/footer1.xml><?xml version="1.0" encoding="utf-8"?>
-<w:ftr xmlns:m="http://schemas.openxmlformats.org/officeDocument/2006/math" xmlns:mc="http://schemas.openxmlformats.org/markup-compatibility/2006" xmlns:mo="http://schemas.microsoft.com/office/mac/office/2008/main" xmlns:mv="urn:schemas-microsoft-com:mac:vml" xmlns:o="urn:schemas-microsoft-com:office:office" xmlns:r="http://schemas.openxmlformats.org/officeDocument/2006/relationships" xmlns:v="urn:schemas-microsoft-com:vml" xmlns:w10="urn:schemas-microsoft-com:office:word" xmlns:w14="http://schemas.microsoft.com/office/word/2010/wordml" xmlns:w="http://schemas.openxmlformats.org/wordprocessingml/2006/main" xmlns:wne="http://schemas.microsoft.com/office/word/2006/wordml" xmlns:wp14="http://schemas.microsoft.com/office/word/2010/wordprocessingDrawing" xmlns:wp="http://schemas.openxmlformats.org/drawingml/2006/wordprocessingDrawing" xmlns:wpc="http://schemas.microsoft.com/office/word/2010/wordprocessingCanvas" xmlns:wpg="http://schemas.microsoft.com/office/word/2010/wordprocessingGroup" xmlns:wpi="http://schemas.microsoft.com/office/word/2010/wordprocessingInk" xmlns:wps="http://schemas.microsoft.com/office/word/2010/wordprocessingShape" mc:Ignorable="w14 wp14">
+<w:ftr xmlns:ve="http://schemas.openxmlformats.org/markup-compatibility/2006" xmlns:o="urn:schemas-microsoft-com:office:office" xmlns:r="http://schemas.openxmlformats.org/officeDocument/2006/relationships" xmlns:m="http://schemas.openxmlformats.org/officeDocument/2006/math" xmlns:v="urn:schemas-microsoft-com:vml" xmlns:wp="http://schemas.openxmlformats.org/drawingml/2006/wordprocessingDrawing" xmlns:w10="urn:schemas-microsoft-com:office:word" xmlns:w="http://schemas.openxmlformats.org/wordprocessingml/2006/main" xmlns:wne="http://schemas.microsoft.com/office/word/2006/wordml">
   <w:p>
     <w:pPr>
-      <w:pStyle w:val="Footer"/>
+      <w:pStyle w:val="a7"/>
       <w:jc w:val="center"/>
     </w:pPr>
     <w:r>
-      <w:t>Life Pilot｜2026-09-08</w:t>
+      <w:t>Life Pilot</w:t>
+    </w:r>
+    <w:r>
+      <w:t>｜</w:t>
+    </w:r>
+    <w:r>
+      <w:t>2026-09-08</w:t>
     </w:r>
   </w:p>
 </w:ftr>
 </file>
 
+<file path=word/footnotes.xml><?xml version="1.0" encoding="utf-8"?>
+<w:footnotes xmlns:ve="http://schemas.openxmlformats.org/markup-compatibility/2006" xmlns:o="urn:schemas-microsoft-com:office:office" xmlns:r="http://schemas.openxmlformats.org/officeDocument/2006/relationships" xmlns:m="http://schemas.openxmlformats.org/officeDocument/2006/math" xmlns:v="urn:schemas-microsoft-com:vml" xmlns:wp="http://schemas.openxmlformats.org/drawingml/2006/wordprocessingDrawing" xmlns:w10="urn:schemas-microsoft-com:office:word" xmlns:w="http://schemas.openxmlformats.org/wordprocessingml/2006/main" xmlns:wne="http://schemas.microsoft.com/office/word/2006/wordml">
+  <w:footnote w:type="separator" w:id="-1">
+    <w:p>
+      <w:pPr>
+        <w:spacing w:after="0" w:line="240" w:lineRule="auto"/>
+      </w:pPr>
+      <w:r>
+        <w:separator/>
+      </w:r>
+    </w:p>
+  </w:footnote>
+  <w:footnote w:type="continuationSeparator" w:id="0">
+    <w:p>
+      <w:pPr>
+        <w:spacing w:after="0" w:line="240" w:lineRule="auto"/>
+      </w:pPr>
+      <w:r>
+        <w:continuationSeparator/>
+      </w:r>
+    </w:p>
+  </w:footnote>
+</w:footnotes>
+</file>
+
 <file path=word/numbering.xml><?xml version="1.0" encoding="utf-8"?>
-<w:numbering xmlns:wpc="http://schemas.microsoft.com/office/word/2010/wordprocessingCanvas" xmlns:mo="http://schemas.microsoft.com/office/mac/office/2008/main" xmlns:mc="http://schemas.openxmlformats.org/markup-compatibility/2006" xmlns:mv="urn:schemas-microsoft-com:mac:vml" xmlns:o="urn:schemas-microsoft-com:office:office" xmlns:r="http://schemas.openxmlformats.org/officeDocument/2006/relationships" xmlns:m="http://schemas.openxmlformats.org/officeDocument/2006/math" xmlns:v="urn:schemas-microsoft-com:vml" xmlns:wp14="http://schemas.microsoft.com/office/word/2010/wordprocessingDrawing" xmlns:wp="http://schemas.openxmlformats.org/drawingml/2006/wordprocessingDrawing" xmlns:w10="urn:schemas-microsoft-com:office:word" xmlns:w="http://schemas.openxmlformats.org/wordprocessingml/2006/main" xmlns:w14="http://schemas.microsoft.com/office/word/2010/wordml" xmlns:wpg="http://schemas.microsoft.com/office/word/2010/wordprocessingGroup" xmlns:wpi="http://schemas.microsoft.com/office/word/2010/wordprocessingInk" xmlns:wne="http://schemas.microsoft.com/office/word/2006/wordml" xmlns:wps="http://schemas.microsoft.com/office/word/2010/wordprocessingShape" mc:Ignorable="w14 wp14">
+<w:numbering xmlns:ve="http://schemas.openxmlformats.org/markup-compatibility/2006" xmlns:o="urn:schemas-microsoft-com:office:office" xmlns:r="http://schemas.openxmlformats.org/officeDocument/2006/relationships" xmlns:m="http://schemas.openxmlformats.org/officeDocument/2006/math" xmlns:v="urn:schemas-microsoft-com:vml" xmlns:wp="http://schemas.openxmlformats.org/drawingml/2006/wordprocessingDrawing" xmlns:w10="urn:schemas-microsoft-com:office:word" xmlns:w="http://schemas.openxmlformats.org/wordprocessingml/2006/main" xmlns:wne="http://schemas.microsoft.com/office/word/2006/wordml">
   <w:abstractNum w:abstractNumId="0">
     <w:nsid w:val="FFFFFF7C"/>
     <w:multiLevelType w:val="singleLevel"/>
@@ -2595,7 +5411,7 @@
     <w:lvl w:ilvl="0">
       <w:start w:val="1"/>
       <w:numFmt w:val="decimal"/>
-      <w:pStyle w:val="ListNumber3"/>
+      <w:pStyle w:val="3"/>
       <w:lvlText w:val="%1."/>
       <w:lvlJc w:val="left"/>
       <w:pPr>
@@ -2613,7 +5429,7 @@
     <w:lvl w:ilvl="0">
       <w:start w:val="1"/>
       <w:numFmt w:val="decimal"/>
-      <w:pStyle w:val="ListNumber2"/>
+      <w:pStyle w:val="2"/>
       <w:lvlText w:val="%1."/>
       <w:lvlJc w:val="left"/>
       <w:pPr>
@@ -2651,7 +5467,7 @@
     <w:lvl w:ilvl="0">
       <w:start w:val="1"/>
       <w:numFmt w:val="bullet"/>
-      <w:pStyle w:val="ListBullet3"/>
+      <w:pStyle w:val="30"/>
       <w:lvlText w:val=""/>
       <w:lvlJc w:val="left"/>
       <w:pPr>
@@ -2672,7 +5488,7 @@
     <w:lvl w:ilvl="0">
       <w:start w:val="1"/>
       <w:numFmt w:val="bullet"/>
-      <w:pStyle w:val="ListBullet2"/>
+      <w:pStyle w:val="20"/>
       <w:lvlText w:val=""/>
       <w:lvlJc w:val="left"/>
       <w:pPr>
@@ -2693,7 +5509,7 @@
     <w:lvl w:ilvl="0">
       <w:start w:val="1"/>
       <w:numFmt w:val="decimal"/>
-      <w:pStyle w:val="ListNumber"/>
+      <w:pStyle w:val="a"/>
       <w:lvlText w:val="%1."/>
       <w:lvlJc w:val="left"/>
       <w:pPr>
@@ -2711,7 +5527,7 @@
     <w:lvl w:ilvl="0">
       <w:start w:val="1"/>
       <w:numFmt w:val="bullet"/>
-      <w:pStyle w:val="ListBullet"/>
+      <w:pStyle w:val="a0"/>
       <w:lvlText w:val=""/>
       <w:lvlJc w:val="left"/>
       <w:pPr>
@@ -2756,7 +5572,7 @@
 </file>
 
 <file path=word/styles.xml><?xml version="1.0" encoding="utf-8"?>
-<w:styles xmlns:mc="http://schemas.openxmlformats.org/markup-compatibility/2006" xmlns:r="http://schemas.openxmlformats.org/officeDocument/2006/relationships" xmlns:w="http://schemas.openxmlformats.org/wordprocessingml/2006/main" xmlns:w14="http://schemas.microsoft.com/office/word/2010/wordml" mc:Ignorable="w14">
+<w:styles xmlns:r="http://schemas.openxmlformats.org/officeDocument/2006/relationships" xmlns:w="http://schemas.openxmlformats.org/wordprocessingml/2006/main">
   <w:docDefaults>
     <w:rPrDefault>
       <w:rPr>
@@ -2772,7 +5588,7 @@
       </w:pPr>
     </w:pPrDefault>
   </w:docDefaults>
-  <w:latentStyles w:defLockedState="0" w:defUIPriority="99" w:defSemiHidden="1" w:defUnhideWhenUsed="1" w:defQFormat="0" w:count="276">
+  <w:latentStyles w:defLockedState="0" w:defUIPriority="99" w:defSemiHidden="1" w:defUnhideWhenUsed="1" w:defQFormat="0" w:count="267">
     <w:lsdException w:name="Normal" w:semiHidden="0" w:uiPriority="0" w:unhideWhenUsed="0" w:qFormat="1"/>
     <w:lsdException w:name="heading 1" w:semiHidden="0" w:uiPriority="9" w:unhideWhenUsed="0" w:qFormat="1"/>
     <w:lsdException w:name="heading 2" w:uiPriority="9" w:qFormat="1"/>
@@ -2911,64 +5727,20 @@
     <w:lsdException w:name="Bibliography" w:uiPriority="37"/>
     <w:lsdException w:name="TOC Heading" w:uiPriority="39" w:qFormat="1"/>
   </w:latentStyles>
-  <w:style w:type="paragraph" w:default="1" w:styleId="Normal">
+  <w:style w:type="paragraph" w:default="1" w:styleId="a1">
     <w:name w:val="Normal"/>
     <w:qFormat/>
     <w:rsid w:val="00FC693F"/>
     <w:rPr>
-      <w:rFonts w:ascii="Microsoft JhengHei" w:hAnsi="Microsoft JhengHei" w:eastAsia="Microsoft JhengHei"/>
+      <w:rFonts w:ascii="Microsoft JhengHei" w:eastAsia="Microsoft JhengHei" w:hAnsi="Microsoft JhengHei"/>
       <w:sz w:val="21"/>
     </w:rPr>
   </w:style>
-  <w:style w:type="paragraph" w:styleId="Header">
-    <w:name w:val="header"/>
-    <w:basedOn w:val="Normal"/>
-    <w:link w:val="HeaderChar"/>
-    <w:uiPriority w:val="99"/>
-    <w:unhideWhenUsed/>
-    <w:rsid w:val="00E618BF"/>
-    <w:pPr>
-      <w:tabs>
-        <w:tab w:val="center" w:pos="4680"/>
-        <w:tab w:val="right" w:pos="9360"/>
-      </w:tabs>
-      <w:spacing w:after="0" w:line="240" w:lineRule="auto"/>
-    </w:pPr>
-  </w:style>
-  <w:style w:type="character" w:customStyle="1" w:styleId="HeaderChar">
-    <w:name w:val="Header Char"/>
-    <w:basedOn w:val="DefaultParagraphFont"/>
-    <w:link w:val="Header"/>
-    <w:uiPriority w:val="99"/>
-    <w:rsid w:val="00E618BF"/>
-  </w:style>
-  <w:style w:type="paragraph" w:styleId="Footer">
-    <w:name w:val="footer"/>
-    <w:basedOn w:val="Normal"/>
-    <w:link w:val="FooterChar"/>
-    <w:uiPriority w:val="99"/>
-    <w:unhideWhenUsed/>
-    <w:rsid w:val="00E618BF"/>
-    <w:pPr>
-      <w:tabs>
-        <w:tab w:val="center" w:pos="4680"/>
-        <w:tab w:val="right" w:pos="9360"/>
-      </w:tabs>
-      <w:spacing w:after="0" w:line="240" w:lineRule="auto"/>
-    </w:pPr>
-  </w:style>
-  <w:style w:type="character" w:customStyle="1" w:styleId="FooterChar">
-    <w:name w:val="Footer Char"/>
-    <w:basedOn w:val="DefaultParagraphFont"/>
-    <w:link w:val="Footer"/>
-    <w:uiPriority w:val="99"/>
-    <w:rsid w:val="00E618BF"/>
-  </w:style>
-  <w:style w:type="paragraph" w:styleId="Heading1">
+  <w:style w:type="paragraph" w:styleId="1">
     <w:name w:val="heading 1"/>
-    <w:basedOn w:val="Normal"/>
-    <w:next w:val="Normal"/>
-    <w:link w:val="Heading1Char"/>
+    <w:basedOn w:val="a1"/>
+    <w:next w:val="a1"/>
+    <w:link w:val="10"/>
     <w:uiPriority w:val="9"/>
     <w:qFormat/>
     <w:rsid w:val="00FC693F"/>
@@ -2987,11 +5759,11 @@
       <w:szCs w:val="28"/>
     </w:rPr>
   </w:style>
-  <w:style w:type="paragraph" w:styleId="Heading2">
+  <w:style w:type="paragraph" w:styleId="21">
     <w:name w:val="heading 2"/>
-    <w:basedOn w:val="Normal"/>
-    <w:next w:val="Normal"/>
-    <w:link w:val="Heading2Char"/>
+    <w:basedOn w:val="a1"/>
+    <w:next w:val="a1"/>
+    <w:link w:val="22"/>
     <w:uiPriority w:val="9"/>
     <w:unhideWhenUsed/>
     <w:qFormat/>
@@ -3011,11 +5783,11 @@
       <w:szCs w:val="26"/>
     </w:rPr>
   </w:style>
-  <w:style w:type="paragraph" w:styleId="Heading3">
+  <w:style w:type="paragraph" w:styleId="31">
     <w:name w:val="heading 3"/>
-    <w:basedOn w:val="Normal"/>
-    <w:next w:val="Normal"/>
-    <w:link w:val="Heading3Char"/>
+    <w:basedOn w:val="a1"/>
+    <w:next w:val="a1"/>
+    <w:link w:val="32"/>
     <w:uiPriority w:val="9"/>
     <w:unhideWhenUsed/>
     <w:qFormat/>
@@ -3027,18 +5799,18 @@
       <w:outlineLvl w:val="2"/>
     </w:pPr>
     <w:rPr>
-      <w:rFonts w:asciiTheme="majorHAnsi" w:eastAsiaTheme="majorEastAsia" w:hAnsiTheme="majorHAnsi" w:cstheme="majorBidi" w:ascii="Microsoft JhengHei" w:hAnsi="Microsoft JhengHei" w:eastAsia="Microsoft JhengHei"/>
+      <w:rFonts w:asciiTheme="majorHAnsi" w:eastAsiaTheme="majorEastAsia" w:hAnsiTheme="majorHAnsi" w:cstheme="majorBidi"/>
       <w:b/>
       <w:bCs/>
       <w:color w:val="5B6573"/>
       <w:sz w:val="23"/>
     </w:rPr>
   </w:style>
-  <w:style w:type="paragraph" w:styleId="Heading4">
+  <w:style w:type="paragraph" w:styleId="4">
     <w:name w:val="heading 4"/>
-    <w:basedOn w:val="Normal"/>
-    <w:next w:val="Normal"/>
-    <w:link w:val="Heading4Char"/>
+    <w:basedOn w:val="a1"/>
+    <w:next w:val="a1"/>
+    <w:link w:val="40"/>
     <w:uiPriority w:val="9"/>
     <w:semiHidden/>
     <w:unhideWhenUsed/>
@@ -3059,11 +5831,11 @@
       <w:color w:val="4F81BD" w:themeColor="accent1"/>
     </w:rPr>
   </w:style>
-  <w:style w:type="paragraph" w:styleId="Heading5">
+  <w:style w:type="paragraph" w:styleId="5">
     <w:name w:val="heading 5"/>
-    <w:basedOn w:val="Normal"/>
-    <w:next w:val="Normal"/>
-    <w:link w:val="Heading5Char"/>
+    <w:basedOn w:val="a1"/>
+    <w:next w:val="a1"/>
+    <w:link w:val="50"/>
     <w:uiPriority w:val="9"/>
     <w:semiHidden/>
     <w:unhideWhenUsed/>
@@ -3080,11 +5852,11 @@
       <w:color w:val="243F60" w:themeColor="accent1" w:themeShade="7F"/>
     </w:rPr>
   </w:style>
-  <w:style w:type="paragraph" w:styleId="Heading6">
+  <w:style w:type="paragraph" w:styleId="6">
     <w:name w:val="heading 6"/>
-    <w:basedOn w:val="Normal"/>
-    <w:next w:val="Normal"/>
-    <w:link w:val="Heading6Char"/>
+    <w:basedOn w:val="a1"/>
+    <w:next w:val="a1"/>
+    <w:link w:val="60"/>
     <w:uiPriority w:val="9"/>
     <w:semiHidden/>
     <w:unhideWhenUsed/>
@@ -3103,11 +5875,11 @@
       <w:color w:val="243F60" w:themeColor="accent1" w:themeShade="7F"/>
     </w:rPr>
   </w:style>
-  <w:style w:type="paragraph" w:styleId="Heading7">
+  <w:style w:type="paragraph" w:styleId="7">
     <w:name w:val="heading 7"/>
-    <w:basedOn w:val="Normal"/>
-    <w:next w:val="Normal"/>
-    <w:link w:val="Heading7Char"/>
+    <w:basedOn w:val="a1"/>
+    <w:next w:val="a1"/>
+    <w:link w:val="70"/>
     <w:uiPriority w:val="9"/>
     <w:semiHidden/>
     <w:unhideWhenUsed/>
@@ -3126,11 +5898,11 @@
       <w:color w:val="404040" w:themeColor="text1" w:themeTint="BF"/>
     </w:rPr>
   </w:style>
-  <w:style w:type="paragraph" w:styleId="Heading8">
+  <w:style w:type="paragraph" w:styleId="8">
     <w:name w:val="heading 8"/>
-    <w:basedOn w:val="Normal"/>
-    <w:next w:val="Normal"/>
-    <w:link w:val="Heading8Char"/>
+    <w:basedOn w:val="a1"/>
+    <w:next w:val="a1"/>
+    <w:link w:val="80"/>
     <w:uiPriority w:val="9"/>
     <w:semiHidden/>
     <w:unhideWhenUsed/>
@@ -3149,11 +5921,11 @@
       <w:szCs w:val="20"/>
     </w:rPr>
   </w:style>
-  <w:style w:type="paragraph" w:styleId="Heading9">
+  <w:style w:type="paragraph" w:styleId="9">
     <w:name w:val="heading 9"/>
-    <w:basedOn w:val="Normal"/>
-    <w:next w:val="Normal"/>
-    <w:link w:val="Heading9Char"/>
+    <w:basedOn w:val="a1"/>
+    <w:next w:val="a1"/>
+    <w:link w:val="90"/>
     <w:uiPriority w:val="9"/>
     <w:semiHidden/>
     <w:unhideWhenUsed/>
@@ -3174,17 +5946,18 @@
       <w:szCs w:val="20"/>
     </w:rPr>
   </w:style>
-  <w:style w:type="character" w:default="1" w:styleId="DefaultParagraphFont">
+  <w:style w:type="character" w:default="1" w:styleId="a2">
     <w:name w:val="Default Paragraph Font"/>
     <w:uiPriority w:val="1"/>
     <w:semiHidden/>
     <w:unhideWhenUsed/>
   </w:style>
-  <w:style w:type="table" w:default="1" w:styleId="TableNormal">
+  <w:style w:type="table" w:default="1" w:styleId="a3">
     <w:name w:val="Normal Table"/>
     <w:uiPriority w:val="99"/>
     <w:semiHidden/>
     <w:unhideWhenUsed/>
+    <w:qFormat/>
     <w:tblPr>
       <w:tblInd w:w="0" w:type="dxa"/>
       <w:tblCellMar>
@@ -3195,13 +5968,57 @@
       </w:tblCellMar>
     </w:tblPr>
   </w:style>
-  <w:style w:type="numbering" w:default="1" w:styleId="NoList">
+  <w:style w:type="numbering" w:default="1" w:styleId="a4">
     <w:name w:val="No List"/>
     <w:uiPriority w:val="99"/>
     <w:semiHidden/>
     <w:unhideWhenUsed/>
   </w:style>
-  <w:style w:type="paragraph" w:styleId="NoSpacing">
+  <w:style w:type="paragraph" w:styleId="a5">
+    <w:name w:val="header"/>
+    <w:basedOn w:val="a1"/>
+    <w:link w:val="a6"/>
+    <w:uiPriority w:val="99"/>
+    <w:unhideWhenUsed/>
+    <w:rsid w:val="00E618BF"/>
+    <w:pPr>
+      <w:tabs>
+        <w:tab w:val="center" w:pos="4680"/>
+        <w:tab w:val="right" w:pos="9360"/>
+      </w:tabs>
+      <w:spacing w:after="0" w:line="240" w:lineRule="auto"/>
+    </w:pPr>
+  </w:style>
+  <w:style w:type="character" w:customStyle="1" w:styleId="a6">
+    <w:name w:val="頁首 字元"/>
+    <w:basedOn w:val="a2"/>
+    <w:link w:val="a5"/>
+    <w:uiPriority w:val="99"/>
+    <w:rsid w:val="00E618BF"/>
+  </w:style>
+  <w:style w:type="paragraph" w:styleId="a7">
+    <w:name w:val="footer"/>
+    <w:basedOn w:val="a1"/>
+    <w:link w:val="a8"/>
+    <w:uiPriority w:val="99"/>
+    <w:unhideWhenUsed/>
+    <w:rsid w:val="00E618BF"/>
+    <w:pPr>
+      <w:tabs>
+        <w:tab w:val="center" w:pos="4680"/>
+        <w:tab w:val="right" w:pos="9360"/>
+      </w:tabs>
+      <w:spacing w:after="0" w:line="240" w:lineRule="auto"/>
+    </w:pPr>
+  </w:style>
+  <w:style w:type="character" w:customStyle="1" w:styleId="a8">
+    <w:name w:val="頁尾 字元"/>
+    <w:basedOn w:val="a2"/>
+    <w:link w:val="a7"/>
+    <w:uiPriority w:val="99"/>
+    <w:rsid w:val="00E618BF"/>
+  </w:style>
+  <w:style w:type="paragraph" w:styleId="a9">
     <w:name w:val="No Spacing"/>
     <w:uiPriority w:val="1"/>
     <w:qFormat/>
@@ -3210,10 +6027,10 @@
       <w:spacing w:after="0" w:line="240" w:lineRule="auto"/>
     </w:pPr>
   </w:style>
-  <w:style w:type="character" w:customStyle="1" w:styleId="Heading1Char">
-    <w:name w:val="Heading 1 Char"/>
-    <w:basedOn w:val="DefaultParagraphFont"/>
-    <w:link w:val="Heading1"/>
+  <w:style w:type="character" w:customStyle="1" w:styleId="10">
+    <w:name w:val="標題 1 字元"/>
+    <w:basedOn w:val="a2"/>
+    <w:link w:val="1"/>
     <w:uiPriority w:val="9"/>
     <w:rsid w:val="00FC693F"/>
     <w:rPr>
@@ -3225,10 +6042,10 @@
       <w:szCs w:val="28"/>
     </w:rPr>
   </w:style>
-  <w:style w:type="character" w:customStyle="1" w:styleId="Heading2Char">
-    <w:name w:val="Heading 2 Char"/>
-    <w:basedOn w:val="DefaultParagraphFont"/>
-    <w:link w:val="Heading2"/>
+  <w:style w:type="character" w:customStyle="1" w:styleId="22">
+    <w:name w:val="標題 2 字元"/>
+    <w:basedOn w:val="a2"/>
+    <w:link w:val="21"/>
     <w:uiPriority w:val="9"/>
     <w:rsid w:val="00FC693F"/>
     <w:rPr>
@@ -3240,10 +6057,10 @@
       <w:szCs w:val="26"/>
     </w:rPr>
   </w:style>
-  <w:style w:type="character" w:customStyle="1" w:styleId="Heading3Char">
-    <w:name w:val="Heading 3 Char"/>
-    <w:basedOn w:val="DefaultParagraphFont"/>
-    <w:link w:val="Heading3"/>
+  <w:style w:type="character" w:customStyle="1" w:styleId="32">
+    <w:name w:val="標題 3 字元"/>
+    <w:basedOn w:val="a2"/>
+    <w:link w:val="31"/>
     <w:uiPriority w:val="9"/>
     <w:rsid w:val="00FC693F"/>
     <w:rPr>
@@ -3253,11 +6070,11 @@
       <w:color w:val="4F81BD" w:themeColor="accent1"/>
     </w:rPr>
   </w:style>
-  <w:style w:type="paragraph" w:styleId="Title">
+  <w:style w:type="paragraph" w:styleId="aa">
     <w:name w:val="Title"/>
-    <w:basedOn w:val="Normal"/>
-    <w:next w:val="Normal"/>
-    <w:link w:val="TitleChar"/>
+    <w:basedOn w:val="a1"/>
+    <w:next w:val="a1"/>
+    <w:link w:val="ab"/>
     <w:uiPriority w:val="10"/>
     <w:qFormat/>
     <w:rsid w:val="00FC693F"/>
@@ -3277,10 +6094,10 @@
       <w:szCs w:val="52"/>
     </w:rPr>
   </w:style>
-  <w:style w:type="character" w:customStyle="1" w:styleId="TitleChar">
-    <w:name w:val="Title Char"/>
-    <w:basedOn w:val="DefaultParagraphFont"/>
-    <w:link w:val="Title"/>
+  <w:style w:type="character" w:customStyle="1" w:styleId="ab">
+    <w:name w:val="標題 字元"/>
+    <w:basedOn w:val="a2"/>
+    <w:link w:val="aa"/>
     <w:uiPriority w:val="10"/>
     <w:rsid w:val="00FC693F"/>
     <w:rPr>
@@ -3292,11 +6109,11 @@
       <w:szCs w:val="52"/>
     </w:rPr>
   </w:style>
-  <w:style w:type="paragraph" w:styleId="Subtitle">
+  <w:style w:type="paragraph" w:styleId="ac">
     <w:name w:val="Subtitle"/>
-    <w:basedOn w:val="Normal"/>
-    <w:next w:val="Normal"/>
-    <w:link w:val="SubtitleChar"/>
+    <w:basedOn w:val="a1"/>
+    <w:next w:val="a1"/>
+    <w:link w:val="ad"/>
     <w:uiPriority w:val="11"/>
     <w:qFormat/>
     <w:rsid w:val="00FC693F"/>
@@ -3315,10 +6132,10 @@
       <w:szCs w:val="24"/>
     </w:rPr>
   </w:style>
-  <w:style w:type="character" w:customStyle="1" w:styleId="SubtitleChar">
-    <w:name w:val="Subtitle Char"/>
-    <w:basedOn w:val="DefaultParagraphFont"/>
-    <w:link w:val="Subtitle"/>
+  <w:style w:type="character" w:customStyle="1" w:styleId="ad">
+    <w:name w:val="副標題 字元"/>
+    <w:basedOn w:val="a2"/>
+    <w:link w:val="ac"/>
     <w:uiPriority w:val="11"/>
     <w:rsid w:val="00FC693F"/>
     <w:rPr>
@@ -3331,9 +6148,9 @@
       <w:szCs w:val="24"/>
     </w:rPr>
   </w:style>
-  <w:style w:type="paragraph" w:styleId="ListParagraph">
+  <w:style w:type="paragraph" w:styleId="ae">
     <w:name w:val="List Paragraph"/>
-    <w:basedOn w:val="Normal"/>
+    <w:basedOn w:val="a1"/>
     <w:uiPriority w:val="34"/>
     <w:qFormat/>
     <w:rsid w:val="00FC693F"/>
@@ -3342,10 +6159,10 @@
       <w:contextualSpacing/>
     </w:pPr>
   </w:style>
-  <w:style w:type="paragraph" w:styleId="BodyText">
+  <w:style w:type="paragraph" w:styleId="af">
     <w:name w:val="Body Text"/>
-    <w:basedOn w:val="Normal"/>
-    <w:link w:val="BodyTextChar"/>
+    <w:basedOn w:val="a1"/>
+    <w:link w:val="af0"/>
     <w:uiPriority w:val="99"/>
     <w:unhideWhenUsed/>
     <w:rsid w:val="00AA1D8D"/>
@@ -3353,17 +6170,17 @@
       <w:spacing w:after="120"/>
     </w:pPr>
   </w:style>
-  <w:style w:type="character" w:customStyle="1" w:styleId="BodyTextChar">
-    <w:name w:val="Body Text Char"/>
-    <w:basedOn w:val="DefaultParagraphFont"/>
-    <w:link w:val="BodyText"/>
+  <w:style w:type="character" w:customStyle="1" w:styleId="af0">
+    <w:name w:val="本文 字元"/>
+    <w:basedOn w:val="a2"/>
+    <w:link w:val="af"/>
     <w:uiPriority w:val="99"/>
     <w:rsid w:val="00AA1D8D"/>
   </w:style>
-  <w:style w:type="paragraph" w:styleId="BodyText2">
+  <w:style w:type="paragraph" w:styleId="23">
     <w:name w:val="Body Text 2"/>
-    <w:basedOn w:val="Normal"/>
-    <w:link w:val="BodyText2Char"/>
+    <w:basedOn w:val="a1"/>
+    <w:link w:val="24"/>
     <w:uiPriority w:val="99"/>
     <w:unhideWhenUsed/>
     <w:rsid w:val="00AA1D8D"/>
@@ -3371,17 +6188,17 @@
       <w:spacing w:after="120" w:line="480" w:lineRule="auto"/>
     </w:pPr>
   </w:style>
-  <w:style w:type="character" w:customStyle="1" w:styleId="BodyText2Char">
-    <w:name w:val="Body Text 2 Char"/>
-    <w:basedOn w:val="DefaultParagraphFont"/>
-    <w:link w:val="BodyText2"/>
+  <w:style w:type="character" w:customStyle="1" w:styleId="24">
+    <w:name w:val="本文 2 字元"/>
+    <w:basedOn w:val="a2"/>
+    <w:link w:val="23"/>
     <w:uiPriority w:val="99"/>
     <w:rsid w:val="00AA1D8D"/>
   </w:style>
-  <w:style w:type="paragraph" w:styleId="BodyText3">
+  <w:style w:type="paragraph" w:styleId="33">
     <w:name w:val="Body Text 3"/>
-    <w:basedOn w:val="Normal"/>
-    <w:link w:val="BodyText3Char"/>
+    <w:basedOn w:val="a1"/>
+    <w:link w:val="34"/>
     <w:uiPriority w:val="99"/>
     <w:unhideWhenUsed/>
     <w:rsid w:val="00AA1D8D"/>
@@ -3393,10 +6210,10 @@
       <w:szCs w:val="16"/>
     </w:rPr>
   </w:style>
-  <w:style w:type="character" w:customStyle="1" w:styleId="BodyText3Char">
-    <w:name w:val="Body Text 3 Char"/>
-    <w:basedOn w:val="DefaultParagraphFont"/>
-    <w:link w:val="BodyText3"/>
+  <w:style w:type="character" w:customStyle="1" w:styleId="34">
+    <w:name w:val="本文 3 字元"/>
+    <w:basedOn w:val="a2"/>
+    <w:link w:val="33"/>
     <w:uiPriority w:val="99"/>
     <w:rsid w:val="00AA1D8D"/>
     <w:rPr>
@@ -3404,9 +6221,9 @@
       <w:szCs w:val="16"/>
     </w:rPr>
   </w:style>
-  <w:style w:type="paragraph" w:styleId="List">
+  <w:style w:type="paragraph" w:styleId="af1">
     <w:name w:val="List"/>
-    <w:basedOn w:val="Normal"/>
+    <w:basedOn w:val="a1"/>
     <w:uiPriority w:val="99"/>
     <w:unhideWhenUsed/>
     <w:rsid w:val="00AA1D8D"/>
@@ -3415,9 +6232,9 @@
       <w:contextualSpacing/>
     </w:pPr>
   </w:style>
-  <w:style w:type="paragraph" w:styleId="List2">
+  <w:style w:type="paragraph" w:styleId="25">
     <w:name w:val="List 2"/>
-    <w:basedOn w:val="Normal"/>
+    <w:basedOn w:val="a1"/>
     <w:uiPriority w:val="99"/>
     <w:unhideWhenUsed/>
     <w:rsid w:val="00326F90"/>
@@ -3426,9 +6243,9 @@
       <w:contextualSpacing/>
     </w:pPr>
   </w:style>
-  <w:style w:type="paragraph" w:styleId="List3">
+  <w:style w:type="paragraph" w:styleId="35">
     <w:name w:val="List 3"/>
-    <w:basedOn w:val="Normal"/>
+    <w:basedOn w:val="a1"/>
     <w:uiPriority w:val="99"/>
     <w:unhideWhenUsed/>
     <w:rsid w:val="00326F90"/>
@@ -3437,9 +6254,9 @@
       <w:contextualSpacing/>
     </w:pPr>
   </w:style>
-  <w:style w:type="paragraph" w:styleId="ListBullet">
+  <w:style w:type="paragraph" w:styleId="a0">
     <w:name w:val="List Bullet"/>
-    <w:basedOn w:val="Normal"/>
+    <w:basedOn w:val="a1"/>
     <w:uiPriority w:val="99"/>
     <w:unhideWhenUsed/>
     <w:rsid w:val="00326F90"/>
@@ -3450,9 +6267,9 @@
       <w:contextualSpacing/>
     </w:pPr>
   </w:style>
-  <w:style w:type="paragraph" w:styleId="ListBullet2">
+  <w:style w:type="paragraph" w:styleId="20">
     <w:name w:val="List Bullet 2"/>
-    <w:basedOn w:val="Normal"/>
+    <w:basedOn w:val="a1"/>
     <w:uiPriority w:val="99"/>
     <w:unhideWhenUsed/>
     <w:rsid w:val="00326F90"/>
@@ -3463,9 +6280,9 @@
       <w:contextualSpacing/>
     </w:pPr>
   </w:style>
-  <w:style w:type="paragraph" w:styleId="ListBullet3">
+  <w:style w:type="paragraph" w:styleId="30">
     <w:name w:val="List Bullet 3"/>
-    <w:basedOn w:val="Normal"/>
+    <w:basedOn w:val="a1"/>
     <w:uiPriority w:val="99"/>
     <w:unhideWhenUsed/>
     <w:rsid w:val="00326F90"/>
@@ -3476,9 +6293,9 @@
       <w:contextualSpacing/>
     </w:pPr>
   </w:style>
-  <w:style w:type="paragraph" w:styleId="ListNumber">
+  <w:style w:type="paragraph" w:styleId="a">
     <w:name w:val="List Number"/>
-    <w:basedOn w:val="Normal"/>
+    <w:basedOn w:val="a1"/>
     <w:uiPriority w:val="99"/>
     <w:unhideWhenUsed/>
     <w:rsid w:val="00326F90"/>
@@ -3489,9 +6306,9 @@
       <w:contextualSpacing/>
     </w:pPr>
   </w:style>
-  <w:style w:type="paragraph" w:styleId="ListNumber2">
+  <w:style w:type="paragraph" w:styleId="2">
     <w:name w:val="List Number 2"/>
-    <w:basedOn w:val="Normal"/>
+    <w:basedOn w:val="a1"/>
     <w:uiPriority w:val="99"/>
     <w:unhideWhenUsed/>
     <w:rsid w:val="0029639D"/>
@@ -3502,9 +6319,9 @@
       <w:contextualSpacing/>
     </w:pPr>
   </w:style>
-  <w:style w:type="paragraph" w:styleId="ListNumber3">
+  <w:style w:type="paragraph" w:styleId="3">
     <w:name w:val="List Number 3"/>
-    <w:basedOn w:val="Normal"/>
+    <w:basedOn w:val="a1"/>
     <w:uiPriority w:val="99"/>
     <w:unhideWhenUsed/>
     <w:rsid w:val="0029639D"/>
@@ -3515,9 +6332,9 @@
       <w:contextualSpacing/>
     </w:pPr>
   </w:style>
-  <w:style w:type="paragraph" w:styleId="ListContinue">
+  <w:style w:type="paragraph" w:styleId="af2">
     <w:name w:val="List Continue"/>
-    <w:basedOn w:val="Normal"/>
+    <w:basedOn w:val="a1"/>
     <w:uiPriority w:val="99"/>
     <w:unhideWhenUsed/>
     <w:rsid w:val="0029639D"/>
@@ -3527,9 +6344,9 @@
       <w:contextualSpacing/>
     </w:pPr>
   </w:style>
-  <w:style w:type="paragraph" w:styleId="ListContinue2">
+  <w:style w:type="paragraph" w:styleId="26">
     <w:name w:val="List Continue 2"/>
-    <w:basedOn w:val="Normal"/>
+    <w:basedOn w:val="a1"/>
     <w:uiPriority w:val="99"/>
     <w:unhideWhenUsed/>
     <w:rsid w:val="0029639D"/>
@@ -3539,9 +6356,9 @@
       <w:contextualSpacing/>
     </w:pPr>
   </w:style>
-  <w:style w:type="paragraph" w:styleId="ListContinue3">
+  <w:style w:type="paragraph" w:styleId="36">
     <w:name w:val="List Continue 3"/>
-    <w:basedOn w:val="Normal"/>
+    <w:basedOn w:val="a1"/>
     <w:uiPriority w:val="99"/>
     <w:unhideWhenUsed/>
     <w:rsid w:val="0029639D"/>
@@ -3551,9 +6368,9 @@
       <w:contextualSpacing/>
     </w:pPr>
   </w:style>
-  <w:style w:type="paragraph" w:styleId="MacroText">
+  <w:style w:type="paragraph" w:styleId="af3">
     <w:name w:val="macro"/>
-    <w:link w:val="MacroTextChar"/>
+    <w:link w:val="af4"/>
     <w:uiPriority w:val="99"/>
     <w:unhideWhenUsed/>
     <w:rsid w:val="0029639D"/>
@@ -3574,10 +6391,10 @@
       <w:szCs w:val="20"/>
     </w:rPr>
   </w:style>
-  <w:style w:type="character" w:customStyle="1" w:styleId="MacroTextChar">
-    <w:name w:val="Macro Text Char"/>
-    <w:basedOn w:val="DefaultParagraphFont"/>
-    <w:link w:val="MacroText"/>
+  <w:style w:type="character" w:customStyle="1" w:styleId="af4">
+    <w:name w:val="巨集文字 字元"/>
+    <w:basedOn w:val="a2"/>
+    <w:link w:val="af3"/>
     <w:uiPriority w:val="99"/>
     <w:rsid w:val="0029639D"/>
     <w:rPr>
@@ -3586,11 +6403,11 @@
       <w:szCs w:val="20"/>
     </w:rPr>
   </w:style>
-  <w:style w:type="paragraph" w:styleId="Quote">
+  <w:style w:type="paragraph" w:styleId="af5">
     <w:name w:val="Quote"/>
-    <w:basedOn w:val="Normal"/>
-    <w:next w:val="Normal"/>
-    <w:link w:val="QuoteChar"/>
+    <w:basedOn w:val="a1"/>
+    <w:next w:val="a1"/>
+    <w:link w:val="af6"/>
     <w:uiPriority w:val="29"/>
     <w:qFormat/>
     <w:rsid w:val="00FC693F"/>
@@ -3600,10 +6417,10 @@
       <w:color w:val="000000" w:themeColor="text1"/>
     </w:rPr>
   </w:style>
-  <w:style w:type="character" w:customStyle="1" w:styleId="QuoteChar">
-    <w:name w:val="Quote Char"/>
-    <w:basedOn w:val="DefaultParagraphFont"/>
-    <w:link w:val="Quote"/>
+  <w:style w:type="character" w:customStyle="1" w:styleId="af6">
+    <w:name w:val="引文 字元"/>
+    <w:basedOn w:val="a2"/>
+    <w:link w:val="af5"/>
     <w:uiPriority w:val="29"/>
     <w:rsid w:val="00FC693F"/>
     <w:rPr>
@@ -3612,10 +6429,10 @@
       <w:color w:val="000000" w:themeColor="text1"/>
     </w:rPr>
   </w:style>
-  <w:style w:type="character" w:customStyle="1" w:styleId="Heading4Char">
-    <w:name w:val="Heading 4 Char"/>
-    <w:basedOn w:val="DefaultParagraphFont"/>
-    <w:link w:val="Heading4"/>
+  <w:style w:type="character" w:customStyle="1" w:styleId="40">
+    <w:name w:val="標題 4 字元"/>
+    <w:basedOn w:val="a2"/>
+    <w:link w:val="4"/>
     <w:uiPriority w:val="9"/>
     <w:semiHidden/>
     <w:rsid w:val="00FC693F"/>
@@ -3628,10 +6445,10 @@
       <w:color w:val="4F81BD" w:themeColor="accent1"/>
     </w:rPr>
   </w:style>
-  <w:style w:type="character" w:customStyle="1" w:styleId="Heading5Char">
-    <w:name w:val="Heading 5 Char"/>
-    <w:basedOn w:val="DefaultParagraphFont"/>
-    <w:link w:val="Heading5"/>
+  <w:style w:type="character" w:customStyle="1" w:styleId="50">
+    <w:name w:val="標題 5 字元"/>
+    <w:basedOn w:val="a2"/>
+    <w:link w:val="5"/>
     <w:uiPriority w:val="9"/>
     <w:semiHidden/>
     <w:rsid w:val="00FC693F"/>
@@ -3640,10 +6457,10 @@
       <w:color w:val="243F60" w:themeColor="accent1" w:themeShade="7F"/>
     </w:rPr>
   </w:style>
-  <w:style w:type="character" w:customStyle="1" w:styleId="Heading6Char">
-    <w:name w:val="Heading 6 Char"/>
-    <w:basedOn w:val="DefaultParagraphFont"/>
-    <w:link w:val="Heading6"/>
+  <w:style w:type="character" w:customStyle="1" w:styleId="60">
+    <w:name w:val="標題 6 字元"/>
+    <w:basedOn w:val="a2"/>
+    <w:link w:val="6"/>
     <w:uiPriority w:val="9"/>
     <w:semiHidden/>
     <w:rsid w:val="00FC693F"/>
@@ -3654,10 +6471,10 @@
       <w:color w:val="243F60" w:themeColor="accent1" w:themeShade="7F"/>
     </w:rPr>
   </w:style>
-  <w:style w:type="character" w:customStyle="1" w:styleId="Heading7Char">
-    <w:name w:val="Heading 7 Char"/>
-    <w:basedOn w:val="DefaultParagraphFont"/>
-    <w:link w:val="Heading7"/>
+  <w:style w:type="character" w:customStyle="1" w:styleId="70">
+    <w:name w:val="標題 7 字元"/>
+    <w:basedOn w:val="a2"/>
+    <w:link w:val="7"/>
     <w:uiPriority w:val="9"/>
     <w:semiHidden/>
     <w:rsid w:val="00FC693F"/>
@@ -3668,10 +6485,10 @@
       <w:color w:val="404040" w:themeColor="text1" w:themeTint="BF"/>
     </w:rPr>
   </w:style>
-  <w:style w:type="character" w:customStyle="1" w:styleId="Heading8Char">
-    <w:name w:val="Heading 8 Char"/>
-    <w:basedOn w:val="DefaultParagraphFont"/>
-    <w:link w:val="Heading8"/>
+  <w:style w:type="character" w:customStyle="1" w:styleId="80">
+    <w:name w:val="標題 8 字元"/>
+    <w:basedOn w:val="a2"/>
+    <w:link w:val="8"/>
     <w:uiPriority w:val="9"/>
     <w:semiHidden/>
     <w:rsid w:val="00FC693F"/>
@@ -3682,10 +6499,10 @@
       <w:szCs w:val="20"/>
     </w:rPr>
   </w:style>
-  <w:style w:type="character" w:customStyle="1" w:styleId="Heading9Char">
-    <w:name w:val="Heading 9 Char"/>
-    <w:basedOn w:val="DefaultParagraphFont"/>
-    <w:link w:val="Heading9"/>
+  <w:style w:type="character" w:customStyle="1" w:styleId="90">
+    <w:name w:val="標題 9 字元"/>
+    <w:basedOn w:val="a2"/>
+    <w:link w:val="9"/>
     <w:uiPriority w:val="9"/>
     <w:semiHidden/>
     <w:rsid w:val="00FC693F"/>
@@ -3698,10 +6515,10 @@
       <w:szCs w:val="20"/>
     </w:rPr>
   </w:style>
-  <w:style w:type="paragraph" w:styleId="Caption">
+  <w:style w:type="paragraph" w:styleId="af7">
     <w:name w:val="caption"/>
-    <w:basedOn w:val="Normal"/>
-    <w:next w:val="Normal"/>
+    <w:basedOn w:val="a1"/>
+    <w:next w:val="a1"/>
     <w:uiPriority w:val="35"/>
     <w:semiHidden/>
     <w:unhideWhenUsed/>
@@ -3718,9 +6535,9 @@
       <w:szCs w:val="18"/>
     </w:rPr>
   </w:style>
-  <w:style w:type="character" w:styleId="Strong">
+  <w:style w:type="character" w:styleId="af8">
     <w:name w:val="Strong"/>
-    <w:basedOn w:val="DefaultParagraphFont"/>
+    <w:basedOn w:val="a2"/>
     <w:uiPriority w:val="22"/>
     <w:qFormat/>
     <w:rsid w:val="00FC693F"/>
@@ -3729,9 +6546,9 @@
       <w:bCs/>
     </w:rPr>
   </w:style>
-  <w:style w:type="character" w:styleId="Emphasis">
+  <w:style w:type="character" w:styleId="af9">
     <w:name w:val="Emphasis"/>
-    <w:basedOn w:val="DefaultParagraphFont"/>
+    <w:basedOn w:val="a2"/>
     <w:uiPriority w:val="20"/>
     <w:qFormat/>
     <w:rsid w:val="00FC693F"/>
@@ -3740,11 +6557,11 @@
       <w:iCs/>
     </w:rPr>
   </w:style>
-  <w:style w:type="paragraph" w:styleId="IntenseQuote">
+  <w:style w:type="paragraph" w:styleId="afa">
     <w:name w:val="Intense Quote"/>
-    <w:basedOn w:val="Normal"/>
-    <w:next w:val="Normal"/>
-    <w:link w:val="IntenseQuoteChar"/>
+    <w:basedOn w:val="a1"/>
+    <w:next w:val="a1"/>
+    <w:link w:val="afb"/>
     <w:uiPriority w:val="30"/>
     <w:qFormat/>
     <w:rsid w:val="00FC693F"/>
@@ -3763,10 +6580,10 @@
       <w:color w:val="4F81BD" w:themeColor="accent1"/>
     </w:rPr>
   </w:style>
-  <w:style w:type="character" w:customStyle="1" w:styleId="IntenseQuoteChar">
-    <w:name w:val="Intense Quote Char"/>
-    <w:basedOn w:val="DefaultParagraphFont"/>
-    <w:link w:val="IntenseQuote"/>
+  <w:style w:type="character" w:customStyle="1" w:styleId="afb">
+    <w:name w:val="鮮明引文 字元"/>
+    <w:basedOn w:val="a2"/>
+    <w:link w:val="afa"/>
     <w:uiPriority w:val="30"/>
     <w:rsid w:val="00FC693F"/>
     <w:rPr>
@@ -3777,9 +6594,9 @@
       <w:color w:val="4F81BD" w:themeColor="accent1"/>
     </w:rPr>
   </w:style>
-  <w:style w:type="character" w:styleId="SubtleEmphasis">
+  <w:style w:type="character" w:styleId="afc">
     <w:name w:val="Subtle Emphasis"/>
-    <w:basedOn w:val="DefaultParagraphFont"/>
+    <w:basedOn w:val="a2"/>
     <w:uiPriority w:val="19"/>
     <w:qFormat/>
     <w:rsid w:val="00FC693F"/>
@@ -3789,9 +6606,9 @@
       <w:color w:val="808080" w:themeColor="text1" w:themeTint="7F"/>
     </w:rPr>
   </w:style>
-  <w:style w:type="character" w:styleId="IntenseEmphasis">
+  <w:style w:type="character" w:styleId="afd">
     <w:name w:val="Intense Emphasis"/>
-    <w:basedOn w:val="DefaultParagraphFont"/>
+    <w:basedOn w:val="a2"/>
     <w:uiPriority w:val="21"/>
     <w:qFormat/>
     <w:rsid w:val="00FC693F"/>
@@ -3803,9 +6620,9 @@
       <w:color w:val="4F81BD" w:themeColor="accent1"/>
     </w:rPr>
   </w:style>
-  <w:style w:type="character" w:styleId="SubtleReference">
+  <w:style w:type="character" w:styleId="afe">
     <w:name w:val="Subtle Reference"/>
-    <w:basedOn w:val="DefaultParagraphFont"/>
+    <w:basedOn w:val="a2"/>
     <w:uiPriority w:val="31"/>
     <w:qFormat/>
     <w:rsid w:val="00FC693F"/>
@@ -3815,9 +6632,9 @@
       <w:u w:val="single"/>
     </w:rPr>
   </w:style>
-  <w:style w:type="character" w:styleId="IntenseReference">
+  <w:style w:type="character" w:styleId="aff">
     <w:name w:val="Intense Reference"/>
-    <w:basedOn w:val="DefaultParagraphFont"/>
+    <w:basedOn w:val="a2"/>
     <w:uiPriority w:val="32"/>
     <w:qFormat/>
     <w:rsid w:val="00FC693F"/>
@@ -3830,9 +6647,9 @@
       <w:u w:val="single"/>
     </w:rPr>
   </w:style>
-  <w:style w:type="character" w:styleId="BookTitle">
+  <w:style w:type="character" w:styleId="aff0">
     <w:name w:val="Book Title"/>
-    <w:basedOn w:val="DefaultParagraphFont"/>
+    <w:basedOn w:val="a2"/>
     <w:uiPriority w:val="33"/>
     <w:qFormat/>
     <w:rsid w:val="00FC693F"/>
@@ -3843,10 +6660,10 @@
       <w:spacing w:val="5"/>
     </w:rPr>
   </w:style>
-  <w:style w:type="paragraph" w:styleId="TOCHeading">
+  <w:style w:type="paragraph" w:styleId="aff1">
     <w:name w:val="TOC Heading"/>
-    <w:basedOn w:val="Heading1"/>
-    <w:next w:val="Normal"/>
+    <w:basedOn w:val="1"/>
+    <w:next w:val="a1"/>
     <w:uiPriority w:val="39"/>
     <w:semiHidden/>
     <w:unhideWhenUsed/>
@@ -3856,9 +6673,9 @@
       <w:outlineLvl w:val="9"/>
     </w:pPr>
   </w:style>
-  <w:style w:type="table" w:styleId="TableGrid">
+  <w:style w:type="table" w:styleId="aff2">
     <w:name w:val="Table Grid"/>
-    <w:basedOn w:val="TableNormal"/>
+    <w:basedOn w:val="a3"/>
     <w:uiPriority w:val="59"/>
     <w:rsid w:val="00FC693F"/>
     <w:pPr>
@@ -3882,9 +6699,9 @@
       </w:tblCellMar>
     </w:tblPr>
   </w:style>
-  <w:style w:type="table" w:styleId="LightShading">
+  <w:style w:type="table" w:styleId="aff3">
     <w:name w:val="Light Shading"/>
-    <w:basedOn w:val="TableNormal"/>
+    <w:basedOn w:val="a3"/>
     <w:uiPriority w:val="60"/>
     <w:rsid w:val="00FC693F"/>
     <w:pPr>
@@ -3985,9 +6802,9 @@
       </w:tcPr>
     </w:tblStylePr>
   </w:style>
-  <w:style w:type="table" w:styleId="LightShading-Accent1">
+  <w:style w:type="table" w:styleId="-1">
     <w:name w:val="Light Shading Accent 1"/>
-    <w:basedOn w:val="TableNormal"/>
+    <w:basedOn w:val="a3"/>
     <w:uiPriority w:val="60"/>
     <w:rsid w:val="00FC693F"/>
     <w:pPr>
@@ -4088,9 +6905,9 @@
       </w:tcPr>
     </w:tblStylePr>
   </w:style>
-  <w:style w:type="table" w:styleId="LightShading-Accent2">
+  <w:style w:type="table" w:styleId="-2">
     <w:name w:val="Light Shading Accent 2"/>
-    <w:basedOn w:val="TableNormal"/>
+    <w:basedOn w:val="a3"/>
     <w:uiPriority w:val="60"/>
     <w:rsid w:val="00FC693F"/>
     <w:pPr>
@@ -4191,9 +7008,9 @@
       </w:tcPr>
     </w:tblStylePr>
   </w:style>
-  <w:style w:type="table" w:styleId="LightShading-Accent3">
+  <w:style w:type="table" w:styleId="-3">
     <w:name w:val="Light Shading Accent 3"/>
-    <w:basedOn w:val="TableNormal"/>
+    <w:basedOn w:val="a3"/>
     <w:uiPriority w:val="60"/>
     <w:rsid w:val="00FC693F"/>
     <w:pPr>
@@ -4294,9 +7111,9 @@
       </w:tcPr>
     </w:tblStylePr>
   </w:style>
-  <w:style w:type="table" w:styleId="LightShading-Accent4">
+  <w:style w:type="table" w:styleId="-4">
     <w:name w:val="Light Shading Accent 4"/>
-    <w:basedOn w:val="TableNormal"/>
+    <w:basedOn w:val="a3"/>
     <w:uiPriority w:val="60"/>
     <w:rsid w:val="00FC693F"/>
     <w:pPr>
@@ -4397,9 +7214,9 @@
       </w:tcPr>
     </w:tblStylePr>
   </w:style>
-  <w:style w:type="table" w:styleId="LightShading-Accent5">
+  <w:style w:type="table" w:styleId="-5">
     <w:name w:val="Light Shading Accent 5"/>
-    <w:basedOn w:val="TableNormal"/>
+    <w:basedOn w:val="a3"/>
     <w:uiPriority w:val="60"/>
     <w:rsid w:val="00FC693F"/>
     <w:pPr>
@@ -4500,9 +7317,9 @@
       </w:tcPr>
     </w:tblStylePr>
   </w:style>
-  <w:style w:type="table" w:styleId="LightShading-Accent6">
+  <w:style w:type="table" w:styleId="-6">
     <w:name w:val="Light Shading Accent 6"/>
-    <w:basedOn w:val="TableNormal"/>
+    <w:basedOn w:val="a3"/>
     <w:uiPriority w:val="60"/>
     <w:rsid w:val="00FC693F"/>
     <w:pPr>
@@ -4603,9 +7420,9 @@
       </w:tcPr>
     </w:tblStylePr>
   </w:style>
-  <w:style w:type="table" w:styleId="LightList">
+  <w:style w:type="table" w:styleId="aff4">
     <w:name w:val="Light List"/>
-    <w:basedOn w:val="TableNormal"/>
+    <w:basedOn w:val="a3"/>
     <w:uiPriority w:val="61"/>
     <w:rsid w:val="00FC693F"/>
     <w:pPr>
@@ -4695,9 +7512,9 @@
       </w:tcPr>
     </w:tblStylePr>
   </w:style>
-  <w:style w:type="table" w:styleId="LightList-Accent1">
+  <w:style w:type="table" w:styleId="-10">
     <w:name w:val="Light List Accent 1"/>
-    <w:basedOn w:val="TableNormal"/>
+    <w:basedOn w:val="a3"/>
     <w:uiPriority w:val="61"/>
     <w:rsid w:val="00FC693F"/>
     <w:pPr>
@@ -4787,9 +7604,9 @@
       </w:tcPr>
     </w:tblStylePr>
   </w:style>
-  <w:style w:type="table" w:styleId="LightList-Accent2">
+  <w:style w:type="table" w:styleId="-20">
     <w:name w:val="Light List Accent 2"/>
-    <w:basedOn w:val="TableNormal"/>
+    <w:basedOn w:val="a3"/>
     <w:uiPriority w:val="61"/>
     <w:rsid w:val="00CB0664"/>
     <w:pPr>
@@ -4879,9 +7696,9 @@
       </w:tcPr>
     </w:tblStylePr>
   </w:style>
-  <w:style w:type="table" w:styleId="LightList-Accent3">
+  <w:style w:type="table" w:styleId="-30">
     <w:name w:val="Light List Accent 3"/>
-    <w:basedOn w:val="TableNormal"/>
+    <w:basedOn w:val="a3"/>
     <w:uiPriority w:val="61"/>
     <w:rsid w:val="00CB0664"/>
     <w:pPr>
@@ -4971,9 +7788,9 @@
       </w:tcPr>
     </w:tblStylePr>
   </w:style>
-  <w:style w:type="table" w:styleId="LightList-Accent4">
+  <w:style w:type="table" w:styleId="-40">
     <w:name w:val="Light List Accent 4"/>
-    <w:basedOn w:val="TableNormal"/>
+    <w:basedOn w:val="a3"/>
     <w:uiPriority w:val="61"/>
     <w:rsid w:val="00CB0664"/>
     <w:pPr>
@@ -5063,9 +7880,9 @@
       </w:tcPr>
     </w:tblStylePr>
   </w:style>
-  <w:style w:type="table" w:styleId="LightList-Accent5">
+  <w:style w:type="table" w:styleId="-50">
     <w:name w:val="Light List Accent 5"/>
-    <w:basedOn w:val="TableNormal"/>
+    <w:basedOn w:val="a3"/>
     <w:uiPriority w:val="61"/>
     <w:rsid w:val="00CB0664"/>
     <w:pPr>
@@ -5155,9 +7972,9 @@
       </w:tcPr>
     </w:tblStylePr>
   </w:style>
-  <w:style w:type="table" w:styleId="LightList-Accent6">
+  <w:style w:type="table" w:styleId="-60">
     <w:name w:val="Light List Accent 6"/>
-    <w:basedOn w:val="TableNormal"/>
+    <w:basedOn w:val="a3"/>
     <w:uiPriority w:val="61"/>
     <w:rsid w:val="00CB0664"/>
     <w:pPr>
@@ -5247,9 +8064,9 @@
       </w:tcPr>
     </w:tblStylePr>
   </w:style>
-  <w:style w:type="table" w:styleId="LightGrid">
+  <w:style w:type="table" w:styleId="aff5">
     <w:name w:val="Light Grid"/>
-    <w:basedOn w:val="TableNormal"/>
+    <w:basedOn w:val="a3"/>
     <w:uiPriority w:val="62"/>
     <w:rsid w:val="00CB0664"/>
     <w:pPr>
@@ -5377,9 +8194,9 @@
       </w:tcPr>
     </w:tblStylePr>
   </w:style>
-  <w:style w:type="table" w:styleId="LightGrid-Accent1">
+  <w:style w:type="table" w:styleId="-11">
     <w:name w:val="Light Grid Accent 1"/>
-    <w:basedOn w:val="TableNormal"/>
+    <w:basedOn w:val="a3"/>
     <w:uiPriority w:val="62"/>
     <w:rsid w:val="00CB0664"/>
     <w:pPr>
@@ -5507,9 +8324,9 @@
       </w:tcPr>
     </w:tblStylePr>
   </w:style>
-  <w:style w:type="table" w:styleId="LightGrid-Accent2">
+  <w:style w:type="table" w:styleId="-21">
     <w:name w:val="Light Grid Accent 2"/>
-    <w:basedOn w:val="TableNormal"/>
+    <w:basedOn w:val="a3"/>
     <w:uiPriority w:val="62"/>
     <w:rsid w:val="00CB0664"/>
     <w:pPr>
@@ -5637,9 +8454,9 @@
       </w:tcPr>
     </w:tblStylePr>
   </w:style>
-  <w:style w:type="table" w:styleId="LightGrid-Accent3">
+  <w:style w:type="table" w:styleId="-31">
     <w:name w:val="Light Grid Accent 3"/>
-    <w:basedOn w:val="TableNormal"/>
+    <w:basedOn w:val="a3"/>
     <w:uiPriority w:val="62"/>
     <w:rsid w:val="00CB0664"/>
     <w:pPr>
@@ -5767,9 +8584,9 @@
       </w:tcPr>
     </w:tblStylePr>
   </w:style>
-  <w:style w:type="table" w:styleId="LightGrid-Accent4">
+  <w:style w:type="table" w:styleId="-41">
     <w:name w:val="Light Grid Accent 4"/>
-    <w:basedOn w:val="TableNormal"/>
+    <w:basedOn w:val="a3"/>
     <w:uiPriority w:val="62"/>
     <w:rsid w:val="00CB0664"/>
     <w:pPr>
@@ -5897,9 +8714,9 @@
       </w:tcPr>
     </w:tblStylePr>
   </w:style>
-  <w:style w:type="table" w:styleId="LightGrid-Accent5">
+  <w:style w:type="table" w:styleId="-51">
     <w:name w:val="Light Grid Accent 5"/>
-    <w:basedOn w:val="TableNormal"/>
+    <w:basedOn w:val="a3"/>
     <w:uiPriority w:val="62"/>
     <w:rsid w:val="00CB0664"/>
     <w:pPr>
@@ -6027,9 +8844,9 @@
       </w:tcPr>
     </w:tblStylePr>
   </w:style>
-  <w:style w:type="table" w:styleId="LightGrid-Accent6">
+  <w:style w:type="table" w:styleId="-61">
     <w:name w:val="Light Grid Accent 6"/>
-    <w:basedOn w:val="TableNormal"/>
+    <w:basedOn w:val="a3"/>
     <w:uiPriority w:val="62"/>
     <w:rsid w:val="00CB0664"/>
     <w:pPr>
@@ -6157,9 +8974,9 @@
       </w:tcPr>
     </w:tblStylePr>
   </w:style>
-  <w:style w:type="table" w:styleId="MediumShading1">
+  <w:style w:type="table" w:styleId="11">
     <w:name w:val="Medium Shading 1"/>
-    <w:basedOn w:val="TableNormal"/>
+    <w:basedOn w:val="a3"/>
     <w:uiPriority w:val="63"/>
     <w:rsid w:val="00CB0664"/>
     <w:pPr>
@@ -6263,9 +9080,9 @@
       </w:tcPr>
     </w:tblStylePr>
   </w:style>
-  <w:style w:type="table" w:styleId="MediumShading1-Accent1">
+  <w:style w:type="table" w:styleId="1-1">
     <w:name w:val="Medium Shading 1 Accent 1"/>
-    <w:basedOn w:val="TableNormal"/>
+    <w:basedOn w:val="a3"/>
     <w:uiPriority w:val="63"/>
     <w:rsid w:val="00CB0664"/>
     <w:pPr>
@@ -6369,9 +9186,9 @@
       </w:tcPr>
     </w:tblStylePr>
   </w:style>
-  <w:style w:type="table" w:styleId="MediumShading1-Accent2">
+  <w:style w:type="table" w:styleId="1-2">
     <w:name w:val="Medium Shading 1 Accent 2"/>
-    <w:basedOn w:val="TableNormal"/>
+    <w:basedOn w:val="a3"/>
     <w:uiPriority w:val="63"/>
     <w:rsid w:val="00CB0664"/>
     <w:pPr>
@@ -6475,9 +9292,9 @@
       </w:tcPr>
     </w:tblStylePr>
   </w:style>
-  <w:style w:type="table" w:styleId="MediumShading1-Accent3">
+  <w:style w:type="table" w:styleId="1-3">
     <w:name w:val="Medium Shading 1 Accent 3"/>
-    <w:basedOn w:val="TableNormal"/>
+    <w:basedOn w:val="a3"/>
     <w:uiPriority w:val="63"/>
     <w:rsid w:val="00CB0664"/>
     <w:pPr>
@@ -6581,9 +9398,9 @@
       </w:tcPr>
     </w:tblStylePr>
   </w:style>
-  <w:style w:type="table" w:styleId="MediumShading1-Accent4">
+  <w:style w:type="table" w:styleId="1-4">
     <w:name w:val="Medium Shading 1 Accent 4"/>
-    <w:basedOn w:val="TableNormal"/>
+    <w:basedOn w:val="a3"/>
     <w:uiPriority w:val="63"/>
     <w:rsid w:val="00CB0664"/>
     <w:pPr>
@@ -6687,9 +9504,9 @@
       </w:tcPr>
     </w:tblStylePr>
   </w:style>
-  <w:style w:type="table" w:styleId="MediumShading1-Accent5">
+  <w:style w:type="table" w:styleId="1-5">
     <w:name w:val="Medium Shading 1 Accent 5"/>
-    <w:basedOn w:val="TableNormal"/>
+    <w:basedOn w:val="a3"/>
     <w:uiPriority w:val="63"/>
     <w:rsid w:val="00CB0664"/>
     <w:pPr>
@@ -6793,9 +9610,9 @@
       </w:tcPr>
     </w:tblStylePr>
   </w:style>
-  <w:style w:type="table" w:styleId="MediumShading1-Accent6">
+  <w:style w:type="table" w:styleId="1-6">
     <w:name w:val="Medium Shading 1 Accent 6"/>
-    <w:basedOn w:val="TableNormal"/>
+    <w:basedOn w:val="a3"/>
     <w:uiPriority w:val="63"/>
     <w:rsid w:val="00CB0664"/>
     <w:pPr>
@@ -6899,9 +9716,9 @@
       </w:tcPr>
     </w:tblStylePr>
   </w:style>
-  <w:style w:type="table" w:styleId="MediumShading2">
+  <w:style w:type="table" w:styleId="27">
     <w:name w:val="Medium Shading 2"/>
-    <w:basedOn w:val="TableNormal"/>
+    <w:basedOn w:val="a3"/>
     <w:uiPriority w:val="64"/>
     <w:rsid w:val="00CB0664"/>
     <w:pPr>
@@ -7048,9 +9865,9 @@
       </w:tcPr>
     </w:tblStylePr>
   </w:style>
-  <w:style w:type="table" w:styleId="MediumShading2-Accent1">
+  <w:style w:type="table" w:styleId="2-1">
     <w:name w:val="Medium Shading 2 Accent 1"/>
-    <w:basedOn w:val="TableNormal"/>
+    <w:basedOn w:val="a3"/>
     <w:uiPriority w:val="64"/>
     <w:rsid w:val="00CB0664"/>
     <w:pPr>
@@ -7197,9 +10014,9 @@
       </w:tcPr>
     </w:tblStylePr>
   </w:style>
-  <w:style w:type="table" w:styleId="MediumShading2-Accent2">
+  <w:style w:type="table" w:styleId="2-2">
     <w:name w:val="Medium Shading 2 Accent 2"/>
-    <w:basedOn w:val="TableNormal"/>
+    <w:basedOn w:val="a3"/>
     <w:uiPriority w:val="64"/>
     <w:rsid w:val="00CB0664"/>
     <w:pPr>
@@ -7346,9 +10163,9 @@
       </w:tcPr>
     </w:tblStylePr>
   </w:style>
-  <w:style w:type="table" w:styleId="MediumShading2-Accent3">
+  <w:style w:type="table" w:styleId="2-3">
     <w:name w:val="Medium Shading 2 Accent 3"/>
-    <w:basedOn w:val="TableNormal"/>
+    <w:basedOn w:val="a3"/>
     <w:uiPriority w:val="64"/>
     <w:rsid w:val="00CB0664"/>
     <w:pPr>
@@ -7495,9 +10312,9 @@
       </w:tcPr>
     </w:tblStylePr>
   </w:style>
-  <w:style w:type="table" w:styleId="MediumShading2-Accent4">
+  <w:style w:type="table" w:styleId="2-4">
     <w:name w:val="Medium Shading 2 Accent 4"/>
-    <w:basedOn w:val="TableNormal"/>
+    <w:basedOn w:val="a3"/>
     <w:uiPriority w:val="64"/>
     <w:rsid w:val="00CB0664"/>
     <w:pPr>
@@ -7644,9 +10461,9 @@
       </w:tcPr>
     </w:tblStylePr>
   </w:style>
-  <w:style w:type="table" w:styleId="MediumShading2-Accent5">
+  <w:style w:type="table" w:styleId="2-5">
     <w:name w:val="Medium Shading 2 Accent 5"/>
-    <w:basedOn w:val="TableNormal"/>
+    <w:basedOn w:val="a3"/>
     <w:uiPriority w:val="64"/>
     <w:rsid w:val="00CB0664"/>
     <w:pPr>
@@ -7793,9 +10610,9 @@
       </w:tcPr>
     </w:tblStylePr>
   </w:style>
-  <w:style w:type="table" w:styleId="MediumShading2-Accent6">
+  <w:style w:type="table" w:styleId="2-6">
     <w:name w:val="Medium Shading 2 Accent 6"/>
-    <w:basedOn w:val="TableNormal"/>
+    <w:basedOn w:val="a3"/>
     <w:uiPriority w:val="64"/>
     <w:rsid w:val="00CB0664"/>
     <w:pPr>
@@ -7942,9 +10759,9 @@
       </w:tcPr>
     </w:tblStylePr>
   </w:style>
-  <w:style w:type="table" w:styleId="MediumList1">
+  <w:style w:type="table" w:styleId="12">
     <w:name w:val="Medium List 1"/>
-    <w:basedOn w:val="TableNormal"/>
+    <w:basedOn w:val="a3"/>
     <w:uiPriority w:val="65"/>
     <w:rsid w:val="00CB0664"/>
     <w:pPr>
@@ -8026,9 +10843,9 @@
       </w:tcPr>
     </w:tblStylePr>
   </w:style>
-  <w:style w:type="table" w:styleId="MediumList1-Accent1">
+  <w:style w:type="table" w:styleId="1-10">
     <w:name w:val="Medium List 1 Accent 1"/>
-    <w:basedOn w:val="TableNormal"/>
+    <w:basedOn w:val="a3"/>
     <w:uiPriority w:val="65"/>
     <w:rsid w:val="00CB0664"/>
     <w:pPr>
@@ -8110,9 +10927,9 @@
       </w:tcPr>
     </w:tblStylePr>
   </w:style>
-  <w:style w:type="table" w:styleId="MediumList1-Accent2">
+  <w:style w:type="table" w:styleId="1-20">
     <w:name w:val="Medium List 1 Accent 2"/>
-    <w:basedOn w:val="TableNormal"/>
+    <w:basedOn w:val="a3"/>
     <w:uiPriority w:val="65"/>
     <w:rsid w:val="00CB0664"/>
     <w:pPr>
@@ -8194,9 +11011,9 @@
       </w:tcPr>
     </w:tblStylePr>
   </w:style>
-  <w:style w:type="table" w:styleId="MediumList1-Accent3">
+  <w:style w:type="table" w:styleId="1-30">
     <w:name w:val="Medium List 1 Accent 3"/>
-    <w:basedOn w:val="TableNormal"/>
+    <w:basedOn w:val="a3"/>
     <w:uiPriority w:val="65"/>
     <w:rsid w:val="00CB0664"/>
     <w:pPr>
@@ -8278,9 +11095,9 @@
       </w:tcPr>
     </w:tblStylePr>
   </w:style>
-  <w:style w:type="table" w:styleId="MediumList1-Accent4">
+  <w:style w:type="table" w:styleId="1-40">
     <w:name w:val="Medium List 1 Accent 4"/>
-    <w:basedOn w:val="TableNormal"/>
+    <w:basedOn w:val="a3"/>
     <w:uiPriority w:val="65"/>
     <w:rsid w:val="00CB0664"/>
     <w:pPr>
@@ -8362,9 +11179,9 @@
       </w:tcPr>
     </w:tblStylePr>
   </w:style>
-  <w:style w:type="table" w:styleId="MediumList1-Accent5">
+  <w:style w:type="table" w:styleId="1-50">
     <w:name w:val="Medium List 1 Accent 5"/>
-    <w:basedOn w:val="TableNormal"/>
+    <w:basedOn w:val="a3"/>
     <w:uiPriority w:val="65"/>
     <w:rsid w:val="00CB0664"/>
     <w:pPr>
@@ -8446,9 +11263,9 @@
       </w:tcPr>
     </w:tblStylePr>
   </w:style>
-  <w:style w:type="table" w:styleId="MediumList1-Accent6">
+  <w:style w:type="table" w:styleId="1-60">
     <w:name w:val="Medium List 1 Accent 6"/>
-    <w:basedOn w:val="TableNormal"/>
+    <w:basedOn w:val="a3"/>
     <w:uiPriority w:val="65"/>
     <w:rsid w:val="00CB0664"/>
     <w:pPr>
@@ -8530,9 +11347,9 @@
       </w:tcPr>
     </w:tblStylePr>
   </w:style>
-  <w:style w:type="table" w:styleId="MediumList2">
+  <w:style w:type="table" w:styleId="28">
     <w:name w:val="Medium List 2"/>
-    <w:basedOn w:val="TableNormal"/>
+    <w:basedOn w:val="a3"/>
     <w:uiPriority w:val="66"/>
     <w:rsid w:val="00CB0664"/>
     <w:pPr>
@@ -8658,9 +11475,9 @@
       </w:tcPr>
     </w:tblStylePr>
   </w:style>
-  <w:style w:type="table" w:styleId="MediumList2-Accent1">
+  <w:style w:type="table" w:styleId="2-10">
     <w:name w:val="Medium List 2 Accent 1"/>
-    <w:basedOn w:val="TableNormal"/>
+    <w:basedOn w:val="a3"/>
     <w:uiPriority w:val="66"/>
     <w:rsid w:val="00CB0664"/>
     <w:pPr>
@@ -8786,9 +11603,9 @@
       </w:tcPr>
     </w:tblStylePr>
   </w:style>
-  <w:style w:type="table" w:styleId="MediumList2-Accent2">
+  <w:style w:type="table" w:styleId="2-20">
     <w:name w:val="Medium List 2 Accent 2"/>
-    <w:basedOn w:val="TableNormal"/>
+    <w:basedOn w:val="a3"/>
     <w:uiPriority w:val="66"/>
     <w:rsid w:val="00CB0664"/>
     <w:pPr>
@@ -8914,9 +11731,9 @@
       </w:tcPr>
     </w:tblStylePr>
   </w:style>
-  <w:style w:type="table" w:styleId="MediumList2-Accent3">
+  <w:style w:type="table" w:styleId="2-30">
     <w:name w:val="Medium List 2 Accent 3"/>
-    <w:basedOn w:val="TableNormal"/>
+    <w:basedOn w:val="a3"/>
     <w:uiPriority w:val="66"/>
     <w:rsid w:val="00CB0664"/>
     <w:pPr>
@@ -9042,9 +11859,9 @@
       </w:tcPr>
     </w:tblStylePr>
   </w:style>
-  <w:style w:type="table" w:styleId="MediumList2-Accent4">
+  <w:style w:type="table" w:styleId="2-40">
     <w:name w:val="Medium List 2 Accent 4"/>
-    <w:basedOn w:val="TableNormal"/>
+    <w:basedOn w:val="a3"/>
     <w:uiPriority w:val="66"/>
     <w:rsid w:val="00CB0664"/>
     <w:pPr>
@@ -9170,9 +11987,9 @@
       </w:tcPr>
     </w:tblStylePr>
   </w:style>
-  <w:style w:type="table" w:styleId="MediumList2-Accent5">
+  <w:style w:type="table" w:styleId="2-50">
     <w:name w:val="Medium List 2 Accent 5"/>
-    <w:basedOn w:val="TableNormal"/>
+    <w:basedOn w:val="a3"/>
     <w:uiPriority w:val="66"/>
     <w:rsid w:val="00CB0664"/>
     <w:pPr>
@@ -9298,9 +12115,9 @@
       </w:tcPr>
     </w:tblStylePr>
   </w:style>
-  <w:style w:type="table" w:styleId="MediumList2-Accent6">
+  <w:style w:type="table" w:styleId="2-60">
     <w:name w:val="Medium List 2 Accent 6"/>
-    <w:basedOn w:val="TableNormal"/>
+    <w:basedOn w:val="a3"/>
     <w:uiPriority w:val="66"/>
     <w:rsid w:val="00CB0664"/>
     <w:pPr>
@@ -9426,9 +12243,9 @@
       </w:tcPr>
     </w:tblStylePr>
   </w:style>
-  <w:style w:type="table" w:styleId="MediumGrid1">
+  <w:style w:type="table" w:styleId="13">
     <w:name w:val="Medium Grid 1"/>
-    <w:basedOn w:val="TableNormal"/>
+    <w:basedOn w:val="a3"/>
     <w:uiPriority w:val="67"/>
     <w:rsid w:val="00CB0664"/>
     <w:pPr>
@@ -9499,9 +12316,9 @@
       </w:tcPr>
     </w:tblStylePr>
   </w:style>
-  <w:style w:type="table" w:styleId="MediumGrid1-Accent1">
+  <w:style w:type="table" w:styleId="1-11">
     <w:name w:val="Medium Grid 1 Accent 1"/>
-    <w:basedOn w:val="TableNormal"/>
+    <w:basedOn w:val="a3"/>
     <w:uiPriority w:val="67"/>
     <w:rsid w:val="00CB0664"/>
     <w:pPr>
@@ -9572,9 +12389,9 @@
       </w:tcPr>
     </w:tblStylePr>
   </w:style>
-  <w:style w:type="table" w:styleId="MediumGrid1-Accent2">
+  <w:style w:type="table" w:styleId="1-21">
     <w:name w:val="Medium Grid 1 Accent 2"/>
-    <w:basedOn w:val="TableNormal"/>
+    <w:basedOn w:val="a3"/>
     <w:uiPriority w:val="67"/>
     <w:rsid w:val="00CB0664"/>
     <w:pPr>
@@ -9645,9 +12462,9 @@
       </w:tcPr>
     </w:tblStylePr>
   </w:style>
-  <w:style w:type="table" w:styleId="MediumGrid1-Accent3">
+  <w:style w:type="table" w:styleId="1-31">
     <w:name w:val="Medium Grid 1 Accent 3"/>
-    <w:basedOn w:val="TableNormal"/>
+    <w:basedOn w:val="a3"/>
     <w:uiPriority w:val="67"/>
     <w:rsid w:val="00CB0664"/>
     <w:pPr>
@@ -9718,9 +12535,9 @@
       </w:tcPr>
     </w:tblStylePr>
   </w:style>
-  <w:style w:type="table" w:styleId="MediumGrid1-Accent4">
+  <w:style w:type="table" w:styleId="1-41">
     <w:name w:val="Medium Grid 1 Accent 4"/>
-    <w:basedOn w:val="TableNormal"/>
+    <w:basedOn w:val="a3"/>
     <w:uiPriority w:val="67"/>
     <w:rsid w:val="00CB0664"/>
     <w:pPr>
@@ -9791,9 +12608,9 @@
       </w:tcPr>
     </w:tblStylePr>
   </w:style>
-  <w:style w:type="table" w:styleId="MediumGrid1-Accent5">
+  <w:style w:type="table" w:styleId="1-51">
     <w:name w:val="Medium Grid 1 Accent 5"/>
-    <w:basedOn w:val="TableNormal"/>
+    <w:basedOn w:val="a3"/>
     <w:uiPriority w:val="67"/>
     <w:rsid w:val="00CB0664"/>
     <w:pPr>
@@ -9864,9 +12681,9 @@
       </w:tcPr>
     </w:tblStylePr>
   </w:style>
-  <w:style w:type="table" w:styleId="MediumGrid1-Accent6">
+  <w:style w:type="table" w:styleId="1-61">
     <w:name w:val="Medium Grid 1 Accent 6"/>
-    <w:basedOn w:val="TableNormal"/>
+    <w:basedOn w:val="a3"/>
     <w:uiPriority w:val="67"/>
     <w:rsid w:val="00CB0664"/>
     <w:pPr>
@@ -9937,9 +12754,9 @@
       </w:tcPr>
     </w:tblStylePr>
   </w:style>
-  <w:style w:type="table" w:styleId="MediumGrid2">
+  <w:style w:type="table" w:styleId="29">
     <w:name w:val="Medium Grid 2"/>
-    <w:basedOn w:val="TableNormal"/>
+    <w:basedOn w:val="a3"/>
     <w:uiPriority w:val="68"/>
     <w:rsid w:val="00CB0664"/>
     <w:pPr>
@@ -10062,9 +12879,9 @@
       </w:tcPr>
     </w:tblStylePr>
   </w:style>
-  <w:style w:type="table" w:styleId="MediumGrid2-Accent1">
+  <w:style w:type="table" w:styleId="2-11">
     <w:name w:val="Medium Grid 2 Accent 1"/>
-    <w:basedOn w:val="TableNormal"/>
+    <w:basedOn w:val="a3"/>
     <w:uiPriority w:val="68"/>
     <w:rsid w:val="00CB0664"/>
     <w:pPr>
@@ -10187,9 +13004,9 @@
       </w:tcPr>
     </w:tblStylePr>
   </w:style>
-  <w:style w:type="table" w:styleId="MediumGrid2-Accent2">
+  <w:style w:type="table" w:styleId="2-21">
     <w:name w:val="Medium Grid 2 Accent 2"/>
-    <w:basedOn w:val="TableNormal"/>
+    <w:basedOn w:val="a3"/>
     <w:uiPriority w:val="68"/>
     <w:rsid w:val="00CB0664"/>
     <w:pPr>
@@ -10312,9 +13129,9 @@
       </w:tcPr>
     </w:tblStylePr>
   </w:style>
-  <w:style w:type="table" w:styleId="MediumGrid2-Accent3">
+  <w:style w:type="table" w:styleId="2-31">
     <w:name w:val="Medium Grid 2 Accent 3"/>
-    <w:basedOn w:val="TableNormal"/>
+    <w:basedOn w:val="a3"/>
     <w:uiPriority w:val="68"/>
     <w:rsid w:val="00CB0664"/>
     <w:pPr>
@@ -10437,9 +13254,9 @@
       </w:tcPr>
     </w:tblStylePr>
   </w:style>
-  <w:style w:type="table" w:styleId="MediumGrid2-Accent4">
+  <w:style w:type="table" w:styleId="2-41">
     <w:name w:val="Medium Grid 2 Accent 4"/>
-    <w:basedOn w:val="TableNormal"/>
+    <w:basedOn w:val="a3"/>
     <w:uiPriority w:val="68"/>
     <w:rsid w:val="00CB0664"/>
     <w:pPr>
@@ -10562,9 +13379,9 @@
       </w:tcPr>
     </w:tblStylePr>
   </w:style>
-  <w:style w:type="table" w:styleId="MediumGrid2-Accent5">
+  <w:style w:type="table" w:styleId="2-51">
     <w:name w:val="Medium Grid 2 Accent 5"/>
-    <w:basedOn w:val="TableNormal"/>
+    <w:basedOn w:val="a3"/>
     <w:uiPriority w:val="68"/>
     <w:rsid w:val="00CB0664"/>
     <w:pPr>
@@ -10687,9 +13504,9 @@
       </w:tcPr>
     </w:tblStylePr>
   </w:style>
-  <w:style w:type="table" w:styleId="MediumGrid2-Accent6">
+  <w:style w:type="table" w:styleId="2-61">
     <w:name w:val="Medium Grid 2 Accent 6"/>
-    <w:basedOn w:val="TableNormal"/>
+    <w:basedOn w:val="a3"/>
     <w:uiPriority w:val="68"/>
     <w:rsid w:val="00CB0664"/>
     <w:pPr>
@@ -10812,9 +13629,9 @@
       </w:tcPr>
     </w:tblStylePr>
   </w:style>
-  <w:style w:type="table" w:styleId="MediumGrid3">
+  <w:style w:type="table" w:styleId="37">
     <w:name w:val="Medium Grid 3"/>
-    <w:basedOn w:val="TableNormal"/>
+    <w:basedOn w:val="a3"/>
     <w:uiPriority w:val="69"/>
     <w:rsid w:val="00CB0664"/>
     <w:pPr>
@@ -10953,9 +13770,9 @@
       </w:tcPr>
     </w:tblStylePr>
   </w:style>
-  <w:style w:type="table" w:styleId="MediumGrid3-Accent1">
+  <w:style w:type="table" w:styleId="3-1">
     <w:name w:val="Medium Grid 3 Accent 1"/>
-    <w:basedOn w:val="TableNormal"/>
+    <w:basedOn w:val="a3"/>
     <w:uiPriority w:val="69"/>
     <w:rsid w:val="00CB0664"/>
     <w:pPr>
@@ -11094,9 +13911,9 @@
       </w:tcPr>
     </w:tblStylePr>
   </w:style>
-  <w:style w:type="table" w:styleId="MediumGrid3-Accent2">
+  <w:style w:type="table" w:styleId="3-2">
     <w:name w:val="Medium Grid 3 Accent 2"/>
-    <w:basedOn w:val="TableNormal"/>
+    <w:basedOn w:val="a3"/>
     <w:uiPriority w:val="69"/>
     <w:rsid w:val="00CB0664"/>
     <w:pPr>
@@ -11235,9 +14052,9 @@
       </w:tcPr>
     </w:tblStylePr>
   </w:style>
-  <w:style w:type="table" w:styleId="MediumGrid3-Accent3">
+  <w:style w:type="table" w:styleId="3-3">
     <w:name w:val="Medium Grid 3 Accent 3"/>
-    <w:basedOn w:val="TableNormal"/>
+    <w:basedOn w:val="a3"/>
     <w:uiPriority w:val="69"/>
     <w:rsid w:val="00CB0664"/>
     <w:pPr>
@@ -11376,9 +14193,9 @@
       </w:tcPr>
     </w:tblStylePr>
   </w:style>
-  <w:style w:type="table" w:styleId="MediumGrid3-Accent4">
+  <w:style w:type="table" w:styleId="3-4">
     <w:name w:val="Medium Grid 3 Accent 4"/>
-    <w:basedOn w:val="TableNormal"/>
+    <w:basedOn w:val="a3"/>
     <w:uiPriority w:val="69"/>
     <w:rsid w:val="00CB0664"/>
     <w:pPr>
@@ -11517,9 +14334,9 @@
       </w:tcPr>
     </w:tblStylePr>
   </w:style>
-  <w:style w:type="table" w:styleId="MediumGrid3-Accent5">
+  <w:style w:type="table" w:styleId="3-5">
     <w:name w:val="Medium Grid 3 Accent 5"/>
-    <w:basedOn w:val="TableNormal"/>
+    <w:basedOn w:val="a3"/>
     <w:uiPriority w:val="69"/>
     <w:rsid w:val="00CB0664"/>
     <w:pPr>
@@ -11658,9 +14475,9 @@
       </w:tcPr>
     </w:tblStylePr>
   </w:style>
-  <w:style w:type="table" w:styleId="MediumGrid3-Accent6">
+  <w:style w:type="table" w:styleId="3-6">
     <w:name w:val="Medium Grid 3 Accent 6"/>
-    <w:basedOn w:val="TableNormal"/>
+    <w:basedOn w:val="a3"/>
     <w:uiPriority w:val="69"/>
     <w:rsid w:val="00CB0664"/>
     <w:pPr>
@@ -11799,9 +14616,9 @@
       </w:tcPr>
     </w:tblStylePr>
   </w:style>
-  <w:style w:type="table" w:styleId="DarkList">
+  <w:style w:type="table" w:styleId="aff6">
     <w:name w:val="Dark List"/>
-    <w:basedOn w:val="TableNormal"/>
+    <w:basedOn w:val="a3"/>
     <w:uiPriority w:val="70"/>
     <w:rsid w:val="00CB0664"/>
     <w:pPr>
@@ -11913,9 +14730,9 @@
       </w:tcPr>
     </w:tblStylePr>
   </w:style>
-  <w:style w:type="table" w:styleId="DarkList-Accent1">
+  <w:style w:type="table" w:styleId="-12">
     <w:name w:val="Dark List Accent 1"/>
-    <w:basedOn w:val="TableNormal"/>
+    <w:basedOn w:val="a3"/>
     <w:uiPriority w:val="70"/>
     <w:rsid w:val="00CB0664"/>
     <w:pPr>
@@ -12027,9 +14844,9 @@
       </w:tcPr>
     </w:tblStylePr>
   </w:style>
-  <w:style w:type="table" w:styleId="DarkList-Accent2">
+  <w:style w:type="table" w:styleId="-22">
     <w:name w:val="Dark List Accent 2"/>
-    <w:basedOn w:val="TableNormal"/>
+    <w:basedOn w:val="a3"/>
     <w:uiPriority w:val="70"/>
     <w:rsid w:val="00CB0664"/>
     <w:pPr>
@@ -12141,9 +14958,9 @@
       </w:tcPr>
     </w:tblStylePr>
   </w:style>
-  <w:style w:type="table" w:styleId="DarkList-Accent3">
+  <w:style w:type="table" w:styleId="-32">
     <w:name w:val="Dark List Accent 3"/>
-    <w:basedOn w:val="TableNormal"/>
+    <w:basedOn w:val="a3"/>
     <w:uiPriority w:val="70"/>
     <w:rsid w:val="00CB0664"/>
     <w:pPr>
@@ -12255,9 +15072,9 @@
       </w:tcPr>
     </w:tblStylePr>
   </w:style>
-  <w:style w:type="table" w:styleId="DarkList-Accent4">
+  <w:style w:type="table" w:styleId="-42">
     <w:name w:val="Dark List Accent 4"/>
-    <w:basedOn w:val="TableNormal"/>
+    <w:basedOn w:val="a3"/>
     <w:uiPriority w:val="70"/>
     <w:rsid w:val="00CB0664"/>
     <w:pPr>
@@ -12369,9 +15186,9 @@
       </w:tcPr>
     </w:tblStylePr>
   </w:style>
-  <w:style w:type="table" w:styleId="DarkList-Accent5">
+  <w:style w:type="table" w:styleId="-52">
     <w:name w:val="Dark List Accent 5"/>
-    <w:basedOn w:val="TableNormal"/>
+    <w:basedOn w:val="a3"/>
     <w:uiPriority w:val="70"/>
     <w:rsid w:val="00CB0664"/>
     <w:pPr>
@@ -12483,9 +15300,9 @@
       </w:tcPr>
     </w:tblStylePr>
   </w:style>
-  <w:style w:type="table" w:styleId="DarkList-Accent6">
+  <w:style w:type="table" w:styleId="-62">
     <w:name w:val="Dark List Accent 6"/>
-    <w:basedOn w:val="TableNormal"/>
+    <w:basedOn w:val="a3"/>
     <w:uiPriority w:val="70"/>
     <w:rsid w:val="00CB0664"/>
     <w:pPr>
@@ -12597,9 +15414,9 @@
       </w:tcPr>
     </w:tblStylePr>
   </w:style>
-  <w:style w:type="table" w:styleId="ColorfulShading">
+  <w:style w:type="table" w:styleId="aff7">
     <w:name w:val="Colorful Shading"/>
-    <w:basedOn w:val="TableNormal"/>
+    <w:basedOn w:val="a3"/>
     <w:uiPriority w:val="71"/>
     <w:rsid w:val="00CB0664"/>
     <w:pPr>
@@ -12719,9 +15536,9 @@
       </w:rPr>
     </w:tblStylePr>
   </w:style>
-  <w:style w:type="table" w:styleId="ColorfulShading-Accent1">
+  <w:style w:type="table" w:styleId="-13">
     <w:name w:val="Colorful Shading Accent 1"/>
-    <w:basedOn w:val="TableNormal"/>
+    <w:basedOn w:val="a3"/>
     <w:uiPriority w:val="71"/>
     <w:rsid w:val="00CB0664"/>
     <w:pPr>
@@ -12841,9 +15658,9 @@
       </w:rPr>
     </w:tblStylePr>
   </w:style>
-  <w:style w:type="table" w:styleId="ColorfulShading-Accent2">
+  <w:style w:type="table" w:styleId="-23">
     <w:name w:val="Colorful Shading Accent 2"/>
-    <w:basedOn w:val="TableNormal"/>
+    <w:basedOn w:val="a3"/>
     <w:uiPriority w:val="71"/>
     <w:rsid w:val="00CB0664"/>
     <w:pPr>
@@ -12963,9 +15780,9 @@
       </w:rPr>
     </w:tblStylePr>
   </w:style>
-  <w:style w:type="table" w:styleId="ColorfulShading-Accent3">
+  <w:style w:type="table" w:styleId="-33">
     <w:name w:val="Colorful Shading Accent 3"/>
-    <w:basedOn w:val="TableNormal"/>
+    <w:basedOn w:val="a3"/>
     <w:uiPriority w:val="71"/>
     <w:rsid w:val="00CB0664"/>
     <w:pPr>
@@ -13075,9 +15892,9 @@
       </w:tcPr>
     </w:tblStylePr>
   </w:style>
-  <w:style w:type="table" w:styleId="ColorfulShading-Accent4">
+  <w:style w:type="table" w:styleId="-43">
     <w:name w:val="Colorful Shading Accent 4"/>
-    <w:basedOn w:val="TableNormal"/>
+    <w:basedOn w:val="a3"/>
     <w:uiPriority w:val="71"/>
     <w:rsid w:val="00CB0664"/>
     <w:pPr>
@@ -13197,9 +16014,9 @@
       </w:rPr>
     </w:tblStylePr>
   </w:style>
-  <w:style w:type="table" w:styleId="ColorfulShading-Accent5">
+  <w:style w:type="table" w:styleId="-53">
     <w:name w:val="Colorful Shading Accent 5"/>
-    <w:basedOn w:val="TableNormal"/>
+    <w:basedOn w:val="a3"/>
     <w:uiPriority w:val="71"/>
     <w:rsid w:val="00CB0664"/>
     <w:pPr>
@@ -13319,9 +16136,9 @@
       </w:rPr>
     </w:tblStylePr>
   </w:style>
-  <w:style w:type="table" w:styleId="ColorfulShading-Accent6">
+  <w:style w:type="table" w:styleId="-63">
     <w:name w:val="Colorful Shading Accent 6"/>
-    <w:basedOn w:val="TableNormal"/>
+    <w:basedOn w:val="a3"/>
     <w:uiPriority w:val="71"/>
     <w:rsid w:val="00CB0664"/>
     <w:pPr>
@@ -13441,9 +16258,9 @@
       </w:rPr>
     </w:tblStylePr>
   </w:style>
-  <w:style w:type="table" w:styleId="ColorfulList">
+  <w:style w:type="table" w:styleId="aff8">
     <w:name w:val="Colorful List"/>
-    <w:basedOn w:val="TableNormal"/>
+    <w:basedOn w:val="a3"/>
     <w:uiPriority w:val="72"/>
     <w:rsid w:val="00CB0664"/>
     <w:pPr>
@@ -13527,9 +16344,9 @@
       </w:tcPr>
     </w:tblStylePr>
   </w:style>
-  <w:style w:type="table" w:styleId="ColorfulList-Accent1">
+  <w:style w:type="table" w:styleId="-14">
     <w:name w:val="Colorful List Accent 1"/>
-    <w:basedOn w:val="TableNormal"/>
+    <w:basedOn w:val="a3"/>
     <w:uiPriority w:val="72"/>
     <w:rsid w:val="00CB0664"/>
     <w:pPr>
@@ -13613,9 +16430,9 @@
       </w:tcPr>
     </w:tblStylePr>
   </w:style>
-  <w:style w:type="table" w:styleId="ColorfulList-Accent2">
+  <w:style w:type="table" w:styleId="-24">
     <w:name w:val="Colorful List Accent 2"/>
-    <w:basedOn w:val="TableNormal"/>
+    <w:basedOn w:val="a3"/>
     <w:uiPriority w:val="72"/>
     <w:rsid w:val="00CB0664"/>
     <w:pPr>
@@ -13699,9 +16516,9 @@
       </w:tcPr>
     </w:tblStylePr>
   </w:style>
-  <w:style w:type="table" w:styleId="ColorfulList-Accent3">
+  <w:style w:type="table" w:styleId="-34">
     <w:name w:val="Colorful List Accent 3"/>
-    <w:basedOn w:val="TableNormal"/>
+    <w:basedOn w:val="a3"/>
     <w:uiPriority w:val="72"/>
     <w:rsid w:val="00CB0664"/>
     <w:pPr>
@@ -13785,9 +16602,9 @@
       </w:tcPr>
     </w:tblStylePr>
   </w:style>
-  <w:style w:type="table" w:styleId="ColorfulList-Accent4">
+  <w:style w:type="table" w:styleId="-44">
     <w:name w:val="Colorful List Accent 4"/>
-    <w:basedOn w:val="TableNormal"/>
+    <w:basedOn w:val="a3"/>
     <w:uiPriority w:val="72"/>
     <w:rsid w:val="00CB0664"/>
     <w:pPr>
@@ -13871,9 +16688,9 @@
       </w:tcPr>
     </w:tblStylePr>
   </w:style>
-  <w:style w:type="table" w:styleId="ColorfulList-Accent5">
+  <w:style w:type="table" w:styleId="-54">
     <w:name w:val="Colorful List Accent 5"/>
-    <w:basedOn w:val="TableNormal"/>
+    <w:basedOn w:val="a3"/>
     <w:uiPriority w:val="72"/>
     <w:rsid w:val="00CB0664"/>
     <w:pPr>
@@ -13957,9 +16774,9 @@
       </w:tcPr>
     </w:tblStylePr>
   </w:style>
-  <w:style w:type="table" w:styleId="ColorfulList-Accent6">
+  <w:style w:type="table" w:styleId="-64">
     <w:name w:val="Colorful List Accent 6"/>
-    <w:basedOn w:val="TableNormal"/>
+    <w:basedOn w:val="a3"/>
     <w:uiPriority w:val="72"/>
     <w:rsid w:val="00CB0664"/>
     <w:pPr>
@@ -14043,9 +16860,9 @@
       </w:tcPr>
     </w:tblStylePr>
   </w:style>
-  <w:style w:type="table" w:styleId="ColorfulGrid">
+  <w:style w:type="table" w:styleId="aff9">
     <w:name w:val="Colorful Grid"/>
-    <w:basedOn w:val="TableNormal"/>
+    <w:basedOn w:val="a3"/>
     <w:uiPriority w:val="73"/>
     <w:rsid w:val="00CB0664"/>
     <w:pPr>
@@ -14123,9 +16940,9 @@
       </w:tcPr>
     </w:tblStylePr>
   </w:style>
-  <w:style w:type="table" w:styleId="ColorfulGrid-Accent1">
+  <w:style w:type="table" w:styleId="-15">
     <w:name w:val="Colorful Grid Accent 1"/>
-    <w:basedOn w:val="TableNormal"/>
+    <w:basedOn w:val="a3"/>
     <w:uiPriority w:val="73"/>
     <w:rsid w:val="00CB0664"/>
     <w:pPr>
@@ -14203,9 +17020,9 @@
       </w:tcPr>
     </w:tblStylePr>
   </w:style>
-  <w:style w:type="table" w:styleId="ColorfulGrid-Accent2">
+  <w:style w:type="table" w:styleId="-25">
     <w:name w:val="Colorful Grid Accent 2"/>
-    <w:basedOn w:val="TableNormal"/>
+    <w:basedOn w:val="a3"/>
     <w:uiPriority w:val="73"/>
     <w:rsid w:val="00CB0664"/>
     <w:pPr>
@@ -14283,9 +17100,9 @@
       </w:tcPr>
     </w:tblStylePr>
   </w:style>
-  <w:style w:type="table" w:styleId="ColorfulGrid-Accent3">
+  <w:style w:type="table" w:styleId="-35">
     <w:name w:val="Colorful Grid Accent 3"/>
-    <w:basedOn w:val="TableNormal"/>
+    <w:basedOn w:val="a3"/>
     <w:uiPriority w:val="73"/>
     <w:rsid w:val="00CB0664"/>
     <w:pPr>
@@ -14363,9 +17180,9 @@
       </w:tcPr>
     </w:tblStylePr>
   </w:style>
-  <w:style w:type="table" w:styleId="ColorfulGrid-Accent4">
+  <w:style w:type="table" w:styleId="-45">
     <w:name w:val="Colorful Grid Accent 4"/>
-    <w:basedOn w:val="TableNormal"/>
+    <w:basedOn w:val="a3"/>
     <w:uiPriority w:val="73"/>
     <w:rsid w:val="00CB0664"/>
     <w:pPr>
@@ -14443,9 +17260,9 @@
       </w:tcPr>
     </w:tblStylePr>
   </w:style>
-  <w:style w:type="table" w:styleId="ColorfulGrid-Accent5">
+  <w:style w:type="table" w:styleId="-55">
     <w:name w:val="Colorful Grid Accent 5"/>
-    <w:basedOn w:val="TableNormal"/>
+    <w:basedOn w:val="a3"/>
     <w:uiPriority w:val="73"/>
     <w:rsid w:val="00CB0664"/>
     <w:pPr>
@@ -14523,9 +17340,9 @@
       </w:tcPr>
     </w:tblStylePr>
   </w:style>
-  <w:style w:type="table" w:styleId="ColorfulGrid-Accent6">
+  <w:style w:type="table" w:styleId="-65">
     <w:name w:val="Colorful Grid Accent 6"/>
-    <w:basedOn w:val="TableNormal"/>
+    <w:basedOn w:val="a3"/>
     <w:uiPriority w:val="73"/>
     <w:rsid w:val="00CB0664"/>
     <w:pPr>
@@ -26733,7 +29550,7 @@
 </file>
 
 <file path=customXml/itemProps1.xml><?xml version="1.0" encoding="utf-8"?>
-<ds:datastoreItem xmlns:ds="http://schemas.openxmlformats.org/officeDocument/2006/customXml" ds:itemID="{EF278816-EC6F-A645-907D-7F25AECB1D4A}">
+<ds:datastoreItem xmlns:ds="http://schemas.openxmlformats.org/officeDocument/2006/customXml" ds:itemID="{0EB9693C-CC5B-4C36-A1D1-C4AD6351F749}">
   <ds:schemaRefs>
     <ds:schemaRef ds:uri="http://schemas.openxmlformats.org/officeDocument/2006/bibliography"/>
   </ds:schemaRefs>

--- a/docs/Life_Pilot_開發者技術文件.docx
+++ b/docs/Life_Pilot_開發者技術文件.docx
@@ -16,16 +16,7 @@
           <w:sz w:val="56"/>
           <w:lang w:eastAsia="zh-TW"/>
         </w:rPr>
-        <w:t xml:space="preserve">Life Pilot </w:t>
-      </w:r>
-      <w:r>
-        <w:rPr>
-          <w:b/>
-          <w:color w:val="17324D"/>
-          <w:sz w:val="56"/>
-          <w:lang w:eastAsia="zh-TW"/>
-        </w:rPr>
-        <w:t>開發者技術文件</w:t>
+        <w:t>Life Pilot 開發者技術文件</w:t>
       </w:r>
     </w:p>
     <w:p>
@@ -55,63 +46,14 @@
         <w:rPr>
           <w:lang w:eastAsia="zh-TW"/>
         </w:rPr>
-        <w:t>文件版本：</w:t>
-      </w:r>
-      <w:r>
-        <w:rPr>
-          <w:lang w:eastAsia="zh-TW"/>
-        </w:rPr>
-        <w:t>2026-09-08</w:t>
+        <w:t>文件版本：2026-09-08</w:t>
       </w:r>
       <w:r>
         <w:rPr>
           <w:lang w:eastAsia="zh-TW"/>
         </w:rPr>
         <w:br/>
-      </w:r>
-      <w:r>
-        <w:rPr>
-          <w:lang w:eastAsia="zh-TW"/>
-        </w:rPr>
-        <w:t>適用：</w:t>
-      </w:r>
-      <w:r>
-        <w:rPr>
-          <w:lang w:eastAsia="zh-TW"/>
-        </w:rPr>
-        <w:t>Web</w:t>
-      </w:r>
-      <w:r>
-        <w:rPr>
-          <w:lang w:eastAsia="zh-TW"/>
-        </w:rPr>
-        <w:t>、</w:t>
-      </w:r>
-      <w:r>
-        <w:rPr>
-          <w:lang w:eastAsia="zh-TW"/>
-        </w:rPr>
-        <w:t>Android</w:t>
-      </w:r>
-      <w:r>
-        <w:rPr>
-          <w:lang w:eastAsia="zh-TW"/>
-        </w:rPr>
-        <w:t>、</w:t>
-      </w:r>
-      <w:proofErr w:type="spellStart"/>
-      <w:r>
-        <w:rPr>
-          <w:lang w:eastAsia="zh-TW"/>
-        </w:rPr>
-        <w:t>iOS</w:t>
-      </w:r>
-      <w:proofErr w:type="spellEnd"/>
-      <w:r>
-        <w:rPr>
-          <w:lang w:eastAsia="zh-TW"/>
-        </w:rPr>
-        <w:t>（依實際發布版本）</w:t>
+        <w:t>適用：Web、Android、iOS（依實際發布版本）</w:t>
       </w:r>
     </w:p>
     <w:p>
@@ -152,40 +94,7 @@
     </w:p>
     <w:p>
       <w:r>
-        <w:t xml:space="preserve">Life Pilot </w:t>
-      </w:r>
-      <w:r>
-        <w:t>是</w:t>
-      </w:r>
-      <w:r>
-        <w:t xml:space="preserve"> Flutter </w:t>
-      </w:r>
-      <w:r>
-        <w:t>多平台個人生活管理產品，前端同時存取</w:t>
-      </w:r>
-      <w:r>
-        <w:t xml:space="preserve"> Supabase</w:t>
-      </w:r>
-      <w:r>
-        <w:t>、</w:t>
-      </w:r>
-      <w:r>
-        <w:t xml:space="preserve">FastAPI </w:t>
-      </w:r>
-      <w:r>
-        <w:t>與本機</w:t>
-      </w:r>
-      <w:r>
-        <w:t xml:space="preserve"> Sembast</w:t>
-      </w:r>
-      <w:r>
-        <w:t>／</w:t>
-      </w:r>
-      <w:r>
-        <w:t>Web IndexedDB</w:t>
-      </w:r>
-      <w:r>
-        <w:t>。架構的核心約束是：登入者資料隔離、雲端／本機單一主來源、版本化訂閱額度、可取消的非同步工作，以及大量推薦資料的分段載入。</w:t>
+        <w:t>Life Pilot 是 Flutter 多平台個人生活管理產品，前端同時存取 Supabase、FastAPI 與本機 Sembast／Web IndexedDB。架構的核心約束是：登入者資料隔離、雲端／本機單一主來源、版本化訂閱額度、可取消的非同步工作，以及大量推薦資料的分段載入。</w:t>
       </w:r>
     </w:p>
     <w:tbl>
@@ -285,13 +194,7 @@
               <w:rPr>
                 <w:lang w:eastAsia="zh-TW"/>
               </w:rPr>
-              <w:t>UI</w:t>
-            </w:r>
-            <w:r>
-              <w:rPr>
-                <w:lang w:eastAsia="zh-TW"/>
-              </w:rPr>
-              <w:t>、狀態、表單、快取、平台功能</w:t>
+              <w:t>UI、狀態、表單、快取、平台功能</w:t>
             </w:r>
           </w:p>
         </w:tc>
@@ -359,13 +262,7 @@
           </w:tcPr>
           <w:p>
             <w:r>
-              <w:t>Sembast</w:t>
-            </w:r>
-            <w:r>
-              <w:t>；</w:t>
-            </w:r>
-            <w:r>
-              <w:t>Web IndexedDB</w:t>
+              <w:t>Sembast；Web IndexedDB</w:t>
             </w:r>
           </w:p>
         </w:tc>
@@ -451,13 +348,7 @@
           </w:tcPr>
           <w:p>
             <w:r>
-              <w:t>活動來源、</w:t>
-            </w:r>
-            <w:r>
-              <w:t>OpenWeather Geocode</w:t>
-            </w:r>
-            <w:r>
-              <w:t>、股票來源</w:t>
+              <w:t>活動來源、OpenWeather Geocode、股票來源</w:t>
             </w:r>
           </w:p>
         </w:tc>
@@ -555,10 +446,7 @@
           </w:tcPr>
           <w:p>
             <w:r>
-              <w:t>Supabase Auth</w:t>
-            </w:r>
-            <w:r>
-              <w:t>、密碼重設、跨分頁登出、訂閱與儲存模式</w:t>
+              <w:t>Supabase Auth、密碼重設、跨分頁登出、訂閱與儲存模式</w:t>
             </w:r>
           </w:p>
         </w:tc>
@@ -616,10 +504,7 @@
           </w:tcPr>
           <w:p>
             <w:r>
-              <w:t xml:space="preserve">Dashboard </w:t>
-            </w:r>
-            <w:r>
-              <w:t>聚合與請求順序控制</w:t>
+              <w:t>Dashboard 聚合與請求順序控制</w:t>
             </w:r>
           </w:p>
         </w:tc>
@@ -700,13 +585,8 @@
           </w:tcPr>
           <w:p>
             <w:r>
-              <w:t>lib/</w:t>
+              <w:t>lib/point_record</w:t>
             </w:r>
-            <w:proofErr w:type="spellStart"/>
-            <w:r>
-              <w:t>point_record</w:t>
-            </w:r>
-            <w:proofErr w:type="spellEnd"/>
           </w:p>
         </w:tc>
         <w:tc>
@@ -723,16 +603,8 @@
               <w:rPr>
                 <w:lang w:eastAsia="zh-TW"/>
               </w:rPr>
-              <w:t>積分帳戶、</w:t>
+              <w:t>積分帳戶、明細與分類</w:t>
             </w:r>
-            <w:proofErr w:type="gramStart"/>
-            <w:r>
-              <w:rPr>
-                <w:lang w:eastAsia="zh-TW"/>
-              </w:rPr>
-              <w:t>明細與分類</w:t>
-            </w:r>
-            <w:proofErr w:type="gramEnd"/>
           </w:p>
         </w:tc>
       </w:tr>
@@ -779,13 +651,8 @@
           </w:tcPr>
           <w:p>
             <w:r>
-              <w:t>lib/</w:t>
+              <w:t>lib/memory_trace</w:t>
             </w:r>
-            <w:proofErr w:type="spellStart"/>
-            <w:r>
-              <w:t>memory_trace</w:t>
-            </w:r>
-            <w:proofErr w:type="spellEnd"/>
           </w:p>
         </w:tc>
         <w:tc>
@@ -907,11 +774,9 @@
             <w:tcW w:w="4986" w:type="dxa"/>
           </w:tcPr>
           <w:p>
-            <w:proofErr w:type="spellStart"/>
             <w:r>
               <w:t>python_ai_service</w:t>
             </w:r>
-            <w:proofErr w:type="spellEnd"/>
           </w:p>
         </w:tc>
         <w:tc>
@@ -920,10 +785,7 @@
           </w:tcPr>
           <w:p>
             <w:r>
-              <w:t xml:space="preserve">FastAPI </w:t>
-            </w:r>
-            <w:r>
-              <w:t>路由與外部服務</w:t>
+              <w:t>FastAPI 路由與外部服務</w:t>
             </w:r>
           </w:p>
         </w:tc>
@@ -948,25 +810,7 @@
           </w:tcPr>
           <w:p>
             <w:r>
-              <w:t>可重放的</w:t>
-            </w:r>
-            <w:r>
-              <w:t xml:space="preserve"> schema</w:t>
-            </w:r>
-            <w:r>
-              <w:t>／</w:t>
-            </w:r>
-            <w:r>
-              <w:t>function</w:t>
-            </w:r>
-            <w:r>
-              <w:t>／</w:t>
-            </w:r>
-            <w:r>
-              <w:t xml:space="preserve">RLS </w:t>
-            </w:r>
-            <w:r>
-              <w:t>變更</w:t>
+              <w:t>可重放的 schema／function／RLS 變更</w:t>
             </w:r>
           </w:p>
         </w:tc>
@@ -991,16 +835,7 @@
           </w:tcPr>
           <w:p>
             <w:r>
-              <w:t xml:space="preserve">Flutter </w:t>
-            </w:r>
-            <w:r>
-              <w:t>單元與</w:t>
-            </w:r>
-            <w:r>
-              <w:t xml:space="preserve"> Widget </w:t>
-            </w:r>
-            <w:r>
-              <w:t>測試</w:t>
+              <w:t>Flutter 單元與 Widget 測試</w:t>
             </w:r>
           </w:p>
         </w:tc>
@@ -1029,31 +864,7 @@
         <w:pStyle w:val="a"/>
       </w:pPr>
       <w:r>
-        <w:t xml:space="preserve">main() </w:t>
-      </w:r>
-      <w:r>
-        <w:t>只做</w:t>
-      </w:r>
-      <w:r>
-        <w:t xml:space="preserve"> Flutter binding</w:t>
-      </w:r>
-      <w:r>
-        <w:t>、建立通知服務並</w:t>
-      </w:r>
-      <w:r>
-        <w:t xml:space="preserve"> </w:t>
-      </w:r>
-      <w:r>
-        <w:t>runApp</w:t>
-      </w:r>
-      <w:r>
-        <w:t>；重量服務不可在</w:t>
-      </w:r>
-      <w:r>
-        <w:t xml:space="preserve"> runApp </w:t>
-      </w:r>
-      <w:r>
-        <w:t>前串行等待。</w:t>
+        <w:t>main() 只做 Flutter binding、建立通知服務並 runApp；重量服務不可在 runApp 前串行等待。</w:t>
       </w:r>
     </w:p>
     <w:p>
@@ -1061,16 +872,7 @@
         <w:pStyle w:val="a"/>
       </w:pPr>
       <w:r>
-        <w:t xml:space="preserve">AppInitializer </w:t>
-      </w:r>
-      <w:r>
-        <w:t>同時開始裝置時區偵測與</w:t>
-      </w:r>
-      <w:r>
-        <w:t xml:space="preserve"> Supabase.initialize</w:t>
-      </w:r>
-      <w:r>
-        <w:t>，以兩者較慢者作為等待時間。</w:t>
+        <w:t>AppInitializer 同時開始裝置時區偵測與 Supabase.initialize，以兩者較慢者作為等待時間。</w:t>
       </w:r>
     </w:p>
     <w:p>
@@ -1078,28 +880,7 @@
         <w:pStyle w:val="a"/>
       </w:pPr>
       <w:r>
-        <w:t xml:space="preserve">PageAuthCheck </w:t>
-      </w:r>
-      <w:r>
-        <w:t>在首幀後呼叫</w:t>
-      </w:r>
-      <w:r>
-        <w:t xml:space="preserve"> StartupService</w:t>
-      </w:r>
-      <w:r>
-        <w:t>，避免</w:t>
-      </w:r>
-      <w:r>
-        <w:t xml:space="preserve"> build </w:t>
-      </w:r>
-      <w:r>
-        <w:t>階段</w:t>
-      </w:r>
-      <w:r>
-        <w:t xml:space="preserve"> notifyListeners</w:t>
-      </w:r>
-      <w:r>
-        <w:t>。</w:t>
+        <w:t>PageAuthCheck 在首幀後呼叫 StartupService，避免 build 階段 notifyListeners。</w:t>
       </w:r>
     </w:p>
     <w:p>
@@ -1107,28 +888,7 @@
         <w:pStyle w:val="a"/>
       </w:pPr>
       <w:r>
-        <w:t xml:space="preserve">ControllerAuth </w:t>
-      </w:r>
-      <w:r>
-        <w:t>建立</w:t>
-      </w:r>
-      <w:r>
-        <w:t xml:space="preserve"> Auth listener</w:t>
-      </w:r>
-      <w:r>
-        <w:t>、跨分頁登出</w:t>
-      </w:r>
-      <w:r>
-        <w:t xml:space="preserve"> listener</w:t>
-      </w:r>
-      <w:r>
-        <w:t>、</w:t>
-      </w:r>
-      <w:r>
-        <w:t>password recovery listener</w:t>
-      </w:r>
-      <w:r>
-        <w:t>。</w:t>
+        <w:t>ControllerAuth 建立 Auth listener、跨分頁登出 listener、password recovery listener。</w:t>
       </w:r>
     </w:p>
     <w:p>
@@ -1136,19 +896,7 @@
         <w:pStyle w:val="a"/>
       </w:pPr>
       <w:r>
-        <w:t xml:space="preserve">checkLoginStatus </w:t>
-      </w:r>
-      <w:r>
-        <w:t>先恢復使用者與儲存</w:t>
-      </w:r>
-      <w:r>
-        <w:t>位置，立即解除首屏</w:t>
-      </w:r>
-      <w:r>
-        <w:t xml:space="preserve"> loading</w:t>
-      </w:r>
-      <w:r>
-        <w:t>；訂閱用量在背景更新。</w:t>
+        <w:t>checkLoginStatus 先恢復使用者與儲存位置，立即解除首屏 loading；訂閱用量在背景更新。</w:t>
       </w:r>
     </w:p>
     <w:p>
@@ -1156,49 +904,7 @@
         <w:pStyle w:val="a"/>
       </w:pPr>
       <w:r>
-        <w:t>任何</w:t>
-      </w:r>
-      <w:r>
-        <w:t xml:space="preserve"> await </w:t>
-      </w:r>
-      <w:r>
-        <w:t>後更新</w:t>
-      </w:r>
-      <w:r>
-        <w:t xml:space="preserve"> UI </w:t>
-      </w:r>
-      <w:r>
-        <w:t>前必須檢查</w:t>
-      </w:r>
-      <w:r>
-        <w:t xml:space="preserve"> mounted</w:t>
-      </w:r>
-      <w:r>
-        <w:t>／</w:t>
-      </w:r>
-      <w:r>
-        <w:t>isDisposed</w:t>
-      </w:r>
-      <w:r>
-        <w:t>；離頁後</w:t>
-      </w:r>
-      <w:r>
-        <w:t xml:space="preserve"> HTTP client</w:t>
-      </w:r>
-      <w:r>
-        <w:t>、</w:t>
-      </w:r>
-      <w:r>
-        <w:t xml:space="preserve">stream </w:t>
-      </w:r>
-      <w:r>
-        <w:t>與</w:t>
-      </w:r>
-      <w:r>
-        <w:t xml:space="preserve"> timer </w:t>
-      </w:r>
-      <w:r>
-        <w:t>必須取消或忽略結果。</w:t>
+        <w:t>任何 await 後更新 UI 前必須檢查 mounted／isDisposed；離頁後 HTTP client、stream 與 timer 必須取消或忽略結果。</w:t>
       </w:r>
     </w:p>
     <w:tbl>
@@ -1236,33 +942,7 @@
               <w:rPr>
                 <w:lang w:eastAsia="zh-TW"/>
               </w:rPr>
-              <w:t>冷啟動不可加入固定</w:t>
-            </w:r>
-            <w:r>
-              <w:rPr>
-                <w:lang w:eastAsia="zh-TW"/>
-              </w:rPr>
-              <w:t xml:space="preserve"> sleep</w:t>
-            </w:r>
-            <w:r>
-              <w:rPr>
-                <w:lang w:eastAsia="zh-TW"/>
-              </w:rPr>
-              <w:t>。非</w:t>
-            </w:r>
-            <w:proofErr w:type="gramStart"/>
-            <w:r>
-              <w:rPr>
-                <w:lang w:eastAsia="zh-TW"/>
-              </w:rPr>
-              <w:t>首屏必要</w:t>
-            </w:r>
-            <w:proofErr w:type="gramEnd"/>
-            <w:r>
-              <w:rPr>
-                <w:lang w:eastAsia="zh-TW"/>
-              </w:rPr>
-              <w:t>資料（天氣、推薦、額度詳情、圖片、股票背景更新）</w:t>
+              <w:t>冷啟動不可加入固定 sleep。非首屏必要資料（天氣、推薦、額度詳情、圖片、股票背景更新）</w:t>
             </w:r>
             <w:r>
               <w:rPr>
@@ -1292,45 +972,19 @@
         </w:rPr>
         <w:t xml:space="preserve">4. </w:t>
       </w:r>
-      <w:proofErr w:type="spellStart"/>
       <w:r>
         <w:rPr>
           <w:sz w:val="21"/>
         </w:rPr>
         <w:t>狀態管理與非同步規範</w:t>
       </w:r>
-      <w:proofErr w:type="spellEnd"/>
     </w:p>
     <w:p>
       <w:pPr>
         <w:pStyle w:val="a0"/>
       </w:pPr>
       <w:r>
-        <w:t xml:space="preserve">Provider </w:t>
-      </w:r>
-      <w:r>
-        <w:t>注入</w:t>
-      </w:r>
-      <w:r>
-        <w:t xml:space="preserve"> Service</w:t>
-      </w:r>
-      <w:r>
-        <w:t>；</w:t>
-      </w:r>
-      <w:r>
-        <w:t>ChangeNotifier</w:t>
-      </w:r>
-      <w:r>
-        <w:t>／</w:t>
-      </w:r>
-      <w:r>
-        <w:t xml:space="preserve">SafeChangeNotifier </w:t>
-      </w:r>
-      <w:r>
-        <w:t>管理畫面</w:t>
-      </w:r>
-      <w:r>
-        <w:t>狀態。</w:t>
+        <w:t>Provider 注入 Service；ChangeNotifier／SafeChangeNotifier 管理畫面狀態。</w:t>
       </w:r>
     </w:p>
     <w:p>
@@ -1338,28 +992,7 @@
         <w:pStyle w:val="a0"/>
       </w:pPr>
       <w:r>
-        <w:t xml:space="preserve">Controller </w:t>
-      </w:r>
-      <w:r>
-        <w:t>不持有已離頁</w:t>
-      </w:r>
-      <w:r>
-        <w:t xml:space="preserve"> BuildContext</w:t>
-      </w:r>
-      <w:r>
-        <w:t>；顯示訊息由</w:t>
-      </w:r>
-      <w:r>
-        <w:t xml:space="preserve"> UI </w:t>
-      </w:r>
-      <w:r>
-        <w:t>或</w:t>
-      </w:r>
-      <w:r>
-        <w:t xml:space="preserve"> AppNavigator </w:t>
-      </w:r>
-      <w:r>
-        <w:t>統一處理。</w:t>
+        <w:t>Controller 不持有已離頁 BuildContext；顯示訊息由 UI 或 AppNavigator 統一處理。</w:t>
       </w:r>
     </w:p>
     <w:p>
@@ -1367,25 +1000,7 @@
         <w:pStyle w:val="a0"/>
       </w:pPr>
       <w:r>
-        <w:t>相同資源以</w:t>
-      </w:r>
-      <w:r>
-        <w:t xml:space="preserve"> request token</w:t>
-      </w:r>
-      <w:r>
-        <w:t>／</w:t>
-      </w:r>
-      <w:r>
-        <w:t xml:space="preserve">generation </w:t>
-      </w:r>
-      <w:r>
-        <w:t>防止舊請求覆蓋新選擇，例如股票歷史日期與</w:t>
-      </w:r>
-      <w:r>
-        <w:t xml:space="preserve"> Dashboard </w:t>
-      </w:r>
-      <w:r>
-        <w:t>切帳戶。</w:t>
+        <w:t>相同資源以 request token／generation 防止舊請求覆蓋新選擇，例如股票歷史日期與 Dashboard 切帳戶。</w:t>
       </w:r>
     </w:p>
     <w:p>
@@ -1393,25 +1008,7 @@
         <w:pStyle w:val="a0"/>
       </w:pPr>
       <w:r>
-        <w:t>載入更多維護</w:t>
-      </w:r>
-      <w:r>
-        <w:t xml:space="preserve"> windowStart</w:t>
-      </w:r>
-      <w:r>
-        <w:t>、</w:t>
-      </w:r>
-      <w:r>
-        <w:t>hasMore</w:t>
-      </w:r>
-      <w:r>
-        <w:t>、已載入</w:t>
-      </w:r>
-      <w:r>
-        <w:t xml:space="preserve"> ID</w:t>
-      </w:r>
-      <w:r>
-        <w:t>；一次空頁即停止，不能讓使用者連按三次才隱藏。</w:t>
+        <w:t>載入更多維護 windowStart、hasMore、已載入 ID；一次空頁即停止，不能讓使用者連按三次才隱藏。</w:t>
       </w:r>
     </w:p>
     <w:p>
@@ -1419,40 +1016,7 @@
         <w:pStyle w:val="a0"/>
       </w:pPr>
       <w:r>
-        <w:t xml:space="preserve">HTTP requester </w:t>
-      </w:r>
-      <w:r>
-        <w:t>對</w:t>
-      </w:r>
-      <w:r>
-        <w:t xml:space="preserve"> timeout</w:t>
-      </w:r>
-      <w:r>
-        <w:t>、</w:t>
-      </w:r>
-      <w:r>
-        <w:t>retry</w:t>
-      </w:r>
-      <w:r>
-        <w:t>、</w:t>
-      </w:r>
-      <w:r>
-        <w:t xml:space="preserve">client closed </w:t>
-      </w:r>
-      <w:r>
-        <w:t>分流；</w:t>
-      </w:r>
-      <w:r>
-        <w:t xml:space="preserve">dispose </w:t>
-      </w:r>
-      <w:r>
-        <w:t>後不得</w:t>
-      </w:r>
-      <w:r>
-        <w:t xml:space="preserve"> notify</w:t>
-      </w:r>
-      <w:r>
-        <w:t>。</w:t>
+        <w:t>HTTP requester 對 timeout、retry、client closed 分流；dispose 後不得 notify。</w:t>
       </w:r>
     </w:p>
     <w:p>
@@ -1474,40 +1038,7 @@
     </w:p>
     <w:p>
       <w:r>
-        <w:t xml:space="preserve">Supabase JWT </w:t>
-      </w:r>
-      <w:r>
-        <w:t>是唯一可信身分來源。</w:t>
-      </w:r>
-      <w:r>
-        <w:t xml:space="preserve">Email </w:t>
-      </w:r>
-      <w:r>
-        <w:t>欄位僅作相容與顯示，</w:t>
-      </w:r>
-      <w:r>
-        <w:t xml:space="preserve">RLS </w:t>
-      </w:r>
-      <w:r>
-        <w:t>以</w:t>
-      </w:r>
-      <w:r>
-        <w:t xml:space="preserve"> auth.uid()</w:t>
-      </w:r>
-      <w:r>
-        <w:t>／</w:t>
-      </w:r>
-      <w:r>
-        <w:t xml:space="preserve">JWT email helper </w:t>
-      </w:r>
-      <w:r>
-        <w:t>比對。管理者由</w:t>
-      </w:r>
-      <w:r>
-        <w:t xml:space="preserve"> app_metadata.role=admin </w:t>
-      </w:r>
-      <w:r>
-        <w:t>判斷，不能由客戶端自行寫入。</w:t>
+        <w:t>Supabase JWT 是唯一可信身分來源。Email 欄位僅作相容與顯示，RLS 以 auth.uid()／JWT email helper 比對。管理者由 app_metadata.role=admin 判斷，不能由客戶端自行寫入。</w:t>
       </w:r>
     </w:p>
     <w:p>
@@ -1515,25 +1046,7 @@
         <w:pStyle w:val="a0"/>
       </w:pPr>
       <w:r>
-        <w:t>公開</w:t>
-      </w:r>
-      <w:r>
-        <w:t xml:space="preserve"> schema </w:t>
-      </w:r>
-      <w:r>
-        <w:t>的</w:t>
-      </w:r>
-      <w:r>
-        <w:t xml:space="preserve"> anon </w:t>
-      </w:r>
-      <w:r>
-        <w:t>不應具有可讀寫業務資料或可執行</w:t>
-      </w:r>
-      <w:r>
-        <w:t xml:space="preserve"> RPC</w:t>
-      </w:r>
-      <w:r>
-        <w:t>。</w:t>
+        <w:t>公開 schema 的 anon 不應具有可讀寫業務資料或可執行 RPC。</w:t>
       </w:r>
     </w:p>
     <w:p>
@@ -1541,52 +1054,7 @@
         <w:pStyle w:val="a0"/>
       </w:pPr>
       <w:r>
-        <w:t xml:space="preserve">authenticated </w:t>
-      </w:r>
-      <w:r>
-        <w:t>僅保留必要</w:t>
-      </w:r>
-      <w:r>
-        <w:t xml:space="preserve"> SELECT</w:t>
-      </w:r>
-      <w:r>
-        <w:t>／</w:t>
-      </w:r>
-      <w:r>
-        <w:t>INSERT</w:t>
-      </w:r>
-      <w:r>
-        <w:t>／</w:t>
-      </w:r>
-      <w:r>
-        <w:t>UPDATE</w:t>
-      </w:r>
-      <w:r>
-        <w:t>／</w:t>
-      </w:r>
-      <w:r>
-        <w:t>DELETE</w:t>
-      </w:r>
-      <w:r>
-        <w:t>，不授予</w:t>
-      </w:r>
-      <w:r>
-        <w:t xml:space="preserve"> TRUNCATE</w:t>
-      </w:r>
-      <w:r>
-        <w:t>、</w:t>
-      </w:r>
-      <w:r>
-        <w:t>TRIGGER</w:t>
-      </w:r>
-      <w:r>
-        <w:t>、</w:t>
-      </w:r>
-      <w:r>
-        <w:t>REFERENCES</w:t>
-      </w:r>
-      <w:r>
-        <w:t>。</w:t>
+        <w:t>authenticated 僅保留必要 SELECT／INSERT／UPDATE／DELETE，不授予 TRUNCATE、TRIGGER、REFERENCES。</w:t>
       </w:r>
     </w:p>
     <w:p>
@@ -1594,31 +1062,7 @@
         <w:pStyle w:val="a0"/>
       </w:pPr>
       <w:r>
-        <w:t>SECURIT</w:t>
-      </w:r>
-      <w:r>
-        <w:t xml:space="preserve">Y DEFINER function </w:t>
-      </w:r>
-      <w:r>
-        <w:t>固定</w:t>
-      </w:r>
-      <w:r>
-        <w:t xml:space="preserve"> search_path=''</w:t>
-      </w:r>
-      <w:r>
-        <w:t>，所有物件以</w:t>
-      </w:r>
-      <w:r>
-        <w:t xml:space="preserve"> public.xxx </w:t>
-      </w:r>
-      <w:r>
-        <w:t>完整限定；撤銷</w:t>
-      </w:r>
-      <w:r>
-        <w:t xml:space="preserve"> anon </w:t>
-      </w:r>
-      <w:r>
-        <w:t>執行權。</w:t>
+        <w:t>SECURITY DEFINER function 固定 search_path=''，所有物件以 public.xxx 完整限定；撤銷 anon 執行權。</w:t>
       </w:r>
     </w:p>
     <w:p>
@@ -1626,25 +1070,7 @@
         <w:pStyle w:val="a0"/>
       </w:pPr>
       <w:r>
-        <w:t>個人表</w:t>
-      </w:r>
-      <w:r>
-        <w:t xml:space="preserve"> RLS </w:t>
-      </w:r>
-      <w:r>
-        <w:t>限制</w:t>
-      </w:r>
-      <w:r>
-        <w:t xml:space="preserve"> owner_id=auth.uid() </w:t>
-      </w:r>
-      <w:r>
-        <w:t>或</w:t>
-      </w:r>
-      <w:r>
-        <w:t xml:space="preserve"> account=life_pilot_user_email()</w:t>
-      </w:r>
-      <w:r>
-        <w:t>。</w:t>
+        <w:t>個人表 RLS 限制 owner_id=auth.uid() 或 account=life_pilot_user_email()。</w:t>
       </w:r>
     </w:p>
     <w:p>
@@ -1652,25 +1078,7 @@
         <w:pStyle w:val="a0"/>
       </w:pPr>
       <w:r>
-        <w:t>共用行事曆只擴張</w:t>
-      </w:r>
-      <w:r>
-        <w:t xml:space="preserve"> SELECT</w:t>
-      </w:r>
-      <w:r>
-        <w:t>，不擴張</w:t>
-      </w:r>
-      <w:r>
-        <w:t xml:space="preserve"> UPDATE</w:t>
-      </w:r>
-      <w:r>
-        <w:t>／</w:t>
-      </w:r>
-      <w:r>
-        <w:t>DELETE</w:t>
-      </w:r>
-      <w:r>
-        <w:t>。</w:t>
+        <w:t>共用行事曆只擴張 SELECT，不擴張 UPDATE／DELETE。</w:t>
       </w:r>
     </w:p>
     <w:p>
@@ -1692,40 +1100,7 @@
     </w:p>
     <w:p>
       <w:r>
-        <w:t>透過</w:t>
-      </w:r>
-      <w:r>
-        <w:t xml:space="preserve"> Supabase server-side app_metadata </w:t>
-      </w:r>
-      <w:r>
-        <w:t>設定</w:t>
-      </w:r>
-      <w:r>
-        <w:t xml:space="preserve"> role=admin</w:t>
-      </w:r>
-      <w:r>
-        <w:t>；不得寫</w:t>
-      </w:r>
-      <w:r>
-        <w:t xml:space="preserve"> user_metadata </w:t>
-      </w:r>
-      <w:r>
-        <w:t>取代。修</w:t>
-      </w:r>
-      <w:r>
-        <w:t>改後要求使用者重新登入或刷新</w:t>
-      </w:r>
-      <w:r>
-        <w:t xml:space="preserve"> token</w:t>
-      </w:r>
-      <w:r>
-        <w:t>。正式環境應透過受保護的管理流程或</w:t>
-      </w:r>
-      <w:r>
-        <w:t xml:space="preserve"> service role </w:t>
-      </w:r>
-      <w:r>
-        <w:t>後端執行並留下稽核。</w:t>
+        <w:t>透過 Supabase server-side app_metadata 設定 role=admin；不得寫 user_metadata 取代。修改後要求使用者重新登入或刷新 token。正式環境應透過受保護的管理流程或 service role 後端執行並留下稽核。</w:t>
       </w:r>
     </w:p>
     <w:p>
@@ -1747,22 +1122,7 @@
     </w:p>
     <w:p>
       <w:r>
-        <w:t xml:space="preserve">DataStorageLocation </w:t>
-      </w:r>
-      <w:r>
-        <w:t>是帳號在單一裝置的偏好。本機以</w:t>
-      </w:r>
-      <w:r>
-        <w:t xml:space="preserve"> account + resource + record id </w:t>
-      </w:r>
-      <w:r>
-        <w:t>分區。讀取只查當前模式，不合併兩邊；切換必須使用</w:t>
-      </w:r>
-      <w:r>
-        <w:t xml:space="preserve"> ServiceLocalDataTransfer</w:t>
-      </w:r>
-      <w:r>
-        <w:t>。</w:t>
+        <w:t>DataStorageLocation 是帳號在單一裝置的偏好。本機以 account + resource + record id 分區。讀取只查當前模式，不合併兩邊；切換必須使用 ServiceLocalDataTransfer。</w:t>
       </w:r>
     </w:p>
     <w:p>
@@ -1787,13 +1147,7 @@
         <w:pStyle w:val="a"/>
       </w:pPr>
       <w:r>
-        <w:t>呼叫</w:t>
-      </w:r>
-      <w:r>
-        <w:t xml:space="preserve"> export_my_cloud_data_for_local </w:t>
-      </w:r>
-      <w:r>
-        <w:t>取得一致的資源包。</w:t>
+        <w:t>呼叫 export_my_cloud_data_for_local 取得一致的資源包。</w:t>
       </w:r>
     </w:p>
     <w:p>
@@ -1801,16 +1155,7 @@
         <w:pStyle w:val="a"/>
       </w:pPr>
       <w:r>
-        <w:t>逐資源轉成</w:t>
-      </w:r>
-      <w:r>
-        <w:t>可攜格式，補</w:t>
-      </w:r>
-      <w:r>
-        <w:t xml:space="preserve"> country='TW' </w:t>
-      </w:r>
-      <w:r>
-        <w:t>等舊欄位預設。</w:t>
+        <w:t>逐資源轉成可攜格式，補 country='TW' 等舊欄位預設。</w:t>
       </w:r>
     </w:p>
     <w:p>
@@ -1818,19 +1163,7 @@
         <w:pStyle w:val="a"/>
       </w:pPr>
       <w:r>
-        <w:t>寫入本機</w:t>
-      </w:r>
-      <w:r>
-        <w:t xml:space="preserve"> staging</w:t>
-      </w:r>
-      <w:r>
-        <w:t>／正式</w:t>
-      </w:r>
-      <w:r>
-        <w:t xml:space="preserve"> store</w:t>
-      </w:r>
-      <w:r>
-        <w:t>，檢查筆數與主鍵。</w:t>
+        <w:t>寫入本機 staging／正式 store，檢查筆數與主鍵。</w:t>
       </w:r>
     </w:p>
     <w:p>
@@ -1838,13 +1171,7 @@
         <w:pStyle w:val="a"/>
       </w:pPr>
       <w:r>
-        <w:t>呼叫</w:t>
-      </w:r>
-      <w:r>
-        <w:t xml:space="preserve"> delete_cloud_records_after_local_copy</w:t>
-      </w:r>
-      <w:r>
-        <w:t>；同時撤銷雲端行事曆分享。</w:t>
+        <w:t>呼叫 delete_cloud_records_after_local_copy；同時撤銷雲端行事曆分享。</w:t>
       </w:r>
     </w:p>
     <w:p>
@@ -1852,19 +1179,7 @@
         <w:pStyle w:val="a"/>
       </w:pPr>
       <w:r>
-        <w:t>保存</w:t>
-      </w:r>
-      <w:r>
-        <w:t xml:space="preserve"> preferredLocation=local</w:t>
-      </w:r>
-      <w:r>
-        <w:t>、刷新</w:t>
-      </w:r>
-      <w:r>
-        <w:t xml:space="preserve"> Controller </w:t>
-      </w:r>
-      <w:r>
-        <w:t>與用量。</w:t>
+        <w:t>保存 preferredLocation=local、刷新 Controller 與用量。</w:t>
       </w:r>
     </w:p>
     <w:p>
@@ -1878,33 +1193,7 @@
         <w:rPr>
           <w:lang w:eastAsia="zh-TW"/>
         </w:rPr>
-        <w:t>任何步驟失敗時不</w:t>
-      </w:r>
-      <w:proofErr w:type="gramStart"/>
-      <w:r>
-        <w:rPr>
-          <w:lang w:eastAsia="zh-TW"/>
-        </w:rPr>
-        <w:t>刪</w:t>
-      </w:r>
-      <w:proofErr w:type="gramEnd"/>
-      <w:r>
-        <w:rPr>
-          <w:lang w:eastAsia="zh-TW"/>
-        </w:rPr>
-        <w:t>來源；顯示</w:t>
-      </w:r>
-      <w:r>
-        <w:rPr>
-          <w:lang w:eastAsia="zh-TW"/>
-        </w:rPr>
-        <w:t xml:space="preserve"> raw reason </w:t>
-      </w:r>
-      <w:r>
-        <w:rPr>
-          <w:lang w:eastAsia="zh-TW"/>
-        </w:rPr>
-        <w:t>供診斷。</w:t>
+        <w:t>任何步驟失敗時不刪來源；顯示 raw reason 供診斷。</w:t>
       </w:r>
     </w:p>
     <w:p>
@@ -1917,33 +1206,19 @@
         </w:rPr>
         <w:t xml:space="preserve">6.2 </w:t>
       </w:r>
-      <w:proofErr w:type="spellStart"/>
       <w:r>
         <w:rPr>
           <w:sz w:val="21"/>
         </w:rPr>
         <w:t>本機轉雲端</w:t>
       </w:r>
-      <w:proofErr w:type="spellEnd"/>
     </w:p>
     <w:p>
       <w:pPr>
         <w:pStyle w:val="a"/>
       </w:pPr>
       <w:r>
-        <w:t>計算所有資源</w:t>
-      </w:r>
-      <w:r>
-        <w:t xml:space="preserve"> incoming </w:t>
-      </w:r>
-      <w:r>
-        <w:t>數量與圖片</w:t>
-      </w:r>
-      <w:r>
-        <w:t xml:space="preserve"> bytes</w:t>
-      </w:r>
-      <w:r>
-        <w:t>。</w:t>
+        <w:t>計算所有資源 incoming 數量與圖片 bytes。</w:t>
       </w:r>
     </w:p>
     <w:p>
@@ -1951,22 +1226,7 @@
         <w:pStyle w:val="a"/>
       </w:pPr>
       <w:r>
-        <w:t>取得目前版本、疊加</w:t>
-      </w:r>
-      <w:r>
-        <w:t xml:space="preserve"> entitlement</w:t>
-      </w:r>
-      <w:r>
-        <w:t>、管理者</w:t>
-      </w:r>
-      <w:r>
-        <w:t xml:space="preserve"> o</w:t>
-      </w:r>
-      <w:r>
-        <w:t xml:space="preserve">verride </w:t>
-      </w:r>
-      <w:r>
-        <w:t>後的有效額度。</w:t>
+        <w:t>取得目前版本、疊加 entitlement、管理者 override 後的有效額度。</w:t>
       </w:r>
     </w:p>
     <w:p>
@@ -1974,19 +1234,7 @@
         <w:pStyle w:val="a"/>
       </w:pPr>
       <w:r>
-        <w:t>任一資源</w:t>
-      </w:r>
-      <w:r>
-        <w:t xml:space="preserve"> used + incoming &gt; quota </w:t>
-      </w:r>
-      <w:r>
-        <w:t>時整批拒絕，回傳</w:t>
-      </w:r>
-      <w:r>
-        <w:t xml:space="preserve"> resource/used/incoming/quota</w:t>
-      </w:r>
-      <w:r>
-        <w:t>。</w:t>
+        <w:t>任一資源 used + incoming &gt; quota 時整批拒絕，回傳 resource/used/incoming/quota。</w:t>
       </w:r>
     </w:p>
     <w:p>
@@ -1994,13 +1242,7 @@
         <w:pStyle w:val="a"/>
       </w:pPr>
       <w:r>
-        <w:t>呼叫</w:t>
-      </w:r>
-      <w:r>
-        <w:t xml:space="preserve"> restore_local_personal_records_admin </w:t>
-      </w:r>
-      <w:r>
-        <w:t>原子還原，完成主表與相依答題紀錄。</w:t>
+        <w:t>呼叫 restore_local_personal_records_admin 原子還原，完成主表與相依答題紀錄。</w:t>
       </w:r>
     </w:p>
     <w:p>
@@ -2014,95 +1256,15 @@
         <w:rPr>
           <w:lang w:eastAsia="zh-TW"/>
         </w:rPr>
-        <w:t>驗證雲端</w:t>
-      </w:r>
-      <w:proofErr w:type="gramStart"/>
-      <w:r>
-        <w:rPr>
-          <w:lang w:eastAsia="zh-TW"/>
-        </w:rPr>
-        <w:t>筆數後才</w:t>
-      </w:r>
-      <w:proofErr w:type="gramEnd"/>
-      <w:r>
-        <w:rPr>
-          <w:lang w:eastAsia="zh-TW"/>
-        </w:rPr>
-        <w:t>清除本機</w:t>
-      </w:r>
-      <w:r>
-        <w:rPr>
-          <w:lang w:eastAsia="zh-TW"/>
-        </w:rPr>
-        <w:t xml:space="preserve"> records</w:t>
-      </w:r>
-      <w:r>
-        <w:rPr>
-          <w:lang w:eastAsia="zh-TW"/>
-        </w:rPr>
-        <w:t>；</w:t>
-      </w:r>
-      <w:proofErr w:type="spellStart"/>
-      <w:r>
-        <w:rPr>
-          <w:lang w:eastAsia="zh-TW"/>
-        </w:rPr>
-        <w:t>IndexedDB</w:t>
-      </w:r>
-      <w:proofErr w:type="spellEnd"/>
-      <w:r>
-        <w:rPr>
-          <w:lang w:eastAsia="zh-TW"/>
-        </w:rPr>
-        <w:t xml:space="preserve"> </w:t>
-      </w:r>
-      <w:r>
-        <w:rPr>
-          <w:lang w:eastAsia="zh-TW"/>
-        </w:rPr>
-        <w:t>空殼資料庫可以存在，但業務紀錄應為</w:t>
-      </w:r>
-      <w:r>
-        <w:rPr>
-          <w:lang w:eastAsia="zh-TW"/>
-        </w:rPr>
-        <w:t xml:space="preserve"> 0</w:t>
-      </w:r>
-      <w:r>
-        <w:rPr>
-          <w:lang w:eastAsia="zh-TW"/>
-        </w:rPr>
-        <w:t>。</w:t>
+        <w:t>驗證雲端筆數後才清除本機 records；IndexedDB 空殼資料庫可以存在，但業務紀錄應為 0。</w:t>
       </w:r>
     </w:p>
     <w:p>
       <w:pPr>
         <w:pStyle w:val="a"/>
       </w:pPr>
-      <w:proofErr w:type="spellStart"/>
-      <w:r>
-        <w:lastRenderedPageBreak/>
-        <w:t>保存</w:t>
-      </w:r>
-      <w:proofErr w:type="spellEnd"/>
-      <w:r>
-        <w:t xml:space="preserve"> </w:t>
-      </w:r>
-      <w:proofErr w:type="spellStart"/>
-      <w:r>
-        <w:t>preferredLocation</w:t>
-      </w:r>
-      <w:proofErr w:type="spellEnd"/>
-      <w:r>
-        <w:t xml:space="preserve">=cloud </w:t>
-      </w:r>
-      <w:proofErr w:type="spellStart"/>
-      <w:r>
-        <w:t>並刷新首頁、行事曆、回憶與額度</w:t>
-      </w:r>
-      <w:proofErr w:type="spellEnd"/>
-      <w:r>
-        <w:t>。</w:t>
+      <w:r>
+        <w:t>保存 preferredLocation=cloud 並刷新首頁、行事曆、回憶與額度。</w:t>
       </w:r>
     </w:p>
     <w:p>
@@ -2127,10 +1289,7 @@
         <w:pStyle w:val="a0"/>
       </w:pPr>
       <w:r>
-        <w:t xml:space="preserve">subscription pricing version </w:t>
-      </w:r>
-      <w:r>
-        <w:t>保存生效日、季費、各資源基準額度與答題保留天數。</w:t>
+        <w:t>subscription pricing version 保存生效日、季費、各資源基準額度與答題保留天數。</w:t>
       </w:r>
     </w:p>
     <w:p>
@@ -2144,59 +1303,15 @@
         <w:rPr>
           <w:lang w:eastAsia="zh-TW"/>
         </w:rPr>
-        <w:t>使用者付費時</w:t>
-      </w:r>
-      <w:proofErr w:type="gramStart"/>
-      <w:r>
-        <w:rPr>
-          <w:lang w:eastAsia="zh-TW"/>
-        </w:rPr>
-        <w:t>綁</w:t>
-      </w:r>
-      <w:proofErr w:type="gramEnd"/>
-      <w:r>
-        <w:rPr>
-          <w:lang w:eastAsia="zh-TW"/>
-        </w:rPr>
-        <w:t>定當時版本；日後改版不回溯改變未到期權益。</w:t>
+        <w:t>使用者付費時綁定當時版本；日後改版不回溯改變未到期權益。</w:t>
       </w:r>
     </w:p>
     <w:p>
       <w:pPr>
         <w:pStyle w:val="a0"/>
       </w:pPr>
-      <w:proofErr w:type="spellStart"/>
-      <w:r>
-        <w:t>加購建立</w:t>
-      </w:r>
-      <w:proofErr w:type="spellEnd"/>
-      <w:r>
-        <w:t xml:space="preserve"> </w:t>
-      </w:r>
-      <w:proofErr w:type="spellStart"/>
-      <w:r>
-        <w:t>entitlement</w:t>
-      </w:r>
-      <w:r>
-        <w:t>，按新版</w:t>
-      </w:r>
-      <w:proofErr w:type="spellEnd"/>
-      <w:r>
-        <w:t xml:space="preserve"> multiplier </w:t>
-      </w:r>
-      <w:proofErr w:type="spellStart"/>
-      <w:r>
-        <w:t>疊加至舊權益；</w:t>
-      </w:r>
-      <w:r>
-        <w:t>UI</w:t>
-      </w:r>
-      <w:proofErr w:type="spellEnd"/>
-      <w:r>
-        <w:t xml:space="preserve"> </w:t>
-      </w:r>
-      <w:r>
-        <w:t>同時列出舊版與新增版。</w:t>
+      <w:r>
+        <w:t>加購建立 entitlement，按新版 multiplier 疊加至舊權益；UI 同時列出舊版與新增版。</w:t>
       </w:r>
     </w:p>
     <w:p>
@@ -2204,28 +1319,7 @@
         <w:pStyle w:val="a0"/>
       </w:pPr>
       <w:r>
-        <w:t xml:space="preserve">unlimited_quota </w:t>
-      </w:r>
-      <w:r>
-        <w:t>或個別</w:t>
-      </w:r>
-      <w:r>
-        <w:t xml:space="preserve"> override </w:t>
-      </w:r>
-      <w:r>
-        <w:t>優先於方案基準；資料庫</w:t>
-      </w:r>
-      <w:r>
-        <w:t xml:space="preserve"> bigint max </w:t>
-      </w:r>
-      <w:r>
-        <w:t>必須映射為</w:t>
-      </w:r>
-      <w:r>
-        <w:t xml:space="preserve"> isUnlimited</w:t>
-      </w:r>
-      <w:r>
-        <w:t>，不直接顯示。</w:t>
+        <w:t>unlimited_quota 或個別 override 優先於方案基準；資料庫 bigint max 必須映射為 isUnlimited，不直接顯示。</w:t>
       </w:r>
     </w:p>
     <w:p>
@@ -2233,25 +1327,7 @@
         <w:pStyle w:val="a0"/>
       </w:pPr>
       <w:r>
-        <w:t xml:space="preserve">Plus </w:t>
-      </w:r>
-      <w:r>
-        <w:t>到期進入雲端唯讀；</w:t>
-      </w:r>
-      <w:r>
-        <w:t xml:space="preserve">30 </w:t>
-      </w:r>
-      <w:r>
-        <w:t>天寬限期後</w:t>
-      </w:r>
-      <w:r>
-        <w:t xml:space="preserve"> cleanup_expired_sub</w:t>
-      </w:r>
-      <w:r>
-        <w:t xml:space="preserve">scription_overages </w:t>
-      </w:r>
-      <w:r>
-        <w:t>只刪超額，保留最新與保留項。</w:t>
+        <w:t>Plus 到期進入雲端唯讀；30 天寬限期後 cleanup_expired_subscription_overages 只刪超額，保留最新與保留項。</w:t>
       </w:r>
     </w:p>
     <w:p>
@@ -2259,10 +1335,7 @@
         <w:pStyle w:val="a0"/>
       </w:pPr>
       <w:r>
-        <w:t xml:space="preserve">cleanup_expired_game_answer_history </w:t>
-      </w:r>
-      <w:r>
-        <w:t>只清雲端答題明細；本機永久保留。</w:t>
+        <w:t>cleanup_expired_game_answer_history 只清雲端答題明細；本機永久保留。</w:t>
       </w:r>
     </w:p>
     <w:p>
@@ -2270,25 +1343,7 @@
         <w:pStyle w:val="a0"/>
       </w:pPr>
       <w:r>
-        <w:t>免費帳戶</w:t>
-      </w:r>
-      <w:r>
-        <w:t xml:space="preserve"> 3 </w:t>
-      </w:r>
-      <w:r>
-        <w:t>個月無新增／修改的清理必須有</w:t>
-      </w:r>
-      <w:r>
-        <w:t xml:space="preserve"> last_activity</w:t>
-      </w:r>
-      <w:r>
-        <w:t>、通知與</w:t>
-      </w:r>
-      <w:r>
-        <w:t xml:space="preserve"> audit</w:t>
-      </w:r>
-      <w:r>
-        <w:t>，不能只靠前端。</w:t>
+        <w:t>免費帳戶 3 個月無新增／修改的清理必須有 last_activity、通知與 audit，不能只靠前端。</w:t>
       </w:r>
     </w:p>
     <w:p>
@@ -2310,43 +1365,7 @@
     </w:p>
     <w:p>
       <w:r>
-        <w:t xml:space="preserve">calendar_events </w:t>
-      </w:r>
-      <w:r>
-        <w:t>以文字</w:t>
-      </w:r>
-      <w:r>
-        <w:t xml:space="preserve"> id </w:t>
-      </w:r>
-      <w:r>
-        <w:t>與</w:t>
-      </w:r>
-      <w:r>
-        <w:t xml:space="preserve"> account </w:t>
-      </w:r>
-      <w:r>
-        <w:t>擁有者相容。</w:t>
-      </w:r>
-      <w:r>
-        <w:t xml:space="preserve">calendar_share_invitations </w:t>
-      </w:r>
-      <w:r>
-        <w:t>表示分享關係，</w:t>
-      </w:r>
-      <w:r>
-        <w:t xml:space="preserve">calendar_share_events </w:t>
-      </w:r>
-      <w:r>
-        <w:t>表示被選事件。邀請可</w:t>
-      </w:r>
-      <w:r>
-        <w:t>以全選或跨月份累加選取；新增一次分享不能覆蓋舊</w:t>
-      </w:r>
-      <w:r>
-        <w:t xml:space="preserve"> selected rows</w:t>
-      </w:r>
-      <w:r>
-        <w:t>。</w:t>
+        <w:t>calendar_events 以文字 id 與 account 擁有者相容。calendar_share_invitations 表示分享關係，calendar_share_events 表示被選事件。邀請可以全選或跨月份累加選取；新增一次分享不能覆蓋舊 selected rows。</w:t>
       </w:r>
     </w:p>
     <w:p>
@@ -2354,16 +1373,7 @@
         <w:pStyle w:val="a0"/>
       </w:pPr>
       <w:r>
-        <w:t xml:space="preserve">invite_calendar_viewer(email,event_ids[]) </w:t>
-      </w:r>
-      <w:r>
-        <w:t>建立／更新邀請並</w:t>
-      </w:r>
-      <w:r>
-        <w:t xml:space="preserve"> upsert </w:t>
-      </w:r>
-      <w:r>
-        <w:t>選取事件。</w:t>
+        <w:t>invite_calendar_viewer(email,event_ids[]) 建立／更新邀請並 upsert 選取事件。</w:t>
       </w:r>
     </w:p>
     <w:p>
@@ -2371,10 +1381,7 @@
         <w:pStyle w:val="a0"/>
       </w:pPr>
       <w:r>
-        <w:t xml:space="preserve">respond_calendar_invitation(id,accept) </w:t>
-      </w:r>
-      <w:r>
-        <w:t>僅受邀者可呼叫；接受後可再拒絕。</w:t>
+        <w:t>respond_calendar_invitation(id,accept) 僅受邀者可呼叫；接受後可再拒絕。</w:t>
       </w:r>
     </w:p>
     <w:p>
@@ -2382,25 +1389,7 @@
         <w:pStyle w:val="a0"/>
       </w:pPr>
       <w:r>
-        <w:t xml:space="preserve">get_my_shared_calendar_events </w:t>
-      </w:r>
-      <w:r>
-        <w:t>供分享者管理；</w:t>
-      </w:r>
-      <w:r>
-        <w:t xml:space="preserve">remove_calendar_shared_event </w:t>
-      </w:r>
-      <w:r>
-        <w:t>移除單筆；</w:t>
-      </w:r>
-      <w:r>
-        <w:t>revoke_calendar_invitation</w:t>
-      </w:r>
-      <w:r>
-        <w:t xml:space="preserve"> </w:t>
-      </w:r>
-      <w:r>
-        <w:t>全部取消。</w:t>
+        <w:t>get_my_shared_calendar_events 供分享者管理；remove_calendar_shared_event 移除單筆；revoke_calendar_invitation 全部取消。</w:t>
       </w:r>
     </w:p>
     <w:p>
@@ -2408,28 +1397,7 @@
         <w:pStyle w:val="a0"/>
       </w:pPr>
       <w:r>
-        <w:t xml:space="preserve">RLS SELECT </w:t>
-      </w:r>
-      <w:r>
-        <w:t>檢查</w:t>
-      </w:r>
-      <w:r>
-        <w:t xml:space="preserve"> accepted invitation + selected event</w:t>
-      </w:r>
-      <w:r>
-        <w:t>；</w:t>
-      </w:r>
-      <w:r>
-        <w:t xml:space="preserve">UPDATE/DELETE </w:t>
-      </w:r>
-      <w:r>
-        <w:t>永遠只給事件</w:t>
-      </w:r>
-      <w:r>
-        <w:t xml:space="preserve"> owner</w:t>
-      </w:r>
-      <w:r>
-        <w:t>。</w:t>
+        <w:t>RLS SELECT 檢查 accepted invitation + selected event；UPDATE/DELETE 永遠只給事件 owner。</w:t>
       </w:r>
     </w:p>
     <w:p>
@@ -2437,19 +1405,7 @@
         <w:pStyle w:val="a0"/>
       </w:pPr>
       <w:r>
-        <w:t>月視圖查詢需涵蓋</w:t>
-      </w:r>
-      <w:r>
-        <w:t xml:space="preserve"> start &lt;= monthEnd </w:t>
-      </w:r>
-      <w:r>
-        <w:t>且</w:t>
-      </w:r>
-      <w:r>
-        <w:t xml:space="preserve"> coalesce(end,start) &gt;= monthStart</w:t>
-      </w:r>
-      <w:r>
-        <w:t>，避免只有第一週。</w:t>
+        <w:t>月視圖查詢需涵蓋 start &lt;= monthEnd 且 coalesce(end,start) &gt;= monthStart，避免只有第一週。</w:t>
       </w:r>
     </w:p>
     <w:p>
@@ -2693,23 +1649,8 @@
             <w:tcW w:w="3324" w:type="dxa"/>
           </w:tcPr>
           <w:p>
-            <w:proofErr w:type="spellStart"/>
             <w:r>
               <w:t>二級分類</w:t>
-            </w:r>
-            <w:proofErr w:type="spellEnd"/>
-          </w:p>
-        </w:tc>
-        <w:tc>
-          <w:tcPr>
-            <w:tcW w:w="3324" w:type="dxa"/>
-          </w:tcPr>
-          <w:p>
-            <w:r>
-              <w:t>group</w:t>
-            </w:r>
-            <w:r>
-              <w:t>，可空</w:t>
             </w:r>
           </w:p>
         </w:tc>
@@ -2719,10 +1660,17 @@
           </w:tcPr>
           <w:p>
             <w:r>
-              <w:t>group</w:t>
+              <w:t>group，可空</w:t>
             </w:r>
+          </w:p>
+        </w:tc>
+        <w:tc>
+          <w:tcPr>
+            <w:tcW w:w="3324" w:type="dxa"/>
+          </w:tcPr>
+          <w:p>
             <w:r>
-              <w:t>，可空</w:t>
+              <w:t>group，可空</w:t>
             </w:r>
           </w:p>
         </w:tc>
@@ -2755,33 +1703,7 @@
               <w:rPr>
                 <w:lang w:eastAsia="zh-TW"/>
               </w:rPr>
-              <w:t>近</w:t>
-            </w:r>
-            <w:r>
-              <w:rPr>
-                <w:lang w:eastAsia="zh-TW"/>
-              </w:rPr>
-              <w:t>30</w:t>
-            </w:r>
-            <w:r>
-              <w:rPr>
-                <w:lang w:eastAsia="zh-TW"/>
-              </w:rPr>
-              <w:t>天＋保留項；</w:t>
-            </w:r>
-            <w:proofErr w:type="gramStart"/>
-            <w:r>
-              <w:rPr>
-                <w:lang w:eastAsia="zh-TW"/>
-              </w:rPr>
-              <w:t>空窗補最新</w:t>
-            </w:r>
-            <w:proofErr w:type="gramEnd"/>
-            <w:r>
-              <w:rPr>
-                <w:lang w:eastAsia="zh-TW"/>
-              </w:rPr>
-              <w:t>一筆</w:t>
+              <w:t>近30天＋保留項；空窗補最新一筆</w:t>
             </w:r>
           </w:p>
         </w:tc>
@@ -2799,33 +1721,7 @@
               <w:rPr>
                 <w:lang w:eastAsia="zh-TW"/>
               </w:rPr>
-              <w:t>近</w:t>
-            </w:r>
-            <w:r>
-              <w:rPr>
-                <w:lang w:eastAsia="zh-TW"/>
-              </w:rPr>
-              <w:t>30</w:t>
-            </w:r>
-            <w:r>
-              <w:rPr>
-                <w:lang w:eastAsia="zh-TW"/>
-              </w:rPr>
-              <w:t>天＋保留項；</w:t>
-            </w:r>
-            <w:proofErr w:type="gramStart"/>
-            <w:r>
-              <w:rPr>
-                <w:lang w:eastAsia="zh-TW"/>
-              </w:rPr>
-              <w:t>空窗補最新</w:t>
-            </w:r>
-            <w:proofErr w:type="gramEnd"/>
-            <w:r>
-              <w:rPr>
-                <w:lang w:eastAsia="zh-TW"/>
-              </w:rPr>
-              <w:t>一筆</w:t>
+              <w:t>近30天＋保留項；空窗補最新一筆</w:t>
             </w:r>
           </w:p>
         </w:tc>
@@ -2839,61 +1735,8 @@
       </w:pPr>
     </w:p>
     <w:p>
-      <w:proofErr w:type="spellStart"/>
-      <w:r>
-        <w:t>fetch_today</w:t>
-      </w:r>
-      <w:proofErr w:type="spellEnd"/>
-      <w:r>
-        <w:t xml:space="preserve">_* </w:t>
-      </w:r>
-      <w:proofErr w:type="spellStart"/>
-      <w:r>
-        <w:t>已改用</w:t>
-      </w:r>
-      <w:proofErr w:type="spellEnd"/>
-      <w:r>
-        <w:t xml:space="preserve"> </w:t>
-      </w:r>
-      <w:proofErr w:type="spellStart"/>
-      <w:r>
-        <w:t>primary_category</w:t>
-      </w:r>
-      <w:proofErr w:type="spellEnd"/>
-      <w:r>
-        <w:t>='</w:t>
-      </w:r>
-      <w:proofErr w:type="spellStart"/>
-      <w:r>
-        <w:t>reserved'</w:t>
-      </w:r>
-      <w:r>
-        <w:t>，不得再用</w:t>
-      </w:r>
-      <w:proofErr w:type="spellEnd"/>
-      <w:r>
-        <w:t xml:space="preserve"> description LIKE '%</w:t>
-      </w:r>
-      <w:r>
-        <w:t>餘</w:t>
-      </w:r>
-      <w:r>
-        <w:t>%'</w:t>
-      </w:r>
-      <w:r>
-        <w:t>。更新</w:t>
-      </w:r>
-      <w:r>
-        <w:t xml:space="preserve"> RPC </w:t>
-      </w:r>
-      <w:r>
-        <w:t>接受日期與兩級分類；刪除後由重新查詢計算</w:t>
-      </w:r>
-      <w:r>
-        <w:t xml:space="preserve"> TODAY/TOTAL</w:t>
-      </w:r>
-      <w:r>
-        <w:t>，不能保留客戶端舊總數。</w:t>
+      <w:r>
+        <w:t>fetch_today_* 已改用 primary_category='reserved'，不得再用 description LIKE '%餘%'。更新 RPC 接受日期與兩級分類；刪除後由重新查詢計算 TODAY/TOTAL，不能保留客戶端舊總數。</w:t>
       </w:r>
     </w:p>
     <w:p>
@@ -2950,41 +1793,10 @@
         <w:rPr>
           <w:lang w:eastAsia="zh-TW"/>
         </w:rPr>
-        <w:t>活動先做日期有效性與城市／地點正規化，再建立</w:t>
-      </w:r>
-      <w:r>
-        <w:rPr>
-          <w:lang w:eastAsia="zh-TW"/>
-        </w:rPr>
-        <w:t xml:space="preserve"> key</w:t>
-      </w:r>
-      <w:r>
-        <w:rPr>
-          <w:lang w:eastAsia="zh-TW"/>
-        </w:rPr>
-        <w:t>。</w:t>
-      </w:r>
-      <w:proofErr w:type="spellStart"/>
-      <w:r>
-        <w:t>沒有開始時間：</w:t>
-      </w:r>
-      <w:r>
-        <w:t>name+localStartDate+city+location</w:t>
-      </w:r>
-      <w:r>
-        <w:t>；有開始時間：再加</w:t>
-      </w:r>
-      <w:proofErr w:type="spellEnd"/>
-      <w:r>
-        <w:t xml:space="preserve"> </w:t>
-      </w:r>
-      <w:proofErr w:type="spellStart"/>
-      <w:r>
-        <w:t>normalizedStartTime</w:t>
-      </w:r>
-      <w:proofErr w:type="spellEnd"/>
-      <w:r>
-        <w:t>。</w:t>
+        <w:t>活動先做日期有效性與城市／地點正規化，再建立 key。</w:t>
+      </w:r>
+      <w:r>
+        <w:t>沒有開始時間：name+localStartDate+city+location；有開始時間：再加 normalizedStartTime。</w:t>
       </w:r>
       <w:r>
         <w:rPr>
@@ -3001,7 +1813,6 @@
         <w:rPr>
           <w:sz w:val="21"/>
         </w:rPr>
-        <w:lastRenderedPageBreak/>
         <w:t xml:space="preserve">10.2 </w:t>
       </w:r>
       <w:r>
@@ -3016,19 +1827,7 @@
         <w:pStyle w:val="a0"/>
       </w:pPr>
       <w:r>
-        <w:t>同日</w:t>
-      </w:r>
-      <w:r>
-        <w:t xml:space="preserve"> marker </w:t>
-      </w:r>
-      <w:r>
-        <w:t>防止重複觸發；分散式</w:t>
-      </w:r>
-      <w:r>
-        <w:t xml:space="preserve"> lock </w:t>
-      </w:r>
-      <w:r>
-        <w:t>防止管理者與一般使用者同時更新。</w:t>
+        <w:t>同日 marker 防止重複觸發；分散式 lock 防止管理者與一般使用者同時更新。</w:t>
       </w:r>
     </w:p>
     <w:p>
@@ -3049,52 +1848,8 @@
       <w:pPr>
         <w:pStyle w:val="a0"/>
       </w:pPr>
-      <w:proofErr w:type="spellStart"/>
-      <w:proofErr w:type="gramStart"/>
-      <w:r>
-        <w:t>recommended_events_deleted</w:t>
-      </w:r>
-      <w:proofErr w:type="spellEnd"/>
-      <w:proofErr w:type="gramEnd"/>
-      <w:r>
-        <w:t xml:space="preserve"> </w:t>
-      </w:r>
-      <w:proofErr w:type="spellStart"/>
-      <w:r>
-        <w:t>保存被刪活動</w:t>
-      </w:r>
-      <w:proofErr w:type="spellEnd"/>
-      <w:r>
-        <w:t xml:space="preserve"> </w:t>
-      </w:r>
-      <w:proofErr w:type="spellStart"/>
-      <w:r>
-        <w:t>key</w:t>
-      </w:r>
-      <w:r>
-        <w:t>，避免重新匯入；</w:t>
-      </w:r>
-      <w:r>
-        <w:t>cleanup</w:t>
-      </w:r>
-      <w:proofErr w:type="spellEnd"/>
-      <w:r>
-        <w:t xml:space="preserve"> </w:t>
-      </w:r>
-      <w:r>
-        <w:t>對</w:t>
-      </w:r>
-      <w:r>
-        <w:t xml:space="preserve"> end_date null </w:t>
-      </w:r>
-      <w:r>
-        <w:t>時改用</w:t>
-      </w:r>
-      <w:r>
-        <w:t xml:space="preserve"> start_date</w:t>
-      </w:r>
-      <w:r>
-        <w:t>。</w:t>
+      <w:r>
+        <w:t>recommended_events_deleted 保存被刪活動 key，避免重新匯入；cleanup 對 end_date null 時改用 start_date。</w:t>
       </w:r>
     </w:p>
     <w:p>
@@ -3108,21 +1863,7 @@
         <w:rPr>
           <w:lang w:eastAsia="zh-TW"/>
         </w:rPr>
-        <w:t>跨</w:t>
-      </w:r>
-      <w:proofErr w:type="gramStart"/>
-      <w:r>
-        <w:rPr>
-          <w:lang w:eastAsia="zh-TW"/>
-        </w:rPr>
-        <w:t>週</w:t>
-      </w:r>
-      <w:proofErr w:type="gramEnd"/>
-      <w:r>
-        <w:rPr>
-          <w:lang w:eastAsia="zh-TW"/>
-        </w:rPr>
-        <w:t>長活動只保留一筆，不依出現週數重建。</w:t>
+        <w:t>跨週長活動只保留一筆，不依出現週數重建。</w:t>
       </w:r>
     </w:p>
     <w:p>
@@ -3135,96 +1876,16 @@
         </w:rPr>
         <w:t xml:space="preserve">10.3 </w:t>
       </w:r>
-      <w:proofErr w:type="spellStart"/>
       <w:r>
         <w:rPr>
           <w:sz w:val="21"/>
         </w:rPr>
         <w:t>地圖／座標／天氣</w:t>
       </w:r>
-      <w:proofErr w:type="spellEnd"/>
     </w:p>
     <w:p>
       <w:r>
-        <w:t xml:space="preserve">country </w:t>
-      </w:r>
-      <w:r>
-        <w:t>使用</w:t>
-      </w:r>
-      <w:r>
-        <w:t xml:space="preserve"> ISO alpha-2</w:t>
-      </w:r>
-      <w:r>
-        <w:t>，例如</w:t>
-      </w:r>
-      <w:r>
-        <w:t xml:space="preserve"> TW</w:t>
-      </w:r>
-      <w:r>
-        <w:t>、</w:t>
-      </w:r>
-      <w:r>
-        <w:t>SG</w:t>
-      </w:r>
-      <w:r>
-        <w:t>。</w:t>
-      </w:r>
-      <w:r>
-        <w:t xml:space="preserve">lat/lng </w:t>
-      </w:r>
-      <w:r>
-        <w:t>可作天氣近似；</w:t>
-      </w:r>
-      <w:r>
-        <w:t>map_lat</w:t>
-      </w:r>
-      <w:r>
-        <w:t xml:space="preserve">/map_lng </w:t>
-      </w:r>
-      <w:r>
-        <w:t>是地圖專用座標，存在時不重抓。</w:t>
-      </w:r>
-      <w:r>
-        <w:t xml:space="preserve">OpenWeather Geocode </w:t>
-      </w:r>
-      <w:r>
-        <w:t>查詢至少包含</w:t>
-      </w:r>
-      <w:r>
-        <w:t xml:space="preserve"> location</w:t>
-      </w:r>
-      <w:r>
-        <w:t>、</w:t>
-      </w:r>
-      <w:r>
-        <w:t>city</w:t>
-      </w:r>
-      <w:r>
-        <w:t>、</w:t>
-      </w:r>
-      <w:r>
-        <w:t>country</w:t>
-      </w:r>
-      <w:r>
-        <w:t>；回填批次</w:t>
-      </w:r>
-      <w:r>
-        <w:t xml:space="preserve"> 25 </w:t>
-      </w:r>
-      <w:r>
-        <w:t>筆且僅管理者觸發。天氣只對可見、近期且</w:t>
-      </w:r>
-      <w:r>
-        <w:t xml:space="preserve"> 8 </w:t>
-      </w:r>
-      <w:r>
-        <w:t>天內項目</w:t>
-      </w:r>
-      <w:r>
-        <w:t xml:space="preserve"> lazy preload</w:t>
-      </w:r>
-      <w:r>
-        <w:t>。</w:t>
+        <w:t>country 使用 ISO alpha-2，例如 TW、SG。lat/lng 可作天氣近似；map_lat/map_lng 是地圖專用座標，存在時不重抓。OpenWeather Geocode 查詢至少包含 location、city、country；回填批次 25 筆且僅管理者觸發。天氣只對可見、近期且 8 天內項目 lazy preload。</w:t>
       </w:r>
     </w:p>
     <w:p>
@@ -3246,46 +1907,7 @@
     </w:p>
     <w:p>
       <w:r>
-        <w:t xml:space="preserve">memory_trace </w:t>
-      </w:r>
-      <w:r>
-        <w:t>與行事曆共享事件模型欄位，但使用獨立資源。查詢含未來資料與近</w:t>
-      </w:r>
-      <w:r>
-        <w:t xml:space="preserve"> 30 </w:t>
-      </w:r>
-      <w:r>
-        <w:t>天歷史；</w:t>
-      </w:r>
-      <w:r>
-        <w:t xml:space="preserve">load more </w:t>
-      </w:r>
-      <w:r>
-        <w:t>每次將歷史窗向前</w:t>
-      </w:r>
-      <w:r>
-        <w:t xml:space="preserve"> 30 </w:t>
-      </w:r>
-      <w:r>
-        <w:t>天。本機模式不可呼叫</w:t>
-      </w:r>
-      <w:r>
-        <w:t xml:space="preserve"> Supabase</w:t>
-      </w:r>
-      <w:r>
-        <w:t>；雲端／本機切換後</w:t>
-      </w:r>
-      <w:r>
-        <w:t xml:space="preserve"> Controller cache </w:t>
-      </w:r>
-      <w:r>
-        <w:t>必須清空再依新來源載入。圖片無值時不得保留</w:t>
-      </w:r>
-      <w:r>
-        <w:t xml:space="preserve"> placeholder </w:t>
-      </w:r>
-      <w:r>
-        <w:t>高度。</w:t>
+        <w:t>memory_trace 與行事曆共享事件模型欄位，但使用獨立資源。查詢含未來資料與近 30 天歷史；load more 每次將歷史窗向前 30 天。本機模式不可呼叫 Supabase；雲端／本機切換後 Controller cache 必須清空再依新來源載入。圖片無值時不得保留 placeholder 高度。</w:t>
       </w:r>
     </w:p>
     <w:p>
@@ -3310,46 +1932,7 @@
         <w:pStyle w:val="a0"/>
       </w:pPr>
       <w:r>
-        <w:t>game_grammar</w:t>
-      </w:r>
-      <w:r>
-        <w:t>、</w:t>
-      </w:r>
-      <w:r>
-        <w:t>game_sentence</w:t>
-      </w:r>
-      <w:r>
-        <w:t>、</w:t>
-      </w:r>
-      <w:r>
-        <w:t>game_translation</w:t>
-      </w:r>
-      <w:r>
-        <w:t>、</w:t>
-      </w:r>
-      <w:r>
-        <w:t xml:space="preserve">game_social_scenarios </w:t>
-      </w:r>
-      <w:r>
-        <w:t>皆有</w:t>
-      </w:r>
-      <w:r>
-        <w:t xml:space="preserve"> owner_id</w:t>
-      </w:r>
-      <w:r>
-        <w:t>、</w:t>
-      </w:r>
-      <w:r>
-        <w:t>is_active</w:t>
-      </w:r>
-      <w:r>
-        <w:t>、</w:t>
-      </w:r>
-      <w:r>
-        <w:t>level/rand_key</w:t>
-      </w:r>
-      <w:r>
-        <w:t>。</w:t>
+        <w:t>game_grammar、game_sentence、game_translation、game_social_scenarios 皆有 owner_id、is_active、level/rand_key。</w:t>
       </w:r>
     </w:p>
     <w:p>
@@ -3357,19 +1940,7 @@
         <w:pStyle w:val="a0"/>
       </w:pPr>
       <w:r>
-        <w:t>管理者既有題庫</w:t>
-      </w:r>
-      <w:r>
-        <w:t xml:space="preserve"> owner_id </w:t>
-      </w:r>
-      <w:r>
-        <w:t>固定為管理者</w:t>
-      </w:r>
-      <w:r>
-        <w:t xml:space="preserve"> UUID</w:t>
-      </w:r>
-      <w:r>
-        <w:t>；一般使用者可讀管理者及自己，僅能寫自己。</w:t>
+        <w:t>管理者既有題庫 owner_id 固定為管理者 UUID；一般使用者可讀管理者及自己，僅能寫自己。</w:t>
       </w:r>
     </w:p>
     <w:p>
@@ -3377,31 +1948,7 @@
         <w:pStyle w:val="a0"/>
       </w:pPr>
       <w:r>
-        <w:t xml:space="preserve">get_*_question RPC </w:t>
-      </w:r>
-      <w:r>
-        <w:t>接受</w:t>
-      </w:r>
-      <w:r>
-        <w:t xml:space="preserve"> p_question_bank='admin'/'mine'</w:t>
-      </w:r>
-      <w:r>
-        <w:t>，過濾</w:t>
-      </w:r>
-      <w:r>
-        <w:t xml:space="preserve"> i</w:t>
-      </w:r>
-      <w:r>
-        <w:t>s_active=true</w:t>
-      </w:r>
-      <w:r>
-        <w:t>，利用弱點</w:t>
-      </w:r>
-      <w:r>
-        <w:t xml:space="preserve"> priority/freq </w:t>
-      </w:r>
-      <w:r>
-        <w:t>選一題。</w:t>
+        <w:t>get_*_question RPC 接受 p_question_bank='admin'/'mine'，過濾 is_active=true，利用弱點 priority/freq 選一題。</w:t>
       </w:r>
     </w:p>
     <w:p>
@@ -3409,25 +1956,7 @@
         <w:pStyle w:val="a0"/>
       </w:pPr>
       <w:r>
-        <w:t>同</w:t>
-      </w:r>
-      <w:r>
-        <w:t xml:space="preserve"> owner/group/</w:t>
-      </w:r>
-      <w:r>
-        <w:t>正規化</w:t>
-      </w:r>
-      <w:r>
-        <w:t xml:space="preserve"> question/answer </w:t>
-      </w:r>
-      <w:r>
-        <w:t>唯一索引防重；本機用相同</w:t>
-      </w:r>
-      <w:r>
-        <w:t xml:space="preserve"> normalize </w:t>
-      </w:r>
-      <w:r>
-        <w:t>規則。</w:t>
+        <w:t>同 owner/group/正規化 question/answer 唯一索引防重；本機用相同 normalize 規則。</w:t>
       </w:r>
     </w:p>
     <w:p>
@@ -3435,25 +1964,7 @@
         <w:pStyle w:val="a0"/>
       </w:pPr>
       <w:r>
-        <w:t>答題表有</w:t>
-      </w:r>
-      <w:r>
-        <w:t xml:space="preserve"> owner_id RLS</w:t>
-      </w:r>
-      <w:r>
-        <w:t>；雲端依</w:t>
-      </w:r>
-      <w:r>
-        <w:t xml:space="preserve"> 30 </w:t>
-      </w:r>
-      <w:r>
-        <w:t>天／</w:t>
-      </w:r>
-      <w:r>
-        <w:t xml:space="preserve">1 </w:t>
-      </w:r>
-      <w:r>
-        <w:t>年清理，本機不限。</w:t>
+        <w:t>答題表有 owner_id RLS；雲端依 30 天／1 年清理，本機不限。</w:t>
       </w:r>
     </w:p>
     <w:p>
@@ -3461,31 +1972,7 @@
         <w:pStyle w:val="a0"/>
       </w:pPr>
       <w:r>
-        <w:t>遊戲進度</w:t>
-      </w:r>
-      <w:r>
-        <w:t xml:space="preserve"> game_user </w:t>
-      </w:r>
-      <w:r>
-        <w:t>永久保留；時間統一以</w:t>
-      </w:r>
-      <w:r>
-        <w:t xml:space="preserve"> UTC </w:t>
-      </w:r>
-      <w:r>
-        <w:t>存、顯示轉</w:t>
-      </w:r>
-      <w:r>
-        <w:t xml:space="preserve"> Asia/Taipei</w:t>
-      </w:r>
-      <w:r>
-        <w:t>，避免特定遊戲差</w:t>
-      </w:r>
-      <w:r>
-        <w:t xml:space="preserve"> 8 </w:t>
-      </w:r>
-      <w:r>
-        <w:t>小時。</w:t>
+        <w:t>遊戲進度 game_user 永久保留；時間統一以 UTC 存、顯示轉 Asia/Taipei，避免特定遊戲差 8 小時。</w:t>
       </w:r>
     </w:p>
     <w:p>
@@ -3510,37 +1997,7 @@
         <w:pStyle w:val="a0"/>
       </w:pPr>
       <w:r>
-        <w:t xml:space="preserve">API </w:t>
-      </w:r>
-      <w:r>
-        <w:t>必須驗證</w:t>
-      </w:r>
-      <w:r>
-        <w:t xml:space="preserve"> Supabase JWT</w:t>
-      </w:r>
-      <w:r>
-        <w:t>；需要寫入的爬蟲／回填使用</w:t>
-      </w:r>
-      <w:r>
-        <w:t xml:space="preserve"> ser</w:t>
-      </w:r>
-      <w:r>
-        <w:t>vice role</w:t>
-      </w:r>
-      <w:r>
-        <w:t>，不把</w:t>
-      </w:r>
-      <w:r>
-        <w:t xml:space="preserve"> key </w:t>
-      </w:r>
-      <w:r>
-        <w:t>下發</w:t>
-      </w:r>
-      <w:r>
-        <w:t xml:space="preserve"> Client</w:t>
-      </w:r>
-      <w:r>
-        <w:t>。</w:t>
+        <w:t>API 必須驗證 Supabase JWT；需要寫入的爬蟲／回填使用 service role，不把 key 下發 Client。</w:t>
       </w:r>
     </w:p>
     <w:p>
@@ -3548,31 +2005,7 @@
         <w:pStyle w:val="a0"/>
       </w:pPr>
       <w:r>
-        <w:t>股票批次</w:t>
-      </w:r>
-      <w:r>
-        <w:t xml:space="preserve"> insert </w:t>
-      </w:r>
-      <w:r>
-        <w:t>對</w:t>
-      </w:r>
-      <w:r>
-        <w:t xml:space="preserve"> type+date </w:t>
-      </w:r>
-      <w:r>
-        <w:t>或表的自然唯一鍵</w:t>
-      </w:r>
-      <w:r>
-        <w:t xml:space="preserve"> on_conflict_do_nothing</w:t>
-      </w:r>
-      <w:r>
-        <w:t>，重送不可</w:t>
-      </w:r>
-      <w:r>
-        <w:t xml:space="preserve"> 500</w:t>
-      </w:r>
-      <w:r>
-        <w:t>。</w:t>
+        <w:t>股票批次 insert 對 type+date 或表的自然唯一鍵 on_conflict_do_nothing，重送不可 500。</w:t>
       </w:r>
     </w:p>
     <w:p>
@@ -3586,94 +2019,15 @@
         <w:rPr>
           <w:lang w:eastAsia="zh-TW"/>
         </w:rPr>
-        <w:t xml:space="preserve">Web </w:t>
-      </w:r>
-      <w:r>
-        <w:rPr>
-          <w:lang w:eastAsia="zh-TW"/>
-        </w:rPr>
-        <w:t>可嘗試私人</w:t>
-      </w:r>
-      <w:r>
-        <w:rPr>
-          <w:lang w:eastAsia="zh-TW"/>
-        </w:rPr>
-        <w:t xml:space="preserve"> Mac API</w:t>
-      </w:r>
-      <w:r>
-        <w:rPr>
-          <w:lang w:eastAsia="zh-TW"/>
-        </w:rPr>
-        <w:t>，但關機時必須快速失敗</w:t>
-      </w:r>
-      <w:proofErr w:type="gramStart"/>
-      <w:r>
-        <w:rPr>
-          <w:lang w:eastAsia="zh-TW"/>
-        </w:rPr>
-        <w:t>並回退</w:t>
-      </w:r>
-      <w:proofErr w:type="gramEnd"/>
-      <w:r>
-        <w:rPr>
-          <w:lang w:eastAsia="zh-TW"/>
-        </w:rPr>
-        <w:t xml:space="preserve"> Render</w:t>
-      </w:r>
-      <w:r>
-        <w:rPr>
-          <w:lang w:eastAsia="zh-TW"/>
-        </w:rPr>
-        <w:t>／</w:t>
-      </w:r>
-      <w:proofErr w:type="spellStart"/>
-      <w:r>
-        <w:rPr>
-          <w:lang w:eastAsia="zh-TW"/>
-        </w:rPr>
-        <w:t>Supabase</w:t>
-      </w:r>
-      <w:proofErr w:type="spellEnd"/>
-      <w:r>
-        <w:rPr>
-          <w:lang w:eastAsia="zh-TW"/>
-        </w:rPr>
-        <w:t>；離開股票頁停止後續通知。</w:t>
+        <w:t>Web 可嘗試私人 Mac API，但關機時必須快速失敗並回退 Render／Supabase；離開股票頁停止後續通知。</w:t>
       </w:r>
     </w:p>
     <w:p>
       <w:pPr>
         <w:pStyle w:val="a0"/>
       </w:pPr>
-      <w:proofErr w:type="spellStart"/>
-      <w:r>
-        <w:t>地理編碼</w:t>
-      </w:r>
-      <w:proofErr w:type="spellEnd"/>
-      <w:r>
-        <w:t xml:space="preserve"> backfill </w:t>
-      </w:r>
-      <w:proofErr w:type="spellStart"/>
-      <w:r>
-        <w:t>不可假設所有表都有</w:t>
-      </w:r>
-      <w:proofErr w:type="spellEnd"/>
-      <w:r>
-        <w:t xml:space="preserve"> </w:t>
-      </w:r>
-      <w:proofErr w:type="spellStart"/>
-      <w:r>
-        <w:t>created_at</w:t>
-      </w:r>
-      <w:r>
-        <w:t>；排序欄位依</w:t>
-      </w:r>
-      <w:proofErr w:type="spellEnd"/>
-      <w:r>
-        <w:t xml:space="preserve"> schema capability </w:t>
-      </w:r>
-      <w:r>
-        <w:t>選擇。</w:t>
+      <w:r>
+        <w:t>地理編碼 backfill 不可假設所有表都有 created_at；排序欄位依 schema capability 選擇。</w:t>
       </w:r>
     </w:p>
     <w:p>
@@ -3687,13 +2041,7 @@
         <w:rPr>
           <w:lang w:eastAsia="zh-TW"/>
         </w:rPr>
-        <w:t xml:space="preserve">CORS </w:t>
-      </w:r>
-      <w:r>
-        <w:rPr>
-          <w:lang w:eastAsia="zh-TW"/>
-        </w:rPr>
-        <w:t>只允許正式站點與明確開發來源。</w:t>
+        <w:t>CORS 只允許正式站點與明確開發來源。</w:t>
       </w:r>
     </w:p>
     <w:p>
@@ -3706,59 +2054,31 @@
         </w:rPr>
         <w:t xml:space="preserve">14. </w:t>
       </w:r>
-      <w:proofErr w:type="spellStart"/>
       <w:r>
         <w:rPr>
           <w:sz w:val="21"/>
         </w:rPr>
         <w:t>資料庫</w:t>
       </w:r>
-      <w:proofErr w:type="spellEnd"/>
       <w:r>
         <w:rPr>
           <w:sz w:val="21"/>
         </w:rPr>
-        <w:t xml:space="preserve"> migration</w:t>
-      </w:r>
-      <w:r>
-        <w:rPr>
-          <w:sz w:val="21"/>
-        </w:rPr>
-        <w:t xml:space="preserve"> </w:t>
-      </w:r>
-      <w:proofErr w:type="spellStart"/>
+        <w:t xml:space="preserve"> migration </w:t>
+      </w:r>
       <w:r>
         <w:rPr>
           <w:sz w:val="21"/>
         </w:rPr>
         <w:t>規範</w:t>
       </w:r>
-      <w:proofErr w:type="spellEnd"/>
     </w:p>
     <w:p>
       <w:pPr>
         <w:pStyle w:val="a"/>
       </w:pPr>
       <w:r>
-        <w:t>先在</w:t>
-      </w:r>
-      <w:r>
-        <w:t xml:space="preserve"> staging </w:t>
-      </w:r>
-      <w:r>
-        <w:t>執行</w:t>
-      </w:r>
-      <w:r>
-        <w:t xml:space="preserve"> schema audit</w:t>
-      </w:r>
-      <w:r>
-        <w:t>，確認欄位、</w:t>
-      </w:r>
-      <w:r>
-        <w:t>null</w:t>
-      </w:r>
-      <w:r>
-        <w:t>、重複與外鍵。</w:t>
+        <w:t>先在 staging 執行 schema audit，確認欄位、null、重複與外鍵。</w:t>
       </w:r>
     </w:p>
     <w:p>
@@ -3766,46 +2086,7 @@
         <w:pStyle w:val="a"/>
       </w:pPr>
       <w:r>
-        <w:t xml:space="preserve">migration </w:t>
-      </w:r>
-      <w:r>
-        <w:t>使用</w:t>
-      </w:r>
-      <w:r>
-        <w:t xml:space="preserve"> IF EXISTS</w:t>
-      </w:r>
-      <w:r>
-        <w:t>／</w:t>
-      </w:r>
-      <w:r>
-        <w:t xml:space="preserve">IF NOT EXISTS </w:t>
-      </w:r>
-      <w:r>
-        <w:t>或可重入</w:t>
-      </w:r>
-      <w:r>
-        <w:t xml:space="preserve"> DO block</w:t>
-      </w:r>
-      <w:r>
-        <w:t>；改</w:t>
-      </w:r>
-      <w:r>
-        <w:t xml:space="preserve"> function return type </w:t>
-      </w:r>
-      <w:r>
-        <w:t>前先</w:t>
-      </w:r>
-      <w:r>
-        <w:t xml:space="preserve"> DROP </w:t>
-      </w:r>
-      <w:r>
-        <w:t>精確</w:t>
-      </w:r>
-      <w:r>
-        <w:t xml:space="preserve"> signature</w:t>
-      </w:r>
-      <w:r>
-        <w:t>。</w:t>
+        <w:t>migration 使用 IF EXISTS／IF NOT EXISTS 或可重入 DO block；改 function return type 前先 DROP 精確 signature。</w:t>
       </w:r>
     </w:p>
     <w:p>
@@ -3813,31 +2094,7 @@
         <w:pStyle w:val="a"/>
       </w:pPr>
       <w:r>
-        <w:t>資料回填先</w:t>
-      </w:r>
-      <w:r>
-        <w:t xml:space="preserve"> UPDATE</w:t>
-      </w:r>
-      <w:r>
-        <w:t>，再</w:t>
-      </w:r>
-      <w:r>
-        <w:t xml:space="preserve"> SET NOT NULL</w:t>
-      </w:r>
-      <w:r>
-        <w:t>／</w:t>
-      </w:r>
-      <w:r>
-        <w:t>constraint</w:t>
-      </w:r>
-      <w:r>
-        <w:t>；唯一索引前先</w:t>
-      </w:r>
-      <w:r>
-        <w:t xml:space="preserve"> dry run </w:t>
-      </w:r>
-      <w:r>
-        <w:t>去重。</w:t>
+        <w:t>資料回填先 UPDATE，再 SET NOT NULL／constraint；唯一索引前先 dry run 去重。</w:t>
       </w:r>
     </w:p>
     <w:p>
@@ -3845,28 +2102,7 @@
         <w:pStyle w:val="a"/>
       </w:pPr>
       <w:r>
-        <w:t>建立</w:t>
-      </w:r>
-      <w:r>
-        <w:t xml:space="preserve"> function </w:t>
-      </w:r>
-      <w:r>
-        <w:t>後</w:t>
-      </w:r>
-      <w:r>
-        <w:t xml:space="preserve"> REVOKE ALL FROM PUBLIC/anon</w:t>
-      </w:r>
-      <w:r>
-        <w:t>，再</w:t>
-      </w:r>
-      <w:r>
-        <w:t xml:space="preserve"> GRANT EXEC</w:t>
-      </w:r>
-      <w:r>
-        <w:t xml:space="preserve">UTE </w:t>
-      </w:r>
-      <w:r>
-        <w:t>給必要角色。</w:t>
+        <w:t>建立 function 後 REVOKE ALL FROM PUBLIC/anon，再 GRANT EXECUTE 給必要角色。</w:t>
       </w:r>
     </w:p>
     <w:p>
@@ -3874,25 +2110,7 @@
         <w:pStyle w:val="a"/>
       </w:pPr>
       <w:r>
-        <w:t>同一</w:t>
-      </w:r>
-      <w:r>
-        <w:t xml:space="preserve"> migration </w:t>
-      </w:r>
-      <w:r>
-        <w:t>包含</w:t>
-      </w:r>
-      <w:r>
-        <w:t xml:space="preserve"> audit query </w:t>
-      </w:r>
-      <w:r>
-        <w:t>或另附</w:t>
-      </w:r>
-      <w:r>
-        <w:t xml:space="preserve"> smoke SQL</w:t>
-      </w:r>
-      <w:r>
-        <w:t>；正式執行後保存結果。</w:t>
+        <w:t>同一 migration 包含 audit query 或另附 smoke SQL；正式執行後保存結果。</w:t>
       </w:r>
     </w:p>
     <w:p>
@@ -3900,13 +2118,7 @@
         <w:pStyle w:val="a"/>
       </w:pPr>
       <w:r>
-        <w:t>回滾優先停用新入口或還原</w:t>
-      </w:r>
-      <w:r>
-        <w:t xml:space="preserve"> function</w:t>
-      </w:r>
-      <w:r>
-        <w:t>；不可直接刪大量資料。</w:t>
+        <w:t>回滾優先停用新入口或還原 function；不可直接刪大量資料。</w:t>
       </w:r>
     </w:p>
     <w:p>
@@ -3917,7 +2129,6 @@
         <w:rPr>
           <w:sz w:val="21"/>
         </w:rPr>
-        <w:lastRenderedPageBreak/>
         <w:t xml:space="preserve">15. </w:t>
       </w:r>
       <w:r>
@@ -3991,25 +2202,7 @@
           </w:tcPr>
           <w:p>
             <w:r>
-              <w:t>flutter pub get</w:t>
-            </w:r>
-            <w:r>
-              <w:t>；</w:t>
-            </w:r>
-            <w:r>
-              <w:t>flutter gen-l10n</w:t>
-            </w:r>
-            <w:r>
-              <w:t>；</w:t>
-            </w:r>
-            <w:r>
-              <w:t>flutter analyze --no-fatal-infos</w:t>
-            </w:r>
-            <w:r>
-              <w:t>；</w:t>
-            </w:r>
-            <w:r>
-              <w:t>flutter test</w:t>
+              <w:t>flutter pub get；flutter gen-l10n；flutter analyze --no-fatal-infos；flutter test</w:t>
             </w:r>
           </w:p>
         </w:tc>
@@ -4034,31 +2227,7 @@
           </w:tcPr>
           <w:p>
             <w:r>
-              <w:t xml:space="preserve">applicationId/package </w:t>
-            </w:r>
-            <w:r>
-              <w:t>com.minavi.life_pilot</w:t>
-            </w:r>
-            <w:r>
-              <w:t>；</w:t>
-            </w:r>
-            <w:r>
-              <w:t xml:space="preserve">release keystore </w:t>
-            </w:r>
-            <w:r>
-              <w:t>由</w:t>
-            </w:r>
-            <w:r>
-              <w:t xml:space="preserve"> CI secret </w:t>
-            </w:r>
-            <w:r>
-              <w:t>注入；</w:t>
-            </w:r>
-            <w:r>
-              <w:t xml:space="preserve">AAB/APK </w:t>
-            </w:r>
-            <w:r>
-              <w:t>實機安裝</w:t>
+              <w:t>applicationId/package com.minavi.life_pilot；release keystore 由 CI secret 注入；AAB/APK 實機安裝</w:t>
             </w:r>
           </w:p>
         </w:tc>
@@ -4083,28 +2252,7 @@
           </w:tcPr>
           <w:p>
             <w:r>
-              <w:t>bundle id com.minavi.life_pilot</w:t>
-            </w:r>
-            <w:r>
-              <w:t>；</w:t>
-            </w:r>
-            <w:r>
-              <w:t>Signing Team</w:t>
-            </w:r>
-            <w:r>
-              <w:t>／</w:t>
-            </w:r>
-            <w:r>
-              <w:t>Provisioning</w:t>
-            </w:r>
-            <w:r>
-              <w:t>；</w:t>
-            </w:r>
-            <w:r>
-              <w:t>Universal Link</w:t>
-            </w:r>
-            <w:r>
-              <w:t>／密碼重設</w:t>
+              <w:t>bundle id com.minavi.life_pilot；Signing Team／Provisioning；Universal Link／密碼重設</w:t>
             </w:r>
           </w:p>
         </w:tc>
@@ -4129,31 +2277,7 @@
           </w:tcPr>
           <w:p>
             <w:r>
-              <w:t>正式</w:t>
-            </w:r>
-            <w:r>
-              <w:t xml:space="preserve"> dart-define</w:t>
-            </w:r>
-            <w:r>
-              <w:t>；</w:t>
-            </w:r>
-            <w:r>
-              <w:t>cache header</w:t>
-            </w:r>
-            <w:r>
-              <w:t>；</w:t>
-            </w:r>
-            <w:r>
-              <w:t xml:space="preserve">IndexedDB </w:t>
-            </w:r>
-            <w:r>
-              <w:t>升級；</w:t>
-            </w:r>
-            <w:r>
-              <w:t xml:space="preserve">PWA </w:t>
-            </w:r>
-            <w:r>
-              <w:t>更新</w:t>
+              <w:t>正式 dart-define；cache header；IndexedDB 升級；PWA 更新</w:t>
             </w:r>
           </w:p>
         </w:tc>
@@ -4178,25 +2302,7 @@
           </w:tcPr>
           <w:p>
             <w:r>
-              <w:t>compileall</w:t>
-            </w:r>
-            <w:r>
-              <w:t>；</w:t>
-            </w:r>
-            <w:r>
-              <w:t>unittest</w:t>
-            </w:r>
-            <w:r>
-              <w:t>；健康檢查；</w:t>
-            </w:r>
-            <w:r>
-              <w:t>Render env</w:t>
-            </w:r>
-            <w:r>
-              <w:t>；</w:t>
-            </w:r>
-            <w:r>
-              <w:t>DB pool</w:t>
+              <w:t>compileall；unittest；健康檢查；Render env；DB pool</w:t>
             </w:r>
           </w:p>
         </w:tc>
@@ -4221,25 +2327,7 @@
           </w:tcPr>
           <w:p>
             <w:r>
-              <w:t xml:space="preserve">migration </w:t>
-            </w:r>
-            <w:r>
-              <w:t>順序；</w:t>
-            </w:r>
-            <w:r>
-              <w:t>RLS/grants</w:t>
-            </w:r>
-            <w:r>
-              <w:t>；</w:t>
-            </w:r>
-            <w:r>
-              <w:t>RPC smoke</w:t>
-            </w:r>
-            <w:r>
-              <w:t>；定時</w:t>
-            </w:r>
-            <w:r>
-              <w:t xml:space="preserve"> cleanup service_role</w:t>
+              <w:t>migration 順序；RLS/grants；RPC smoke；定時 cleanup service_role</w:t>
             </w:r>
           </w:p>
         </w:tc>
@@ -4268,43 +2356,7 @@
         <w:pStyle w:val="a0"/>
       </w:pPr>
       <w:r>
-        <w:t>每次活動更新記錄</w:t>
-      </w:r>
-      <w:r>
-        <w:t xml:space="preserve"> source_count</w:t>
-      </w:r>
-      <w:r>
-        <w:t>、</w:t>
-      </w:r>
-      <w:r>
-        <w:t>parsed</w:t>
-      </w:r>
-      <w:r>
-        <w:t>、</w:t>
-      </w:r>
-      <w:r>
-        <w:t>invalid</w:t>
-      </w:r>
-      <w:r>
-        <w:t>、</w:t>
-      </w:r>
-      <w:r>
-        <w:t>duplicate</w:t>
-      </w:r>
-      <w:r>
-        <w:t>、</w:t>
-      </w:r>
-      <w:r>
-        <w:t>deleted_marker</w:t>
-      </w:r>
-      <w:r>
-        <w:t>、</w:t>
-      </w:r>
-      <w:r>
-        <w:t>inserted</w:t>
-      </w:r>
-      <w:r>
-        <w:t>。</w:t>
+        <w:t>每次活動更新記錄 source_count、parsed、invalid、duplicate、deleted_marker、inserted。</w:t>
       </w:r>
     </w:p>
     <w:p>
@@ -4312,37 +2364,7 @@
         <w:pStyle w:val="a0"/>
       </w:pPr>
       <w:r>
-        <w:t>每次搬移記錄</w:t>
-      </w:r>
-      <w:r>
-        <w:t xml:space="preserve"> transfer_id</w:t>
-      </w:r>
-      <w:r>
-        <w:t>、</w:t>
-      </w:r>
-      <w:r>
-        <w:t>resource</w:t>
-      </w:r>
-      <w:r>
-        <w:t>、</w:t>
-      </w:r>
-      <w:r>
-        <w:t>exported</w:t>
-      </w:r>
-      <w:r>
-        <w:t>、</w:t>
-      </w:r>
-      <w:r>
-        <w:t>stored</w:t>
-      </w:r>
-      <w:r>
-        <w:t>、</w:t>
-      </w:r>
-      <w:r>
-        <w:t>deleted</w:t>
-      </w:r>
-      <w:r>
-        <w:t>，不記錄正文或密碼。</w:t>
+        <w:t>每次搬移記錄 transfer_id、resource、exported、stored、deleted，不記錄正文或密碼。</w:t>
       </w:r>
     </w:p>
     <w:p>
@@ -4350,43 +2372,7 @@
         <w:pStyle w:val="a0"/>
       </w:pPr>
       <w:r>
-        <w:t>啟動效能分段：</w:t>
-      </w:r>
-      <w:r>
-        <w:t>binding→runApp</w:t>
-      </w:r>
-      <w:r>
-        <w:t>、</w:t>
-      </w:r>
-      <w:r>
-        <w:t>Supabase</w:t>
-      </w:r>
-      <w:r>
-        <w:t>、</w:t>
-      </w:r>
-      <w:r>
-        <w:t>timezone</w:t>
-      </w:r>
-      <w:r>
-        <w:t>、</w:t>
-      </w:r>
-      <w:r>
-        <w:t>auth restored</w:t>
-      </w:r>
-      <w:r>
-        <w:t>、</w:t>
-      </w:r>
-      <w:r>
-        <w:t>first authenticated frame</w:t>
-      </w:r>
-      <w:r>
-        <w:t>、</w:t>
-      </w:r>
-      <w:r>
-        <w:t>dashboard first card</w:t>
-      </w:r>
-      <w:r>
-        <w:t>。</w:t>
+        <w:t>啟動效能分段：binding→runApp、Supabase、timezone、auth restored、first authenticated frame、dashboard first card。</w:t>
       </w:r>
     </w:p>
     <w:p>
@@ -4394,40 +2380,7 @@
         <w:pStyle w:val="a0"/>
       </w:pPr>
       <w:r>
-        <w:t xml:space="preserve">Postgrest 42P01 </w:t>
-      </w:r>
-      <w:r>
-        <w:t>先判斷</w:t>
-      </w:r>
-      <w:r>
-        <w:t xml:space="preserve"> schema </w:t>
-      </w:r>
-      <w:r>
-        <w:t>不一致；</w:t>
-      </w:r>
-      <w:r>
-        <w:t xml:space="preserve">23502 </w:t>
-      </w:r>
-      <w:r>
-        <w:t>檢查舊資料預設；</w:t>
-      </w:r>
-      <w:r>
-        <w:t xml:space="preserve">403 </w:t>
-      </w:r>
-      <w:r>
-        <w:t>檢查</w:t>
-      </w:r>
-      <w:r>
-        <w:t xml:space="preserve"> grant + RLS</w:t>
-      </w:r>
-      <w:r>
-        <w:t>；</w:t>
-      </w:r>
-      <w:r>
-        <w:t xml:space="preserve">Client already closed </w:t>
-      </w:r>
-      <w:r>
-        <w:t>檢查生命週期。</w:t>
+        <w:t>Postgrest 42P01 先判斷 schema 不一致；23502 檢查舊資料預設；403 檢查 grant + RLS；Client already closed 檢查生命週期。</w:t>
       </w:r>
     </w:p>
     <w:p>
@@ -4435,25 +2388,7 @@
         <w:pStyle w:val="a0"/>
       </w:pPr>
       <w:r>
-        <w:t>文件與</w:t>
-      </w:r>
-      <w:r>
-        <w:t xml:space="preserve"> release checklist </w:t>
-      </w:r>
-      <w:r>
-        <w:t>必須跟</w:t>
-      </w:r>
-      <w:r>
-        <w:t xml:space="preserve"> migration </w:t>
-      </w:r>
-      <w:r>
-        <w:t>及</w:t>
-      </w:r>
-      <w:r>
-        <w:t xml:space="preserve"> UI </w:t>
-      </w:r>
-      <w:r>
-        <w:t>同版更新。</w:t>
+        <w:t>文件與 release checklist 必須跟 migration 及 UI 同版更新。</w:t>
       </w:r>
     </w:p>
     <w:p>
@@ -4484,39 +2419,7 @@
         <w:rPr>
           <w:lang w:eastAsia="zh-TW"/>
         </w:rPr>
-        <w:t>應</w:t>
-      </w:r>
-      <w:r>
-        <w:rPr>
-          <w:lang w:eastAsia="zh-TW"/>
-        </w:rPr>
-        <w:t>用程式內購尚未整合時，</w:t>
-      </w:r>
-      <w:proofErr w:type="gramStart"/>
-      <w:r>
-        <w:rPr>
-          <w:lang w:eastAsia="zh-TW"/>
-        </w:rPr>
-        <w:t>方案頁只能</w:t>
-      </w:r>
-      <w:proofErr w:type="gramEnd"/>
-      <w:r>
-        <w:rPr>
-          <w:lang w:eastAsia="zh-TW"/>
-        </w:rPr>
-        <w:t>說明，管理者介面負責設定到期與</w:t>
-      </w:r>
-      <w:r>
-        <w:rPr>
-          <w:lang w:eastAsia="zh-TW"/>
-        </w:rPr>
-        <w:t xml:space="preserve"> entitlement</w:t>
-      </w:r>
-      <w:r>
-        <w:rPr>
-          <w:lang w:eastAsia="zh-TW"/>
-        </w:rPr>
-        <w:t>。</w:t>
+        <w:t>應用程式內購尚未整合時，方案頁只能說明，管理者介面負責設定到期與 entitlement。</w:t>
       </w:r>
     </w:p>
     <w:p>
@@ -4530,19 +2433,7 @@
         <w:rPr>
           <w:lang w:eastAsia="zh-TW"/>
         </w:rPr>
-        <w:t>推薦活動／景點與回憶資料量持續上升後，需把更多客戶端篩選改為資料庫</w:t>
-      </w:r>
-      <w:r>
-        <w:rPr>
-          <w:lang w:eastAsia="zh-TW"/>
-        </w:rPr>
-        <w:t xml:space="preserve"> cursor pagination</w:t>
-      </w:r>
-      <w:r>
-        <w:rPr>
-          <w:lang w:eastAsia="zh-TW"/>
-        </w:rPr>
-        <w:t>。</w:t>
+        <w:t>推薦活動／景點與回憶資料量持續上升後，需把更多客戶端篩選改為資料庫 cursor pagination。</w:t>
       </w:r>
     </w:p>
     <w:p>
@@ -4556,13 +2447,7 @@
         <w:rPr>
           <w:lang w:eastAsia="zh-TW"/>
         </w:rPr>
-        <w:t xml:space="preserve">Web </w:t>
-      </w:r>
-      <w:r>
-        <w:rPr>
-          <w:lang w:eastAsia="zh-TW"/>
-        </w:rPr>
-        <w:t>本機資料無跨瀏覽器保障；需提供可驗證的匯出／還原格式與版本遷移。</w:t>
+        <w:t>Web 本機資料無跨瀏覽器保障；需提供可驗證的匯出／還原格式與版本遷移。</w:t>
       </w:r>
     </w:p>
     <w:p>
@@ -4576,31 +2461,7 @@
         <w:rPr>
           <w:lang w:eastAsia="zh-TW"/>
         </w:rPr>
-        <w:t>股票私人</w:t>
-      </w:r>
-      <w:r>
-        <w:rPr>
-          <w:lang w:eastAsia="zh-TW"/>
-        </w:rPr>
-        <w:t xml:space="preserve"> API </w:t>
-      </w:r>
-      <w:r>
-        <w:rPr>
-          <w:lang w:eastAsia="zh-TW"/>
-        </w:rPr>
-        <w:t>與</w:t>
-      </w:r>
-      <w:r>
-        <w:rPr>
-          <w:lang w:eastAsia="zh-TW"/>
-        </w:rPr>
-        <w:t xml:space="preserve"> Render </w:t>
-      </w:r>
-      <w:r>
-        <w:rPr>
-          <w:lang w:eastAsia="zh-TW"/>
-        </w:rPr>
-        <w:t>相同程式碼時仍需獨立健康檢查與來源優先序。</w:t>
+        <w:t>股票私人 API 與 Render 相同程式碼時仍需獨立健康檢查與來源優先序。</w:t>
       </w:r>
     </w:p>
     <w:p>
@@ -4635,45 +2496,16 @@
         </w:rPr>
         <w:t xml:space="preserve">18.1 </w:t>
       </w:r>
-      <w:proofErr w:type="spellStart"/>
       <w:r>
         <w:rPr>
           <w:sz w:val="21"/>
         </w:rPr>
         <w:t>方案頁排序規則</w:t>
       </w:r>
-      <w:proofErr w:type="spellEnd"/>
     </w:p>
     <w:p>
       <w:r>
-        <w:t xml:space="preserve">PageSubscriptionPlans </w:t>
-      </w:r>
-      <w:r>
-        <w:t>以</w:t>
-      </w:r>
-      <w:r>
-        <w:t xml:space="preserve"> SubscriptionSnapshot </w:t>
-      </w:r>
-      <w:r>
-        <w:t>的</w:t>
-      </w:r>
-      <w:r>
-        <w:t xml:space="preserve"> plan </w:t>
-      </w:r>
-      <w:r>
-        <w:t>與</w:t>
-      </w:r>
-      <w:r>
-        <w:t xml:space="preserve"> storagePlan </w:t>
-      </w:r>
-      <w:r>
-        <w:t>判斷目前方案。目前方案固定第一，其餘方案依季費由低到高排列；本機</w:t>
-      </w:r>
-      <w:r>
-        <w:t xml:space="preserve"> Plus </w:t>
-      </w:r>
-      <w:r>
-        <w:t>說明不得在雲端方案使用者的頁首固定顯示。</w:t>
+        <w:t>PageSubscriptionPlans 以 SubscriptionSnapshot 的 plan 與 storagePlan 判斷目前方案。目前方案固定第一，其餘方案依季費由低到高排列；本機 Plus 說明不得在雲端方案使用者的頁首固定顯示。</w:t>
       </w:r>
     </w:p>
     <w:p>
@@ -4806,11 +2638,9 @@
             <w:vAlign w:val="center"/>
           </w:tcPr>
           <w:p>
-            <w:proofErr w:type="spellStart"/>
             <w:r>
               <w:t>答題明細</w:t>
             </w:r>
-            <w:proofErr w:type="spellEnd"/>
           </w:p>
         </w:tc>
         <w:tc>
@@ -4831,16 +2661,7 @@
           </w:tcPr>
           <w:p>
             <w:r>
-              <w:t xml:space="preserve">Supabase </w:t>
-            </w:r>
-            <w:r>
-              <w:t>各</w:t>
-            </w:r>
-            <w:r>
-              <w:t xml:space="preserve"> game user </w:t>
-            </w:r>
-            <w:r>
-              <w:t>表</w:t>
+              <w:t>Supabase 各 game user 表</w:t>
             </w:r>
           </w:p>
         </w:tc>
@@ -4864,13 +2685,7 @@
           </w:tcPr>
           <w:p>
             <w:r>
-              <w:t xml:space="preserve">LocalDataStore </w:t>
-            </w:r>
-            <w:r>
-              <w:t>的</w:t>
-            </w:r>
-            <w:r>
-              <w:t xml:space="preserve"> game_user</w:t>
+              <w:t>LocalDataStore 的 game_user</w:t>
             </w:r>
           </w:p>
         </w:tc>
@@ -4916,19 +2731,7 @@
           </w:tcPr>
           <w:p>
             <w:r>
-              <w:t>免費</w:t>
-            </w:r>
-            <w:r>
-              <w:t xml:space="preserve"> 30 </w:t>
-            </w:r>
-            <w:r>
-              <w:t>天；</w:t>
-            </w:r>
-            <w:r>
-              <w:t xml:space="preserve">Plus </w:t>
-            </w:r>
-            <w:r>
-              <w:t>依版本設定</w:t>
+              <w:t>免費 30 天；Plus 依版本設定</w:t>
             </w:r>
           </w:p>
         </w:tc>
@@ -4941,60 +2744,7 @@
         </w:rPr>
       </w:pPr>
       <w:r>
-        <w:lastRenderedPageBreak/>
-        <w:t xml:space="preserve">PageGameList </w:t>
-      </w:r>
-      <w:r>
-        <w:t>在本機模式強制</w:t>
-      </w:r>
-      <w:r>
-        <w:t xml:space="preserve"> effectiveQuestionBank </w:t>
-      </w:r>
-      <w:r>
-        <w:t>為</w:t>
-      </w:r>
-      <w:r>
-        <w:t xml:space="preserve"> my</w:t>
-      </w:r>
-      <w:r>
-        <w:t>，隱藏管理者題庫選項。</w:t>
-      </w:r>
-      <w:r>
-        <w:t xml:space="preserve">ServiceGame </w:t>
-      </w:r>
-      <w:r>
-        <w:t>的各</w:t>
-      </w:r>
-      <w:r>
-        <w:t xml:space="preserve"> fetch question </w:t>
-      </w:r>
-      <w:r>
-        <w:t>方法再次檢查儲存模式；本機題目不足時直接回報</w:t>
-      </w:r>
-      <w:r>
-        <w:t xml:space="preserve"> local_question_bank_empty</w:t>
-      </w:r>
-      <w:r>
-        <w:t>，</w:t>
-      </w:r>
-      <w:proofErr w:type="spellStart"/>
-      <w:r>
-        <w:t>不得回退到</w:t>
-      </w:r>
-      <w:proofErr w:type="spellEnd"/>
-      <w:r>
-        <w:t xml:space="preserve"> </w:t>
-      </w:r>
-      <w:proofErr w:type="spellStart"/>
-      <w:r>
-        <w:t>Supabase</w:t>
-      </w:r>
-      <w:proofErr w:type="spellEnd"/>
-      <w:r>
-        <w:t xml:space="preserve"> RPC</w:t>
-      </w:r>
-      <w:r>
-        <w:t>。</w:t>
+        <w:t>PageGameList 在本機模式強制 effectiveQuestionBank 為 my，隱藏管理者題庫選項。ServiceGame 的各 fetch question 方法再次檢查儲存模式；本機題目不足時直接回報 local_question_bank_empty，不得回退到 Supabase RPC。</w:t>
       </w:r>
       <w:r>
         <w:rPr>
@@ -5013,36 +2763,16 @@
         </w:rPr>
         <w:t xml:space="preserve">18.3 </w:t>
       </w:r>
-      <w:proofErr w:type="spellStart"/>
       <w:r>
         <w:rPr>
           <w:sz w:val="21"/>
         </w:rPr>
         <w:t>月曆首屏效能</w:t>
       </w:r>
-      <w:proofErr w:type="spellEnd"/>
     </w:p>
     <w:p>
       <w:r>
-        <w:t xml:space="preserve">ModelCalendar </w:t>
-      </w:r>
-      <w:r>
-        <w:t>以</w:t>
-      </w:r>
-      <w:r>
-        <w:t xml:space="preserve"> Future.wait </w:t>
-      </w:r>
-      <w:r>
-        <w:t>並行取得使用者行程與假日。</w:t>
-      </w:r>
-      <w:r>
-        <w:t>Control</w:t>
-      </w:r>
-      <w:r>
-        <w:t xml:space="preserve">lerCalendar </w:t>
-      </w:r>
-      <w:r>
-        <w:t>在沒有週期事件需要展開時立即返回，不再清除月份快取並重載同一月份。相鄰月份仍於首屏完成後在背景預載。</w:t>
+        <w:t>ModelCalendar 以 Future.wait 並行取得使用者行程與假日。ControllerCalendar 在沒有週期事件需要展開時立即返回，不再清除月份快取並重載同一月份。相鄰月份仍於首屏完成後在背景預載。</w:t>
       </w:r>
     </w:p>
     <w:p>
@@ -5058,31 +2788,7 @@
     </w:p>
     <w:p>
       <w:r>
-        <w:t>記帳與積分帳戶頁僅允許首次</w:t>
-      </w:r>
-      <w:r>
-        <w:t xml:space="preserve"> didChangeDependencies </w:t>
-      </w:r>
-      <w:r>
-        <w:t>排程一次初始化，避免</w:t>
-      </w:r>
-      <w:r>
-        <w:t xml:space="preserve"> initState </w:t>
-      </w:r>
-      <w:r>
-        <w:t>與</w:t>
-      </w:r>
-      <w:r>
-        <w:t xml:space="preserve"> didChangeDependencies </w:t>
-      </w:r>
-      <w:r>
-        <w:t>同時呼叫</w:t>
-      </w:r>
-      <w:r>
-        <w:t xml:space="preserve"> setCategory</w:t>
-      </w:r>
-      <w:r>
-        <w:t>，造成重複查詢、重複通知及載入指示器延長。</w:t>
+        <w:t>記帳與積分帳戶頁僅允許首次 didChangeDependencies 排程一次初始化，避免 initState 與 didChangeDependencies 同時呼叫 setCategory，造成重複查詢、重複通知及載入指示器延長。</w:t>
       </w:r>
     </w:p>
     <w:p>
@@ -5095,196 +2801,2841 @@
         <w:rPr>
           <w:lang w:eastAsia="zh-TW"/>
         </w:rPr>
-        <w:t>行事曆的事件與假日資料</w:t>
-      </w:r>
-      <w:proofErr w:type="gramStart"/>
-      <w:r>
+        <w:t>行事曆的事件與假日資料採平行載入；若沒有需要展開的重複事件，不再清除快取並重查相同月份。切換月份仍沿用月份快取與既有生命週期保護。</w:t>
+      </w:r>
+    </w:p>
+    <w:p>
+      <w:pPr>
         <w:rPr>
           <w:lang w:eastAsia="zh-TW"/>
         </w:rPr>
-        <w:t>採</w:t>
-      </w:r>
-      <w:proofErr w:type="gramEnd"/>
+      </w:pPr>
       <w:r>
         <w:rPr>
           <w:lang w:eastAsia="zh-TW"/>
         </w:rPr>
-        <w:t>平行載入；若沒有需要展開的重複事件，不再清除快取並重查相同月份。切換月份仍沿用月份快取與既有生命週期保護。</w:t>
+        <w:t>本機模式的遊戲題目與答題紀錄完全走裝置端儲存；題庫不足時直接顯示本機題庫不足，不回退查詢管理者雲端題庫，因此可避免無效網路等待。</w:t>
       </w:r>
     </w:p>
     <w:p>
-      <w:pPr>
-        <w:rPr>
-          <w:lang w:eastAsia="zh-TW"/>
-        </w:rPr>
-      </w:pPr>
-      <w:r>
-        <w:rPr>
-          <w:lang w:eastAsia="zh-TW"/>
-        </w:rPr>
-        <w:t>本機模式的遊戲題目與答題紀錄完全走裝置端儲存；題庫不足時直接顯示本機題庫不足，</w:t>
-      </w:r>
-      <w:proofErr w:type="gramStart"/>
-      <w:r>
-        <w:rPr>
-          <w:lang w:eastAsia="zh-TW"/>
-        </w:rPr>
-        <w:t>不回退查詢</w:t>
-      </w:r>
-      <w:proofErr w:type="gramEnd"/>
-      <w:r>
-        <w:rPr>
-          <w:lang w:eastAsia="zh-TW"/>
-        </w:rPr>
-        <w:t>管理者雲端題庫，因此可避免無效網路等待。</w:t>
+      <w:r>
+        <w:br w:type="page"/>
       </w:r>
     </w:p>
     <w:p>
-      <w:r>
-        <w:br w:type="page"/>
+      <w:pPr>
+        <w:pStyle w:val="1"/>
+      </w:pPr>
+      <w:r>
+        <w:rPr>
+          <w:rFonts w:ascii="Microsoft JhengHei" w:eastAsia="Microsoft JhengHei" w:hAnsi="Microsoft JhengHei"/>
+          <w:sz w:val="28"/>
+        </w:rPr>
+        <w:t xml:space="preserve">20 </w:t>
+      </w:r>
+      <w:r>
+        <w:rPr>
+          <w:rFonts w:ascii="Microsoft JhengHei" w:eastAsia="Microsoft JhengHei" w:hAnsi="Microsoft JhengHei"/>
+          <w:sz w:val="28"/>
+        </w:rPr>
+        <w:t>圖片解碼與分享清單虛擬化</w:t>
       </w:r>
     </w:p>
     <w:p>
       <w:pPr>
+        <w:pStyle w:val="21"/>
+      </w:pPr>
+      <w:r>
+        <w:rPr>
+          <w:rFonts w:ascii="Microsoft JhengHei" w:eastAsia="Microsoft JhengHei" w:hAnsi="Microsoft JhengHei"/>
+          <w:sz w:val="24"/>
+        </w:rPr>
+        <w:t xml:space="preserve">20.1 </w:t>
+      </w:r>
+      <w:r>
+        <w:rPr>
+          <w:rFonts w:ascii="Microsoft JhengHei" w:eastAsia="Microsoft JhengHei" w:hAnsi="Microsoft JhengHei"/>
+          <w:sz w:val="24"/>
+        </w:rPr>
+        <w:t>意見回饋圖片</w:t>
+      </w:r>
+    </w:p>
+    <w:p>
+      <w:pPr>
+        <w:spacing w:after="120" w:line="300" w:lineRule="auto"/>
+      </w:pPr>
+      <w:r>
+        <w:rPr>
+          <w:sz w:val="22"/>
+        </w:rPr>
+        <w:t xml:space="preserve">PageFeedbackAdmin </w:t>
+      </w:r>
+      <w:r>
+        <w:rPr>
+          <w:sz w:val="22"/>
+        </w:rPr>
+        <w:t>使用水平</w:t>
+      </w:r>
+      <w:r>
+        <w:rPr>
+          <w:sz w:val="22"/>
+        </w:rPr>
+        <w:t xml:space="preserve"> ListView.separated </w:t>
+      </w:r>
+      <w:r>
+        <w:rPr>
+          <w:sz w:val="22"/>
+        </w:rPr>
+        <w:t>逐項建立縮圖。</w:t>
+      </w:r>
+      <w:r>
+        <w:rPr>
+          <w:sz w:val="22"/>
+        </w:rPr>
+        <w:t xml:space="preserve">cacheExtent </w:t>
+      </w:r>
+      <w:r>
+        <w:rPr>
+          <w:sz w:val="22"/>
+        </w:rPr>
+        <w:t>設為</w:t>
+      </w:r>
+      <w:r>
+        <w:rPr>
+          <w:sz w:val="22"/>
+        </w:rPr>
+        <w:t xml:space="preserve"> 0</w:t>
+      </w:r>
+      <w:r>
+        <w:rPr>
+          <w:sz w:val="22"/>
+        </w:rPr>
+        <w:t>，避免在對話框剛開啟時預先建立視窗外項目；</w:t>
+      </w:r>
+      <w:r>
+        <w:rPr>
+          <w:sz w:val="22"/>
+        </w:rPr>
+        <w:t xml:space="preserve">addAutomaticKeepAlives=false </w:t>
+      </w:r>
+      <w:r>
+        <w:rPr>
+          <w:sz w:val="22"/>
+        </w:rPr>
+        <w:t>讓離開可見範圍的縮圖元件可被回收。每個縮圖以</w:t>
+      </w:r>
+      <w:r>
+        <w:rPr>
+          <w:sz w:val="22"/>
+        </w:rPr>
+        <w:t xml:space="preserve"> RepaintBoundary </w:t>
+      </w:r>
+      <w:r>
+        <w:rPr>
+          <w:sz w:val="22"/>
+        </w:rPr>
+        <w:t>隔離，單張圖片</w:t>
+      </w:r>
+      <w:r>
+        <w:rPr>
+          <w:sz w:val="22"/>
+        </w:rPr>
+        <w:t>完成解碼或重繪時不必重繪整列。</w:t>
+      </w:r>
+    </w:p>
+    <w:p>
+      <w:pPr>
+        <w:spacing w:after="120" w:line="300" w:lineRule="auto"/>
+      </w:pPr>
+      <w:r>
+        <w:rPr>
+          <w:sz w:val="22"/>
+        </w:rPr>
+        <w:t xml:space="preserve">ModelFeedback.decodeScreenshotAsync </w:t>
+      </w:r>
+      <w:r>
+        <w:rPr>
+          <w:sz w:val="22"/>
+        </w:rPr>
+        <w:t>以圖片索引保存</w:t>
+      </w:r>
+      <w:r>
+        <w:rPr>
+          <w:sz w:val="22"/>
+        </w:rPr>
+        <w:t xml:space="preserve"> Future</w:t>
+      </w:r>
+      <w:r>
+        <w:rPr>
+          <w:sz w:val="22"/>
+        </w:rPr>
+        <w:t>，同一張圖片在元件重建時不重複進行</w:t>
+      </w:r>
+      <w:r>
+        <w:rPr>
+          <w:sz w:val="22"/>
+        </w:rPr>
+        <w:t xml:space="preserve"> Base64 </w:t>
+      </w:r>
+      <w:r>
+        <w:rPr>
+          <w:sz w:val="22"/>
+        </w:rPr>
+        <w:t>解碼。縮圖依裝置像素比例設定</w:t>
+      </w:r>
+      <w:r>
+        <w:rPr>
+          <w:sz w:val="22"/>
+        </w:rPr>
+        <w:t xml:space="preserve"> cacheWidth </w:t>
+      </w:r>
+      <w:r>
+        <w:rPr>
+          <w:sz w:val="22"/>
+        </w:rPr>
+        <w:t>與</w:t>
+      </w:r>
+      <w:r>
+        <w:rPr>
+          <w:sz w:val="22"/>
+        </w:rPr>
+        <w:t xml:space="preserve"> cacheHeight</w:t>
+      </w:r>
+      <w:r>
+        <w:rPr>
+          <w:sz w:val="22"/>
+        </w:rPr>
+        <w:t>，完整像素只在使用者點選原圖預覽時使用。</w:t>
+      </w:r>
+    </w:p>
+    <w:p>
+      <w:pPr>
+        <w:pStyle w:val="21"/>
+      </w:pPr>
+      <w:r>
+        <w:rPr>
+          <w:rFonts w:ascii="Microsoft JhengHei" w:eastAsia="Microsoft JhengHei" w:hAnsi="Microsoft JhengHei"/>
+          <w:sz w:val="24"/>
+        </w:rPr>
+        <w:t xml:space="preserve">20.2 </w:t>
+      </w:r>
+      <w:r>
+        <w:rPr>
+          <w:rFonts w:ascii="Microsoft JhengHei" w:eastAsia="Microsoft JhengHei" w:hAnsi="Microsoft JhengHei"/>
+          <w:sz w:val="24"/>
+        </w:rPr>
+        <w:t>行事曆分享事件</w:t>
+      </w:r>
+    </w:p>
+    <w:p>
+      <w:pPr>
+        <w:spacing w:after="120" w:line="300" w:lineRule="auto"/>
+      </w:pPr>
+      <w:r>
+        <w:rPr>
+          <w:sz w:val="22"/>
+        </w:rPr>
+        <w:t xml:space="preserve">CalendarSharingDialog </w:t>
+      </w:r>
+      <w:r>
+        <w:rPr>
+          <w:sz w:val="22"/>
+        </w:rPr>
+        <w:t>的已分享事件不再以</w:t>
+      </w:r>
+      <w:r>
+        <w:rPr>
+          <w:sz w:val="22"/>
+        </w:rPr>
+        <w:t xml:space="preserve"> sharedEvents.map </w:t>
+      </w:r>
+      <w:r>
+        <w:rPr>
+          <w:sz w:val="22"/>
+        </w:rPr>
+        <w:t>一次展開全部</w:t>
+      </w:r>
+      <w:r>
+        <w:rPr>
+          <w:sz w:val="22"/>
+        </w:rPr>
+        <w:t xml:space="preserve"> ListTile</w:t>
+      </w:r>
+      <w:r>
+        <w:rPr>
+          <w:sz w:val="22"/>
+        </w:rPr>
+        <w:t>。展開收件者後改用固定高度的</w:t>
+      </w:r>
+      <w:r>
+        <w:rPr>
+          <w:sz w:val="22"/>
+        </w:rPr>
+        <w:t xml:space="preserve"> ListView.buil</w:t>
+      </w:r>
+      <w:r>
+        <w:rPr>
+          <w:sz w:val="22"/>
+        </w:rPr>
+        <w:t>der</w:t>
+      </w:r>
+      <w:r>
+        <w:rPr>
+          <w:sz w:val="22"/>
+        </w:rPr>
+        <w:t>，</w:t>
+      </w:r>
+      <w:r>
+        <w:rPr>
+          <w:sz w:val="22"/>
+        </w:rPr>
+        <w:t>itemExtent=64</w:t>
+      </w:r>
+      <w:r>
+        <w:rPr>
+          <w:sz w:val="22"/>
+        </w:rPr>
+        <w:t>、</w:t>
+      </w:r>
+      <w:r>
+        <w:rPr>
+          <w:sz w:val="22"/>
+        </w:rPr>
+        <w:t>cacheExtent=64</w:t>
+      </w:r>
+      <w:r>
+        <w:rPr>
+          <w:sz w:val="22"/>
+        </w:rPr>
+        <w:t>，僅建立可見列與鄰近一列；清單高度上限為</w:t>
+      </w:r>
+      <w:r>
+        <w:rPr>
+          <w:sz w:val="22"/>
+        </w:rPr>
+        <w:t xml:space="preserve"> 256</w:t>
+      </w:r>
+      <w:r>
+        <w:rPr>
+          <w:sz w:val="22"/>
+        </w:rPr>
+        <w:t>，避免大量事件撐高外層對話框。</w:t>
+      </w:r>
+    </w:p>
+    <w:p>
+      <w:pPr>
+        <w:spacing w:after="120" w:line="300" w:lineRule="auto"/>
+      </w:pPr>
+      <w:r>
+        <w:rPr>
+          <w:sz w:val="22"/>
+        </w:rPr>
+        <w:t>事件標題限制單行並使用省略號，避免長文字改變固定列高。取消單筆與取消全部仍沿用既有</w:t>
+      </w:r>
+      <w:r>
+        <w:rPr>
+          <w:sz w:val="22"/>
+        </w:rPr>
+        <w:t xml:space="preserve"> RPC</w:t>
+      </w:r>
+      <w:r>
+        <w:rPr>
+          <w:sz w:val="22"/>
+        </w:rPr>
+        <w:t>、重新載入與訂閱用量刷新流程，這次調整不改變資料庫結構與權限。</w:t>
+      </w:r>
+    </w:p>
+    <w:p>
+      <w:pPr>
+        <w:pStyle w:val="21"/>
+      </w:pPr>
+      <w:r>
+        <w:rPr>
+          <w:rFonts w:ascii="Microsoft JhengHei" w:eastAsia="Microsoft JhengHei" w:hAnsi="Microsoft JhengHei"/>
+          <w:sz w:val="24"/>
+        </w:rPr>
+        <w:t xml:space="preserve">20.3 </w:t>
+      </w:r>
+      <w:r>
+        <w:rPr>
+          <w:rFonts w:ascii="Microsoft JhengHei" w:eastAsia="Microsoft JhengHei" w:hAnsi="Microsoft JhengHei"/>
+          <w:sz w:val="24"/>
+        </w:rPr>
+        <w:t>維護檢查點</w:t>
+      </w:r>
+    </w:p>
+    <w:p>
+      <w:pPr>
+        <w:pStyle w:val="a0"/>
+        <w:spacing w:after="80"/>
+      </w:pPr>
+      <w:r>
+        <w:rPr>
+          <w:sz w:val="22"/>
+        </w:rPr>
+        <w:t>新增圖片呈現方式時，不得呼叫同步批次解碼</w:t>
+      </w:r>
+      <w:r>
+        <w:rPr>
+          <w:sz w:val="22"/>
+        </w:rPr>
+        <w:t xml:space="preserve"> getter</w:t>
+      </w:r>
+      <w:r>
+        <w:rPr>
+          <w:sz w:val="22"/>
+        </w:rPr>
+        <w:t>。</w:t>
+      </w:r>
+    </w:p>
+    <w:p>
+      <w:pPr>
+        <w:pStyle w:val="a0"/>
+        <w:spacing w:after="80"/>
+      </w:pPr>
+      <w:r>
+        <w:rPr>
+          <w:sz w:val="22"/>
+        </w:rPr>
+        <w:t>分享清單若加入更多欄位，必須維持固定列高，或移除</w:t>
+      </w:r>
+      <w:r>
+        <w:rPr>
+          <w:sz w:val="22"/>
+        </w:rPr>
+        <w:t xml:space="preserve"> itemExtent </w:t>
+      </w:r>
+      <w:r>
+        <w:rPr>
+          <w:sz w:val="22"/>
+        </w:rPr>
+        <w:t>並重新進行效能測試。</w:t>
+      </w:r>
+    </w:p>
+    <w:p>
+      <w:pPr>
+        <w:pStyle w:val="a0"/>
+        <w:spacing w:after="80"/>
+      </w:pPr>
+      <w:r>
+        <w:rPr>
+          <w:sz w:val="22"/>
+        </w:rPr>
+        <w:t>任何巢狀捲動修改都要同時驗證手機、平板與</w:t>
+      </w:r>
+      <w:r>
+        <w:rPr>
+          <w:sz w:val="22"/>
+        </w:rPr>
+        <w:t xml:space="preserve"> Web </w:t>
+      </w:r>
+      <w:r>
+        <w:rPr>
+          <w:sz w:val="22"/>
+        </w:rPr>
+        <w:t>的滾動手勢。</w:t>
+      </w:r>
+      <w:r>
+        <w:rPr>
+          <w:sz w:val="22"/>
+        </w:rPr>
+        <w:t>2026</w:t>
+      </w:r>
+      <w:r>
+        <w:rPr>
+          <w:rFonts w:eastAsia="新細明體" w:cs="新細明體" w:hint="eastAsia"/>
+          <w:sz w:val="22"/>
+        </w:rPr>
+        <w:t>年</w:t>
+      </w:r>
+      <w:r>
+        <w:rPr>
+          <w:sz w:val="22"/>
+        </w:rPr>
+        <w:t>9</w:t>
+      </w:r>
+      <w:r>
+        <w:rPr>
+          <w:rFonts w:eastAsia="新細明體" w:cs="新細明體" w:hint="eastAsia"/>
+          <w:sz w:val="22"/>
+        </w:rPr>
+        <w:t>月本機模式技術更新</w:t>
+      </w:r>
+    </w:p>
+    <w:p>
+      <w:pPr>
+        <w:pStyle w:val="a0"/>
+        <w:spacing w:after="80"/>
+      </w:pPr>
+      <w:r>
+        <w:rPr>
+          <w:rFonts w:eastAsia="新細明體" w:cs="新細明體" w:hint="eastAsia"/>
+        </w:rPr>
+        <w:t>登入初始化與生命週期</w:t>
+      </w:r>
+    </w:p>
+    <w:p>
+      <w:pPr>
+        <w:pStyle w:val="a0"/>
+        <w:spacing w:after="80"/>
+      </w:pPr>
+      <w:r>
+        <w:t xml:space="preserve">ControllerAuth.checkLoginStatus </w:t>
+      </w:r>
+      <w:r>
+        <w:rPr>
+          <w:rFonts w:eastAsia="新細明體" w:cs="新細明體" w:hint="eastAsia"/>
+        </w:rPr>
+        <w:t>使用</w:t>
+      </w:r>
+      <w:r>
+        <w:t xml:space="preserve"> try catch finally</w:t>
+      </w:r>
+      <w:r>
+        <w:rPr>
+          <w:rFonts w:eastAsia="新細明體" w:cs="新細明體" w:hint="eastAsia"/>
+        </w:rPr>
+        <w:t>，確保任何錯誤都會結束載入狀態。</w:t>
+      </w:r>
+    </w:p>
+    <w:p>
+      <w:pPr>
+        <w:pStyle w:val="a0"/>
+        <w:numPr>
+          <w:ilvl w:val="0"/>
+          <w:numId w:val="0"/>
+        </w:numPr>
+        <w:spacing w:after="80"/>
+        <w:rPr>
+          <w:rFonts w:eastAsia="新細明體" w:cs="新細明體" w:hint="eastAsia"/>
+        </w:rPr>
+      </w:pPr>
+      <w:r>
+        <w:rPr>
+          <w:rFonts w:eastAsia="新細明體" w:cs="新細明體" w:hint="eastAsia"/>
+        </w:rPr>
+        <w:t>帳號改變時先清除</w:t>
+      </w:r>
+      <w:r>
+        <w:t xml:space="preserve"> ControllerCalendar </w:t>
+      </w:r>
+      <w:r>
+        <w:rPr>
+          <w:rFonts w:eastAsia="新細明體" w:cs="新細明體" w:hint="eastAsia"/>
+        </w:rPr>
+        <w:t>與</w:t>
+      </w:r>
+      <w:r>
+        <w:t xml:space="preserve"> ModelDashboard </w:t>
+      </w:r>
+      <w:r>
+        <w:rPr>
+          <w:rFonts w:eastAsia="新細明體" w:cs="新細明體" w:hint="eastAsia"/>
+        </w:rPr>
+        <w:t>的舊帳號狀態。</w:t>
+      </w:r>
+    </w:p>
+    <w:p>
+      <w:pPr>
+        <w:pStyle w:val="a0"/>
+        <w:numPr>
+          <w:ilvl w:val="0"/>
+          <w:numId w:val="10"/>
+        </w:numPr>
+        <w:spacing w:after="80"/>
+      </w:pPr>
+      <w:r>
+        <w:rPr>
+          <w:rFonts w:eastAsia="新細明體" w:cs="新細明體" w:hint="eastAsia"/>
+        </w:rPr>
+        <w:t>雲端模式先執行</w:t>
+      </w:r>
+      <w:r>
+        <w:t xml:space="preserve"> syncCompletedEventReminders</w:t>
+      </w:r>
+      <w:r>
+        <w:rPr>
+          <w:rFonts w:eastAsia="新細明體" w:cs="新細明體" w:hint="eastAsia"/>
+        </w:rPr>
+        <w:t>，再以非阻塞方式載入當月行事曆，維持跨裝置完成事件的提醒取消。</w:t>
+      </w:r>
+    </w:p>
+    <w:p>
+      <w:pPr>
+        <w:pStyle w:val="a0"/>
+        <w:numPr>
+          <w:ilvl w:val="0"/>
+          <w:numId w:val="0"/>
+        </w:numPr>
+        <w:spacing w:after="80"/>
+        <w:rPr>
+          <w:rFonts w:eastAsia="新細明體" w:cs="新細明體" w:hint="eastAsia"/>
+        </w:rPr>
+      </w:pPr>
+      <w:r>
+        <w:rPr>
+          <w:rFonts w:eastAsia="新細明體" w:cs="新細明體" w:hint="eastAsia"/>
+        </w:rPr>
+        <w:t>首頁資料來源路由</w:t>
+      </w:r>
+    </w:p>
+    <w:p>
+      <w:pPr>
+        <w:pStyle w:val="a0"/>
+        <w:numPr>
+          <w:ilvl w:val="0"/>
+          <w:numId w:val="0"/>
+        </w:numPr>
+        <w:spacing w:after="80"/>
+        <w:rPr>
+          <w:rFonts w:eastAsia="新細明體" w:cs="新細明體" w:hint="eastAsia"/>
+        </w:rPr>
+      </w:pPr>
+      <w:r>
+        <w:t xml:space="preserve">DashboardRepository </w:t>
+      </w:r>
+      <w:r>
+        <w:rPr>
+          <w:rFonts w:eastAsia="新細明體" w:cs="新細明體" w:hint="eastAsia"/>
+        </w:rPr>
+        <w:t>依</w:t>
+      </w:r>
+      <w:r>
+        <w:t xml:space="preserve"> LocalDataStore.preferredLocation </w:t>
+      </w:r>
+      <w:r>
+        <w:rPr>
+          <w:rFonts w:eastAsia="新細明體" w:cs="新細明體" w:hint="eastAsia"/>
+        </w:rPr>
+        <w:t>判斷資料來源。</w:t>
+      </w:r>
+    </w:p>
+    <w:p>
+      <w:pPr>
+        <w:pStyle w:val="a0"/>
+        <w:numPr>
+          <w:ilvl w:val="0"/>
+          <w:numId w:val="10"/>
+        </w:numPr>
+        <w:spacing w:after="80"/>
+      </w:pPr>
+      <w:r>
+        <w:t>loadTodayEvents</w:t>
+      </w:r>
+      <w:r>
+        <w:rPr>
+          <w:rFonts w:eastAsia="新細明體" w:cs="新細明體" w:hint="eastAsia"/>
+        </w:rPr>
+        <w:t>、</w:t>
+      </w:r>
+      <w:r>
+        <w:t>getSpecificEvent</w:t>
+      </w:r>
+      <w:r>
+        <w:rPr>
+          <w:rFonts w:eastAsia="新細明體" w:cs="新細明體" w:hint="eastAsia"/>
+        </w:rPr>
+        <w:t>、</w:t>
+      </w:r>
+      <w:r>
+        <w:t xml:space="preserve">loadAccountingSummary </w:t>
+      </w:r>
+      <w:r>
+        <w:rPr>
+          <w:rFonts w:eastAsia="新細明體" w:cs="新細明體" w:hint="eastAsia"/>
+        </w:rPr>
+        <w:t>與</w:t>
+      </w:r>
+      <w:r>
+        <w:t xml:space="preserve"> loadPointSummary </w:t>
+      </w:r>
+      <w:r>
+        <w:rPr>
+          <w:rFonts w:eastAsia="新細明體" w:cs="新細明體" w:hint="eastAsia"/>
+        </w:rPr>
+        <w:t>在本機模式直接讀取</w:t>
+      </w:r>
+      <w:r>
+        <w:t xml:space="preserve"> LocalDataStore</w:t>
+      </w:r>
+      <w:r>
+        <w:rPr>
+          <w:rFonts w:eastAsia="新細明體" w:cs="新細明體" w:hint="eastAsia"/>
+        </w:rPr>
+        <w:t>。</w:t>
+      </w:r>
+    </w:p>
+    <w:p>
+      <w:pPr>
+        <w:pStyle w:val="a0"/>
+        <w:numPr>
+          <w:ilvl w:val="0"/>
+          <w:numId w:val="0"/>
+        </w:numPr>
+        <w:spacing w:after="80"/>
+        <w:rPr>
+          <w:rFonts w:eastAsia="新細明體" w:cs="新細明體" w:hint="eastAsia"/>
+        </w:rPr>
+      </w:pPr>
+      <w:r>
+        <w:rPr>
+          <w:rFonts w:eastAsia="新細明體" w:cs="新細明體" w:hint="eastAsia"/>
+        </w:rPr>
+        <w:t>本機</w:t>
+      </w:r>
+      <w:r>
+        <w:t xml:space="preserve"> dashboard_setting </w:t>
+      </w:r>
+      <w:r>
+        <w:rPr>
+          <w:rFonts w:eastAsia="新細明體" w:cs="新細明體" w:hint="eastAsia"/>
+        </w:rPr>
+        <w:t>缺漏時由本機記帳與積分帳戶重建，不回退查詢</w:t>
+      </w:r>
+      <w:r>
+        <w:t xml:space="preserve"> Supabase</w:t>
+      </w:r>
+      <w:r>
+        <w:rPr>
+          <w:rFonts w:eastAsia="新細明體" w:cs="新細明體" w:hint="eastAsia"/>
+        </w:rPr>
+        <w:t>。</w:t>
+      </w:r>
+    </w:p>
+    <w:p>
+      <w:pPr>
+        <w:pStyle w:val="a0"/>
+        <w:numPr>
+          <w:ilvl w:val="0"/>
+          <w:numId w:val="10"/>
+        </w:numPr>
+        <w:spacing w:after="80"/>
+      </w:pPr>
+      <w:r>
+        <w:rPr>
+          <w:rFonts w:eastAsia="新細明體" w:cs="新細明體" w:hint="eastAsia"/>
+        </w:rPr>
+        <w:t>網路可用性判斷</w:t>
+      </w:r>
+    </w:p>
+    <w:p>
+      <w:pPr>
+        <w:pStyle w:val="a0"/>
+        <w:numPr>
+          <w:ilvl w:val="0"/>
+          <w:numId w:val="10"/>
+        </w:numPr>
+        <w:spacing w:after="80"/>
+      </w:pPr>
+      <w:r>
+        <w:t xml:space="preserve">network_availability.dart </w:t>
+      </w:r>
+      <w:r>
+        <w:rPr>
+          <w:rFonts w:eastAsia="新細明體" w:cs="新細明體" w:hint="eastAsia"/>
+        </w:rPr>
+        <w:t>以條件匯出區分</w:t>
+      </w:r>
+      <w:r>
+        <w:t xml:space="preserve"> IO</w:t>
+      </w:r>
+      <w:r>
+        <w:rPr>
+          <w:rFonts w:eastAsia="新細明體" w:cs="新細明體" w:hint="eastAsia"/>
+        </w:rPr>
+        <w:t>、</w:t>
+      </w:r>
+      <w:r>
+        <w:t xml:space="preserve">Web </w:t>
+      </w:r>
+      <w:r>
+        <w:rPr>
+          <w:rFonts w:eastAsia="新細明體" w:cs="新細明體" w:hint="eastAsia"/>
+        </w:rPr>
+        <w:t>與</w:t>
+      </w:r>
+      <w:r>
+        <w:t xml:space="preserve"> stub</w:t>
+      </w:r>
+      <w:r>
+        <w:rPr>
+          <w:rFonts w:eastAsia="新細明體" w:cs="新細明體" w:hint="eastAsia"/>
+        </w:rPr>
+        <w:t>。</w:t>
+      </w:r>
+    </w:p>
+    <w:p>
+      <w:pPr>
+        <w:pStyle w:val="a0"/>
+        <w:numPr>
+          <w:ilvl w:val="0"/>
+          <w:numId w:val="0"/>
+        </w:numPr>
+        <w:spacing w:after="80"/>
+        <w:rPr>
+          <w:rFonts w:eastAsia="新細明體" w:cs="新細明體" w:hint="eastAsia"/>
+        </w:rPr>
+      </w:pPr>
+      <w:r>
+        <w:t xml:space="preserve">IO </w:t>
+      </w:r>
+      <w:r>
+        <w:rPr>
+          <w:rFonts w:eastAsia="新細明體" w:cs="新細明體" w:hint="eastAsia"/>
+        </w:rPr>
+        <w:t>使用</w:t>
+      </w:r>
+      <w:r>
+        <w:t xml:space="preserve"> NetworkInterface.list</w:t>
+      </w:r>
+      <w:r>
+        <w:rPr>
+          <w:rFonts w:eastAsia="新細明體" w:cs="新細明體" w:hint="eastAsia"/>
+        </w:rPr>
+        <w:t>；</w:t>
+      </w:r>
+      <w:r>
+        <w:t xml:space="preserve">Web </w:t>
+      </w:r>
+      <w:r>
+        <w:rPr>
+          <w:rFonts w:eastAsia="新細明體" w:cs="新細明體" w:hint="eastAsia"/>
+        </w:rPr>
+        <w:t>使用</w:t>
+      </w:r>
+      <w:r>
+        <w:t xml:space="preserve"> navigator.onLine</w:t>
+      </w:r>
+      <w:r>
+        <w:rPr>
+          <w:rFonts w:eastAsia="新細明體" w:cs="新細明體" w:hint="eastAsia"/>
+        </w:rPr>
+        <w:t>。</w:t>
+      </w:r>
+    </w:p>
+    <w:p>
+      <w:pPr>
+        <w:pStyle w:val="a0"/>
+        <w:numPr>
+          <w:ilvl w:val="0"/>
+          <w:numId w:val="11"/>
+        </w:numPr>
+        <w:spacing w:after="80"/>
+      </w:pPr>
+      <w:r>
+        <w:rPr>
+          <w:rFonts w:eastAsia="新細明體" w:cs="新細明體" w:hint="eastAsia"/>
+        </w:rPr>
+        <w:t>推薦活動、推薦景點及其城市統計仍是雲端內容；本機模式明確離線時快速回報，不等待遠端逾時。</w:t>
+      </w:r>
+    </w:p>
+    <w:p>
+      <w:pPr>
+        <w:pStyle w:val="a0"/>
+        <w:numPr>
+          <w:ilvl w:val="0"/>
+          <w:numId w:val="0"/>
+        </w:numPr>
+        <w:spacing w:after="80"/>
+        <w:rPr>
+          <w:rFonts w:eastAsia="新細明體" w:cs="新細明體" w:hint="eastAsia"/>
+        </w:rPr>
+      </w:pPr>
+      <w:r>
+        <w:rPr>
+          <w:rFonts w:eastAsia="新細明體" w:cs="新細明體" w:hint="eastAsia"/>
+        </w:rPr>
+        <w:t>記帳與積分本機一致性</w:t>
+      </w:r>
+    </w:p>
+    <w:p>
+      <w:pPr>
+        <w:pStyle w:val="a0"/>
+        <w:numPr>
+          <w:ilvl w:val="0"/>
+          <w:numId w:val="0"/>
+        </w:numPr>
+        <w:spacing w:after="80"/>
+        <w:rPr>
+          <w:rFonts w:eastAsia="新細明體" w:cs="新細明體" w:hint="eastAsia"/>
+        </w:rPr>
+      </w:pPr>
+      <w:r>
+        <w:rPr>
+          <w:rFonts w:eastAsia="新細明體" w:cs="新細明體" w:hint="eastAsia"/>
+        </w:rPr>
+        <w:t>刪除帳戶、更新明細、刪除明細及帳戶圖片操作一律依目前儲存模式路由，不再以單筆</w:t>
+      </w:r>
+      <w:r>
+        <w:t xml:space="preserve"> contains </w:t>
+      </w:r>
+      <w:r>
+        <w:rPr>
+          <w:rFonts w:eastAsia="新細明體" w:cs="新細明體" w:hint="eastAsia"/>
+        </w:rPr>
+        <w:t>結果決定是否回退雲端。</w:t>
+      </w:r>
+    </w:p>
+    <w:p>
+      <w:pPr>
+        <w:pStyle w:val="a0"/>
+        <w:numPr>
+          <w:ilvl w:val="0"/>
+          <w:numId w:val="11"/>
+        </w:numPr>
+        <w:spacing w:after="80"/>
+      </w:pPr>
+      <w:r>
+        <w:rPr>
+          <w:rFonts w:eastAsia="新細明體" w:cs="新細明體" w:hint="eastAsia"/>
+        </w:rPr>
+        <w:t>本機找不到指定資料時回報本機錯誤，不得誤寫</w:t>
+      </w:r>
+      <w:r>
+        <w:t xml:space="preserve"> Supabase</w:t>
+      </w:r>
+      <w:r>
+        <w:rPr>
+          <w:rFonts w:eastAsia="新細明體" w:cs="新細明體" w:hint="eastAsia"/>
+        </w:rPr>
+        <w:t>。</w:t>
+      </w:r>
+    </w:p>
+    <w:p>
+      <w:pPr>
+        <w:pStyle w:val="a0"/>
+        <w:numPr>
+          <w:ilvl w:val="0"/>
+          <w:numId w:val="0"/>
+        </w:numPr>
+        <w:spacing w:after="80"/>
+        <w:rPr>
+          <w:rFonts w:eastAsia="新細明體" w:cs="新細明體" w:hint="eastAsia"/>
+        </w:rPr>
+      </w:pPr>
+      <w:r>
+        <w:rPr>
+          <w:rFonts w:eastAsia="新細明體" w:cs="新細明體" w:hint="eastAsia"/>
+        </w:rPr>
+        <w:t>記帳本機餘額只加總主要幣別；切換主要幣別後以該幣別重新計算本機餘額。</w:t>
+      </w:r>
+    </w:p>
+    <w:p>
+      <w:pPr>
+        <w:pStyle w:val="a0"/>
+        <w:numPr>
+          <w:ilvl w:val="0"/>
+          <w:numId w:val="11"/>
+        </w:numPr>
+        <w:spacing w:after="80"/>
+      </w:pPr>
+      <w:r>
+        <w:rPr>
+          <w:rFonts w:eastAsia="新細明體" w:cs="新細明體" w:hint="eastAsia"/>
+        </w:rPr>
+        <w:t>資料與安全界線</w:t>
+      </w:r>
+    </w:p>
+    <w:p>
+      <w:pPr>
+        <w:pStyle w:val="a0"/>
+        <w:numPr>
+          <w:ilvl w:val="0"/>
+          <w:numId w:val="11"/>
+        </w:numPr>
+        <w:spacing w:after="80"/>
+      </w:pPr>
+      <w:r>
+        <w:rPr>
+          <w:rFonts w:eastAsia="新細明體" w:cs="新細明體" w:hint="eastAsia"/>
+        </w:rPr>
+        <w:t>本機模式仍需要有效登入身分才能確認使用者與儲存偏好。</w:t>
+      </w:r>
+    </w:p>
+    <w:p>
+      <w:pPr>
+        <w:pStyle w:val="a0"/>
+        <w:numPr>
+          <w:ilvl w:val="0"/>
+          <w:numId w:val="0"/>
+        </w:numPr>
+        <w:spacing w:after="80"/>
+        <w:rPr>
+          <w:rFonts w:eastAsia="新細明體" w:cs="新細明體" w:hint="eastAsia"/>
+        </w:rPr>
+      </w:pPr>
+      <w:r>
+        <w:rPr>
+          <w:rFonts w:eastAsia="新細明體" w:cs="新細明體" w:hint="eastAsia"/>
+        </w:rPr>
+        <w:t>推薦資料與管理者內容維持雲端存取；本機個人資料不得因公開內容載入失敗而改走雲端。</w:t>
+      </w:r>
+    </w:p>
+    <w:p>
+      <w:pPr>
+        <w:pStyle w:val="a0"/>
+        <w:numPr>
+          <w:ilvl w:val="0"/>
+          <w:numId w:val="12"/>
+        </w:numPr>
+        <w:spacing w:after="80"/>
+      </w:pPr>
+      <w:r>
+        <w:rPr>
+          <w:rFonts w:eastAsia="新細明體" w:cs="新細明體" w:hint="eastAsia"/>
+        </w:rPr>
+        <w:t>跨裝置完成狀態只適用雲端資料，本機資料不會自動跨裝置同步。</w:t>
+      </w:r>
+    </w:p>
+    <w:p>
+      <w:pPr>
+        <w:pStyle w:val="a0"/>
+        <w:numPr>
+          <w:ilvl w:val="0"/>
+          <w:numId w:val="0"/>
+        </w:numPr>
+        <w:spacing w:after="80"/>
+      </w:pPr>
+      <w:r>
+        <w:br w:type="page"/>
+      </w:r>
+    </w:p>
+    <w:p>
+      <w:pPr>
+        <w:pStyle w:val="1"/>
+      </w:pPr>
+      <w:r>
+        <w:t>2026 年 9 月本機模式、方案權限與題庫檢查更新</w:t>
+      </w:r>
+    </w:p>
+    <w:p>
+      <w:r>
+        <w:rPr>
+          <w:i/>
+        </w:rPr>
+        <w:t>本節同步 2026 年 9 月 9 日完成的產品行為與安全檢查。</w:t>
+      </w:r>
+    </w:p>
+    <w:p>
+      <w:pPr>
+        <w:pStyle w:val="21"/>
+      </w:pPr>
+      <w:r>
+        <w:t>訂閱方案與本機模式授權</w:t>
+      </w:r>
+    </w:p>
+    <w:p>
+      <w:pPr>
+        <w:pStyle w:val="a0"/>
+      </w:pPr>
+      <w:r>
+        <w:t>ServiceSubscription 以 get_my_subscription_status() 回傳的 plan 作為方案權威來源；usage 回傳僅用於額度與用量，不以第一筆推測方案。</w:t>
+      </w:r>
+    </w:p>
+    <w:p>
+      <w:pPr>
+        <w:pStyle w:val="a0"/>
+      </w:pPr>
+      <w:r>
+        <w:t>可切換本機模式的條件為：系統管理者，或具有效期內的 local Plus／本機權益。一般未授權帳號的本機選項為 disabled，並顯示多國語系說明。</w:t>
+      </w:r>
+    </w:p>
+    <w:p>
+      <w:pPr>
+        <w:pStyle w:val="a0"/>
+      </w:pPr>
+      <w:r>
+        <w:t>ControllerAuth 與設定頁共同套用授權結果，避免登入流程與設定頁出現不同判斷。</w:t>
+      </w:r>
+    </w:p>
+    <w:p>
+      <w:pPr>
+        <w:pStyle w:val="a0"/>
+      </w:pPr>
+      <w:r>
+        <w:t>切換後的 preferredLocation 是個人資料路由依據；不得以雲端查詢失敗作為自動改寫另一資料來源的理由。</w:t>
+      </w:r>
+    </w:p>
+    <w:p>
+      <w:pPr>
+        <w:pStyle w:val="21"/>
+      </w:pPr>
+      <w:r>
+        <w:t>本機資料隔離與快取</w:t>
+      </w:r>
+    </w:p>
+    <w:p>
+      <w:pPr>
+        <w:pStyle w:val="a0"/>
+      </w:pPr>
+      <w:r>
+        <w:t>ServiceGame 的本機題目新增、編輯、狀態切換、刪除、分類統計與重複檢查統一走 LocalDataStore。</w:t>
+      </w:r>
+    </w:p>
+    <w:p>
+      <w:pPr>
+        <w:pStyle w:val="a0"/>
+      </w:pPr>
+      <w:r>
+        <w:t>本機遊戲列表與進度使用裝置快取，降低重複請求；快取必須依登入帳號及儲存模式隔離，登出或換帳號時不可沿用前一帳號狀態。</w:t>
+      </w:r>
+    </w:p>
+    <w:p>
+      <w:pPr>
+        <w:pStyle w:val="a0"/>
+      </w:pPr>
+      <w:r>
+        <w:t>ServiceCalendarSharing 在本機模式直接封鎖分享操作；事件與回憶刪除在本機找不到目標時回報不存在，不可 fallback 到 Supabase。</w:t>
+      </w:r>
+    </w:p>
+    <w:p>
+      <w:pPr>
+        <w:pStyle w:val="a0"/>
+      </w:pPr>
+      <w:r>
+        <w:t>記帳、積分帳戶刪除後同步清除 dashboard 選取值；本機用量由本機記錄計算，不混入雲端用量。</w:t>
+      </w:r>
+    </w:p>
+    <w:p>
+      <w:pPr>
+        <w:pStyle w:val="a0"/>
+      </w:pPr>
+      <w:r>
+        <w:t>行事曆初始畫面不等待天氣預抓完成；無網路時跳過暖機工作，並用 mounted／disposed 防護避免非同步回呼通知已銷毀畫面。</w:t>
+      </w:r>
+    </w:p>
+    <w:p>
+      <w:pPr>
+        <w:pStyle w:val="21"/>
+      </w:pPr>
+      <w:r>
+        <w:t>題庫可用性服務</w:t>
+      </w:r>
+    </w:p>
+    <w:p>
+      <w:r>
+        <w:t>PageGameList 在導航至遊戲前呼叫 ServiceGame.getMyQuestionBankAvailability，並將使用者實際選取的 questionBank 傳入。名稱保留相容性，但檢查適用管理者、雲端個人與本機題庫。</w:t>
+      </w:r>
+    </w:p>
+    <w:tbl>
+      <w:tblPr>
+        <w:tblStyle w:val="aff2"/>
+        <w:tblW w:type="auto" w:w="0"/>
+        <w:tblLayout w:type="autofit"/>
+        <w:tblLook w:firstColumn="1" w:firstRow="1" w:lastColumn="0" w:lastRow="0" w:noHBand="0" w:noVBand="1" w:val="04A0"/>
+      </w:tblPr>
+      <w:tblGrid>
+        <w:gridCol w:w="3324"/>
+        <w:gridCol w:w="3324"/>
+        <w:gridCol w:w="3324"/>
+      </w:tblGrid>
+      <w:tr>
+        <w:trPr>
+          <w:tblHeader w:val="true"/>
+        </w:trPr>
+        <w:tc>
+          <w:tcPr>
+            <w:tcW w:type="dxa" w:w="3324"/>
+            <w:shd w:fill="D9EAF7"/>
+            <w:vAlign w:val="center"/>
+          </w:tcPr>
+          <w:p>
+            <w:r>
+              <w:rPr>
+                <w:b/>
+              </w:rPr>
+              <w:t>資料來源</w:t>
+            </w:r>
+          </w:p>
+        </w:tc>
+        <w:tc>
+          <w:tcPr>
+            <w:tcW w:type="dxa" w:w="3324"/>
+            <w:shd w:fill="D9EAF7"/>
+            <w:vAlign w:val="center"/>
+          </w:tcPr>
+          <w:p>
+            <w:r>
+              <w:rPr>
+                <w:b/>
+              </w:rPr>
+              <w:t>查詢方式</w:t>
+            </w:r>
+          </w:p>
+        </w:tc>
+        <w:tc>
+          <w:tcPr>
+            <w:tcW w:type="dxa" w:w="3324"/>
+            <w:shd w:fill="D9EAF7"/>
+            <w:vAlign w:val="center"/>
+          </w:tcPr>
+          <w:p>
+            <w:r>
+              <w:rPr>
+                <w:b/>
+              </w:rPr>
+              <w:t>判斷</w:t>
+            </w:r>
+          </w:p>
+        </w:tc>
+      </w:tr>
+      <w:tr>
+        <w:tc>
+          <w:tcPr>
+            <w:tcW w:type="dxa" w:w="3324"/>
+          </w:tcPr>
+          <w:p>
+            <w:r>
+              <w:t>管理者／雲端個人題庫</w:t>
+            </w:r>
+          </w:p>
+        </w:tc>
+        <w:tc>
+          <w:tcPr>
+            <w:tcW w:type="dxa" w:w="3324"/>
+          </w:tcPr>
+          <w:p>
+            <w:r>
+              <w:t>RPC get_question_bank_group_counts(table, level, bank)</w:t>
+            </w:r>
+          </w:p>
+        </w:tc>
+        <w:tc>
+          <w:tcPr>
+            <w:tcW w:type="dxa" w:w="3324"/>
+          </w:tcPr>
+          <w:p>
+            <w:r>
+              <w:t>由資料庫依 owner_id、level、is_active 與遊戲來源統計。</w:t>
+            </w:r>
+          </w:p>
+        </w:tc>
+      </w:tr>
+      <w:tr>
+        <w:tc>
+          <w:tcPr>
+            <w:tcW w:type="dxa" w:w="3324"/>
+          </w:tcPr>
+          <w:p>
+            <w:r>
+              <w:t>本機題庫</w:t>
+            </w:r>
+          </w:p>
+        </w:tc>
+        <w:tc>
+          <w:tcPr>
+            <w:tcW w:type="dxa" w:w="3324"/>
+          </w:tcPr>
+          <w:p>
+            <w:r>
+              <w:t>LocalDataStore 依資源、關卡及 is_active 篩選</w:t>
+            </w:r>
+          </w:p>
+        </w:tc>
+        <w:tc>
+          <w:tcPr>
+            <w:tcW w:type="dxa" w:w="3324"/>
+          </w:tcPr>
+          <w:p>
+            <w:r>
+              <w:t>翻譯類合計題數；Social 同時檢查選項數。</w:t>
+            </w:r>
+          </w:p>
+        </w:tc>
+      </w:tr>
+      <w:tr>
+        <w:tc>
+          <w:tcPr>
+            <w:tcW w:type="dxa" w:w="3324"/>
+          </w:tcPr>
+          <w:p>
+            <w:r>
+              <w:t>Social 雲端題庫</w:t>
+            </w:r>
+          </w:p>
+        </w:tc>
+        <w:tc>
+          <w:tcPr>
+            <w:tcW w:type="dxa" w:w="3324"/>
+          </w:tcPr>
+          <w:p>
+            <w:r>
+              <w:t>情境與 choices 的可用統計</w:t>
+            </w:r>
+          </w:p>
+        </w:tc>
+        <w:tc>
+          <w:tcPr>
+            <w:tcW w:type="dxa" w:w="3324"/>
+          </w:tcPr>
+          <w:p>
+            <w:r>
+              <w:t>至少一個啟用情境具有三個以上選項。</w:t>
+            </w:r>
+          </w:p>
+        </w:tc>
+      </w:tr>
+    </w:tbl>
+    <w:p>
+      <w:pPr>
+        <w:pStyle w:val="a0"/>
+      </w:pPr>
+      <w:r>
+        <w:t>翻譯類遊戲：目前關卡所有符合條件分類的可用題目合計 &gt;= 3 即可，不再逐分類要求 3 題。</w:t>
+      </w:r>
+    </w:p>
+    <w:p>
+      <w:pPr>
+        <w:pStyle w:val="a0"/>
+      </w:pPr>
+      <w:r>
+        <w:t>Social：至少一個啟用情境具有 &gt;= 3 個答案選項。</w:t>
+      </w:r>
+    </w:p>
+    <w:p>
+      <w:pPr>
+        <w:pStyle w:val="a0"/>
+      </w:pPr>
+      <w:r>
+        <w:t>其他題庫遊戲：至少一題啟用且可用。</w:t>
+      </w:r>
+    </w:p>
+    <w:p>
+      <w:pPr>
+        <w:pStyle w:val="a0"/>
+      </w:pPr>
+      <w:r>
+        <w:t>停用題目、不同關卡、不同 owner 或不符合選定題庫來源的資料不得納入統計。</w:t>
+      </w:r>
+    </w:p>
+    <w:p>
+      <w:pPr>
+        <w:pStyle w:val="21"/>
+      </w:pPr>
+      <w:r>
+        <w:t>資料庫部署與相容性</w:t>
+      </w:r>
+    </w:p>
+    <w:p>
+      <w:r>
+        <w:t>Migration：supabase/migrations/20260909110000_check_all_question_bank_availability.sql。部署後應確認 get_question_bank_group_counts 僅允許 authenticated 執行、anon 不可執行，且函式的 search_path 已固定。舊版呼叫仍由現有介面相容處理。</w:t>
+      </w:r>
+      <w:r>
+        <w:br w:type="page"/>
+      </w:r>
+    </w:p>
+    <w:p>
+      <w:pPr>
+        <w:pStyle w:val="1"/>
+      </w:pPr>
+      <w:r>
+        <w:t>2026 年 9 月訂閱方案與資料額度更新</w:t>
+      </w:r>
+    </w:p>
+    <w:p>
+      <w:r>
+        <w:t>本次更新將雲端與本機訂閱權益分離，方案呈現依 preferredStorage 決定，並補上版本化價格、降級寬限與本機寫入限制。</w:t>
+      </w:r>
+    </w:p>
+    <w:p>
+      <w:pPr>
+        <w:pStyle w:val="21"/>
+      </w:pPr>
+      <w:r>
+        <w:t>程式結構</w:t>
+      </w:r>
+    </w:p>
+    <w:tbl>
+      <w:tblPr>
+        <w:tblStyle w:val="aff2"/>
+        <w:tblW w:type="auto" w:w="0"/>
+        <w:tblLook w:firstColumn="1" w:firstRow="1" w:lastColumn="0" w:lastRow="0" w:noHBand="0" w:noVBand="1" w:val="04A0"/>
+      </w:tblPr>
+      <w:tblGrid>
+        <w:gridCol w:w="4986"/>
+        <w:gridCol w:w="4986"/>
+      </w:tblGrid>
+      <w:tr>
+        <w:tc>
+          <w:tcPr>
+            <w:tcW w:type="dxa" w:w="4986"/>
+            <w:shd w:fill="D9EAF7"/>
+            <w:vAlign w:val="center"/>
+          </w:tcPr>
+          <w:p>
+            <w:r>
+              <w:rPr>
+                <w:b/>
+              </w:rPr>
+              <w:t>元件</w:t>
+            </w:r>
+          </w:p>
+        </w:tc>
+        <w:tc>
+          <w:tcPr>
+            <w:tcW w:type="dxa" w:w="4986"/>
+            <w:shd w:fill="D9EAF7"/>
+            <w:vAlign w:val="center"/>
+          </w:tcPr>
+          <w:p>
+            <w:r>
+              <w:rPr>
+                <w:b/>
+              </w:rPr>
+              <w:t>責任</w:t>
+            </w:r>
+          </w:p>
+        </w:tc>
+      </w:tr>
+      <w:tr>
+        <w:tc>
+          <w:tcPr>
+            <w:tcW w:type="dxa" w:w="4986"/>
+            <w:vAlign w:val="center"/>
+          </w:tcPr>
+          <w:p>
+            <w:r>
+              <w:t>ControllerAuth</w:t>
+            </w:r>
+          </w:p>
+        </w:tc>
+        <w:tc>
+          <w:tcPr>
+            <w:tcW w:type="dxa" w:w="4986"/>
+            <w:vAlign w:val="center"/>
+          </w:tcPr>
+          <w:p>
+            <w:r>
+              <w:t>依儲存位置組合雲端或本機 SubscriptionSnapshot，並同步本機新增權限</w:t>
+            </w:r>
+          </w:p>
+        </w:tc>
+      </w:tr>
+      <w:tr>
+        <w:tc>
+          <w:tcPr>
+            <w:tcW w:type="dxa" w:w="4986"/>
+            <w:vAlign w:val="center"/>
+          </w:tcPr>
+          <w:p>
+            <w:r>
+              <w:t>ServiceSubscription</w:t>
+            </w:r>
+          </w:p>
+        </w:tc>
+        <w:tc>
+          <w:tcPr>
+            <w:tcW w:type="dxa" w:w="4986"/>
+            <w:vAlign w:val="center"/>
+          </w:tcPr>
+          <w:p>
+            <w:r>
+              <w:t>讀取方案狀態、版本與權益快照；管理員建立雲端或本機價格版本</w:t>
+            </w:r>
+          </w:p>
+        </w:tc>
+      </w:tr>
+      <w:tr>
+        <w:tc>
+          <w:tcPr>
+            <w:tcW w:type="dxa" w:w="4986"/>
+            <w:vAlign w:val="center"/>
+          </w:tcPr>
+          <w:p>
+            <w:r>
+              <w:t>LocalDataStore</w:t>
+            </w:r>
+          </w:p>
+        </w:tc>
+        <w:tc>
+          <w:tcPr>
+            <w:tcW w:type="dxa" w:w="4986"/>
+            <w:vAlign w:val="center"/>
+          </w:tcPr>
+          <w:p>
+            <w:r>
+              <w:t>以登入帳號隔離 IndexedDB／Sembast 資料；本機權益到期時拒絕新增</w:t>
+            </w:r>
+          </w:p>
+        </w:tc>
+      </w:tr>
+      <w:tr>
+        <w:tc>
+          <w:tcPr>
+            <w:tcW w:type="dxa" w:w="4986"/>
+            <w:vAlign w:val="center"/>
+          </w:tcPr>
+          <w:p>
+            <w:r>
+              <w:t>ServiceLocalDataTransfer</w:t>
+            </w:r>
+          </w:p>
+        </w:tc>
+        <w:tc>
+          <w:tcPr>
+            <w:tcW w:type="dxa" w:w="4986"/>
+            <w:vAlign w:val="center"/>
+          </w:tcPr>
+          <w:p>
+            <w:r>
+              <w:t>雲端與本機整批搬移；失敗時保留來源資料，成功後才刪除來源</w:t>
+            </w:r>
+          </w:p>
+        </w:tc>
+      </w:tr>
+      <w:tr>
+        <w:tc>
+          <w:tcPr>
+            <w:tcW w:type="dxa" w:w="4986"/>
+            <w:vAlign w:val="center"/>
+          </w:tcPr>
+          <w:p>
+            <w:r>
+              <w:t>PageSubscriptionPlans</w:t>
+            </w:r>
+          </w:p>
+        </w:tc>
+        <w:tc>
+          <w:tcPr>
+            <w:tcW w:type="dxa" w:w="4986"/>
+            <w:vAlign w:val="center"/>
+          </w:tcPr>
+          <w:p>
+            <w:r>
+              <w:t>依目前儲存位置顯示方案、有效日期、實際額度、最新版與超額提醒</w:t>
+            </w:r>
+          </w:p>
+        </w:tc>
+      </w:tr>
+    </w:tbl>
+    <w:p>
+      <w:pPr>
+        <w:pStyle w:val="21"/>
+      </w:pPr>
+      <w:r>
+        <w:t>資料庫變更</w:t>
+      </w:r>
+    </w:p>
+    <w:p>
+      <w:pPr>
+        <w:pStyle w:val="a0"/>
+      </w:pPr>
+      <w:r>
+        <w:t>20260910100000_split_cloud_and_local_pricing.sql：價格版本加入 storage_plan；雲端額度只累計有效的 cloud entitlement。</w:t>
+      </w:r>
+    </w:p>
+    <w:p>
+      <w:pPr>
+        <w:pStyle w:val="a0"/>
+      </w:pPr>
+      <w:r>
+        <w:t>20260910113000_seed_local_plus_pricing.sql：既有環境若缺少本機版本，建立初始本機 Plus 版本。</w:t>
+      </w:r>
+    </w:p>
+    <w:p>
+      <w:pPr>
+        <w:pStyle w:val="a0"/>
+      </w:pPr>
+      <w:r>
+        <w:t>20260910130000_expose_subscription_downgrade_grace.sql：get_my_subscription_status 回傳 downgrade_grace_ends_at。</w:t>
+      </w:r>
+    </w:p>
+    <w:p>
+      <w:pPr>
+        <w:pStyle w:val="a0"/>
+      </w:pPr>
+      <w:r>
+        <w:t>本機價格版本的額度欄位使用 0 表示不適用數值上限；前端選擇本機時自動帶入 0，資料庫亦會正規化為 0。</w:t>
+      </w:r>
+    </w:p>
+    <w:p>
+      <w:pPr>
+        <w:pStyle w:val="21"/>
+      </w:pPr>
+      <w:r>
+        <w:t>尚待完成</w:t>
+      </w:r>
+    </w:p>
+    <w:p>
+      <w:r>
+        <w:t>每日超額清理、使用者自行清理及管理員指定帳號清理應改為共用同一核心函式，並依目標使用者當下有效額度計算。既有 30 天清理函式仍含固定免費額度，不應直接作為管理員立即清理介面。</w:t>
+      </w:r>
+      <w:r>
+        <w:br w:type="page"/>
+      </w:r>
+    </w:p>
+    <w:p>
+      <w:pPr>
+        <w:pStyle w:val="1"/>
+      </w:pPr>
+      <w:r>
+        <w:t>2026 年 9 月資料清理與管理員代管更新</w:t>
+      </w:r>
+    </w:p>
+    <w:p>
+      <w:pPr>
+        <w:pStyle w:val="21"/>
+      </w:pPr>
+      <w:r>
+        <w:t>資料庫介面</w:t>
+      </w:r>
+    </w:p>
+    <w:tbl>
+      <w:tblPr>
+        <w:tblStyle w:val="aff2"/>
+        <w:tblW w:type="auto" w:w="0"/>
+        <w:tblLook w:firstColumn="1" w:firstRow="1" w:lastColumn="0" w:lastRow="0" w:noHBand="0" w:noVBand="1" w:val="04A0"/>
+      </w:tblPr>
+      <w:tblGrid>
+        <w:gridCol w:w="4986"/>
+        <w:gridCol w:w="4986"/>
+      </w:tblGrid>
+      <w:tr>
+        <w:tc>
+          <w:tcPr>
+            <w:tcW w:type="dxa" w:w="4986"/>
+            <w:shd w:fill="D9EAF7"/>
+          </w:tcPr>
+          <w:p>
+            <w:r>
+              <w:rPr>
+                <w:b/>
+              </w:rPr>
+              <w:t>項目</w:t>
+            </w:r>
+          </w:p>
+        </w:tc>
+        <w:tc>
+          <w:tcPr>
+            <w:tcW w:type="dxa" w:w="4986"/>
+            <w:shd w:fill="D9EAF7"/>
+          </w:tcPr>
+          <w:p>
+            <w:r>
+              <w:rPr>
+                <w:b/>
+              </w:rPr>
+              <w:t>說明</w:t>
+            </w:r>
+          </w:p>
+        </w:tc>
+      </w:tr>
+      <w:tr>
+        <w:tc>
+          <w:tcPr>
+            <w:tcW w:type="dxa" w:w="4986"/>
+            <w:vAlign w:val="center"/>
+          </w:tcPr>
+          <w:p>
+            <w:r>
+              <w:t>life_pilot_user_cloud_limit</w:t>
+            </w:r>
+          </w:p>
+        </w:tc>
+        <w:tc>
+          <w:tcPr>
+            <w:tcW w:type="dxa" w:w="4986"/>
+            <w:vAlign w:val="center"/>
+          </w:tcPr>
+          <w:p>
+            <w:r>
+              <w:t>依目標 user_id 計算有效雲端權益；沒有有效權益時回傳免費額度，管理員帳號為不限量。</w:t>
+            </w:r>
+          </w:p>
+        </w:tc>
+      </w:tr>
+      <w:tr>
+        <w:tc>
+          <w:tcPr>
+            <w:tcW w:type="dxa" w:w="4986"/>
+            <w:vAlign w:val="center"/>
+          </w:tcPr>
+          <w:p>
+            <w:r>
+              <w:t>get_subscription_cleanup_preview</w:t>
+            </w:r>
+          </w:p>
+        </w:tc>
+        <w:tc>
+          <w:tcPr>
+            <w:tcW w:type="dxa" w:w="4986"/>
+            <w:vAlign w:val="center"/>
+          </w:tcPr>
+          <w:p>
+            <w:r>
+              <w:t>一般使用者只能查自己；管理員可指定 Email。回傳 resource、used、quota、excess、grace_ends_at。</w:t>
+            </w:r>
+          </w:p>
+        </w:tc>
+      </w:tr>
+      <w:tr>
+        <w:tc>
+          <w:tcPr>
+            <w:tcW w:type="dxa" w:w="4986"/>
+            <w:vAlign w:val="center"/>
+          </w:tcPr>
+          <w:p>
+            <w:r>
+              <w:t>cleanup_subscription_data</w:t>
+            </w:r>
+          </w:p>
+        </w:tc>
+        <w:tc>
+          <w:tcPr>
+            <w:tcW w:type="dxa" w:w="4986"/>
+            <w:vAlign w:val="center"/>
+          </w:tcPr>
+          <w:p>
+            <w:r>
+              <w:t>p_mode 僅接受 excess 或 all；使用 advisory lock 避免同一帳號並行清理，完成後寫入 subscription_cleanup_audit。</w:t>
+            </w:r>
+          </w:p>
+        </w:tc>
+      </w:tr>
+    </w:tbl>
+    <w:p>
+      <w:pPr>
+        <w:pStyle w:val="21"/>
+      </w:pPr>
+      <w:r>
+        <w:t>清理順序與一致性</w:t>
+      </w:r>
+    </w:p>
+    <w:p>
+      <w:pPr>
+        <w:pStyle w:val="a0"/>
+      </w:pPr>
+      <w:r>
+        <w:t>先刪除題目相關答題紀錄，再刪除題目，避免外鍵阻擋。</w:t>
+      </w:r>
+    </w:p>
+    <w:p>
+      <w:pPr>
+        <w:pStyle w:val="a0"/>
+      </w:pPr>
+      <w:r>
+        <w:t>記帳及積分清理後重新計算帳戶總額；分享超額以 revoked 停止分享。</w:t>
+      </w:r>
+    </w:p>
+    <w:p>
+      <w:pPr>
+        <w:pStyle w:val="a0"/>
+      </w:pPr>
+      <w:r>
+        <w:t>Flutter 的 SubscriptionDataCleanup 先呼叫預覽，二次確認後才呼叫實際清理 RPC。</w:t>
+      </w:r>
+    </w:p>
+    <w:p>
+      <w:pPr>
+        <w:pStyle w:val="a0"/>
+      </w:pPr>
+      <w:r>
+        <w:t>Migration 執行順序為 20260910140000，再執行 20260910150000。</w:t>
+      </w:r>
+    </w:p>
+    <w:p>
+      <w:pPr>
+        <w:pStyle w:val="a0"/>
+      </w:pPr>
+      <w:r>
+        <w:t>每日自動清理尚應再重構為呼叫相同核心函式，避免舊排程內的固定免費筆數與版本額度分歧。</w:t>
+      </w:r>
+      <w:r>
+        <w:br w:type="page"/>
+      </w:r>
+    </w:p>
+    <w:p>
+      <w:pPr>
+        <w:pStyle w:val="1"/>
+      </w:pPr>
+      <w:r>
+        <w:t>2026 年 9 月管理員訂閱工具位置更新</w:t>
+      </w:r>
+    </w:p>
+    <w:p>
+      <w:r>
+        <w:t>PageSettings 已移除 AdminPricingVersionEditor 與 AdminSubscriptionEditor；兩者改由 PageSubscriptionPlans 在 ListView 底部依 ControllerAuth.isSysAdmin 條件建立。</w:t>
+      </w:r>
+    </w:p>
+    <w:p>
+      <w:r>
+        <w:t>AdminPricingVersionEditor.onSaved 會呼叫 _reloadPricingVersions，更新最新雲端／本機版本，並以 ValueKey 重建 AdminSubscriptionEditor，避免新版本建立後仍使用舊快照。</w:t>
+      </w:r>
+    </w:p>
+    <w:p>
+      <w:r>
+        <w:t>AdminSubscriptionEditor.onSaved 會重新載入目前登入帳號的訂閱與額度狀態。</w:t>
+      </w:r>
+      <w:r>
+        <w:br w:type="page"/>
+      </w:r>
+    </w:p>
+    <w:p>
+      <w:pPr>
+        <w:pStyle w:val="1"/>
+      </w:pPr>
+      <w:r>
+        <w:t>2026 年 9 月行程完成與本機資料穩定性更新</w:t>
+      </w:r>
+    </w:p>
+    <w:p>
+      <w:r>
+        <w:t>本節記錄行程完成工作流、帳務刪除修正與 Web IndexedDB 穩定性處理。</w:t>
+      </w:r>
+    </w:p>
+    <w:p>
+      <w:pPr>
+        <w:pStyle w:val="21"/>
+      </w:pPr>
+      <w:r>
+        <w:t>行程完成工作流</w:t>
+      </w:r>
+    </w:p>
+    <w:p>
+      <w:pPr>
+        <w:pStyle w:val="a0"/>
+      </w:pPr>
+      <w:r>
+        <w:t>event_completion_sheet.dart 以 EventCompletionChoice 回傳 addToMemory、expenseValue、expenseCategory、pointValue 與 pointCategory。addToMemory 初始值為 false。</w:t>
+      </w:r>
+    </w:p>
+    <w:p>
+      <w:pPr>
+        <w:pStyle w:val="a0"/>
+      </w:pPr>
+      <w:r>
+        <w:t>today_schedule_card.dart 將 ModelDashboard 的記帳與積分帳戶資訊傳入底部視窗，避免未選帳戶時寫入。</w:t>
+      </w:r>
+    </w:p>
+    <w:p>
+      <w:pPr>
+        <w:pStyle w:val="a0"/>
+      </w:pPr>
+      <w:r>
+        <w:t>記帳透過 ServiceAccounting.insertRecordsBatch 寫入 type=balance 的記錄，收入為正數、支出為負數；積分透過 ServicePointRecord.insertRecordsBatch 寫入 type=points 的正數或負數記錄。</w:t>
+      </w:r>
+    </w:p>
+    <w:p>
+      <w:pPr>
+        <w:pStyle w:val="a0"/>
+      </w:pPr>
+      <w:r>
+        <w:t>寫入後更新訂閱用量，並分別呼叫 ModelDashboard.refreshAccounting 或 refreshPoints，使首頁統計即時同步。</w:t>
+      </w:r>
+    </w:p>
+    <w:p>
+      <w:pPr>
+        <w:pStyle w:val="21"/>
+      </w:pPr>
+      <w:r>
+        <w:t>記帳明細刪除修正</w:t>
+      </w:r>
+    </w:p>
+    <w:p>
+      <w:r>
+        <w:t>Migration 20260910160000_fix_delete_accounting_detail_currency.sql 將 delete_my_accounting_detail 內部的 main_currency 變數改名為 v_main_currency，並對餘額欄位加上資料表別名，排除 PostgreSQL 42702 欄位名稱歧義。前端刪除失敗會顯示錯誤訊息，不再形成未捕捉的非同步錯誤。</w:t>
+      </w:r>
+    </w:p>
+    <w:p>
+      <w:pPr>
+        <w:pStyle w:val="21"/>
+      </w:pPr>
+      <w:r>
+        <w:t>Web 本機資料庫</w:t>
+      </w:r>
+    </w:p>
+    <w:p>
+      <w:r>
+        <w:t>local_database_factory_web.dart 改用 IndexedDB 的 JdbFactoryIdb 建立 DatabaseFactoryJdb，不啟用 sembast_web 的 BroadcastChannel 跨分頁通知層。資料庫名稱 life_pilot_local 不變，現有 IndexedDB 資料可繼續使用；代價是同一網站的多個分頁不再即時互相通知，重新載入後仍會讀取最新資料。</w:t>
+      </w:r>
+    </w:p>
+    <w:p>
+      <w:pPr>
+        <w:pStyle w:val="1"/>
+      </w:pPr>
+      <w:r>
+        <w:t>2026 年 9 月 Web 穩定性與小數金額補充</w:t>
+      </w:r>
+    </w:p>
+    <w:p>
+      <w:pPr>
+        <w:pStyle w:val="21"/>
+      </w:pPr>
+      <w:r>
+        <w:t>Web 本機資料庫共用修正</w:t>
+      </w:r>
+    </w:p>
+    <w:p>
+      <w:r>
+        <w:t>local_database_factory_web.dart 改以 DatabaseFactoryJdb(JdbFactoryIdb(idbFactoryWeb)) 開啟 life_pilot_local，避開 sembast_web 的 BroadcastChannel revision 通知型別轉換。所有 LocalDataStore 使用者均受此共用入口保護；代價是多個已開啟的 Web 分頁不再即時互相通知，重新載入即可同步 IndexedDB 最新內容。</w:t>
+      </w:r>
+    </w:p>
+    <w:p>
+      <w:pPr>
+        <w:pStyle w:val="21"/>
+      </w:pPr>
+      <w:r>
+        <w:t>記帳小數資料型別</w:t>
+      </w:r>
+    </w:p>
+    <w:p>
+      <w:r>
+        <w:t>記帳模型、摘要與服務改用 num；輸入端會移除多餘的小數點，並只保留最多四位小數。Supabase migration 將 accounting_detail.value、accounting_account.balance 與 accounting_balance_by_currency.balance 改為 numeric，並更新新增與編輯 RPC。point_record 仍維持整數型別。</w:t>
+      </w:r>
+      <w:r>
+        <w:br w:type="page"/>
+      </w:r>
+    </w:p>
+    <w:p>
+      <w:pPr>
+        <w:pStyle w:val="1"/>
+      </w:pPr>
+      <w:r>
+        <w:t>2026 年 9 月帳號隔離與行事曆效能更新</w:t>
+      </w:r>
+    </w:p>
+    <w:p>
+      <w:r>
+        <w:t>本次變更將個人資料控制器的有效範圍明確綁定登入帳號，並將行事曆與事件資料進一步綁定儲存位置。所有長時間非同步查詢均以 generation 或 data scope 驗證，防止過期結果回寫。</w:t>
+      </w:r>
+    </w:p>
+    <w:p>
+      <w:pPr>
+        <w:pStyle w:val="21"/>
+      </w:pPr>
+      <w:r>
+        <w:t>帳號切換控制器</w:t>
+      </w:r>
+    </w:p>
+    <w:tbl>
+      <w:tblPr>
+        <w:tblStyle w:val="aff2"/>
+        <w:tblW w:type="auto" w:w="0"/>
+        <w:tblLayout w:type="autofit"/>
+        <w:tblLook w:firstColumn="1" w:firstRow="1" w:lastColumn="0" w:lastRow="0" w:noHBand="0" w:noVBand="1" w:val="04A0"/>
+      </w:tblPr>
+      <w:tblGrid>
+        <w:gridCol w:w="3324"/>
+        <w:gridCol w:w="3324"/>
+        <w:gridCol w:w="3324"/>
+      </w:tblGrid>
+      <w:tr>
+        <w:trPr>
+          <w:tblHeader w:val="true"/>
+        </w:trPr>
+        <w:tc>
+          <w:tcPr>
+            <w:tcW w:type="dxa" w:w="3324"/>
+            <w:shd w:fill="D9EAF7"/>
+            <w:vAlign w:val="center"/>
+          </w:tcPr>
+          <w:p>
+            <w:r>
+              <w:rPr>
+                <w:b/>
+              </w:rPr>
+              <w:t>元件</w:t>
+            </w:r>
+          </w:p>
+        </w:tc>
+        <w:tc>
+          <w:tcPr>
+            <w:tcW w:type="dxa" w:w="3324"/>
+            <w:shd w:fill="D9EAF7"/>
+            <w:vAlign w:val="center"/>
+          </w:tcPr>
+          <w:p>
+            <w:r>
+              <w:rPr>
+                <w:b/>
+              </w:rPr>
+              <w:t>新增狀態</w:t>
+            </w:r>
+          </w:p>
+        </w:tc>
+        <w:tc>
+          <w:tcPr>
+            <w:tcW w:type="dxa" w:w="3324"/>
+            <w:shd w:fill="D9EAF7"/>
+            <w:vAlign w:val="center"/>
+          </w:tcPr>
+          <w:p>
+            <w:r>
+              <w:rPr>
+                <w:b/>
+              </w:rPr>
+              <w:t>切換時行為</w:t>
+            </w:r>
+          </w:p>
+        </w:tc>
+      </w:tr>
+      <w:tr>
+        <w:tc>
+          <w:tcPr>
+            <w:tcW w:type="dxa" w:w="3324"/>
+            <w:vAlign w:val="center"/>
+          </w:tcPr>
+          <w:p>
+            <w:r>
+              <w:t>ControllerBusinessPlan</w:t>
+            </w:r>
+          </w:p>
+        </w:tc>
+        <w:tc>
+          <w:tcPr>
+            <w:tcW w:type="dxa" w:w="3324"/>
+            <w:vAlign w:val="center"/>
+          </w:tcPr>
+          <w:p>
+            <w:r>
+              <w:t>_accountKey、_accountGeneration</w:t>
+            </w:r>
+          </w:p>
+        </w:tc>
+        <w:tc>
+          <w:tcPr>
+            <w:tcW w:type="dxa" w:w="3324"/>
+            <w:vAlign w:val="center"/>
+          </w:tcPr>
+          <w:p>
+            <w:r>
+              <w:t>清除方案、目前方案、答案與快取；忽略舊 loadPlans 與 loadMorePlans 回傳。</w:t>
+            </w:r>
+          </w:p>
+        </w:tc>
+      </w:tr>
+      <w:tr>
+        <w:tc>
+          <w:tcPr>
+            <w:tcW w:type="dxa" w:w="3324"/>
+            <w:vAlign w:val="center"/>
+          </w:tcPr>
+          <w:p>
+            <w:r>
+              <w:t>ControllerAccountingDetail</w:t>
+            </w:r>
+          </w:p>
+        </w:tc>
+        <w:tc>
+          <w:tcPr>
+            <w:tcW w:type="dxa" w:w="3324"/>
+            <w:vAlign w:val="center"/>
+          </w:tcPr>
+          <w:p>
+            <w:r>
+              <w:t>_accountKey、_accountGeneration</w:t>
+            </w:r>
+          </w:p>
+        </w:tc>
+        <w:tc>
+          <w:tcPr>
+            <w:tcW w:type="dxa" w:w="3324"/>
+            <w:vAlign w:val="center"/>
+          </w:tcPr>
+          <w:p>
+            <w:r>
+              <w:t>清除明細、合計與分頁狀態；舊查詢不得更新 todayRecords。</w:t>
+            </w:r>
+          </w:p>
+        </w:tc>
+      </w:tr>
+      <w:tr>
+        <w:tc>
+          <w:tcPr>
+            <w:tcW w:type="dxa" w:w="3324"/>
+            <w:vAlign w:val="center"/>
+          </w:tcPr>
+          <w:p>
+            <w:r>
+              <w:t>ControllerPointRecordDetail</w:t>
+            </w:r>
+          </w:p>
+        </w:tc>
+        <w:tc>
+          <w:tcPr>
+            <w:tcW w:type="dxa" w:w="3324"/>
+            <w:vAlign w:val="center"/>
+          </w:tcPr>
+          <w:p>
+            <w:r>
+              <w:t>_accountKey、_accountGeneration</w:t>
+            </w:r>
+          </w:p>
+        </w:tc>
+        <w:tc>
+          <w:tcPr>
+            <w:tcW w:type="dxa" w:w="3324"/>
+            <w:vAlign w:val="center"/>
+          </w:tcPr>
+          <w:p>
+            <w:r>
+              <w:t>清除積分明細、合計與分頁狀態；舊查詢不得更新 todayRecords。</w:t>
+            </w:r>
+          </w:p>
+        </w:tc>
+      </w:tr>
+      <w:tr>
+        <w:tc>
+          <w:tcPr>
+            <w:tcW w:type="dxa" w:w="3324"/>
+            <w:vAlign w:val="center"/>
+          </w:tcPr>
+          <w:p>
+            <w:r>
+              <w:t>ControllerEvent</w:t>
+            </w:r>
+          </w:p>
+        </w:tc>
+        <w:tc>
+          <w:tcPr>
+            <w:tcW w:type="dxa" w:w="3324"/>
+            <w:vAlign w:val="center"/>
+          </w:tcPr>
+          <w:p>
+            <w:r>
+              <w:t>_dataScopeKey、_dataScopeGeneration</w:t>
+            </w:r>
+          </w:p>
+        </w:tc>
+        <w:tc>
+          <w:tcPr>
+            <w:tcW w:type="dxa" w:w="3324"/>
+            <w:vAlign w:val="center"/>
+          </w:tcPr>
+          <w:p>
+            <w:r>
+              <w:t>帳號或儲存位置改變時重設事件、篩選、分頁、天氣預載與 ViewModel 快取。</w:t>
+            </w:r>
+          </w:p>
+        </w:tc>
+      </w:tr>
+      <w:tr>
+        <w:tc>
+          <w:tcPr>
+            <w:tcW w:type="dxa" w:w="3324"/>
+            <w:vAlign w:val="center"/>
+          </w:tcPr>
+          <w:p>
+            <w:r>
+              <w:t>ControllerCalendar</w:t>
+            </w:r>
+          </w:p>
+        </w:tc>
+        <w:tc>
+          <w:tcPr>
+            <w:tcW w:type="dxa" w:w="3324"/>
+            <w:vAlign w:val="center"/>
+          </w:tcPr>
+          <w:p>
+            <w:r>
+              <w:t>_dataScopeKey、_dataGeneration</w:t>
+            </w:r>
+          </w:p>
+        </w:tc>
+        <w:tc>
+          <w:tcPr>
+            <w:tcW w:type="dxa" w:w="3324"/>
+            <w:vAlign w:val="center"/>
+          </w:tcPr>
+          <w:p>
+            <w:r>
+              <w:t>資料範圍由帳號與 preferredStorage 組成；切換時清除所有月份快取。</w:t>
+            </w:r>
+          </w:p>
+        </w:tc>
+      </w:tr>
+    </w:tbl>
+    <w:p>
+      <w:pPr>
+        <w:pStyle w:val="21"/>
+      </w:pPr>
+      <w:r>
+        <w:t>過期非同步結果防護</w:t>
+      </w:r>
+    </w:p>
+    <w:p>
+      <w:pPr>
+        <w:pStyle w:val="a0"/>
+      </w:pPr>
+      <w:r>
+        <w:t>查詢開始時保存 generation；每個 await 返回後再次比對。generation 不一致時立即結束，不修改資料、錯誤或載入狀態。</w:t>
+      </w:r>
+    </w:p>
+    <w:p>
+      <w:pPr>
+        <w:pStyle w:val="a0"/>
+      </w:pPr>
+      <w:r>
+        <w:t>ControllerEvent 監聽 ControllerAuth。資料範圍改變時 generation 加一，並允許新範圍立即開始查詢；舊查詢的 finally 也不得關閉新查詢的 loading 狀態。</w:t>
+      </w:r>
+    </w:p>
+    <w:p>
+      <w:pPr>
+        <w:pStyle w:val="a0"/>
+      </w:pPr>
+      <w:r>
+        <w:t>ControllerCalendar.reloadEvents 同時比對 data generation、帳號與 preferredStorage，避免同一帳號切換儲存位置時接受舊月份結果。</w:t>
+      </w:r>
+    </w:p>
+    <w:p>
+      <w:pPr>
+        <w:pStyle w:val="a0"/>
+      </w:pPr>
+      <w:r>
+        <w:t>頁面層的 ProxyProvider 不再直接指定 controller.auth，而是呼叫 updateAuth，確保狀態清理與查詢作廢一定執行。</w:t>
+      </w:r>
+    </w:p>
+    <w:p>
+      <w:pPr>
+        <w:pStyle w:val="21"/>
+      </w:pPr>
+      <w:r>
+        <w:t>事件模型重設</w:t>
+      </w:r>
+    </w:p>
+    <w:p>
+      <w:r>
+        <w:t>ModelEvent.resetForDataScope 會清除事件、已選事件、已移除事件、搜尋條件及篩選快取。這個方法只在帳號或儲存位置改變時使用，普通重新整理仍可沿用目前頁面的互動狀態。</w:t>
+      </w:r>
+    </w:p>
+    <w:p>
+      <w:pPr>
+        <w:pStyle w:val="21"/>
+      </w:pPr>
+      <w:r>
+        <w:t>行事曆分享清單效能</w:t>
+      </w:r>
+    </w:p>
+    <w:p>
+      <w:pPr>
+        <w:pStyle w:val="a0"/>
+      </w:pPr>
+      <w:r>
+        <w:t>已送出與已收到邀請由展開運算子加 map 的一次性建置，改為有限高度的 ListView.builder。</w:t>
+      </w:r>
+    </w:p>
+    <w:p>
+      <w:pPr>
+        <w:pStyle w:val="a0"/>
+      </w:pPr>
+      <w:r>
+        <w:t>清單設定 addAutomaticKeepAlives=false 並限制 cacheExtent，只建立目前可見範圍附近的元件。</w:t>
+      </w:r>
+    </w:p>
+    <w:p>
+      <w:pPr>
+        <w:pStyle w:val="a0"/>
+      </w:pPr>
+      <w:r>
+        <w:t>單一邀請內的分享事件維持 ListView.builder；展開時才呼叫 eventsForInvitation，未展開的邀請不建立事件列。</w:t>
+      </w:r>
+    </w:p>
+    <w:p>
+      <w:pPr>
+        <w:pStyle w:val="a0"/>
+      </w:pPr>
+      <w:r>
+        <w:t>電子郵件標題使用 TextOverflow.ellipsis，降低窄螢幕溢位風險。</w:t>
+      </w:r>
+    </w:p>
+    <w:p>
+      <w:pPr>
+        <w:pStyle w:val="21"/>
+      </w:pPr>
+      <w:r>
+        <w:t>驗證</w:t>
+      </w:r>
+    </w:p>
+    <w:p>
+      <w:r>
+        <w:t>test/account_switch_state_test.dart 現有八項測試涵蓋帳戶清單、明細、Business Plan、事件查詢及行事曆儲存位置切換。相關檔案以 flutter analyze --no-fatal-infos 檢查，結果為 No issues found。</w:t>
+      </w:r>
+      <w:r>
+        <w:br w:type="page"/>
+      </w:r>
+    </w:p>
+    <w:p>
+      <w:pPr>
+        <w:pStyle w:val="1"/>
+      </w:pPr>
+      <w:r>
+        <w:t>2026 年 9 月 11 日推薦內容與回憶介面更新</w:t>
+      </w:r>
+    </w:p>
+    <w:p>
+      <w:r>
+        <w:rPr>
+          <w:i/>
+        </w:rPr>
+        <w:t>本節說明推薦活動排序與回憶預覽的最新行為，並提供資料庫、App 與測試端一致的檢查依據。</w:t>
+      </w:r>
+    </w:p>
+    <w:p>
+      <w:pPr>
+        <w:pStyle w:val="21"/>
+      </w:pPr>
+      <w:r>
+        <w:t>推薦活動排序契約</w:t>
+      </w:r>
+    </w:p>
+    <w:p>
+      <w:r>
+        <w:t>推薦活動採用資料庫先排序、App 端再維持相同順序的雙層設計。資料庫排序確保分頁邊界正確；App 排序則支援 Like 或 Dislike 更新後立即重排，不必重新下載整份清單。</w:t>
+      </w:r>
+    </w:p>
+    <w:tbl>
+      <w:tblPr>
+        <w:tblStyle w:val="aff2"/>
+        <w:tblW w:type="auto" w:w="0"/>
+        <w:tblLayout w:type="autofit"/>
+        <w:tblLook w:firstColumn="1" w:firstRow="1" w:lastColumn="0" w:lastRow="0" w:noHBand="0" w:noVBand="1" w:val="04A0"/>
+      </w:tblPr>
+      <w:tblGrid>
+        <w:gridCol w:w="3324"/>
+        <w:gridCol w:w="3324"/>
+        <w:gridCol w:w="3324"/>
+      </w:tblGrid>
+      <w:tr>
+        <w:trPr>
+          <w:tblHeader w:val="true"/>
+        </w:trPr>
+        <w:tc>
+          <w:tcPr>
+            <w:tcW w:type="dxa" w:w="3324"/>
+            <w:shd w:fill="D9EAF7"/>
+            <w:vAlign w:val="center"/>
+          </w:tcPr>
+          <w:p>
+            <w:r>
+              <w:rPr>
+                <w:b/>
+              </w:rPr>
+              <w:t>層級</w:t>
+            </w:r>
+          </w:p>
+        </w:tc>
+        <w:tc>
+          <w:tcPr>
+            <w:tcW w:type="dxa" w:w="3324"/>
+            <w:shd w:fill="D9EAF7"/>
+            <w:vAlign w:val="center"/>
+          </w:tcPr>
+          <w:p>
+            <w:r>
+              <w:rPr>
+                <w:b/>
+              </w:rPr>
+              <w:t>App</w:t>
+            </w:r>
+          </w:p>
+        </w:tc>
+        <w:tc>
+          <w:tcPr>
+            <w:tcW w:type="dxa" w:w="3324"/>
+            <w:shd w:fill="D9EAF7"/>
+            <w:vAlign w:val="center"/>
+          </w:tcPr>
+          <w:p>
+            <w:r>
+              <w:rPr>
+                <w:b/>
+              </w:rPr>
+              <w:t>Supabase</w:t>
+            </w:r>
+          </w:p>
+        </w:tc>
+      </w:tr>
+      <w:tr>
+        <w:tc>
+          <w:tcPr>
+            <w:tcW w:type="dxa" w:w="3324"/>
+            <w:vAlign w:val="center"/>
+          </w:tcPr>
+          <w:p>
+            <w:r>
+              <w:t>喜好</w:t>
+            </w:r>
+          </w:p>
+        </w:tc>
+        <w:tc>
+          <w:tcPr>
+            <w:tcW w:type="dxa" w:w="3324"/>
+            <w:vAlign w:val="center"/>
+          </w:tcPr>
+          <w:p>
+            <w:r>
+              <w:t>_preferenceRank：Like=0、一般=1、Dislike=2</w:t>
+            </w:r>
+          </w:p>
+        </w:tc>
+        <w:tc>
+          <w:tcPr>
+            <w:tcW w:type="dxa" w:w="3324"/>
+            <w:vAlign w:val="center"/>
+          </w:tcPr>
+          <w:p>
+            <w:r>
+              <w:t>CASE f.is_like / f.is_dislike</w:t>
+            </w:r>
+          </w:p>
+        </w:tc>
+      </w:tr>
+      <w:tr>
+        <w:tc>
+          <w:tcPr>
+            <w:tcW w:type="dxa" w:w="3324"/>
+            <w:vAlign w:val="center"/>
+          </w:tcPr>
+          <w:p>
+            <w:r>
+              <w:t>開始日期</w:t>
+            </w:r>
+          </w:p>
+        </w:tc>
+        <w:tc>
+          <w:tcPr>
+            <w:tcW w:type="dxa" w:w="3324"/>
+            <w:vAlign w:val="center"/>
+          </w:tcPr>
+          <w:p>
+            <w:r>
+              <w:t>早於 today 時回傳 today</w:t>
+            </w:r>
+          </w:p>
+        </w:tc>
+        <w:tc>
+          <w:tcPr>
+            <w:tcW w:type="dxa" w:w="3324"/>
+            <w:vAlign w:val="center"/>
+          </w:tcPr>
+          <w:p>
+            <w:r>
+              <w:t>CASE WHEN start_date &lt; current_date THEN current_date</w:t>
+            </w:r>
+          </w:p>
+        </w:tc>
+      </w:tr>
+      <w:tr>
+        <w:tc>
+          <w:tcPr>
+            <w:tcW w:type="dxa" w:w="3324"/>
+            <w:vAlign w:val="center"/>
+          </w:tcPr>
+          <w:p>
+            <w:r>
+              <w:t>開始時間</w:t>
+            </w:r>
+          </w:p>
+        </w:tc>
+        <w:tc>
+          <w:tcPr>
+            <w:tcW w:type="dxa" w:w="3324"/>
+            <w:vAlign w:val="center"/>
+          </w:tcPr>
+          <w:p>
+            <w:r>
+              <w:t>空值以 24:00 排最後</w:t>
+            </w:r>
+          </w:p>
+        </w:tc>
+        <w:tc>
+          <w:tcPr>
+            <w:tcW w:type="dxa" w:w="3324"/>
+            <w:vAlign w:val="center"/>
+          </w:tcPr>
+          <w:p>
+            <w:r>
+              <w:t>start_time::time NULLS LAST</w:t>
+            </w:r>
+          </w:p>
+        </w:tc>
+      </w:tr>
+      <w:tr>
+        <w:tc>
+          <w:tcPr>
+            <w:tcW w:type="dxa" w:w="3324"/>
+            <w:vAlign w:val="center"/>
+          </w:tcPr>
+          <w:p>
+            <w:r>
+              <w:t>結束日期</w:t>
+            </w:r>
+          </w:p>
+        </w:tc>
+        <w:tc>
+          <w:tcPr>
+            <w:tcW w:type="dxa" w:w="3324"/>
+            <w:vAlign w:val="center"/>
+          </w:tcPr>
+          <w:p>
+            <w:r>
+              <w:t>endDate ?? startDate</w:t>
+            </w:r>
+          </w:p>
+        </w:tc>
+        <w:tc>
+          <w:tcPr>
+            <w:tcW w:type="dxa" w:w="3324"/>
+            <w:vAlign w:val="center"/>
+          </w:tcPr>
+          <w:p>
+            <w:r>
+              <w:t>COALESCE(end_date, start_date) NULLS LAST</w:t>
+            </w:r>
+          </w:p>
+        </w:tc>
+      </w:tr>
+      <w:tr>
+        <w:tc>
+          <w:tcPr>
+            <w:tcW w:type="dxa" w:w="3324"/>
+            <w:vAlign w:val="center"/>
+          </w:tcPr>
+          <w:p>
+            <w:r>
+              <w:t>地區</w:t>
+            </w:r>
+          </w:p>
+        </w:tc>
+        <w:tc>
+          <w:tcPr>
+            <w:tcW w:type="dxa" w:w="3324"/>
+            <w:vAlign w:val="center"/>
+          </w:tcPr>
+          <w:p>
+            <w:r>
+              <w:t>country、city、location</w:t>
+            </w:r>
+          </w:p>
+        </w:tc>
+        <w:tc>
+          <w:tcPr>
+            <w:tcW w:type="dxa" w:w="3324"/>
+            <w:vAlign w:val="center"/>
+          </w:tcPr>
+          <w:p>
+            <w:r>
+              <w:t>country、city、location</w:t>
+            </w:r>
+          </w:p>
+        </w:tc>
+      </w:tr>
+      <w:tr>
+        <w:tc>
+          <w:tcPr>
+            <w:tcW w:type="dxa" w:w="3324"/>
+            <w:vAlign w:val="center"/>
+          </w:tcPr>
+          <w:p>
+            <w:r>
+              <w:t>穩定排序</w:t>
+            </w:r>
+          </w:p>
+        </w:tc>
+        <w:tc>
+          <w:tcPr>
+            <w:tcW w:type="dxa" w:w="3324"/>
+            <w:vAlign w:val="center"/>
+          </w:tcPr>
+          <w:p>
+            <w:r>
+              <w:t>名稱相同時保留原載入順序</w:t>
+            </w:r>
+          </w:p>
+        </w:tc>
+        <w:tc>
+          <w:tcPr>
+            <w:tcW w:type="dxa" w:w="3324"/>
+            <w:vAlign w:val="center"/>
+          </w:tcPr>
+          <w:p>
+            <w:r>
+              <w:t>name、id</w:t>
+            </w:r>
+          </w:p>
+        </w:tc>
+      </w:tr>
+    </w:tbl>
+    <w:p>
+      <w:pPr>
+        <w:pStyle w:val="21"/>
+      </w:pPr>
+      <w:r>
+        <w:t>相關程式與部署</w:t>
+      </w:r>
+    </w:p>
+    <w:p>
+      <w:pPr>
+        <w:pStyle w:val="a0"/>
+      </w:pPr>
+      <w:r>
+        <w:t>App 排序：lib/event/model_event.dart 的 sortRecommendedContent 與 _compareRecommendedEventDate。</w:t>
+      </w:r>
+    </w:p>
+    <w:p>
+      <w:pPr>
+        <w:pStyle w:val="a0"/>
+      </w:pPr>
+      <w:r>
+        <w:t>資料庫排序：supabase/migrations/20260911100000_sort_recommended_events.sql。部署時必須完整執行 migration，不能只貼 ORDER BY 片段。</w:t>
+      </w:r>
+    </w:p>
+    <w:p>
+      <w:pPr>
+        <w:pStyle w:val="a0"/>
+      </w:pPr>
+      <w:r>
+        <w:t>RPC 維持 get_filtered_recommended_events(payload json) 介面、authenticated 執行權限及 anon 禁止執行設定。</w:t>
+      </w:r>
+    </w:p>
+    <w:p>
+      <w:pPr>
+        <w:pStyle w:val="a0"/>
+      </w:pPr>
+      <w:r>
+        <w:t>資料庫排序與 App 排序必須一起維護；只改其中一層會造成跨分頁或喜好更新後順序不同。</w:t>
+      </w:r>
+    </w:p>
+    <w:p>
+      <w:pPr>
+        <w:pStyle w:val="21"/>
+      </w:pPr>
+      <w:r>
+        <w:t>回憶預覽元件</w:t>
+      </w:r>
+    </w:p>
+    <w:p>
+      <w:pPr>
+        <w:pStyle w:val="a0"/>
+      </w:pPr>
+      <w:r>
+        <w:t>WidgetsMemoryDialog 使用最大寬度 760 與畫面高度 90% 的限制，並以 SingleChildScrollView 承載長內容。</w:t>
+      </w:r>
+    </w:p>
+    <w:p>
+      <w:pPr>
+        <w:pStyle w:val="a0"/>
+      </w:pPr>
+      <w:r>
+        <w:t>WidgetsMemoryCard 新增 showFullDescription；清單預設 false，預覽傳入 true。</w:t>
+      </w:r>
+    </w:p>
+    <w:p>
+      <w:pPr>
+        <w:pStyle w:val="a0"/>
+      </w:pPr>
+      <w:r>
+        <w:t>卡片、標籤、文字、邊框與關閉按鈕改用 ColorScheme，支援深色模式。</w:t>
+      </w:r>
+    </w:p>
+    <w:p>
+      <w:pPr>
+        <w:pStyle w:val="a0"/>
+      </w:pPr>
+      <w:r>
+        <w:t>WidgetsMemoryCard.tags 必須傳入 BuildContext；主卡與子卡呼叫點均已更新。</w:t>
+      </w:r>
+    </w:p>
+    <w:p>
+      <w:r>
+        <w:br w:type="page"/>
+      </w:r>
+    </w:p>
+    <w:p>
+      <w:pPr>
         <w:pStyle w:val="1"/>
         <w:keepNext/>
       </w:pPr>
       <w:r>
-        <w:rPr>
-          <w:rFonts w:ascii="Microsoft JhengHei" w:hAnsi="Microsoft JhengHei" w:eastAsia="Microsoft JhengHei"/>
-          <w:b/>
-          <w:sz w:val="28"/>
-        </w:rPr>
-        <w:t>20 圖片解碼與分享清單虛擬化</w:t>
+        <w:t>2026 年 9 月 11 日 共用行事曆操作介面更新</w:t>
       </w:r>
     </w:p>
     <w:p>
       <w:pPr>
+        <w:spacing w:after="160"/>
+      </w:pPr>
+      <w:r>
+        <w:t>本節記錄共用行事曆視窗的捲動、版面、表單驗證與操作回饋實作，主要程式位於 lib/calendar/widgets_calendar_sharing_dialog.dart。</w:t>
+      </w:r>
+    </w:p>
+    <w:p>
+      <w:pPr>
         <w:pStyle w:val="21"/>
         <w:keepNext/>
       </w:pPr>
       <w:r>
-        <w:rPr>
-          <w:rFonts w:ascii="Microsoft JhengHei" w:hAnsi="Microsoft JhengHei" w:eastAsia="Microsoft JhengHei"/>
-          <w:b/>
-          <w:sz w:val="24"/>
-        </w:rPr>
-        <w:t>20.1 意見回饋圖片</w:t>
+        <w:t>捲動控制與生命週期</w:t>
       </w:r>
     </w:p>
     <w:p>
       <w:pPr>
-        <w:spacing w:after="120" w:line="300" w:lineRule="auto"/>
-      </w:pPr>
-      <w:r>
-        <w:rPr>
-          <w:rFonts w:ascii="Microsoft JhengHei" w:hAnsi="Microsoft JhengHei" w:eastAsia="Microsoft JhengHei"/>
-          <w:sz w:val="22"/>
-        </w:rPr>
-        <w:t>PageFeedbackAdmin 使用水平 ListView.separated 逐項建立縮圖。cacheExtent 設為 0，避免在對話框剛開啟時預先建立視窗外項目；addAutomaticKeepAlives=false 讓離開可見範圍的縮圖元件可被回收。每個縮圖以 RepaintBoundary 隔離，單張圖片完成解碼或重繪時不必重繪整列。</w:t>
+        <w:pStyle w:val="a0"/>
+        <w:spacing w:after="60"/>
+      </w:pPr>
+      <w:r>
+        <w:t>對話框、可分享事件、已送邀請與收到邀請分別使用獨立 ScrollController，避免巢狀清單爭用主要捲動位置。</w:t>
       </w:r>
     </w:p>
     <w:p>
       <w:pPr>
-        <w:spacing w:after="120" w:line="300" w:lineRule="auto"/>
-      </w:pPr>
-      <w:r>
-        <w:rPr>
-          <w:rFonts w:ascii="Microsoft JhengHei" w:hAnsi="Microsoft JhengHei" w:eastAsia="Microsoft JhengHei"/>
-          <w:sz w:val="22"/>
-        </w:rPr>
-        <w:t>ModelFeedback.decodeScreenshotAsync 以圖片索引保存 Future，同一張圖片在元件重建時不重複進行 Base64 解碼。縮圖依裝置像素比例設定 cacheWidth 與 cacheHeight，完整像素只在使用者點選原圖預覽時使用。</w:t>
+        <w:pStyle w:val="a0"/>
+        <w:spacing w:after="60"/>
+      </w:pPr>
+      <w:r>
+        <w:t>所有 ScrollController 都在 dispose 中釋放；清單使用對應 controller 綁定 Scrollbar。</w:t>
       </w:r>
     </w:p>
     <w:p>
       <w:pPr>
+        <w:pStyle w:val="a0"/>
+        <w:spacing w:after="60"/>
+      </w:pPr>
+      <w:r>
+        <w:t>_scrollableListPanel 統一清單高度、淡色圓角邊界、捲軸軌道、文字間距與 showHint 條件。</w:t>
+      </w:r>
+    </w:p>
+    <w:p>
+      <w:pPr>
+        <w:pStyle w:val="a0"/>
+        <w:spacing w:after="60"/>
+      </w:pPr>
+      <w:r>
+        <w:t>ListView.builder 保留 cacheExtent 與 addAutomaticKeepAlives false，避免邀請紀錄增加時一次建立全部元件。</w:t>
+      </w:r>
+    </w:p>
+    <w:p>
+      <w:pPr>
         <w:pStyle w:val="21"/>
         <w:keepNext/>
       </w:pPr>
       <w:r>
-        <w:rPr>
-          <w:rFonts w:ascii="Microsoft JhengHei" w:hAnsi="Microsoft JhengHei" w:eastAsia="Microsoft JhengHei"/>
-          <w:b/>
-          <w:sz w:val="24"/>
-        </w:rPr>
-        <w:t>20.2 行事曆分享事件</w:t>
+        <w:t>視覺層級</w:t>
       </w:r>
     </w:p>
     <w:p>
       <w:pPr>
-        <w:spacing w:after="120" w:line="300" w:lineRule="auto"/>
-      </w:pPr>
-      <w:r>
-        <w:rPr>
-          <w:rFonts w:ascii="Microsoft JhengHei" w:hAnsi="Microsoft JhengHei" w:eastAsia="Microsoft JhengHei"/>
-          <w:sz w:val="22"/>
-        </w:rPr>
-        <w:t>CalendarSharingDialog 的已分享事件不再以 sharedEvents.map 一次展開全部 ListTile。展開收件者後改用固定高度的 ListView.builder，itemExtent=64、cacheExtent=64，僅建立可見列與鄰近一列；清單高度上限為 256，避免大量事件撐高外層對話框。</w:t>
+        <w:pStyle w:val="a0"/>
+        <w:spacing w:after="60"/>
+      </w:pPr>
+      <w:r>
+        <w:t>_sectionTitle 統一 titleMedium 與字重，並以數量標籤呈現事件及邀請筆數。</w:t>
       </w:r>
     </w:p>
     <w:p>
       <w:pPr>
-        <w:spacing w:after="120" w:line="300" w:lineRule="auto"/>
-      </w:pPr>
-      <w:r>
-        <w:rPr>
-          <w:rFonts w:ascii="Microsoft JhengHei" w:hAnsi="Microsoft JhengHei" w:eastAsia="Microsoft JhengHei"/>
-          <w:sz w:val="22"/>
-        </w:rPr>
-        <w:t>事件標題限制單行並使用省略號，避免長文字改變固定列高。取消單筆與取消全部仍沿用既有 RPC、重新載入與訂閱用量刷新流程，這次調整不改變資料庫結構與權限。</w:t>
+        <w:pStyle w:val="a0"/>
+        <w:spacing w:after="60"/>
+      </w:pPr>
+      <w:r>
+        <w:t>_emptySection 統一空結果畫面；清單標題使用 bodyLarge，日期與輔助資訊使用 bodySmall。</w:t>
       </w:r>
     </w:p>
     <w:p>
       <w:pPr>
+        <w:pStyle w:val="a0"/>
+        <w:spacing w:after="60"/>
+      </w:pPr>
+      <w:r>
+        <w:t>_statusChip 依 accepted、declined、revoked 與 pending 狀態使用 ColorScheme 語意色，支援淺色與深色主題。</w:t>
+      </w:r>
+    </w:p>
+    <w:p>
+      <w:pPr>
+        <w:pStyle w:val="a0"/>
+        <w:spacing w:after="60"/>
+      </w:pPr>
+      <w:r>
+        <w:t>事件與 Email 使用 TextOverflow.ellipsis 及寬度限制，避免手機與 Web 窄視窗溢位。</w:t>
+      </w:r>
+    </w:p>
+    <w:p>
+      <w:pPr>
         <w:pStyle w:val="21"/>
         <w:keepNext/>
       </w:pPr>
       <w:r>
-        <w:rPr>
-          <w:rFonts w:ascii="Microsoft JhengHei" w:hAnsi="Microsoft JhengHei" w:eastAsia="Microsoft JhengHei"/>
-          <w:b/>
-          <w:sz w:val="24"/>
-        </w:rPr>
-        <w:t>20.3 維護檢查點</w:t>
+        <w:t>表單驗證與多帳號輸入</w:t>
       </w:r>
     </w:p>
     <w:p>
       <w:pPr>
         <w:pStyle w:val="a0"/>
-        <w:spacing w:after="80"/>
-      </w:pPr>
-      <w:r>
-        <w:rPr>
-          <w:rFonts w:ascii="Microsoft JhengHei" w:hAnsi="Microsoft JhengHei" w:eastAsia="Microsoft JhengHei"/>
-          <w:sz w:val="22"/>
-        </w:rPr>
-        <w:t>新增圖片呈現方式時，不得呼叫同步批次解碼 getter。</w:t>
+        <w:spacing w:after="60"/>
+      </w:pPr>
+      <w:r>
+        <w:t>_splitEmails 使用逗號、分號與空白字元分隔，轉為小寫 Set，完成正規化與去重複。</w:t>
       </w:r>
     </w:p>
     <w:p>
       <w:pPr>
         <w:pStyle w:val="a0"/>
-        <w:spacing w:after="80"/>
-      </w:pPr>
-      <w:r>
-        <w:rPr>
-          <w:rFonts w:ascii="Microsoft JhengHei" w:hAnsi="Microsoft JhengHei" w:eastAsia="Microsoft JhengHei"/>
-          <w:sz w:val="22"/>
-        </w:rPr>
-        <w:t>分享清單若加入更多欄位，必須維持固定列高，或移除 itemExtent 並重新進行效能測試。</w:t>
+        <w:spacing w:after="60"/>
+      </w:pPr>
+      <w:r>
+        <w:t>_invite 先驗證空白帳號、Email 格式與事件選取；錯誤分別寫入 _emailError 與 _eventSelectionError。</w:t>
       </w:r>
     </w:p>
     <w:p>
       <w:pPr>
         <w:pStyle w:val="a0"/>
-        <w:spacing w:after="80"/>
-      </w:pPr>
-      <w:r>
-        <w:rPr>
-          <w:rFonts w:ascii="Microsoft JhengHei" w:hAnsi="Microsoft JhengHei" w:eastAsia="Microsoft JhengHei"/>
-          <w:sz w:val="22"/>
-        </w:rPr>
-        <w:t>任何巢狀捲動修改都要同時驗證手機、平板與 Web 的滾動手勢。</w:t>
+        <w:spacing w:after="60"/>
+      </w:pPr>
+      <w:r>
+        <w:t>_emailChips 使用 ValueListenableBuilder 只重建 Email 標籤區，不因每次輸入重建全部邀請清單。</w:t>
+      </w:r>
+    </w:p>
+    <w:p>
+      <w:pPr>
+        <w:pStyle w:val="a0"/>
+        <w:spacing w:after="60"/>
+      </w:pPr>
+      <w:r>
+        <w:t>移除 Email 標籤後重建 TextEditingValue 並把游標移到文字尾端。</w:t>
+      </w:r>
+    </w:p>
+    <w:p>
+      <w:pPr>
+        <w:pStyle w:val="21"/>
+        <w:keepNext/>
+      </w:pPr>
+      <w:r>
+        <w:t>確認與操作回饋</w:t>
+      </w:r>
+    </w:p>
+    <w:p>
+      <w:pPr>
+        <w:pStyle w:val="a0"/>
+        <w:spacing w:after="60"/>
+      </w:pPr>
+      <w:r>
+        <w:t>_confirmAndRun 封裝取消單筆分享、取消全部分享、拒絕邀請及停止查看的確認流程。</w:t>
+      </w:r>
+    </w:p>
+    <w:p>
+      <w:pPr>
+        <w:pStyle w:val="a0"/>
+        <w:spacing w:after="60"/>
+      </w:pPr>
+      <w:r>
+        <w:t>_run 接受可選 successMessage；成功後刷新訂閱使用量、更新行事曆、重新載入分享狀態並顯示 SnackBar。</w:t>
+      </w:r>
+    </w:p>
+    <w:p>
+      <w:pPr>
+        <w:pStyle w:val="a0"/>
+        <w:spacing w:after="60"/>
+      </w:pPr>
+      <w:r>
+        <w:t>_submitting 阻擋重複操作；所有非同步完成後先檢查 mounted，避免通知已銷毀的 State。</w:t>
+      </w:r>
+    </w:p>
+    <w:p>
+      <w:pPr>
+        <w:pStyle w:val="a0"/>
+        <w:spacing w:after="60"/>
+      </w:pPr>
+      <w:r>
+        <w:t>新增 calendarSharingUpdated、scrollThisArea、calendarSelectEventRequired 四語系資源，並由 flutter gen-l10n 產生存取類別。</w:t>
       </w:r>
     </w:p>
     <w:sectPr>
@@ -5331,13 +5682,7 @@
       <w:jc w:val="center"/>
     </w:pPr>
     <w:r>
-      <w:t>Life Pilot</w:t>
-    </w:r>
-    <w:r>
-      <w:t>｜</w:t>
-    </w:r>
-    <w:r>
-      <w:t>2026-09-08</w:t>
+      <w:t>Life Pilot｜2026-09-08</w:t>
     </w:r>
   </w:p>
 </w:ftr>
@@ -5538,6 +5883,57 @@
       </w:pPr>
       <w:rPr>
         <w:rFonts w:ascii="Symbol" w:hAnsi="Symbol" w:hint="default"/>
+      </w:rPr>
+    </w:lvl>
+  </w:abstractNum>
+  <w:abstractNum w:abstractNumId="9">
+    <w:nsid w:val="3F3F0344"/>
+    <w:multiLevelType w:val="singleLevel"/>
+    <w:tmpl w:val="04090001"/>
+    <w:lvl w:ilvl="0">
+      <w:start w:val="1"/>
+      <w:numFmt w:val="bullet"/>
+      <w:lvlText w:val=""/>
+      <w:lvlJc w:val="left"/>
+      <w:pPr>
+        <w:ind w:left="480" w:hanging="480"/>
+      </w:pPr>
+      <w:rPr>
+        <w:rFonts w:ascii="Wingdings" w:hAnsi="Wingdings" w:hint="default"/>
+      </w:rPr>
+    </w:lvl>
+  </w:abstractNum>
+  <w:abstractNum w:abstractNumId="10">
+    <w:nsid w:val="777B0222"/>
+    <w:multiLevelType w:val="singleLevel"/>
+    <w:tmpl w:val="04090001"/>
+    <w:lvl w:ilvl="0">
+      <w:start w:val="1"/>
+      <w:numFmt w:val="bullet"/>
+      <w:lvlText w:val=""/>
+      <w:lvlJc w:val="left"/>
+      <w:pPr>
+        <w:ind w:left="480" w:hanging="480"/>
+      </w:pPr>
+      <w:rPr>
+        <w:rFonts w:ascii="Wingdings" w:hAnsi="Wingdings" w:hint="default"/>
+      </w:rPr>
+    </w:lvl>
+  </w:abstractNum>
+  <w:abstractNum w:abstractNumId="11">
+    <w:nsid w:val="7A9B6732"/>
+    <w:multiLevelType w:val="singleLevel"/>
+    <w:tmpl w:val="04090001"/>
+    <w:lvl w:ilvl="0">
+      <w:start w:val="1"/>
+      <w:numFmt w:val="bullet"/>
+      <w:lvlText w:val=""/>
+      <w:lvlJc w:val="left"/>
+      <w:pPr>
+        <w:ind w:left="480" w:hanging="480"/>
+      </w:pPr>
+      <w:rPr>
+        <w:rFonts w:ascii="Wingdings" w:hAnsi="Wingdings" w:hint="default"/>
       </w:rPr>
     </w:lvl>
   </w:abstractNum>
@@ -5567,6 +5963,15 @@
   </w:num>
   <w:num w:numId="9">
     <w:abstractNumId w:val="0"/>
+  </w:num>
+  <w:num w:numId="10">
+    <w:abstractNumId w:val="9"/>
+  </w:num>
+  <w:num w:numId="11">
+    <w:abstractNumId w:val="10"/>
+  </w:num>
+  <w:num w:numId="12">
+    <w:abstractNumId w:val="11"/>
   </w:num>
 </w:numbering>
 </file>
@@ -5751,7 +6156,7 @@
       <w:outlineLvl w:val="0"/>
     </w:pPr>
     <w:rPr>
-      <w:rFonts w:asciiTheme="majorHAnsi" w:eastAsiaTheme="majorEastAsia" w:hAnsiTheme="majorHAnsi" w:cstheme="majorBidi" w:ascii="Microsoft JhengHei" w:hAnsi="Microsoft JhengHei" w:eastAsia="Microsoft JhengHei"/>
+      <w:rFonts w:asciiTheme="majorHAnsi" w:eastAsiaTheme="majorEastAsia" w:hAnsiTheme="majorHAnsi" w:cstheme="majorBidi"/>
       <w:b/>
       <w:bCs/>
       <w:color w:val="176B87"/>
@@ -5775,7 +6180,7 @@
       <w:outlineLvl w:val="1"/>
     </w:pPr>
     <w:rPr>
-      <w:rFonts w:asciiTheme="majorHAnsi" w:eastAsiaTheme="majorEastAsia" w:hAnsiTheme="majorHAnsi" w:cstheme="majorBidi" w:ascii="Microsoft JhengHei" w:hAnsi="Microsoft JhengHei" w:eastAsia="Microsoft JhengHei"/>
+      <w:rFonts w:asciiTheme="majorHAnsi" w:eastAsiaTheme="majorEastAsia" w:hAnsiTheme="majorHAnsi" w:cstheme="majorBidi"/>
       <w:b/>
       <w:bCs/>
       <w:color w:val="2E7D6E"/>
@@ -6086,7 +6491,7 @@
       <w:contextualSpacing/>
     </w:pPr>
     <w:rPr>
-      <w:rFonts w:asciiTheme="majorHAnsi" w:eastAsiaTheme="majorEastAsia" w:hAnsiTheme="majorHAnsi" w:cstheme="majorBidi" w:ascii="Microsoft JhengHei" w:hAnsi="Microsoft JhengHei" w:eastAsia="Microsoft JhengHei"/>
+      <w:rFonts w:asciiTheme="majorHAnsi" w:eastAsiaTheme="majorEastAsia" w:hAnsiTheme="majorHAnsi" w:cstheme="majorBidi"/>
       <w:color w:val="17324D"/>
       <w:spacing w:val="5"/>
       <w:kern w:val="28"/>
@@ -29550,7 +29955,7 @@
 </file>
 
 <file path=customXml/itemProps1.xml><?xml version="1.0" encoding="utf-8"?>
-<ds:datastoreItem xmlns:ds="http://schemas.openxmlformats.org/officeDocument/2006/customXml" ds:itemID="{0EB9693C-CC5B-4C36-A1D1-C4AD6351F749}">
+<ds:datastoreItem xmlns:ds="http://schemas.openxmlformats.org/officeDocument/2006/customXml" ds:itemID="{C10AB6B2-581E-4A2F-B19C-2F1D972D34C8}">
   <ds:schemaRefs>
     <ds:schemaRef ds:uri="http://schemas.openxmlformats.org/officeDocument/2006/bibliography"/>
   </ds:schemaRefs>
